--- a/doc/软件人员编制文档/4.微型低功耗控制处理电路板-使用说明.docx
+++ b/doc/软件人员编制文档/4.微型低功耗控制处理电路板-使用说明.docx
@@ -2535,11 +2535,11 @@
             <v:path o:extrusionok="f" gradientshapeok="t" o:connecttype="rect"/>
             <o:lock v:ext="edit" aspectratio="t"/>
           </v:shapetype>
-          <v:shape id="_x0000_i1025" type="#_x0000_t75" style="width:415.4pt;height:285.5pt" o:ole="">
+          <v:shape id="_x0000_i1025" type="#_x0000_t75" style="width:415.55pt;height:285.55pt" o:ole="">
             <v:imagedata r:id="rId13" o:title=""/>
             <o:lock v:ext="edit" aspectratio="f"/>
           </v:shape>
-          <o:OLEObject Type="Embed" ProgID="Visio.Drawing.15" ShapeID="_x0000_i1025" DrawAspect="Content" ObjectID="_1673964825" r:id="rId14"/>
+          <o:OLEObject Type="Embed" ProgID="Visio.Drawing.15" ShapeID="_x0000_i1025" DrawAspect="Content" ObjectID="_1673975161" r:id="rId14"/>
         </w:object>
       </w:r>
     </w:p>
@@ -2574,7 +2574,7 @@
             <v:imagedata r:id="rId15" o:title=""/>
             <o:lock v:ext="edit" aspectratio="f"/>
           </v:shape>
-          <o:OLEObject Type="Embed" ProgID="Visio.Drawing.15" ShapeID="_x0000_i1026" DrawAspect="Content" ObjectID="_1673964826" r:id="rId16"/>
+          <o:OLEObject Type="Embed" ProgID="Visio.Drawing.15" ShapeID="_x0000_i1026" DrawAspect="Content" ObjectID="_1673975162" r:id="rId16"/>
         </w:object>
       </w:r>
     </w:p>
@@ -13823,15 +13823,421 @@
     <w:p>
       <w:pPr>
         <w:ind w:firstLine="560"/>
+      </w:pPr>
+      <w:r>
         <w:rPr>
           <w:rFonts w:hint="eastAsia"/>
         </w:rPr>
-      </w:pPr>
+        <w:t>软件系统包含</w:t>
+      </w:r>
       <w:r>
         <w:rPr>
           <w:rFonts w:hint="eastAsia"/>
         </w:rPr>
-        <w:t>软件系统包含自动启动配置文件</w:t>
+        <w:t>动态链接库、</w:t>
+      </w:r>
+      <w:r>
+        <w:rPr>
+          <w:rFonts w:hint="eastAsia"/>
+        </w:rPr>
+        <w:t>自动启动配置文件</w:t>
+      </w:r>
+      <w:r>
+        <w:rPr>
+          <w:rFonts w:hint="eastAsia"/>
+        </w:rPr>
+        <w:t>、主程序启动脚本、主程序配置文件、主程序和数据库文件</w:t>
+      </w:r>
+      <w:r>
+        <w:rPr>
+          <w:rFonts w:hint="eastAsia"/>
+        </w:rPr>
+        <w:t>，软件系统</w:t>
+      </w:r>
+      <w:r>
+        <w:rPr>
+          <w:rFonts w:hint="eastAsia"/>
+        </w:rPr>
+        <w:t>只有在这些文件全部完备的情况下才能正常运行。</w:t>
+      </w:r>
+    </w:p>
+    <w:p>
+      <w:pPr>
+        <w:pStyle w:val="3"/>
+      </w:pPr>
+      <w:r>
+        <w:rPr>
+          <w:rFonts w:hint="eastAsia"/>
+        </w:rPr>
+        <w:t>动态链接库</w:t>
+      </w:r>
+    </w:p>
+    <w:p>
+      <w:pPr>
+        <w:ind w:firstLine="560"/>
+      </w:pPr>
+      <w:r>
+        <w:rPr>
+          <w:rFonts w:hint="eastAsia"/>
+        </w:rPr>
+        <w:t>用于提供主程序运行时需要的外部模块，包含</w:t>
+      </w:r>
+      <w:r>
+        <w:t>OpenCV</w:t>
+      </w:r>
+      <w:r>
+        <w:rPr>
+          <w:rFonts w:hint="eastAsia"/>
+        </w:rPr>
+        <w:t>、B</w:t>
+      </w:r>
+      <w:r>
+        <w:t>oost</w:t>
+      </w:r>
+      <w:r>
+        <w:rPr>
+          <w:rFonts w:hint="eastAsia"/>
+        </w:rPr>
+        <w:t>和C</w:t>
+      </w:r>
+      <w:r>
+        <w:t>KCamera</w:t>
+      </w:r>
+      <w:r>
+        <w:rPr>
+          <w:rFonts w:hint="eastAsia"/>
+        </w:rPr>
+        <w:t>三个需要链接的动态库。</w:t>
+      </w:r>
+    </w:p>
+    <w:p>
+      <w:pPr>
+        <w:pStyle w:val="3"/>
+      </w:pPr>
+      <w:r>
+        <w:rPr>
+          <w:rFonts w:hint="eastAsia"/>
+        </w:rPr>
+        <w:t>自动启动配置文件</w:t>
+      </w:r>
+    </w:p>
+    <w:p>
+      <w:pPr>
+        <w:ind w:firstLine="560"/>
+      </w:pPr>
+      <w:r>
+        <w:rPr>
+          <w:rFonts w:hint="eastAsia"/>
+        </w:rPr>
+        <w:t>这是</w:t>
+      </w:r>
+      <w:r>
+        <w:rPr>
+          <w:rFonts w:hint="eastAsia"/>
+        </w:rPr>
+        <w:t>L</w:t>
+      </w:r>
+      <w:r>
+        <w:t>inux</w:t>
+      </w:r>
+      <w:r>
+        <w:rPr>
+          <w:rFonts w:hint="eastAsia"/>
+        </w:rPr>
+        <w:t>系统</w:t>
+      </w:r>
+      <w:r>
+        <w:rPr>
+          <w:rFonts w:hint="eastAsia"/>
+        </w:rPr>
+        <w:t>中</w:t>
+      </w:r>
+      <w:r>
+        <w:rPr>
+          <w:rFonts w:hint="eastAsia"/>
+        </w:rPr>
+        <w:t>S</w:t>
+      </w:r>
+      <w:r>
+        <w:t>ystemd</w:t>
+      </w:r>
+      <w:r>
+        <w:rPr>
+          <w:rFonts w:hint="eastAsia"/>
+        </w:rPr>
+        <w:t>基础组件的集合</w:t>
+      </w:r>
+      <w:r>
+        <w:rPr>
+          <w:rFonts w:hint="eastAsia"/>
+        </w:rPr>
+        <w:t>的配置文件</w:t>
+      </w:r>
+      <w:r>
+        <w:rPr>
+          <w:rFonts w:hint="eastAsia"/>
+        </w:rPr>
+        <w:t>，用于在系统开机时</w:t>
+      </w:r>
+      <w:r>
+        <w:rPr>
+          <w:rFonts w:hint="eastAsia"/>
+        </w:rPr>
+        <w:t>运行</w:t>
+      </w:r>
+      <w:r>
+        <w:rPr>
+          <w:rFonts w:hint="eastAsia"/>
+        </w:rPr>
+        <w:t>主程序启动脚本</w:t>
+      </w:r>
+      <w:r>
+        <w:rPr>
+          <w:rFonts w:hint="eastAsia"/>
+        </w:rPr>
+        <w:t>，文件名</w:t>
+      </w:r>
+      <w:r>
+        <w:rPr>
+          <w:rFonts w:hint="eastAsia"/>
+        </w:rPr>
+        <w:t>为</w:t>
+      </w:r>
+      <w:r>
+        <w:t>checksystem.service</w:t>
+      </w:r>
+      <w:r>
+        <w:rPr>
+          <w:rFonts w:hint="eastAsia"/>
+        </w:rPr>
+        <w:t>，位于</w:t>
+      </w:r>
+      <w:r>
+        <w:t>/etc/systemd/system/</w:t>
+      </w:r>
+      <w:r>
+        <w:rPr>
+          <w:rFonts w:hint="eastAsia"/>
+        </w:rPr>
+        <w:t>文件夹下。</w:t>
+      </w:r>
+    </w:p>
+    <w:p>
+      <w:pPr>
+        <w:pStyle w:val="3"/>
+      </w:pPr>
+      <w:r>
+        <w:rPr>
+          <w:rFonts w:hint="eastAsia"/>
+        </w:rPr>
+        <w:t>主程序启动脚本</w:t>
+      </w:r>
+    </w:p>
+    <w:p>
+      <w:pPr>
+        <w:ind w:firstLine="560"/>
+      </w:pPr>
+      <w:r>
+        <w:rPr>
+          <w:rFonts w:hint="eastAsia"/>
+        </w:rPr>
+        <w:t>这是主程序启动前用于配置相关环境变量的脚本，此脚本会在运行结束后自动启动主程序</w:t>
+      </w:r>
+      <w:r>
+        <w:rPr>
+          <w:rFonts w:hint="eastAsia"/>
+        </w:rPr>
+        <w:t>，脚本名为r</w:t>
+      </w:r>
+      <w:r>
+        <w:t>un.sh</w:t>
+      </w:r>
+      <w:r>
+        <w:rPr>
+          <w:rFonts w:hint="eastAsia"/>
+        </w:rPr>
+        <w:t>，位于/</w:t>
+      </w:r>
+      <w:r>
+        <w:t>root/checksystem/</w:t>
+      </w:r>
+      <w:r>
+        <w:rPr>
+          <w:rFonts w:hint="eastAsia"/>
+        </w:rPr>
+        <w:t>文件夹下。</w:t>
+      </w:r>
+    </w:p>
+    <w:p>
+      <w:pPr>
+        <w:pStyle w:val="3"/>
+      </w:pPr>
+      <w:r>
+        <w:rPr>
+          <w:rFonts w:hint="eastAsia"/>
+        </w:rPr>
+        <w:t>主程序配置文件</w:t>
+      </w:r>
+    </w:p>
+    <w:p>
+      <w:pPr>
+        <w:ind w:firstLine="560"/>
+        <w:rPr>
+          <w:rFonts w:hint="eastAsia"/>
+        </w:rPr>
+      </w:pPr>
+      <w:r>
+        <w:rPr>
+          <w:rFonts w:hint="eastAsia"/>
+        </w:rPr>
+        <w:t>主程序运行时会从配置文件中读取一些需要用到的常量，可通过修改此文件的内容来改变这些常量</w:t>
+      </w:r>
+      <w:r>
+        <w:rPr>
+          <w:rFonts w:hint="eastAsia"/>
+        </w:rPr>
+        <w:t>，文件名为</w:t>
+      </w:r>
+      <w:r>
+        <w:t>base.cfg</w:t>
+      </w:r>
+      <w:r>
+        <w:rPr>
+          <w:rFonts w:hint="eastAsia"/>
+        </w:rPr>
+        <w:t>，位于</w:t>
+      </w:r>
+      <w:r>
+        <w:rPr>
+          <w:rFonts w:hint="eastAsia"/>
+        </w:rPr>
+        <w:lastRenderedPageBreak/>
+        <w:t>/</w:t>
+      </w:r>
+      <w:r>
+        <w:t>root/checksystem/config</w:t>
+      </w:r>
+      <w:r>
+        <w:rPr>
+          <w:rFonts w:hint="eastAsia"/>
+        </w:rPr>
+        <w:t>/文件夹下。</w:t>
+      </w:r>
+    </w:p>
+    <w:p>
+      <w:pPr>
+        <w:pStyle w:val="3"/>
+      </w:pPr>
+      <w:r>
+        <w:rPr>
+          <w:rFonts w:hint="eastAsia"/>
+        </w:rPr>
+        <w:t>主程序</w:t>
+      </w:r>
+      <w:r>
+        <w:rPr>
+          <w:rFonts w:hint="eastAsia"/>
+        </w:rPr>
+        <w:t xml:space="preserve"> </w:t>
+      </w:r>
+    </w:p>
+    <w:p>
+      <w:pPr>
+        <w:ind w:firstLine="560"/>
+      </w:pPr>
+      <w:r>
+        <w:rPr>
+          <w:rFonts w:hint="eastAsia"/>
+        </w:rPr>
+        <w:t>执行系统</w:t>
+      </w:r>
+      <w:r>
+        <w:rPr>
+          <w:rFonts w:hint="eastAsia"/>
+        </w:rPr>
+        <w:t>逻辑和</w:t>
+      </w:r>
+      <w:r>
+        <w:rPr>
+          <w:rFonts w:hint="eastAsia"/>
+        </w:rPr>
+        <w:t>主要功能的程序</w:t>
+      </w:r>
+      <w:r>
+        <w:rPr>
+          <w:rFonts w:hint="eastAsia"/>
+        </w:rPr>
+        <w:t>，是整个软件系统最重要的部分</w:t>
+      </w:r>
+      <w:r>
+        <w:rPr>
+          <w:rFonts w:hint="eastAsia"/>
+        </w:rPr>
+        <w:t>，文件名为</w:t>
+      </w:r>
+      <w:r>
+        <w:t>CheckSystem</w:t>
+      </w:r>
+      <w:r>
+        <w:rPr>
+          <w:rFonts w:hint="eastAsia"/>
+        </w:rPr>
+        <w:t>，位于/</w:t>
+      </w:r>
+      <w:r>
+        <w:t>root/checksystem/</w:t>
+      </w:r>
+      <w:r>
+        <w:rPr>
+          <w:rFonts w:hint="eastAsia"/>
+        </w:rPr>
+        <w:t>文件夹下。</w:t>
+      </w:r>
+    </w:p>
+    <w:p>
+      <w:pPr>
+        <w:pStyle w:val="3"/>
+      </w:pPr>
+      <w:r>
+        <w:rPr>
+          <w:rFonts w:hint="eastAsia"/>
+        </w:rPr>
+        <w:t>数据库文件</w:t>
+      </w:r>
+    </w:p>
+    <w:p>
+      <w:pPr>
+        <w:ind w:firstLine="560"/>
+        <w:rPr>
+          <w:rFonts w:hint="eastAsia"/>
+        </w:rPr>
+      </w:pPr>
+      <w:r>
+        <w:rPr>
+          <w:rFonts w:hint="eastAsia"/>
+        </w:rPr>
+        <w:t>用于存储主程序运行过程中需要使用的重要数据。这是一个文件夹，内容包含很多子文件，文件夹名字为PUF</w:t>
+      </w:r>
+      <w:r>
+        <w:t>Data,</w:t>
+      </w:r>
+      <w:r>
+        <w:rPr>
+          <w:rFonts w:hint="eastAsia"/>
+        </w:rPr>
+        <w:t>位于/</w:t>
+      </w:r>
+      <w:r>
+        <w:t>root/checksystem/</w:t>
+      </w:r>
+      <w:r>
+        <w:t>resource/</w:t>
+      </w:r>
+      <w:r>
+        <w:rPr>
+          <w:rFonts w:hint="eastAsia"/>
+        </w:rPr>
+        <w:t>文件夹下。</w:t>
       </w:r>
     </w:p>
     <w:p>
@@ -13848,15 +14254,1667 @@
     <w:p>
       <w:pPr>
         <w:ind w:firstLine="560"/>
+      </w:pPr>
+      <w:r>
         <w:rPr>
           <w:rFonts w:hint="eastAsia"/>
         </w:rPr>
-      </w:pPr>
+        <w:t>配置文件</w:t>
+      </w:r>
       <w:r>
         <w:rPr>
           <w:rFonts w:hint="eastAsia"/>
         </w:rPr>
-        <w:t>配置文件的</w:t>
+        <w:t>包含</w:t>
+      </w:r>
+      <w:r>
+        <w:rPr>
+          <w:rFonts w:hint="eastAsia"/>
+        </w:rPr>
+        <w:t>的</w:t>
+      </w:r>
+      <w:r>
+        <w:rPr>
+          <w:rFonts w:hint="eastAsia"/>
+        </w:rPr>
+        <w:t>可修改项</w:t>
+      </w:r>
+      <w:r>
+        <w:rPr>
+          <w:rFonts w:hint="eastAsia"/>
+        </w:rPr>
+        <w:t>如下表</w:t>
+      </w:r>
+      <w:r>
+        <w:rPr>
+          <w:rFonts w:hint="eastAsia"/>
+        </w:rPr>
+        <w:t>：</w:t>
+      </w:r>
+    </w:p>
+    <w:tbl>
+      <w:tblPr>
+        <w:tblStyle w:val="af0"/>
+        <w:tblW w:w="0" w:type="auto"/>
+        <w:tblLook w:val="04A0" w:firstRow="1" w:lastRow="0" w:firstColumn="1" w:lastColumn="0" w:noHBand="0" w:noVBand="1"/>
+      </w:tblPr>
+      <w:tblGrid>
+        <w:gridCol w:w="1542"/>
+        <w:gridCol w:w="2716"/>
+        <w:gridCol w:w="1118"/>
+        <w:gridCol w:w="3146"/>
+      </w:tblGrid>
+      <w:tr>
+        <w:trPr>
+          <w:trHeight w:val="279"/>
+        </w:trPr>
+        <w:tc>
+          <w:tcPr>
+            <w:tcW w:w="1552" w:type="dxa"/>
+            <w:noWrap/>
+            <w:hideMark/>
+          </w:tcPr>
+          <w:p>
+            <w:pPr>
+              <w:ind w:firstLineChars="0" w:firstLine="0"/>
+            </w:pPr>
+            <w:r>
+              <w:rPr>
+                <w:rFonts w:hint="eastAsia"/>
+              </w:rPr>
+              <w:t>名称</w:t>
+            </w:r>
+          </w:p>
+        </w:tc>
+        <w:tc>
+          <w:tcPr>
+            <w:tcW w:w="2676" w:type="dxa"/>
+            <w:noWrap/>
+            <w:hideMark/>
+          </w:tcPr>
+          <w:p>
+            <w:pPr>
+              <w:ind w:firstLineChars="0" w:firstLine="0"/>
+              <w:rPr>
+                <w:rFonts w:hint="eastAsia"/>
+              </w:rPr>
+            </w:pPr>
+            <w:r>
+              <w:rPr>
+                <w:rFonts w:hint="eastAsia"/>
+              </w:rPr>
+              <w:t>配置文件对应名称</w:t>
+            </w:r>
+          </w:p>
+        </w:tc>
+        <w:tc>
+          <w:tcPr>
+            <w:tcW w:w="1125" w:type="dxa"/>
+            <w:noWrap/>
+            <w:hideMark/>
+          </w:tcPr>
+          <w:p>
+            <w:pPr>
+              <w:ind w:firstLineChars="0" w:firstLine="0"/>
+              <w:rPr>
+                <w:rFonts w:hint="eastAsia"/>
+              </w:rPr>
+            </w:pPr>
+            <w:r>
+              <w:rPr>
+                <w:rFonts w:hint="eastAsia"/>
+              </w:rPr>
+              <w:t>默认值</w:t>
+            </w:r>
+          </w:p>
+        </w:tc>
+        <w:tc>
+          <w:tcPr>
+            <w:tcW w:w="3169" w:type="dxa"/>
+            <w:noWrap/>
+            <w:hideMark/>
+          </w:tcPr>
+          <w:p>
+            <w:pPr>
+              <w:ind w:firstLineChars="0" w:firstLine="0"/>
+              <w:rPr>
+                <w:rFonts w:hint="eastAsia"/>
+              </w:rPr>
+            </w:pPr>
+            <w:r>
+              <w:rPr>
+                <w:rFonts w:hint="eastAsia"/>
+              </w:rPr>
+              <w:t>备注</w:t>
+            </w:r>
+          </w:p>
+        </w:tc>
+      </w:tr>
+      <w:tr>
+        <w:trPr>
+          <w:trHeight w:val="279"/>
+        </w:trPr>
+        <w:tc>
+          <w:tcPr>
+            <w:tcW w:w="1552" w:type="dxa"/>
+            <w:noWrap/>
+            <w:hideMark/>
+          </w:tcPr>
+          <w:p>
+            <w:pPr>
+              <w:ind w:firstLineChars="0" w:firstLine="0"/>
+              <w:rPr>
+                <w:rFonts w:hint="eastAsia"/>
+              </w:rPr>
+            </w:pPr>
+            <w:r>
+              <w:rPr>
+                <w:rFonts w:hint="eastAsia"/>
+              </w:rPr>
+              <w:t>相机分辨率</w:t>
+            </w:r>
+          </w:p>
+        </w:tc>
+        <w:tc>
+          <w:tcPr>
+            <w:tcW w:w="2676" w:type="dxa"/>
+            <w:noWrap/>
+            <w:hideMark/>
+          </w:tcPr>
+          <w:p>
+            <w:pPr>
+              <w:ind w:firstLineChars="0" w:firstLine="0"/>
+              <w:rPr>
+                <w:rFonts w:hint="eastAsia"/>
+              </w:rPr>
+            </w:pPr>
+            <w:r>
+              <w:rPr>
+                <w:rFonts w:hint="eastAsia"/>
+              </w:rPr>
+              <w:t>resolution-index</w:t>
+            </w:r>
+          </w:p>
+        </w:tc>
+        <w:tc>
+          <w:tcPr>
+            <w:tcW w:w="1125" w:type="dxa"/>
+            <w:noWrap/>
+            <w:hideMark/>
+          </w:tcPr>
+          <w:p>
+            <w:pPr>
+              <w:ind w:firstLineChars="0" w:firstLine="0"/>
+              <w:rPr>
+                <w:rFonts w:hint="eastAsia"/>
+              </w:rPr>
+            </w:pPr>
+            <w:r>
+              <w:rPr>
+                <w:rFonts w:hint="eastAsia"/>
+              </w:rPr>
+              <w:t>15</w:t>
+            </w:r>
+          </w:p>
+        </w:tc>
+        <w:tc>
+          <w:tcPr>
+            <w:tcW w:w="3169" w:type="dxa"/>
+            <w:noWrap/>
+            <w:hideMark/>
+          </w:tcPr>
+          <w:p>
+            <w:pPr>
+              <w:ind w:firstLineChars="0" w:firstLine="0"/>
+              <w:rPr>
+                <w:rFonts w:hint="eastAsia"/>
+              </w:rPr>
+            </w:pPr>
+            <w:r>
+              <w:rPr>
+                <w:rFonts w:hint="eastAsia"/>
+              </w:rPr>
+              <w:t>可选项包括4=1280x720 8=320x240 15=1920x1080 19=640x360</w:t>
+            </w:r>
+          </w:p>
+        </w:tc>
+      </w:tr>
+      <w:tr>
+        <w:trPr>
+          <w:trHeight w:val="279"/>
+        </w:trPr>
+        <w:tc>
+          <w:tcPr>
+            <w:tcW w:w="1552" w:type="dxa"/>
+            <w:noWrap/>
+            <w:hideMark/>
+          </w:tcPr>
+          <w:p>
+            <w:pPr>
+              <w:ind w:firstLineChars="0" w:firstLine="0"/>
+              <w:rPr>
+                <w:rFonts w:hint="eastAsia"/>
+              </w:rPr>
+            </w:pPr>
+            <w:r>
+              <w:rPr>
+                <w:rFonts w:hint="eastAsia"/>
+              </w:rPr>
+              <w:t>兴趣区域x</w:t>
+            </w:r>
+          </w:p>
+        </w:tc>
+        <w:tc>
+          <w:tcPr>
+            <w:tcW w:w="2676" w:type="dxa"/>
+            <w:noWrap/>
+            <w:hideMark/>
+          </w:tcPr>
+          <w:p>
+            <w:pPr>
+              <w:ind w:firstLineChars="0" w:firstLine="0"/>
+              <w:rPr>
+                <w:rFonts w:hint="eastAsia"/>
+              </w:rPr>
+            </w:pPr>
+            <w:r>
+              <w:rPr>
+                <w:rFonts w:hint="eastAsia"/>
+              </w:rPr>
+              <w:t>ROI-x</w:t>
+            </w:r>
+          </w:p>
+        </w:tc>
+        <w:tc>
+          <w:tcPr>
+            <w:tcW w:w="1125" w:type="dxa"/>
+            <w:noWrap/>
+            <w:hideMark/>
+          </w:tcPr>
+          <w:p>
+            <w:pPr>
+              <w:ind w:firstLineChars="0" w:firstLine="0"/>
+              <w:rPr>
+                <w:rFonts w:hint="eastAsia"/>
+              </w:rPr>
+            </w:pPr>
+            <w:r>
+              <w:rPr>
+                <w:rFonts w:hint="eastAsia"/>
+              </w:rPr>
+              <w:t>0</w:t>
+            </w:r>
+          </w:p>
+        </w:tc>
+        <w:tc>
+          <w:tcPr>
+            <w:tcW w:w="3169" w:type="dxa"/>
+            <w:noWrap/>
+            <w:hideMark/>
+          </w:tcPr>
+          <w:p>
+            <w:pPr>
+              <w:ind w:firstLineChars="0" w:firstLine="0"/>
+              <w:rPr>
+                <w:rFonts w:hint="eastAsia"/>
+              </w:rPr>
+            </w:pPr>
+          </w:p>
+        </w:tc>
+      </w:tr>
+      <w:tr>
+        <w:trPr>
+          <w:trHeight w:val="279"/>
+        </w:trPr>
+        <w:tc>
+          <w:tcPr>
+            <w:tcW w:w="1552" w:type="dxa"/>
+            <w:noWrap/>
+            <w:hideMark/>
+          </w:tcPr>
+          <w:p>
+            <w:pPr>
+              <w:ind w:firstLineChars="0" w:firstLine="0"/>
+            </w:pPr>
+            <w:r>
+              <w:rPr>
+                <w:rFonts w:hint="eastAsia"/>
+              </w:rPr>
+              <w:t>兴趣区域y</w:t>
+            </w:r>
+          </w:p>
+        </w:tc>
+        <w:tc>
+          <w:tcPr>
+            <w:tcW w:w="2676" w:type="dxa"/>
+            <w:noWrap/>
+            <w:hideMark/>
+          </w:tcPr>
+          <w:p>
+            <w:pPr>
+              <w:ind w:firstLineChars="0" w:firstLine="0"/>
+              <w:rPr>
+                <w:rFonts w:hint="eastAsia"/>
+              </w:rPr>
+            </w:pPr>
+            <w:r>
+              <w:rPr>
+                <w:rFonts w:hint="eastAsia"/>
+              </w:rPr>
+              <w:t>ROI-y</w:t>
+            </w:r>
+          </w:p>
+        </w:tc>
+        <w:tc>
+          <w:tcPr>
+            <w:tcW w:w="1125" w:type="dxa"/>
+            <w:noWrap/>
+            <w:hideMark/>
+          </w:tcPr>
+          <w:p>
+            <w:pPr>
+              <w:ind w:firstLineChars="0" w:firstLine="0"/>
+              <w:rPr>
+                <w:rFonts w:hint="eastAsia"/>
+              </w:rPr>
+            </w:pPr>
+            <w:r>
+              <w:rPr>
+                <w:rFonts w:hint="eastAsia"/>
+              </w:rPr>
+              <w:t>0</w:t>
+            </w:r>
+          </w:p>
+        </w:tc>
+        <w:tc>
+          <w:tcPr>
+            <w:tcW w:w="3169" w:type="dxa"/>
+            <w:noWrap/>
+            <w:hideMark/>
+          </w:tcPr>
+          <w:p>
+            <w:pPr>
+              <w:ind w:firstLineChars="0" w:firstLine="0"/>
+              <w:rPr>
+                <w:rFonts w:hint="eastAsia"/>
+              </w:rPr>
+            </w:pPr>
+          </w:p>
+        </w:tc>
+      </w:tr>
+      <w:tr>
+        <w:trPr>
+          <w:trHeight w:val="279"/>
+        </w:trPr>
+        <w:tc>
+          <w:tcPr>
+            <w:tcW w:w="1552" w:type="dxa"/>
+            <w:noWrap/>
+            <w:hideMark/>
+          </w:tcPr>
+          <w:p>
+            <w:pPr>
+              <w:ind w:firstLineChars="0" w:firstLine="0"/>
+            </w:pPr>
+            <w:r>
+              <w:rPr>
+                <w:rFonts w:hint="eastAsia"/>
+              </w:rPr>
+              <w:t>兴趣区域w</w:t>
+            </w:r>
+          </w:p>
+        </w:tc>
+        <w:tc>
+          <w:tcPr>
+            <w:tcW w:w="2676" w:type="dxa"/>
+            <w:noWrap/>
+            <w:hideMark/>
+          </w:tcPr>
+          <w:p>
+            <w:pPr>
+              <w:ind w:firstLineChars="0" w:firstLine="0"/>
+              <w:rPr>
+                <w:rFonts w:hint="eastAsia"/>
+              </w:rPr>
+            </w:pPr>
+            <w:r>
+              <w:rPr>
+                <w:rFonts w:hint="eastAsia"/>
+              </w:rPr>
+              <w:t>ROI-w</w:t>
+            </w:r>
+          </w:p>
+        </w:tc>
+        <w:tc>
+          <w:tcPr>
+            <w:tcW w:w="1125" w:type="dxa"/>
+            <w:noWrap/>
+            <w:hideMark/>
+          </w:tcPr>
+          <w:p>
+            <w:pPr>
+              <w:ind w:firstLineChars="0" w:firstLine="0"/>
+              <w:rPr>
+                <w:rFonts w:hint="eastAsia"/>
+              </w:rPr>
+            </w:pPr>
+            <w:r>
+              <w:rPr>
+                <w:rFonts w:hint="eastAsia"/>
+              </w:rPr>
+              <w:t>同分辨率w</w:t>
+            </w:r>
+          </w:p>
+        </w:tc>
+        <w:tc>
+          <w:tcPr>
+            <w:tcW w:w="3169" w:type="dxa"/>
+            <w:noWrap/>
+            <w:hideMark/>
+          </w:tcPr>
+          <w:p>
+            <w:pPr>
+              <w:ind w:firstLineChars="0" w:firstLine="0"/>
+              <w:rPr>
+                <w:rFonts w:hint="eastAsia"/>
+              </w:rPr>
+            </w:pPr>
+          </w:p>
+        </w:tc>
+      </w:tr>
+      <w:tr>
+        <w:trPr>
+          <w:trHeight w:val="279"/>
+        </w:trPr>
+        <w:tc>
+          <w:tcPr>
+            <w:tcW w:w="1552" w:type="dxa"/>
+            <w:noWrap/>
+            <w:hideMark/>
+          </w:tcPr>
+          <w:p>
+            <w:pPr>
+              <w:ind w:firstLineChars="0" w:firstLine="0"/>
+            </w:pPr>
+            <w:r>
+              <w:rPr>
+                <w:rFonts w:hint="eastAsia"/>
+              </w:rPr>
+              <w:t>兴趣区域h</w:t>
+            </w:r>
+          </w:p>
+        </w:tc>
+        <w:tc>
+          <w:tcPr>
+            <w:tcW w:w="2676" w:type="dxa"/>
+            <w:noWrap/>
+            <w:hideMark/>
+          </w:tcPr>
+          <w:p>
+            <w:pPr>
+              <w:ind w:firstLineChars="0" w:firstLine="0"/>
+              <w:rPr>
+                <w:rFonts w:hint="eastAsia"/>
+              </w:rPr>
+            </w:pPr>
+            <w:r>
+              <w:rPr>
+                <w:rFonts w:hint="eastAsia"/>
+              </w:rPr>
+              <w:t>ROI-h</w:t>
+            </w:r>
+          </w:p>
+        </w:tc>
+        <w:tc>
+          <w:tcPr>
+            <w:tcW w:w="1125" w:type="dxa"/>
+            <w:noWrap/>
+            <w:hideMark/>
+          </w:tcPr>
+          <w:p>
+            <w:pPr>
+              <w:ind w:firstLineChars="0" w:firstLine="0"/>
+              <w:rPr>
+                <w:rFonts w:hint="eastAsia"/>
+              </w:rPr>
+            </w:pPr>
+            <w:r>
+              <w:rPr>
+                <w:rFonts w:hint="eastAsia"/>
+              </w:rPr>
+              <w:t>同分辨率h</w:t>
+            </w:r>
+          </w:p>
+        </w:tc>
+        <w:tc>
+          <w:tcPr>
+            <w:tcW w:w="3169" w:type="dxa"/>
+            <w:noWrap/>
+            <w:hideMark/>
+          </w:tcPr>
+          <w:p>
+            <w:pPr>
+              <w:ind w:firstLineChars="0" w:firstLine="0"/>
+              <w:rPr>
+                <w:rFonts w:hint="eastAsia"/>
+              </w:rPr>
+            </w:pPr>
+          </w:p>
+        </w:tc>
+      </w:tr>
+      <w:tr>
+        <w:trPr>
+          <w:trHeight w:val="279"/>
+        </w:trPr>
+        <w:tc>
+          <w:tcPr>
+            <w:tcW w:w="1552" w:type="dxa"/>
+            <w:noWrap/>
+            <w:hideMark/>
+          </w:tcPr>
+          <w:p>
+            <w:pPr>
+              <w:ind w:firstLineChars="0" w:firstLine="0"/>
+            </w:pPr>
+            <w:r>
+              <w:rPr>
+                <w:rFonts w:hint="eastAsia"/>
+              </w:rPr>
+              <w:t>相机曝光</w:t>
+            </w:r>
+            <w:r>
+              <w:rPr>
+                <w:rFonts w:hint="eastAsia"/>
+              </w:rPr>
+              <w:lastRenderedPageBreak/>
+              <w:t>时间</w:t>
+            </w:r>
+          </w:p>
+        </w:tc>
+        <w:tc>
+          <w:tcPr>
+            <w:tcW w:w="2676" w:type="dxa"/>
+            <w:noWrap/>
+            <w:hideMark/>
+          </w:tcPr>
+          <w:p>
+            <w:pPr>
+              <w:ind w:firstLineChars="0" w:firstLine="0"/>
+              <w:rPr>
+                <w:rFonts w:hint="eastAsia"/>
+              </w:rPr>
+            </w:pPr>
+            <w:r>
+              <w:rPr>
+                <w:rFonts w:hint="eastAsia"/>
+              </w:rPr>
+              <w:lastRenderedPageBreak/>
+              <w:t>exposion-time</w:t>
+            </w:r>
+          </w:p>
+        </w:tc>
+        <w:tc>
+          <w:tcPr>
+            <w:tcW w:w="1125" w:type="dxa"/>
+            <w:noWrap/>
+            <w:hideMark/>
+          </w:tcPr>
+          <w:p>
+            <w:pPr>
+              <w:ind w:firstLineChars="0" w:firstLine="0"/>
+              <w:rPr>
+                <w:rFonts w:hint="eastAsia"/>
+              </w:rPr>
+            </w:pPr>
+            <w:r>
+              <w:rPr>
+                <w:rFonts w:hint="eastAsia"/>
+              </w:rPr>
+              <w:t>无</w:t>
+            </w:r>
+          </w:p>
+        </w:tc>
+        <w:tc>
+          <w:tcPr>
+            <w:tcW w:w="3169" w:type="dxa"/>
+            <w:noWrap/>
+            <w:hideMark/>
+          </w:tcPr>
+          <w:p>
+            <w:pPr>
+              <w:ind w:firstLineChars="0" w:firstLine="0"/>
+              <w:rPr>
+                <w:rFonts w:hint="eastAsia"/>
+              </w:rPr>
+            </w:pPr>
+            <w:r>
+              <w:rPr>
+                <w:rFonts w:hint="eastAsia"/>
+              </w:rPr>
+              <w:t>单位为us</w:t>
+            </w:r>
+          </w:p>
+        </w:tc>
+      </w:tr>
+      <w:tr>
+        <w:trPr>
+          <w:trHeight w:val="279"/>
+        </w:trPr>
+        <w:tc>
+          <w:tcPr>
+            <w:tcW w:w="1552" w:type="dxa"/>
+            <w:noWrap/>
+            <w:hideMark/>
+          </w:tcPr>
+          <w:p>
+            <w:pPr>
+              <w:ind w:firstLineChars="0" w:firstLine="0"/>
+              <w:rPr>
+                <w:rFonts w:hint="eastAsia"/>
+              </w:rPr>
+            </w:pPr>
+            <w:r>
+              <w:rPr>
+                <w:rFonts w:hint="eastAsia"/>
+              </w:rPr>
+              <w:t>相机曝光增益</w:t>
+            </w:r>
+          </w:p>
+        </w:tc>
+        <w:tc>
+          <w:tcPr>
+            <w:tcW w:w="2676" w:type="dxa"/>
+            <w:noWrap/>
+            <w:hideMark/>
+          </w:tcPr>
+          <w:p>
+            <w:pPr>
+              <w:ind w:firstLineChars="0" w:firstLine="0"/>
+              <w:rPr>
+                <w:rFonts w:hint="eastAsia"/>
+              </w:rPr>
+            </w:pPr>
+            <w:r>
+              <w:rPr>
+                <w:rFonts w:hint="eastAsia"/>
+              </w:rPr>
+              <w:t>analog-gain</w:t>
+            </w:r>
+          </w:p>
+        </w:tc>
+        <w:tc>
+          <w:tcPr>
+            <w:tcW w:w="1125" w:type="dxa"/>
+            <w:noWrap/>
+            <w:hideMark/>
+          </w:tcPr>
+          <w:p>
+            <w:pPr>
+              <w:ind w:firstLineChars="0" w:firstLine="0"/>
+              <w:rPr>
+                <w:rFonts w:hint="eastAsia"/>
+              </w:rPr>
+            </w:pPr>
+            <w:r>
+              <w:rPr>
+                <w:rFonts w:hint="eastAsia"/>
+              </w:rPr>
+              <w:t>无</w:t>
+            </w:r>
+          </w:p>
+        </w:tc>
+        <w:tc>
+          <w:tcPr>
+            <w:tcW w:w="3169" w:type="dxa"/>
+            <w:noWrap/>
+            <w:hideMark/>
+          </w:tcPr>
+          <w:p>
+            <w:pPr>
+              <w:ind w:firstLineChars="0" w:firstLine="0"/>
+              <w:rPr>
+                <w:rFonts w:hint="eastAsia"/>
+              </w:rPr>
+            </w:pPr>
+            <w:r>
+              <w:rPr>
+                <w:rFonts w:hint="eastAsia"/>
+              </w:rPr>
+              <w:t>部分摄像机更改无效</w:t>
+            </w:r>
+          </w:p>
+        </w:tc>
+      </w:tr>
+      <w:tr>
+        <w:trPr>
+          <w:trHeight w:val="279"/>
+        </w:trPr>
+        <w:tc>
+          <w:tcPr>
+            <w:tcW w:w="1552" w:type="dxa"/>
+            <w:noWrap/>
+            <w:hideMark/>
+          </w:tcPr>
+          <w:p>
+            <w:pPr>
+              <w:ind w:firstLineChars="0" w:firstLine="0"/>
+              <w:rPr>
+                <w:rFonts w:hint="eastAsia"/>
+              </w:rPr>
+            </w:pPr>
+            <w:r>
+              <w:rPr>
+                <w:rFonts w:hint="eastAsia"/>
+              </w:rPr>
+              <w:t>lcd最小像素块</w:t>
+            </w:r>
+          </w:p>
+        </w:tc>
+        <w:tc>
+          <w:tcPr>
+            <w:tcW w:w="2676" w:type="dxa"/>
+            <w:noWrap/>
+            <w:hideMark/>
+          </w:tcPr>
+          <w:p>
+            <w:pPr>
+              <w:ind w:firstLineChars="0" w:firstLine="0"/>
+              <w:rPr>
+                <w:rFonts w:hint="eastAsia"/>
+              </w:rPr>
+            </w:pPr>
+            <w:r>
+              <w:rPr>
+                <w:rFonts w:hint="eastAsia"/>
+              </w:rPr>
+              <w:t>lcd-wh</w:t>
+            </w:r>
+          </w:p>
+        </w:tc>
+        <w:tc>
+          <w:tcPr>
+            <w:tcW w:w="1125" w:type="dxa"/>
+            <w:noWrap/>
+            <w:hideMark/>
+          </w:tcPr>
+          <w:p>
+            <w:pPr>
+              <w:ind w:firstLineChars="0" w:firstLine="0"/>
+              <w:rPr>
+                <w:rFonts w:hint="eastAsia"/>
+              </w:rPr>
+            </w:pPr>
+            <w:r>
+              <w:rPr>
+                <w:rFonts w:hint="eastAsia"/>
+              </w:rPr>
+              <w:t>无</w:t>
+            </w:r>
+          </w:p>
+        </w:tc>
+        <w:tc>
+          <w:tcPr>
+            <w:tcW w:w="3169" w:type="dxa"/>
+            <w:noWrap/>
+            <w:hideMark/>
+          </w:tcPr>
+          <w:p>
+            <w:pPr>
+              <w:ind w:firstLineChars="0" w:firstLine="0"/>
+              <w:rPr>
+                <w:rFonts w:hint="eastAsia"/>
+              </w:rPr>
+            </w:pPr>
+          </w:p>
+        </w:tc>
+      </w:tr>
+      <w:tr>
+        <w:trPr>
+          <w:trHeight w:val="279"/>
+        </w:trPr>
+        <w:tc>
+          <w:tcPr>
+            <w:tcW w:w="1552" w:type="dxa"/>
+            <w:noWrap/>
+            <w:hideMark/>
+          </w:tcPr>
+          <w:p>
+            <w:pPr>
+              <w:ind w:firstLineChars="0" w:firstLine="0"/>
+            </w:pPr>
+            <w:r>
+              <w:rPr>
+                <w:rFonts w:hint="eastAsia"/>
+              </w:rPr>
+              <w:t>相机配置文件</w:t>
+            </w:r>
+          </w:p>
+        </w:tc>
+        <w:tc>
+          <w:tcPr>
+            <w:tcW w:w="2676" w:type="dxa"/>
+            <w:noWrap/>
+            <w:hideMark/>
+          </w:tcPr>
+          <w:p>
+            <w:pPr>
+              <w:ind w:firstLineChars="0" w:firstLine="0"/>
+              <w:rPr>
+                <w:rFonts w:hint="eastAsia"/>
+              </w:rPr>
+            </w:pPr>
+            <w:r>
+              <w:rPr>
+                <w:rFonts w:hint="eastAsia"/>
+              </w:rPr>
+              <w:t>camera-config-addr</w:t>
+            </w:r>
+          </w:p>
+        </w:tc>
+        <w:tc>
+          <w:tcPr>
+            <w:tcW w:w="1125" w:type="dxa"/>
+            <w:noWrap/>
+            <w:hideMark/>
+          </w:tcPr>
+          <w:p>
+            <w:pPr>
+              <w:ind w:firstLineChars="0" w:firstLine="0"/>
+              <w:rPr>
+                <w:rFonts w:hint="eastAsia"/>
+              </w:rPr>
+            </w:pPr>
+            <w:r>
+              <w:rPr>
+                <w:rFonts w:hint="eastAsia"/>
+              </w:rPr>
+              <w:t>无</w:t>
+            </w:r>
+          </w:p>
+        </w:tc>
+        <w:tc>
+          <w:tcPr>
+            <w:tcW w:w="3169" w:type="dxa"/>
+            <w:noWrap/>
+            <w:hideMark/>
+          </w:tcPr>
+          <w:p>
+            <w:pPr>
+              <w:ind w:firstLineChars="0" w:firstLine="0"/>
+              <w:rPr>
+                <w:rFonts w:hint="eastAsia"/>
+              </w:rPr>
+            </w:pPr>
+            <w:r>
+              <w:rPr>
+                <w:rFonts w:hint="eastAsia"/>
+              </w:rPr>
+              <w:t>程序会先加载配置文件，若设置了相机其他参数会对应覆盖</w:t>
+            </w:r>
+          </w:p>
+        </w:tc>
+      </w:tr>
+      <w:tr>
+        <w:trPr>
+          <w:trHeight w:val="279"/>
+        </w:trPr>
+        <w:tc>
+          <w:tcPr>
+            <w:tcW w:w="1552" w:type="dxa"/>
+            <w:noWrap/>
+            <w:hideMark/>
+          </w:tcPr>
+          <w:p>
+            <w:pPr>
+              <w:ind w:firstLineChars="0" w:firstLine="0"/>
+              <w:rPr>
+                <w:rFonts w:hint="eastAsia"/>
+              </w:rPr>
+            </w:pPr>
+            <w:r>
+              <w:rPr>
+                <w:rFonts w:hint="eastAsia"/>
+              </w:rPr>
+              <w:t>图片验证阈值</w:t>
+            </w:r>
+          </w:p>
+        </w:tc>
+        <w:tc>
+          <w:tcPr>
+            <w:tcW w:w="2676" w:type="dxa"/>
+            <w:noWrap/>
+            <w:hideMark/>
+          </w:tcPr>
+          <w:p>
+            <w:pPr>
+              <w:ind w:firstLineChars="0" w:firstLine="0"/>
+              <w:rPr>
+                <w:rFonts w:hint="eastAsia"/>
+              </w:rPr>
+            </w:pPr>
+            <w:r>
+              <w:rPr>
+                <w:rFonts w:hint="eastAsia"/>
+              </w:rPr>
+              <w:t>auth-threshold</w:t>
+            </w:r>
+          </w:p>
+        </w:tc>
+        <w:tc>
+          <w:tcPr>
+            <w:tcW w:w="1125" w:type="dxa"/>
+            <w:noWrap/>
+            <w:hideMark/>
+          </w:tcPr>
+          <w:p>
+            <w:pPr>
+              <w:ind w:firstLineChars="0" w:firstLine="0"/>
+              <w:rPr>
+                <w:rFonts w:hint="eastAsia"/>
+              </w:rPr>
+            </w:pPr>
+            <w:r>
+              <w:rPr>
+                <w:rFonts w:hint="eastAsia"/>
+              </w:rPr>
+              <w:t>0.25</w:t>
+            </w:r>
+          </w:p>
+        </w:tc>
+        <w:tc>
+          <w:tcPr>
+            <w:tcW w:w="3169" w:type="dxa"/>
+            <w:noWrap/>
+            <w:hideMark/>
+          </w:tcPr>
+          <w:p>
+            <w:pPr>
+              <w:ind w:firstLineChars="0" w:firstLine="0"/>
+              <w:rPr>
+                <w:rFonts w:hint="eastAsia"/>
+              </w:rPr>
+            </w:pPr>
+            <w:r>
+              <w:rPr>
+                <w:rFonts w:hint="eastAsia"/>
+              </w:rPr>
+              <w:t>判断key验证通过时的阈值</w:t>
+            </w:r>
+          </w:p>
+        </w:tc>
+      </w:tr>
+      <w:tr>
+        <w:trPr>
+          <w:trHeight w:val="279"/>
+        </w:trPr>
+        <w:tc>
+          <w:tcPr>
+            <w:tcW w:w="1552" w:type="dxa"/>
+            <w:noWrap/>
+            <w:hideMark/>
+          </w:tcPr>
+          <w:p>
+            <w:pPr>
+              <w:ind w:firstLineChars="0" w:firstLine="0"/>
+              <w:rPr>
+                <w:rFonts w:hint="eastAsia"/>
+              </w:rPr>
+            </w:pPr>
+            <w:r>
+              <w:rPr>
+                <w:rFonts w:hint="eastAsia"/>
+              </w:rPr>
+              <w:t>钥匙插入的阈值上界</w:t>
+            </w:r>
+          </w:p>
+        </w:tc>
+        <w:tc>
+          <w:tcPr>
+            <w:tcW w:w="2676" w:type="dxa"/>
+            <w:noWrap/>
+            <w:hideMark/>
+          </w:tcPr>
+          <w:p>
+            <w:pPr>
+              <w:ind w:firstLineChars="0" w:firstLine="0"/>
+              <w:rPr>
+                <w:rFonts w:hint="eastAsia"/>
+              </w:rPr>
+            </w:pPr>
+            <w:r>
+              <w:rPr>
+                <w:rFonts w:hint="eastAsia"/>
+              </w:rPr>
+              <w:t>pic-avg-high</w:t>
+            </w:r>
+          </w:p>
+        </w:tc>
+        <w:tc>
+          <w:tcPr>
+            <w:tcW w:w="1125" w:type="dxa"/>
+            <w:noWrap/>
+            <w:hideMark/>
+          </w:tcPr>
+          <w:p>
+            <w:pPr>
+              <w:ind w:firstLineChars="0" w:firstLine="0"/>
+              <w:rPr>
+                <w:rFonts w:hint="eastAsia"/>
+              </w:rPr>
+            </w:pPr>
+            <w:r>
+              <w:rPr>
+                <w:rFonts w:hint="eastAsia"/>
+              </w:rPr>
+              <w:t>200</w:t>
+            </w:r>
+          </w:p>
+        </w:tc>
+        <w:tc>
+          <w:tcPr>
+            <w:tcW w:w="3169" w:type="dxa"/>
+            <w:noWrap/>
+            <w:hideMark/>
+          </w:tcPr>
+          <w:p>
+            <w:pPr>
+              <w:ind w:firstLineChars="0" w:firstLine="0"/>
+              <w:rPr>
+                <w:rFonts w:hint="eastAsia"/>
+              </w:rPr>
+            </w:pPr>
+            <w:r>
+              <w:rPr>
+                <w:rFonts w:hint="eastAsia"/>
+              </w:rPr>
+              <w:t>判断时取的图片每个像素点灰度值的平均值</w:t>
+            </w:r>
+          </w:p>
+        </w:tc>
+      </w:tr>
+      <w:tr>
+        <w:trPr>
+          <w:trHeight w:val="279"/>
+        </w:trPr>
+        <w:tc>
+          <w:tcPr>
+            <w:tcW w:w="1552" w:type="dxa"/>
+            <w:noWrap/>
+            <w:hideMark/>
+          </w:tcPr>
+          <w:p>
+            <w:pPr>
+              <w:ind w:firstLineChars="0" w:firstLine="0"/>
+              <w:rPr>
+                <w:rFonts w:hint="eastAsia"/>
+              </w:rPr>
+            </w:pPr>
+            <w:r>
+              <w:rPr>
+                <w:rFonts w:hint="eastAsia"/>
+              </w:rPr>
+              <w:t>钥匙插入的阈值下界</w:t>
+            </w:r>
+          </w:p>
+        </w:tc>
+        <w:tc>
+          <w:tcPr>
+            <w:tcW w:w="2676" w:type="dxa"/>
+            <w:noWrap/>
+            <w:hideMark/>
+          </w:tcPr>
+          <w:p>
+            <w:pPr>
+              <w:ind w:firstLineChars="0" w:firstLine="0"/>
+              <w:rPr>
+                <w:rFonts w:hint="eastAsia"/>
+              </w:rPr>
+            </w:pPr>
+            <w:r>
+              <w:rPr>
+                <w:rFonts w:hint="eastAsia"/>
+              </w:rPr>
+              <w:t>pic-avg-low</w:t>
+            </w:r>
+          </w:p>
+        </w:tc>
+        <w:tc>
+          <w:tcPr>
+            <w:tcW w:w="1125" w:type="dxa"/>
+            <w:noWrap/>
+            <w:hideMark/>
+          </w:tcPr>
+          <w:p>
+            <w:pPr>
+              <w:ind w:firstLineChars="0" w:firstLine="0"/>
+              <w:rPr>
+                <w:rFonts w:hint="eastAsia"/>
+              </w:rPr>
+            </w:pPr>
+            <w:r>
+              <w:rPr>
+                <w:rFonts w:hint="eastAsia"/>
+              </w:rPr>
+              <w:t>20</w:t>
+            </w:r>
+          </w:p>
+        </w:tc>
+        <w:tc>
+          <w:tcPr>
+            <w:tcW w:w="3169" w:type="dxa"/>
+            <w:noWrap/>
+            <w:hideMark/>
+          </w:tcPr>
+          <w:p>
+            <w:pPr>
+              <w:ind w:firstLineChars="0" w:firstLine="0"/>
+              <w:rPr>
+                <w:rFonts w:hint="eastAsia"/>
+              </w:rPr>
+            </w:pPr>
+          </w:p>
+        </w:tc>
+      </w:tr>
+      <w:tr>
+        <w:trPr>
+          <w:trHeight w:val="279"/>
+        </w:trPr>
+        <w:tc>
+          <w:tcPr>
+            <w:tcW w:w="1552" w:type="dxa"/>
+            <w:noWrap/>
+            <w:hideMark/>
+          </w:tcPr>
+          <w:p>
+            <w:pPr>
+              <w:ind w:firstLineChars="0" w:firstLine="0"/>
+            </w:pPr>
+            <w:r>
+              <w:rPr>
+                <w:rFonts w:hint="eastAsia"/>
+              </w:rPr>
+              <w:t>单次注册的激励对数</w:t>
+            </w:r>
+          </w:p>
+        </w:tc>
+        <w:tc>
+          <w:tcPr>
+            <w:tcW w:w="2676" w:type="dxa"/>
+            <w:noWrap/>
+            <w:hideMark/>
+          </w:tcPr>
+          <w:p>
+            <w:pPr>
+              <w:ind w:firstLineChars="0" w:firstLine="0"/>
+              <w:rPr>
+                <w:rFonts w:hint="eastAsia"/>
+              </w:rPr>
+            </w:pPr>
+            <w:r>
+              <w:rPr>
+                <w:rFonts w:hint="eastAsia"/>
+              </w:rPr>
+              <w:t>n-of-register</w:t>
+            </w:r>
+          </w:p>
+        </w:tc>
+        <w:tc>
+          <w:tcPr>
+            <w:tcW w:w="1125" w:type="dxa"/>
+            <w:noWrap/>
+            <w:hideMark/>
+          </w:tcPr>
+          <w:p>
+            <w:pPr>
+              <w:ind w:firstLineChars="0" w:firstLine="0"/>
+              <w:rPr>
+                <w:rFonts w:hint="eastAsia"/>
+              </w:rPr>
+            </w:pPr>
+            <w:r>
+              <w:rPr>
+                <w:rFonts w:hint="eastAsia"/>
+              </w:rPr>
+              <w:t>10</w:t>
+            </w:r>
+          </w:p>
+        </w:tc>
+        <w:tc>
+          <w:tcPr>
+            <w:tcW w:w="3169" w:type="dxa"/>
+            <w:noWrap/>
+            <w:hideMark/>
+          </w:tcPr>
+          <w:p>
+            <w:pPr>
+              <w:ind w:firstLineChars="0" w:firstLine="0"/>
+              <w:rPr>
+                <w:rFonts w:hint="eastAsia"/>
+              </w:rPr>
+            </w:pPr>
+            <w:r>
+              <w:rPr>
+                <w:rFonts w:hint="eastAsia"/>
+              </w:rPr>
+              <w:t>包括后门管理员和普通注册</w:t>
+            </w:r>
+          </w:p>
+        </w:tc>
+      </w:tr>
+      <w:tr>
+        <w:trPr>
+          <w:trHeight w:val="279"/>
+        </w:trPr>
+        <w:tc>
+          <w:tcPr>
+            <w:tcW w:w="1552" w:type="dxa"/>
+            <w:noWrap/>
+            <w:hideMark/>
+          </w:tcPr>
+          <w:p>
+            <w:pPr>
+              <w:ind w:firstLineChars="0" w:firstLine="0"/>
+              <w:rPr>
+                <w:rFonts w:hint="eastAsia"/>
+              </w:rPr>
+            </w:pPr>
+            <w:r>
+              <w:rPr>
+                <w:rFonts w:hint="eastAsia"/>
+              </w:rPr>
+              <w:t>寻找库轮询最大次数</w:t>
+            </w:r>
+          </w:p>
+        </w:tc>
+        <w:tc>
+          <w:tcPr>
+            <w:tcW w:w="2676" w:type="dxa"/>
+            <w:noWrap/>
+            <w:hideMark/>
+          </w:tcPr>
+          <w:p>
+            <w:pPr>
+              <w:ind w:firstLineChars="0" w:firstLine="0"/>
+              <w:rPr>
+                <w:rFonts w:hint="eastAsia"/>
+              </w:rPr>
+            </w:pPr>
+            <w:r>
+              <w:rPr>
+                <w:rFonts w:hint="eastAsia"/>
+              </w:rPr>
+              <w:t>n-of-findkey</w:t>
+            </w:r>
+          </w:p>
+        </w:tc>
+        <w:tc>
+          <w:tcPr>
+            <w:tcW w:w="1125" w:type="dxa"/>
+            <w:noWrap/>
+            <w:hideMark/>
+          </w:tcPr>
+          <w:p>
+            <w:pPr>
+              <w:ind w:firstLineChars="0" w:firstLine="0"/>
+              <w:rPr>
+                <w:rFonts w:hint="eastAsia"/>
+              </w:rPr>
+            </w:pPr>
+            <w:r>
+              <w:rPr>
+                <w:rFonts w:hint="eastAsia"/>
+              </w:rPr>
+              <w:t>3</w:t>
+            </w:r>
+          </w:p>
+        </w:tc>
+        <w:tc>
+          <w:tcPr>
+            <w:tcW w:w="3169" w:type="dxa"/>
+            <w:noWrap/>
+            <w:hideMark/>
+          </w:tcPr>
+          <w:p>
+            <w:pPr>
+              <w:ind w:firstLineChars="0" w:firstLine="0"/>
+              <w:rPr>
+                <w:rFonts w:hint="eastAsia"/>
+              </w:rPr>
+            </w:pPr>
+          </w:p>
+        </w:tc>
+      </w:tr>
+      <w:tr>
+        <w:trPr>
+          <w:trHeight w:val="279"/>
+        </w:trPr>
+        <w:tc>
+          <w:tcPr>
+            <w:tcW w:w="1552" w:type="dxa"/>
+            <w:noWrap/>
+            <w:hideMark/>
+          </w:tcPr>
+          <w:p>
+            <w:pPr>
+              <w:ind w:firstLineChars="0" w:firstLine="0"/>
+            </w:pPr>
+            <w:r>
+              <w:rPr>
+                <w:rFonts w:hint="eastAsia"/>
+              </w:rPr>
+              <w:lastRenderedPageBreak/>
+              <w:t>验证key轮询最大次数</w:t>
+            </w:r>
+          </w:p>
+        </w:tc>
+        <w:tc>
+          <w:tcPr>
+            <w:tcW w:w="2676" w:type="dxa"/>
+            <w:noWrap/>
+            <w:hideMark/>
+          </w:tcPr>
+          <w:p>
+            <w:pPr>
+              <w:ind w:firstLineChars="0" w:firstLine="0"/>
+              <w:rPr>
+                <w:rFonts w:hint="eastAsia"/>
+              </w:rPr>
+            </w:pPr>
+            <w:r>
+              <w:rPr>
+                <w:rFonts w:hint="eastAsia"/>
+              </w:rPr>
+              <w:t>n-of-check</w:t>
+            </w:r>
+          </w:p>
+        </w:tc>
+        <w:tc>
+          <w:tcPr>
+            <w:tcW w:w="1125" w:type="dxa"/>
+            <w:noWrap/>
+            <w:hideMark/>
+          </w:tcPr>
+          <w:p>
+            <w:pPr>
+              <w:ind w:firstLineChars="0" w:firstLine="0"/>
+              <w:rPr>
+                <w:rFonts w:hint="eastAsia"/>
+              </w:rPr>
+            </w:pPr>
+            <w:r>
+              <w:rPr>
+                <w:rFonts w:hint="eastAsia"/>
+              </w:rPr>
+              <w:t>10</w:t>
+            </w:r>
+          </w:p>
+        </w:tc>
+        <w:tc>
+          <w:tcPr>
+            <w:tcW w:w="3169" w:type="dxa"/>
+            <w:noWrap/>
+            <w:hideMark/>
+          </w:tcPr>
+          <w:p>
+            <w:pPr>
+              <w:ind w:firstLineChars="0" w:firstLine="0"/>
+              <w:rPr>
+                <w:rFonts w:hint="eastAsia"/>
+              </w:rPr>
+            </w:pPr>
+          </w:p>
+        </w:tc>
+      </w:tr>
+      <w:tr>
+        <w:trPr>
+          <w:trHeight w:val="279"/>
+        </w:trPr>
+        <w:tc>
+          <w:tcPr>
+            <w:tcW w:w="1552" w:type="dxa"/>
+            <w:noWrap/>
+            <w:hideMark/>
+          </w:tcPr>
+          <w:p>
+            <w:pPr>
+              <w:ind w:firstLineChars="0" w:firstLine="0"/>
+            </w:pPr>
+            <w:r>
+              <w:rPr>
+                <w:rFonts w:hint="eastAsia"/>
+              </w:rPr>
+              <w:t>注册时等待新key插入时间</w:t>
+            </w:r>
+          </w:p>
+        </w:tc>
+        <w:tc>
+          <w:tcPr>
+            <w:tcW w:w="2676" w:type="dxa"/>
+            <w:noWrap/>
+            <w:hideMark/>
+          </w:tcPr>
+          <w:p>
+            <w:pPr>
+              <w:ind w:firstLineChars="0" w:firstLine="0"/>
+              <w:rPr>
+                <w:rFonts w:hint="eastAsia"/>
+              </w:rPr>
+            </w:pPr>
+            <w:r>
+              <w:rPr>
+                <w:rFonts w:hint="eastAsia"/>
+              </w:rPr>
+              <w:t>waiting-time</w:t>
+            </w:r>
+          </w:p>
+        </w:tc>
+        <w:tc>
+          <w:tcPr>
+            <w:tcW w:w="1125" w:type="dxa"/>
+            <w:noWrap/>
+            <w:hideMark/>
+          </w:tcPr>
+          <w:p>
+            <w:pPr>
+              <w:ind w:firstLineChars="0" w:firstLine="0"/>
+              <w:rPr>
+                <w:rFonts w:hint="eastAsia"/>
+              </w:rPr>
+            </w:pPr>
+            <w:r>
+              <w:rPr>
+                <w:rFonts w:hint="eastAsia"/>
+              </w:rPr>
+              <w:t>20</w:t>
+            </w:r>
+          </w:p>
+        </w:tc>
+        <w:tc>
+          <w:tcPr>
+            <w:tcW w:w="3169" w:type="dxa"/>
+            <w:noWrap/>
+            <w:hideMark/>
+          </w:tcPr>
+          <w:p>
+            <w:pPr>
+              <w:ind w:firstLineChars="0" w:firstLine="0"/>
+              <w:rPr>
+                <w:rFonts w:hint="eastAsia"/>
+              </w:rPr>
+            </w:pPr>
+            <w:r>
+              <w:rPr>
+                <w:rFonts w:hint="eastAsia"/>
+              </w:rPr>
+              <w:t>单位为秒</w:t>
+            </w:r>
+          </w:p>
+        </w:tc>
+      </w:tr>
+      <w:tr>
+        <w:trPr>
+          <w:trHeight w:val="279"/>
+        </w:trPr>
+        <w:tc>
+          <w:tcPr>
+            <w:tcW w:w="1552" w:type="dxa"/>
+            <w:noWrap/>
+            <w:hideMark/>
+          </w:tcPr>
+          <w:p>
+            <w:pPr>
+              <w:ind w:firstLineChars="0" w:firstLine="0"/>
+              <w:rPr>
+                <w:rFonts w:hint="eastAsia"/>
+              </w:rPr>
+            </w:pPr>
+            <w:r>
+              <w:rPr>
+                <w:rFonts w:hint="eastAsia"/>
+              </w:rPr>
+              <w:t>图片变换所使用的波长</w:t>
+            </w:r>
+          </w:p>
+        </w:tc>
+        <w:tc>
+          <w:tcPr>
+            <w:tcW w:w="2676" w:type="dxa"/>
+            <w:noWrap/>
+            <w:hideMark/>
+          </w:tcPr>
+          <w:p>
+            <w:pPr>
+              <w:ind w:firstLineChars="0" w:firstLine="0"/>
+              <w:rPr>
+                <w:rFonts w:hint="eastAsia"/>
+              </w:rPr>
+            </w:pPr>
+            <w:r>
+              <w:rPr>
+                <w:rFonts w:hint="eastAsia"/>
+              </w:rPr>
+              <w:t>wave-length</w:t>
+            </w:r>
+          </w:p>
+        </w:tc>
+        <w:tc>
+          <w:tcPr>
+            <w:tcW w:w="1125" w:type="dxa"/>
+            <w:noWrap/>
+            <w:hideMark/>
+          </w:tcPr>
+          <w:p>
+            <w:pPr>
+              <w:ind w:firstLineChars="0" w:firstLine="0"/>
+              <w:rPr>
+                <w:rFonts w:hint="eastAsia"/>
+              </w:rPr>
+            </w:pPr>
+            <w:r>
+              <w:rPr>
+                <w:rFonts w:hint="eastAsia"/>
+              </w:rPr>
+              <w:t>8</w:t>
+            </w:r>
+          </w:p>
+        </w:tc>
+        <w:tc>
+          <w:tcPr>
+            <w:tcW w:w="3169" w:type="dxa"/>
+            <w:noWrap/>
+            <w:hideMark/>
+          </w:tcPr>
+          <w:p>
+            <w:pPr>
+              <w:ind w:firstLineChars="0" w:firstLine="0"/>
+              <w:rPr>
+                <w:rFonts w:hint="eastAsia"/>
+              </w:rPr>
+            </w:pPr>
+          </w:p>
+        </w:tc>
+      </w:tr>
+    </w:tbl>
+    <w:p>
+      <w:pPr>
+        <w:pStyle w:val="2"/>
+      </w:pPr>
+      <w:r>
+        <w:rPr>
+          <w:rFonts w:hint="eastAsia"/>
+        </w:rPr>
+        <w:t>系统操作方式</w:t>
+      </w:r>
+      <w:r>
+        <w:rPr>
+          <w:rFonts w:hint="eastAsia"/>
+        </w:rPr>
+        <w:t>及</w:t>
+      </w:r>
+      <w:r>
+        <w:rPr>
+          <w:rFonts w:hint="eastAsia"/>
+        </w:rPr>
+        <w:t>可能</w:t>
+      </w:r>
+      <w:r>
+        <w:rPr>
+          <w:rFonts w:hint="eastAsia"/>
+        </w:rPr>
+        <w:t>反馈</w:t>
+      </w:r>
+      <w:r>
+        <w:rPr>
+          <w:rFonts w:hint="eastAsia"/>
+        </w:rPr>
+        <w:t>情况</w:t>
+      </w:r>
+    </w:p>
+    <w:p>
+      <w:pPr>
+        <w:pStyle w:val="3"/>
+      </w:pPr>
+      <w:r>
+        <w:rPr>
+          <w:rFonts w:hint="eastAsia"/>
+        </w:rPr>
+        <w:t>系统自检</w:t>
+      </w:r>
+    </w:p>
+    <w:p>
+      <w:pPr>
+        <w:pStyle w:val="3"/>
+      </w:pPr>
+      <w:r>
+        <w:rPr>
+          <w:rFonts w:hint="eastAsia"/>
+        </w:rPr>
+        <w:t>注册</w:t>
+      </w:r>
+    </w:p>
+    <w:p>
+      <w:pPr>
+        <w:pStyle w:val="3"/>
+      </w:pPr>
+      <w:r>
+        <w:rPr>
+          <w:rFonts w:hint="eastAsia"/>
+        </w:rPr>
+        <w:t>认证</w:t>
+      </w:r>
+    </w:p>
+    <w:p>
+      <w:pPr>
+        <w:pStyle w:val="3"/>
+        <w:rPr>
+          <w:rFonts w:hint="eastAsia"/>
+        </w:rPr>
+      </w:pPr>
+      <w:r>
+        <w:rPr>
+          <w:rFonts w:hint="eastAsia"/>
+        </w:rPr>
+        <w:t>上位机控制</w:t>
       </w:r>
     </w:p>
     <w:sectPr>
@@ -15265,7 +17323,7 @@
         <w:tab w:val="left" w:pos="0"/>
       </w:tabs>
       <w:spacing w:line="360" w:lineRule="auto"/>
-      <w:ind w:firstLineChars="0"/>
+      <w:ind w:firstLineChars="0" w:firstLine="0"/>
       <w:outlineLvl w:val="0"/>
     </w:pPr>
     <w:rPr>
@@ -15293,7 +17351,7 @@
         <w:tab w:val="left" w:pos="0"/>
       </w:tabs>
       <w:spacing w:line="360" w:lineRule="auto"/>
-      <w:ind w:firstLineChars="0"/>
+      <w:ind w:firstLineChars="0" w:firstLine="0"/>
       <w:outlineLvl w:val="1"/>
     </w:pPr>
     <w:rPr>
@@ -15320,7 +17378,7 @@
         <w:tab w:val="left" w:pos="0"/>
       </w:tabs>
       <w:spacing w:line="360" w:lineRule="auto"/>
-      <w:ind w:firstLineChars="0"/>
+      <w:ind w:firstLineChars="0" w:firstLine="0"/>
       <w:outlineLvl w:val="2"/>
     </w:pPr>
     <w:rPr>
@@ -15344,7 +17402,7 @@
         <w:numId w:val="1"/>
       </w:numPr>
       <w:spacing w:line="360" w:lineRule="auto"/>
-      <w:ind w:firstLineChars="0"/>
+      <w:ind w:firstLineChars="0" w:firstLine="0"/>
       <w:outlineLvl w:val="3"/>
     </w:pPr>
     <w:rPr>
@@ -15367,7 +17425,7 @@
         <w:numId w:val="1"/>
       </w:numPr>
       <w:spacing w:before="280" w:after="290" w:line="372" w:lineRule="auto"/>
-      <w:ind w:firstLineChars="0"/>
+      <w:ind w:firstLineChars="0" w:firstLine="0"/>
       <w:outlineLvl w:val="4"/>
     </w:pPr>
     <w:rPr>
@@ -15390,7 +17448,7 @@
         <w:numId w:val="1"/>
       </w:numPr>
       <w:spacing w:before="240" w:after="64" w:line="317" w:lineRule="auto"/>
-      <w:ind w:firstLineChars="0"/>
+      <w:ind w:firstLineChars="0" w:firstLine="0"/>
       <w:outlineLvl w:val="5"/>
     </w:pPr>
     <w:rPr>
@@ -15415,7 +17473,7 @@
         <w:numId w:val="1"/>
       </w:numPr>
       <w:spacing w:before="240" w:after="64" w:line="317" w:lineRule="auto"/>
-      <w:ind w:firstLineChars="0"/>
+      <w:ind w:firstLineChars="0" w:firstLine="0"/>
       <w:outlineLvl w:val="6"/>
     </w:pPr>
     <w:rPr>
@@ -15439,7 +17497,7 @@
         <w:numId w:val="1"/>
       </w:numPr>
       <w:spacing w:before="240" w:after="64" w:line="317" w:lineRule="auto"/>
-      <w:ind w:firstLineChars="0"/>
+      <w:ind w:firstLineChars="0" w:firstLine="0"/>
       <w:outlineLvl w:val="7"/>
     </w:pPr>
     <w:rPr>
@@ -15463,7 +17521,7 @@
         <w:numId w:val="1"/>
       </w:numPr>
       <w:spacing w:before="240" w:after="64" w:line="317" w:lineRule="auto"/>
-      <w:ind w:firstLineChars="0"/>
+      <w:ind w:firstLineChars="0" w:firstLine="0"/>
       <w:outlineLvl w:val="8"/>
     </w:pPr>
     <w:rPr>
@@ -15474,7 +17532,6 @@
   <w:style w:type="character" w:default="1" w:styleId="a1">
     <w:name w:val="Default Paragraph Font"/>
     <w:uiPriority w:val="1"/>
-    <w:semiHidden/>
     <w:unhideWhenUsed/>
   </w:style>
   <w:style w:type="table" w:default="1" w:styleId="a2">
@@ -16116,6 +18173,10 @@
 </file>
 
 <file path=customXml/item1.xml><?xml version="1.0" encoding="utf-8"?>
+<b:Sources xmlns:b="http://schemas.openxmlformats.org/officeDocument/2006/bibliography" xmlns="http://schemas.openxmlformats.org/officeDocument/2006/bibliography" SelectedStyle="\APASixthEditionOfficeOnline.xsl" StyleName="APA" Version="6"/>
+</file>
+
+<file path=customXml/item2.xml><?xml version="1.0" encoding="utf-8"?>
 <s:customData xmlns="http://www.wps.cn/officeDocument/2013/wpsCustomData" xmlns:s="http://www.wps.cn/officeDocument/2013/wpsCustomData">
   <customSectProps>
     <customSectPr/>
@@ -16128,22 +18189,18 @@
 </s:customData>
 </file>
 
-<file path=customXml/item2.xml><?xml version="1.0" encoding="utf-8"?>
-<b:Sources xmlns:b="http://schemas.openxmlformats.org/officeDocument/2006/bibliography" xmlns="http://schemas.openxmlformats.org/officeDocument/2006/bibliography" SelectedStyle="\APASixthEditionOfficeOnline.xsl" StyleName="APA" Version="6"/>
+<file path=customXml/itemProps1.xml><?xml version="1.0" encoding="utf-8"?>
+<ds:datastoreItem xmlns:ds="http://schemas.openxmlformats.org/officeDocument/2006/customXml" ds:itemID="{FC4170C0-F0A4-4C1D-96C7-6440C5598DC0}">
+  <ds:schemaRefs>
+    <ds:schemaRef ds:uri="http://schemas.openxmlformats.org/officeDocument/2006/bibliography"/>
+  </ds:schemaRefs>
+</ds:datastoreItem>
 </file>
 
-<file path=customXml/itemProps1.xml><?xml version="1.0" encoding="utf-8"?>
+<file path=customXml/itemProps2.xml><?xml version="1.0" encoding="utf-8"?>
 <ds:datastoreItem xmlns:ds="http://schemas.openxmlformats.org/officeDocument/2006/customXml" ds:itemID="{B1977F7D-205B-4081-913C-38D41E755F92}">
   <ds:schemaRefs>
     <ds:schemaRef ds:uri="http://www.wps.cn/officeDocument/2013/wpsCustomData"/>
   </ds:schemaRefs>
 </ds:datastoreItem>
-</file>
-
-<file path=customXml/itemProps2.xml><?xml version="1.0" encoding="utf-8"?>
-<ds:datastoreItem xmlns:ds="http://schemas.openxmlformats.org/officeDocument/2006/customXml" ds:itemID="{FC4170C0-F0A4-4C1D-96C7-6440C5598DC0}">
-  <ds:schemaRefs>
-    <ds:schemaRef ds:uri="http://schemas.openxmlformats.org/officeDocument/2006/bibliography"/>
-  </ds:schemaRefs>
-</ds:datastoreItem>
 </file>
--- a/doc/软件人员编制文档/4.微型低功耗控制处理电路板-使用说明.docx
+++ b/doc/软件人员编制文档/4.微型低功耗控制处理电路板-使用说明.docx
@@ -349,7 +349,7 @@
             </w:rPr>
             <w:fldChar w:fldCharType="separate"/>
           </w:r>
-          <w:hyperlink w:anchor="_Toc63195850" w:history="1">
+          <w:hyperlink w:anchor="_Toc63436000" w:history="1">
             <w:r>
               <w:rPr>
                 <w:rStyle w:val="af1"/>
@@ -388,7 +388,7 @@
               <w:rPr>
                 <w:noProof/>
               </w:rPr>
-              <w:instrText xml:space="preserve"> PAGEREF _Toc63195850 \h </w:instrText>
+              <w:instrText xml:space="preserve"> PAGEREF _Toc63436000 \h </w:instrText>
             </w:r>
             <w:r>
               <w:rPr>
@@ -429,7 +429,7 @@
               <w:sz w:val="21"/>
             </w:rPr>
           </w:pPr>
-          <w:hyperlink w:anchor="_Toc63195851" w:history="1">
+          <w:hyperlink w:anchor="_Toc63436001" w:history="1">
             <w:r>
               <w:rPr>
                 <w:rStyle w:val="af1"/>
@@ -468,7 +468,7 @@
               <w:rPr>
                 <w:noProof/>
               </w:rPr>
-              <w:instrText xml:space="preserve"> PAGEREF _Toc63195851 \h </w:instrText>
+              <w:instrText xml:space="preserve"> PAGEREF _Toc63436001 \h </w:instrText>
             </w:r>
             <w:r>
               <w:rPr>
@@ -509,7 +509,7 @@
               <w:sz w:val="21"/>
             </w:rPr>
           </w:pPr>
-          <w:hyperlink w:anchor="_Toc63195852" w:history="1">
+          <w:hyperlink w:anchor="_Toc63436002" w:history="1">
             <w:r>
               <w:rPr>
                 <w:rStyle w:val="af1"/>
@@ -548,7 +548,7 @@
               <w:rPr>
                 <w:noProof/>
               </w:rPr>
-              <w:instrText xml:space="preserve"> PAGEREF _Toc63195852 \h </w:instrText>
+              <w:instrText xml:space="preserve"> PAGEREF _Toc63436002 \h </w:instrText>
             </w:r>
             <w:r>
               <w:rPr>
@@ -589,7 +589,7 @@
               <w:sz w:val="21"/>
             </w:rPr>
           </w:pPr>
-          <w:hyperlink w:anchor="_Toc63195853" w:history="1">
+          <w:hyperlink w:anchor="_Toc63436003" w:history="1">
             <w:r>
               <w:rPr>
                 <w:rStyle w:val="af1"/>
@@ -628,7 +628,7 @@
               <w:rPr>
                 <w:noProof/>
               </w:rPr>
-              <w:instrText xml:space="preserve"> PAGEREF _Toc63195853 \h </w:instrText>
+              <w:instrText xml:space="preserve"> PAGEREF _Toc63436003 \h </w:instrText>
             </w:r>
             <w:r>
               <w:rPr>
@@ -669,7 +669,7 @@
               <w:sz w:val="21"/>
             </w:rPr>
           </w:pPr>
-          <w:hyperlink w:anchor="_Toc63195854" w:history="1">
+          <w:hyperlink w:anchor="_Toc63436004" w:history="1">
             <w:r>
               <w:rPr>
                 <w:rStyle w:val="af1"/>
@@ -708,7 +708,7 @@
               <w:rPr>
                 <w:noProof/>
               </w:rPr>
-              <w:instrText xml:space="preserve"> PAGEREF _Toc63195854 \h </w:instrText>
+              <w:instrText xml:space="preserve"> PAGEREF _Toc63436004 \h </w:instrText>
             </w:r>
             <w:r>
               <w:rPr>
@@ -749,7 +749,7 @@
               <w:sz w:val="21"/>
             </w:rPr>
           </w:pPr>
-          <w:hyperlink w:anchor="_Toc63195855" w:history="1">
+          <w:hyperlink w:anchor="_Toc63436005" w:history="1">
             <w:r>
               <w:rPr>
                 <w:rStyle w:val="af1"/>
@@ -788,7 +788,7 @@
               <w:rPr>
                 <w:noProof/>
               </w:rPr>
-              <w:instrText xml:space="preserve"> PAGEREF _Toc63195855 \h </w:instrText>
+              <w:instrText xml:space="preserve"> PAGEREF _Toc63436005 \h </w:instrText>
             </w:r>
             <w:r>
               <w:rPr>
@@ -829,7 +829,7 @@
               <w:sz w:val="21"/>
             </w:rPr>
           </w:pPr>
-          <w:hyperlink w:anchor="_Toc63195856" w:history="1">
+          <w:hyperlink w:anchor="_Toc63436006" w:history="1">
             <w:r>
               <w:rPr>
                 <w:rStyle w:val="af1"/>
@@ -868,7 +868,7 @@
               <w:rPr>
                 <w:noProof/>
               </w:rPr>
-              <w:instrText xml:space="preserve"> PAGEREF _Toc63195856 \h </w:instrText>
+              <w:instrText xml:space="preserve"> PAGEREF _Toc63436006 \h </w:instrText>
             </w:r>
             <w:r>
               <w:rPr>
@@ -909,7 +909,7 @@
               <w:sz w:val="21"/>
             </w:rPr>
           </w:pPr>
-          <w:hyperlink w:anchor="_Toc63195857" w:history="1">
+          <w:hyperlink w:anchor="_Toc63436007" w:history="1">
             <w:r>
               <w:rPr>
                 <w:rStyle w:val="af1"/>
@@ -948,7 +948,7 @@
               <w:rPr>
                 <w:noProof/>
               </w:rPr>
-              <w:instrText xml:space="preserve"> PAGEREF _Toc63195857 \h </w:instrText>
+              <w:instrText xml:space="preserve"> PAGEREF _Toc63436007 \h </w:instrText>
             </w:r>
             <w:r>
               <w:rPr>
@@ -989,7 +989,7 @@
               <w:sz w:val="21"/>
             </w:rPr>
           </w:pPr>
-          <w:hyperlink w:anchor="_Toc63195858" w:history="1">
+          <w:hyperlink w:anchor="_Toc63436008" w:history="1">
             <w:r>
               <w:rPr>
                 <w:rStyle w:val="af1"/>
@@ -1028,7 +1028,7 @@
               <w:rPr>
                 <w:noProof/>
               </w:rPr>
-              <w:instrText xml:space="preserve"> PAGEREF _Toc63195858 \h </w:instrText>
+              <w:instrText xml:space="preserve"> PAGEREF _Toc63436008 \h </w:instrText>
             </w:r>
             <w:r>
               <w:rPr>
@@ -1069,7 +1069,7 @@
               <w:sz w:val="21"/>
             </w:rPr>
           </w:pPr>
-          <w:hyperlink w:anchor="_Toc63195859" w:history="1">
+          <w:hyperlink w:anchor="_Toc63436009" w:history="1">
             <w:r>
               <w:rPr>
                 <w:rStyle w:val="af1"/>
@@ -1108,7 +1108,7 @@
               <w:rPr>
                 <w:noProof/>
               </w:rPr>
-              <w:instrText xml:space="preserve"> PAGEREF _Toc63195859 \h </w:instrText>
+              <w:instrText xml:space="preserve"> PAGEREF _Toc63436009 \h </w:instrText>
             </w:r>
             <w:r>
               <w:rPr>
@@ -1149,7 +1149,7 @@
               <w:sz w:val="21"/>
             </w:rPr>
           </w:pPr>
-          <w:hyperlink w:anchor="_Toc63195860" w:history="1">
+          <w:hyperlink w:anchor="_Toc63436010" w:history="1">
             <w:r>
               <w:rPr>
                 <w:rStyle w:val="af1"/>
@@ -1188,7 +1188,7 @@
               <w:rPr>
                 <w:noProof/>
               </w:rPr>
-              <w:instrText xml:space="preserve"> PAGEREF _Toc63195860 \h </w:instrText>
+              <w:instrText xml:space="preserve"> PAGEREF _Toc63436010 \h </w:instrText>
             </w:r>
             <w:r>
               <w:rPr>
@@ -1229,7 +1229,7 @@
               <w:sz w:val="21"/>
             </w:rPr>
           </w:pPr>
-          <w:hyperlink w:anchor="_Toc63195861" w:history="1">
+          <w:hyperlink w:anchor="_Toc63436011" w:history="1">
             <w:r>
               <w:rPr>
                 <w:rStyle w:val="af1"/>
@@ -1268,7 +1268,7 @@
               <w:rPr>
                 <w:noProof/>
               </w:rPr>
-              <w:instrText xml:space="preserve"> PAGEREF _Toc63195861 \h </w:instrText>
+              <w:instrText xml:space="preserve"> PAGEREF _Toc63436011 \h </w:instrText>
             </w:r>
             <w:r>
               <w:rPr>
@@ -1309,7 +1309,7 @@
               <w:sz w:val="21"/>
             </w:rPr>
           </w:pPr>
-          <w:hyperlink w:anchor="_Toc63195862" w:history="1">
+          <w:hyperlink w:anchor="_Toc63436012" w:history="1">
             <w:r>
               <w:rPr>
                 <w:rStyle w:val="af1"/>
@@ -1348,7 +1348,7 @@
               <w:rPr>
                 <w:noProof/>
               </w:rPr>
-              <w:instrText xml:space="preserve"> PAGEREF _Toc63195862 \h </w:instrText>
+              <w:instrText xml:space="preserve"> PAGEREF _Toc63436012 \h </w:instrText>
             </w:r>
             <w:r>
               <w:rPr>
@@ -1389,7 +1389,7 @@
               <w:sz w:val="21"/>
             </w:rPr>
           </w:pPr>
-          <w:hyperlink w:anchor="_Toc63195863" w:history="1">
+          <w:hyperlink w:anchor="_Toc63436013" w:history="1">
             <w:r>
               <w:rPr>
                 <w:rStyle w:val="af1"/>
@@ -1428,7 +1428,7 @@
               <w:rPr>
                 <w:noProof/>
               </w:rPr>
-              <w:instrText xml:space="preserve"> PAGEREF _Toc63195863 \h </w:instrText>
+              <w:instrText xml:space="preserve"> PAGEREF _Toc63436013 \h </w:instrText>
             </w:r>
             <w:r>
               <w:rPr>
@@ -1469,7 +1469,7 @@
               <w:sz w:val="21"/>
             </w:rPr>
           </w:pPr>
-          <w:hyperlink w:anchor="_Toc63195864" w:history="1">
+          <w:hyperlink w:anchor="_Toc63436014" w:history="1">
             <w:r>
               <w:rPr>
                 <w:rStyle w:val="af1"/>
@@ -1508,7 +1508,7 @@
               <w:rPr>
                 <w:noProof/>
               </w:rPr>
-              <w:instrText xml:space="preserve"> PAGEREF _Toc63195864 \h </w:instrText>
+              <w:instrText xml:space="preserve"> PAGEREF _Toc63436014 \h </w:instrText>
             </w:r>
             <w:r>
               <w:rPr>
@@ -1549,7 +1549,7 @@
               <w:sz w:val="21"/>
             </w:rPr>
           </w:pPr>
-          <w:hyperlink w:anchor="_Toc63195865" w:history="1">
+          <w:hyperlink w:anchor="_Toc63436015" w:history="1">
             <w:r>
               <w:rPr>
                 <w:rStyle w:val="af1"/>
@@ -1588,7 +1588,7 @@
               <w:rPr>
                 <w:noProof/>
               </w:rPr>
-              <w:instrText xml:space="preserve"> PAGEREF _Toc63195865 \h </w:instrText>
+              <w:instrText xml:space="preserve"> PAGEREF _Toc63436015 \h </w:instrText>
             </w:r>
             <w:r>
               <w:rPr>
@@ -1629,7 +1629,7 @@
               <w:sz w:val="21"/>
             </w:rPr>
           </w:pPr>
-          <w:hyperlink w:anchor="_Toc63195866" w:history="1">
+          <w:hyperlink w:anchor="_Toc63436016" w:history="1">
             <w:r>
               <w:rPr>
                 <w:rStyle w:val="af1"/>
@@ -1668,7 +1668,7 @@
               <w:rPr>
                 <w:noProof/>
               </w:rPr>
-              <w:instrText xml:space="preserve"> PAGEREF _Toc63195866 \h </w:instrText>
+              <w:instrText xml:space="preserve"> PAGEREF _Toc63436016 \h </w:instrText>
             </w:r>
             <w:r>
               <w:rPr>
@@ -1709,7 +1709,7 @@
               <w:sz w:val="21"/>
             </w:rPr>
           </w:pPr>
-          <w:hyperlink w:anchor="_Toc63195867" w:history="1">
+          <w:hyperlink w:anchor="_Toc63436017" w:history="1">
             <w:r>
               <w:rPr>
                 <w:rStyle w:val="af1"/>
@@ -1748,7 +1748,7 @@
               <w:rPr>
                 <w:noProof/>
               </w:rPr>
-              <w:instrText xml:space="preserve"> PAGEREF _Toc63195867 \h </w:instrText>
+              <w:instrText xml:space="preserve"> PAGEREF _Toc63436017 \h </w:instrText>
             </w:r>
             <w:r>
               <w:rPr>
@@ -1766,6 +1766,246 @@
                 <w:noProof/>
               </w:rPr>
               <w:t>21</w:t>
+            </w:r>
+            <w:r>
+              <w:rPr>
+                <w:noProof/>
+              </w:rPr>
+              <w:fldChar w:fldCharType="end"/>
+            </w:r>
+          </w:hyperlink>
+        </w:p>
+        <w:p>
+          <w:pPr>
+            <w:pStyle w:val="TOC2"/>
+            <w:tabs>
+              <w:tab w:val="left" w:pos="1750"/>
+              <w:tab w:val="right" w:leader="dot" w:pos="8296"/>
+            </w:tabs>
+            <w:ind w:left="560" w:firstLine="560"/>
+            <w:rPr>
+              <w:rFonts w:asciiTheme="minorHAnsi" w:eastAsiaTheme="minorEastAsia" w:hAnsiTheme="minorHAnsi"/>
+              <w:noProof/>
+              <w:sz w:val="21"/>
+            </w:rPr>
+          </w:pPr>
+          <w:hyperlink w:anchor="_Toc63436018" w:history="1">
+            <w:r>
+              <w:rPr>
+                <w:rStyle w:val="af1"/>
+                <w:noProof/>
+              </w:rPr>
+              <w:t>8.1.</w:t>
+            </w:r>
+            <w:r>
+              <w:rPr>
+                <w:rFonts w:asciiTheme="minorHAnsi" w:eastAsiaTheme="minorEastAsia" w:hAnsiTheme="minorHAnsi"/>
+                <w:noProof/>
+                <w:sz w:val="21"/>
+              </w:rPr>
+              <w:tab/>
+            </w:r>
+            <w:r>
+              <w:rPr>
+                <w:rStyle w:val="af1"/>
+                <w:noProof/>
+              </w:rPr>
+              <w:t>软件系统组成</w:t>
+            </w:r>
+            <w:r>
+              <w:rPr>
+                <w:noProof/>
+              </w:rPr>
+              <w:tab/>
+            </w:r>
+            <w:r>
+              <w:rPr>
+                <w:noProof/>
+              </w:rPr>
+              <w:fldChar w:fldCharType="begin"/>
+            </w:r>
+            <w:r>
+              <w:rPr>
+                <w:noProof/>
+              </w:rPr>
+              <w:instrText xml:space="preserve"> PAGEREF _Toc63436018 \h </w:instrText>
+            </w:r>
+            <w:r>
+              <w:rPr>
+                <w:noProof/>
+              </w:rPr>
+            </w:r>
+            <w:r>
+              <w:rPr>
+                <w:noProof/>
+              </w:rPr>
+              <w:fldChar w:fldCharType="separate"/>
+            </w:r>
+            <w:r>
+              <w:rPr>
+                <w:noProof/>
+              </w:rPr>
+              <w:t>21</w:t>
+            </w:r>
+            <w:r>
+              <w:rPr>
+                <w:noProof/>
+              </w:rPr>
+              <w:fldChar w:fldCharType="end"/>
+            </w:r>
+          </w:hyperlink>
+        </w:p>
+        <w:p>
+          <w:pPr>
+            <w:pStyle w:val="TOC2"/>
+            <w:tabs>
+              <w:tab w:val="left" w:pos="1750"/>
+              <w:tab w:val="right" w:leader="dot" w:pos="8296"/>
+            </w:tabs>
+            <w:ind w:left="560" w:firstLine="560"/>
+            <w:rPr>
+              <w:rFonts w:asciiTheme="minorHAnsi" w:eastAsiaTheme="minorEastAsia" w:hAnsiTheme="minorHAnsi"/>
+              <w:noProof/>
+              <w:sz w:val="21"/>
+            </w:rPr>
+          </w:pPr>
+          <w:hyperlink w:anchor="_Toc63436019" w:history="1">
+            <w:r>
+              <w:rPr>
+                <w:rStyle w:val="af1"/>
+                <w:noProof/>
+              </w:rPr>
+              <w:t>8.2.</w:t>
+            </w:r>
+            <w:r>
+              <w:rPr>
+                <w:rFonts w:asciiTheme="minorHAnsi" w:eastAsiaTheme="minorEastAsia" w:hAnsiTheme="minorHAnsi"/>
+                <w:noProof/>
+                <w:sz w:val="21"/>
+              </w:rPr>
+              <w:tab/>
+            </w:r>
+            <w:r>
+              <w:rPr>
+                <w:rStyle w:val="af1"/>
+                <w:noProof/>
+              </w:rPr>
+              <w:t>配置文件</w:t>
+            </w:r>
+            <w:r>
+              <w:rPr>
+                <w:noProof/>
+              </w:rPr>
+              <w:tab/>
+            </w:r>
+            <w:r>
+              <w:rPr>
+                <w:noProof/>
+              </w:rPr>
+              <w:fldChar w:fldCharType="begin"/>
+            </w:r>
+            <w:r>
+              <w:rPr>
+                <w:noProof/>
+              </w:rPr>
+              <w:instrText xml:space="preserve"> PAGEREF _Toc63436019 \h </w:instrText>
+            </w:r>
+            <w:r>
+              <w:rPr>
+                <w:noProof/>
+              </w:rPr>
+            </w:r>
+            <w:r>
+              <w:rPr>
+                <w:noProof/>
+              </w:rPr>
+              <w:fldChar w:fldCharType="separate"/>
+            </w:r>
+            <w:r>
+              <w:rPr>
+                <w:noProof/>
+              </w:rPr>
+              <w:t>22</w:t>
+            </w:r>
+            <w:r>
+              <w:rPr>
+                <w:noProof/>
+              </w:rPr>
+              <w:fldChar w:fldCharType="end"/>
+            </w:r>
+          </w:hyperlink>
+        </w:p>
+        <w:p>
+          <w:pPr>
+            <w:pStyle w:val="TOC2"/>
+            <w:tabs>
+              <w:tab w:val="left" w:pos="1750"/>
+              <w:tab w:val="right" w:leader="dot" w:pos="8296"/>
+            </w:tabs>
+            <w:ind w:left="560" w:firstLine="560"/>
+            <w:rPr>
+              <w:rFonts w:asciiTheme="minorHAnsi" w:eastAsiaTheme="minorEastAsia" w:hAnsiTheme="minorHAnsi"/>
+              <w:noProof/>
+              <w:sz w:val="21"/>
+            </w:rPr>
+          </w:pPr>
+          <w:hyperlink w:anchor="_Toc63436020" w:history="1">
+            <w:r>
+              <w:rPr>
+                <w:rStyle w:val="af1"/>
+                <w:noProof/>
+              </w:rPr>
+              <w:t>8.3.</w:t>
+            </w:r>
+            <w:r>
+              <w:rPr>
+                <w:rFonts w:asciiTheme="minorHAnsi" w:eastAsiaTheme="minorEastAsia" w:hAnsiTheme="minorHAnsi"/>
+                <w:noProof/>
+                <w:sz w:val="21"/>
+              </w:rPr>
+              <w:tab/>
+            </w:r>
+            <w:r>
+              <w:rPr>
+                <w:rStyle w:val="af1"/>
+                <w:noProof/>
+              </w:rPr>
+              <w:t>系统操作方式及可能反馈情况</w:t>
+            </w:r>
+            <w:r>
+              <w:rPr>
+                <w:noProof/>
+              </w:rPr>
+              <w:tab/>
+            </w:r>
+            <w:r>
+              <w:rPr>
+                <w:noProof/>
+              </w:rPr>
+              <w:fldChar w:fldCharType="begin"/>
+            </w:r>
+            <w:r>
+              <w:rPr>
+                <w:noProof/>
+              </w:rPr>
+              <w:instrText xml:space="preserve"> PAGEREF _Toc63436020 \h </w:instrText>
+            </w:r>
+            <w:r>
+              <w:rPr>
+                <w:noProof/>
+              </w:rPr>
+            </w:r>
+            <w:r>
+              <w:rPr>
+                <w:noProof/>
+              </w:rPr>
+              <w:fldChar w:fldCharType="separate"/>
+            </w:r>
+            <w:r>
+              <w:rPr>
+                <w:noProof/>
+              </w:rPr>
+              <w:t>24</w:t>
             </w:r>
             <w:r>
               <w:rPr>
@@ -1778,6 +2018,17 @@
         <w:p>
           <w:pPr>
             <w:ind w:firstLine="560"/>
+            <w:rPr>
+              <w:rFonts w:hint="eastAsia"/>
+            </w:rPr>
+            <w:sectPr>
+              <w:footerReference w:type="default" r:id="rId11"/>
+              <w:pgSz w:w="11906" w:h="16838"/>
+              <w:pgMar w:top="1440" w:right="1800" w:bottom="1440" w:left="1800" w:header="993" w:footer="992" w:gutter="0"/>
+              <w:pgNumType w:fmt="upperRoman" w:start="1"/>
+              <w:cols w:space="425"/>
+              <w:docGrid w:type="lines" w:linePitch="312"/>
+            </w:sectPr>
           </w:pPr>
           <w:r>
             <w:rPr>
@@ -1792,21 +2043,8 @@
     <w:p>
       <w:pPr>
         <w:pStyle w:val="1"/>
-        <w:sectPr>
-          <w:footerReference w:type="default" r:id="rId11"/>
-          <w:pgSz w:w="11906" w:h="16838"/>
-          <w:pgMar w:top="1440" w:right="1800" w:bottom="1440" w:left="1800" w:header="993" w:footer="992" w:gutter="0"/>
-          <w:pgNumType w:fmt="upperRoman" w:start="1"/>
-          <w:cols w:space="425"/>
-          <w:docGrid w:type="lines" w:linePitch="312"/>
-        </w:sectPr>
-      </w:pPr>
-    </w:p>
-    <w:p>
-      <w:pPr>
-        <w:pStyle w:val="1"/>
-      </w:pPr>
-      <w:bookmarkStart w:id="0" w:name="_Toc63195850"/>
+      </w:pPr>
+      <w:bookmarkStart w:id="0" w:name="_Toc63436000"/>
       <w:r>
         <w:rPr>
           <w:rFonts w:hint="eastAsia"/>
@@ -1844,7 +2082,7 @@
       <w:pPr>
         <w:pStyle w:val="1"/>
       </w:pPr>
-      <w:bookmarkStart w:id="1" w:name="_Toc63195851"/>
+      <w:bookmarkStart w:id="1" w:name="_Toc63436001"/>
       <w:r>
         <w:rPr>
           <w:rFonts w:hint="eastAsia"/>
@@ -1938,11 +2176,27 @@
       <w:r>
         <w:t xml:space="preserve">图 </w:t>
       </w:r>
-      <w:fldSimple w:instr=" SEQ 图 \* ARABIC ">
-        <w:r>
-          <w:t>1</w:t>
-        </w:r>
-      </w:fldSimple>
+      <w:r>
+        <w:fldChar w:fldCharType="begin"/>
+      </w:r>
+      <w:r>
+        <w:instrText xml:space="preserve"> SEQ </w:instrText>
+      </w:r>
+      <w:r>
+        <w:instrText>图</w:instrText>
+      </w:r>
+      <w:r>
+        <w:instrText xml:space="preserve"> \* ARABIC </w:instrText>
+      </w:r>
+      <w:r>
+        <w:fldChar w:fldCharType="separate"/>
+      </w:r>
+      <w:r>
+        <w:t>1</w:t>
+      </w:r>
+      <w:r>
+        <w:fldChar w:fldCharType="end"/>
+      </w:r>
       <w:r>
         <w:rPr>
           <w:rFonts w:hint="eastAsia"/>
@@ -1954,7 +2208,7 @@
       <w:pPr>
         <w:pStyle w:val="1"/>
       </w:pPr>
-      <w:bookmarkStart w:id="2" w:name="_Toc63195852"/>
+      <w:bookmarkStart w:id="2" w:name="_Toc63436002"/>
       <w:r>
         <w:rPr>
           <w:rFonts w:hint="eastAsia"/>
@@ -1998,7 +2252,7 @@
       <w:pPr>
         <w:pStyle w:val="1"/>
       </w:pPr>
-      <w:bookmarkStart w:id="3" w:name="_Toc63195853"/>
+      <w:bookmarkStart w:id="3" w:name="_Toc63436003"/>
       <w:r>
         <w:rPr>
           <w:rFonts w:hint="eastAsia"/>
@@ -2474,7 +2728,7 @@
       <w:pPr>
         <w:pStyle w:val="1"/>
       </w:pPr>
-      <w:bookmarkStart w:id="4" w:name="_Toc63195854"/>
+      <w:bookmarkStart w:id="4" w:name="_Toc63436004"/>
       <w:r>
         <w:rPr>
           <w:rFonts w:hint="eastAsia"/>
@@ -2539,7 +2793,7 @@
             <v:imagedata r:id="rId13" o:title=""/>
             <o:lock v:ext="edit" aspectratio="f"/>
           </v:shape>
-          <o:OLEObject Type="Embed" ProgID="Visio.Drawing.15" ShapeID="_x0000_i1025" DrawAspect="Content" ObjectID="_1673975161" r:id="rId14"/>
+          <o:OLEObject Type="Embed" ProgID="Visio.Drawing.15" ShapeID="_x0000_i1025" DrawAspect="Content" ObjectID="_1674048826" r:id="rId14"/>
         </w:object>
       </w:r>
     </w:p>
@@ -2551,11 +2805,27 @@
       <w:r>
         <w:t xml:space="preserve">图 </w:t>
       </w:r>
-      <w:fldSimple w:instr=" SEQ 图 \* ARABIC ">
-        <w:r>
-          <w:t>2</w:t>
-        </w:r>
-      </w:fldSimple>
+      <w:r>
+        <w:fldChar w:fldCharType="begin"/>
+      </w:r>
+      <w:r>
+        <w:instrText xml:space="preserve"> SEQ </w:instrText>
+      </w:r>
+      <w:r>
+        <w:instrText>图</w:instrText>
+      </w:r>
+      <w:r>
+        <w:instrText xml:space="preserve"> \* ARABIC </w:instrText>
+      </w:r>
+      <w:r>
+        <w:fldChar w:fldCharType="separate"/>
+      </w:r>
+      <w:r>
+        <w:t>2</w:t>
+      </w:r>
+      <w:r>
+        <w:fldChar w:fldCharType="end"/>
+      </w:r>
       <w:r>
         <w:rPr>
           <w:rFonts w:hint="eastAsia"/>
@@ -2574,7 +2844,7 @@
             <v:imagedata r:id="rId15" o:title=""/>
             <o:lock v:ext="edit" aspectratio="f"/>
           </v:shape>
-          <o:OLEObject Type="Embed" ProgID="Visio.Drawing.15" ShapeID="_x0000_i1026" DrawAspect="Content" ObjectID="_1673975162" r:id="rId16"/>
+          <o:OLEObject Type="Embed" ProgID="Visio.Drawing.15" ShapeID="_x0000_i1026" DrawAspect="Content" ObjectID="_1674048827" r:id="rId16"/>
         </w:object>
       </w:r>
     </w:p>
@@ -2586,11 +2856,27 @@
       <w:r>
         <w:t xml:space="preserve">图 </w:t>
       </w:r>
-      <w:fldSimple w:instr=" SEQ 图 \* ARABIC ">
-        <w:r>
-          <w:t>3</w:t>
-        </w:r>
-      </w:fldSimple>
+      <w:r>
+        <w:fldChar w:fldCharType="begin"/>
+      </w:r>
+      <w:r>
+        <w:instrText xml:space="preserve"> SEQ </w:instrText>
+      </w:r>
+      <w:r>
+        <w:instrText>图</w:instrText>
+      </w:r>
+      <w:r>
+        <w:instrText xml:space="preserve"> \* ARABIC </w:instrText>
+      </w:r>
+      <w:r>
+        <w:fldChar w:fldCharType="separate"/>
+      </w:r>
+      <w:r>
+        <w:t>3</w:t>
+      </w:r>
+      <w:r>
+        <w:fldChar w:fldCharType="end"/>
+      </w:r>
       <w:r>
         <w:rPr>
           <w:rFonts w:hint="eastAsia"/>
@@ -2618,7 +2904,7 @@
       <w:pPr>
         <w:pStyle w:val="2"/>
       </w:pPr>
-      <w:bookmarkStart w:id="5" w:name="_Toc63195855"/>
+      <w:bookmarkStart w:id="5" w:name="_Toc63436005"/>
       <w:r>
         <w:rPr>
           <w:rFonts w:hint="eastAsia"/>
@@ -2688,11 +2974,27 @@
       <w:r>
         <w:t xml:space="preserve">图 </w:t>
       </w:r>
-      <w:fldSimple w:instr=" SEQ 图 \* ARABIC ">
-        <w:r>
-          <w:t>4</w:t>
-        </w:r>
-      </w:fldSimple>
+      <w:r>
+        <w:fldChar w:fldCharType="begin"/>
+      </w:r>
+      <w:r>
+        <w:instrText xml:space="preserve"> SEQ </w:instrText>
+      </w:r>
+      <w:r>
+        <w:instrText>图</w:instrText>
+      </w:r>
+      <w:r>
+        <w:instrText xml:space="preserve"> \* ARABIC </w:instrText>
+      </w:r>
+      <w:r>
+        <w:fldChar w:fldCharType="separate"/>
+      </w:r>
+      <w:r>
+        <w:t>4</w:t>
+      </w:r>
+      <w:r>
+        <w:fldChar w:fldCharType="end"/>
+      </w:r>
       <w:r>
         <w:rPr>
           <w:rFonts w:hint="eastAsia"/>
@@ -2704,7 +3006,7 @@
       <w:pPr>
         <w:pStyle w:val="2"/>
       </w:pPr>
-      <w:bookmarkStart w:id="6" w:name="_Toc63195856"/>
+      <w:bookmarkStart w:id="6" w:name="_Toc63436006"/>
       <w:r>
         <w:rPr>
           <w:rFonts w:hint="eastAsia"/>
@@ -2728,7 +3030,7 @@
       <w:pPr>
         <w:pStyle w:val="2"/>
       </w:pPr>
-      <w:bookmarkStart w:id="7" w:name="_Toc63195857"/>
+      <w:bookmarkStart w:id="7" w:name="_Toc63436007"/>
       <w:r>
         <w:rPr>
           <w:rFonts w:hint="eastAsia"/>
@@ -2793,17 +3095,33 @@
       <w:r>
         <w:t xml:space="preserve">图 </w:t>
       </w:r>
-      <w:fldSimple w:instr=" SEQ 图 \* ARABIC ">
-        <w:r>
-          <w:t>5</w:t>
-        </w:r>
-      </w:fldSimple>
+      <w:r>
+        <w:fldChar w:fldCharType="begin"/>
+      </w:r>
+      <w:r>
+        <w:instrText xml:space="preserve"> SEQ </w:instrText>
+      </w:r>
+      <w:r>
+        <w:instrText>图</w:instrText>
+      </w:r>
+      <w:r>
+        <w:instrText xml:space="preserve"> \* ARABIC </w:instrText>
+      </w:r>
+      <w:r>
+        <w:fldChar w:fldCharType="separate"/>
+      </w:r>
+      <w:r>
+        <w:t>5</w:t>
+      </w:r>
+      <w:r>
+        <w:fldChar w:fldCharType="end"/>
+      </w:r>
     </w:p>
     <w:p>
       <w:pPr>
         <w:pStyle w:val="2"/>
       </w:pPr>
-      <w:bookmarkStart w:id="8" w:name="_Toc63195858"/>
+      <w:bookmarkStart w:id="8" w:name="_Toc63436008"/>
       <w:r>
         <w:rPr>
           <w:rFonts w:hint="eastAsia"/>
@@ -2832,11 +3150,27 @@
       <w:r>
         <w:t xml:space="preserve">表 </w:t>
       </w:r>
-      <w:fldSimple w:instr=" SEQ 表 \* ARABIC ">
-        <w:r>
-          <w:t>1</w:t>
-        </w:r>
-      </w:fldSimple>
+      <w:r>
+        <w:fldChar w:fldCharType="begin"/>
+      </w:r>
+      <w:r>
+        <w:instrText xml:space="preserve"> SEQ </w:instrText>
+      </w:r>
+      <w:r>
+        <w:instrText>表</w:instrText>
+      </w:r>
+      <w:r>
+        <w:instrText xml:space="preserve"> \* ARABIC </w:instrText>
+      </w:r>
+      <w:r>
+        <w:fldChar w:fldCharType="separate"/>
+      </w:r>
+      <w:r>
+        <w:t>1</w:t>
+      </w:r>
+      <w:r>
+        <w:fldChar w:fldCharType="end"/>
+      </w:r>
     </w:p>
     <w:tbl>
       <w:tblPr>
@@ -3161,11 +3495,27 @@
       <w:r>
         <w:t xml:space="preserve">表 </w:t>
       </w:r>
-      <w:fldSimple w:instr=" SEQ 表 \* ARABIC ">
-        <w:r>
-          <w:t>2</w:t>
-        </w:r>
-      </w:fldSimple>
+      <w:r>
+        <w:fldChar w:fldCharType="begin"/>
+      </w:r>
+      <w:r>
+        <w:instrText xml:space="preserve"> SEQ </w:instrText>
+      </w:r>
+      <w:r>
+        <w:instrText>表</w:instrText>
+      </w:r>
+      <w:r>
+        <w:instrText xml:space="preserve"> \* ARABIC </w:instrText>
+      </w:r>
+      <w:r>
+        <w:fldChar w:fldCharType="separate"/>
+      </w:r>
+      <w:r>
+        <w:t>2</w:t>
+      </w:r>
+      <w:r>
+        <w:fldChar w:fldCharType="end"/>
+      </w:r>
     </w:p>
     <w:tbl>
       <w:tblPr>
@@ -4128,11 +4478,27 @@
       <w:r>
         <w:t xml:space="preserve">表 </w:t>
       </w:r>
-      <w:fldSimple w:instr=" SEQ 表 \* ARABIC ">
-        <w:r>
-          <w:t>3</w:t>
-        </w:r>
-      </w:fldSimple>
+      <w:r>
+        <w:fldChar w:fldCharType="begin"/>
+      </w:r>
+      <w:r>
+        <w:instrText xml:space="preserve"> SEQ </w:instrText>
+      </w:r>
+      <w:r>
+        <w:instrText>表</w:instrText>
+      </w:r>
+      <w:r>
+        <w:instrText xml:space="preserve"> \* ARABIC </w:instrText>
+      </w:r>
+      <w:r>
+        <w:fldChar w:fldCharType="separate"/>
+      </w:r>
+      <w:r>
+        <w:t>3</w:t>
+      </w:r>
+      <w:r>
+        <w:fldChar w:fldCharType="end"/>
+      </w:r>
     </w:p>
     <w:tbl>
       <w:tblPr>
@@ -4680,11 +5046,27 @@
       <w:r>
         <w:t xml:space="preserve">表 </w:t>
       </w:r>
-      <w:fldSimple w:instr=" SEQ 表 \* ARABIC ">
-        <w:r>
-          <w:t>4</w:t>
-        </w:r>
-      </w:fldSimple>
+      <w:r>
+        <w:fldChar w:fldCharType="begin"/>
+      </w:r>
+      <w:r>
+        <w:instrText xml:space="preserve"> SEQ </w:instrText>
+      </w:r>
+      <w:r>
+        <w:instrText>表</w:instrText>
+      </w:r>
+      <w:r>
+        <w:instrText xml:space="preserve"> \* ARABIC </w:instrText>
+      </w:r>
+      <w:r>
+        <w:fldChar w:fldCharType="separate"/>
+      </w:r>
+      <w:r>
+        <w:t>4</w:t>
+      </w:r>
+      <w:r>
+        <w:fldChar w:fldCharType="end"/>
+      </w:r>
     </w:p>
     <w:tbl>
       <w:tblPr>
@@ -5670,11 +6052,27 @@
       <w:r>
         <w:t xml:space="preserve">表 </w:t>
       </w:r>
-      <w:fldSimple w:instr=" SEQ 表 \* ARABIC ">
-        <w:r>
-          <w:t>5</w:t>
-        </w:r>
-      </w:fldSimple>
+      <w:r>
+        <w:fldChar w:fldCharType="begin"/>
+      </w:r>
+      <w:r>
+        <w:instrText xml:space="preserve"> SEQ </w:instrText>
+      </w:r>
+      <w:r>
+        <w:instrText>表</w:instrText>
+      </w:r>
+      <w:r>
+        <w:instrText xml:space="preserve"> \* ARABIC </w:instrText>
+      </w:r>
+      <w:r>
+        <w:fldChar w:fldCharType="separate"/>
+      </w:r>
+      <w:r>
+        <w:t>5</w:t>
+      </w:r>
+      <w:r>
+        <w:fldChar w:fldCharType="end"/>
+      </w:r>
     </w:p>
     <w:tbl>
       <w:tblPr>
@@ -6990,11 +7388,27 @@
       <w:r>
         <w:t xml:space="preserve">表 </w:t>
       </w:r>
-      <w:fldSimple w:instr=" SEQ 表 \* ARABIC ">
-        <w:r>
-          <w:t>6</w:t>
-        </w:r>
-      </w:fldSimple>
+      <w:r>
+        <w:fldChar w:fldCharType="begin"/>
+      </w:r>
+      <w:r>
+        <w:instrText xml:space="preserve"> SEQ </w:instrText>
+      </w:r>
+      <w:r>
+        <w:instrText>表</w:instrText>
+      </w:r>
+      <w:r>
+        <w:instrText xml:space="preserve"> \* ARABIC </w:instrText>
+      </w:r>
+      <w:r>
+        <w:fldChar w:fldCharType="separate"/>
+      </w:r>
+      <w:r>
+        <w:t>6</w:t>
+      </w:r>
+      <w:r>
+        <w:fldChar w:fldCharType="end"/>
+      </w:r>
     </w:p>
     <w:tbl>
       <w:tblPr>
@@ -7906,11 +8320,27 @@
       <w:r>
         <w:t xml:space="preserve">表 </w:t>
       </w:r>
-      <w:fldSimple w:instr=" SEQ 表 \* ARABIC ">
-        <w:r>
-          <w:t>7</w:t>
-        </w:r>
-      </w:fldSimple>
+      <w:r>
+        <w:fldChar w:fldCharType="begin"/>
+      </w:r>
+      <w:r>
+        <w:instrText xml:space="preserve"> SEQ </w:instrText>
+      </w:r>
+      <w:r>
+        <w:instrText>表</w:instrText>
+      </w:r>
+      <w:r>
+        <w:instrText xml:space="preserve"> \* ARABIC </w:instrText>
+      </w:r>
+      <w:r>
+        <w:fldChar w:fldCharType="separate"/>
+      </w:r>
+      <w:r>
+        <w:t>7</w:t>
+      </w:r>
+      <w:r>
+        <w:fldChar w:fldCharType="end"/>
+      </w:r>
     </w:p>
     <w:tbl>
       <w:tblPr>
@@ -8874,11 +9304,27 @@
       <w:r>
         <w:t xml:space="preserve">表 </w:t>
       </w:r>
-      <w:fldSimple w:instr=" SEQ 表 \* ARABIC ">
-        <w:r>
-          <w:t>8</w:t>
-        </w:r>
-      </w:fldSimple>
+      <w:r>
+        <w:fldChar w:fldCharType="begin"/>
+      </w:r>
+      <w:r>
+        <w:instrText xml:space="preserve"> SEQ </w:instrText>
+      </w:r>
+      <w:r>
+        <w:instrText>表</w:instrText>
+      </w:r>
+      <w:r>
+        <w:instrText xml:space="preserve"> \* ARABIC </w:instrText>
+      </w:r>
+      <w:r>
+        <w:fldChar w:fldCharType="separate"/>
+      </w:r>
+      <w:r>
+        <w:t>8</w:t>
+      </w:r>
+      <w:r>
+        <w:fldChar w:fldCharType="end"/>
+      </w:r>
     </w:p>
     <w:tbl>
       <w:tblPr>
@@ -9854,7 +10300,7 @@
       <w:pPr>
         <w:pStyle w:val="2"/>
       </w:pPr>
-      <w:bookmarkStart w:id="9" w:name="_Toc63195859"/>
+      <w:bookmarkStart w:id="9" w:name="_Toc63436009"/>
       <w:r>
         <w:rPr>
           <w:rFonts w:hint="eastAsia"/>
@@ -9950,11 +10396,27 @@
       <w:r>
         <w:t xml:space="preserve">图 </w:t>
       </w:r>
-      <w:fldSimple w:instr=" SEQ 图 \* ARABIC ">
-        <w:r>
-          <w:t>6</w:t>
-        </w:r>
-      </w:fldSimple>
+      <w:r>
+        <w:fldChar w:fldCharType="begin"/>
+      </w:r>
+      <w:r>
+        <w:instrText xml:space="preserve"> SEQ </w:instrText>
+      </w:r>
+      <w:r>
+        <w:instrText>图</w:instrText>
+      </w:r>
+      <w:r>
+        <w:instrText xml:space="preserve"> \* ARABIC </w:instrText>
+      </w:r>
+      <w:r>
+        <w:fldChar w:fldCharType="separate"/>
+      </w:r>
+      <w:r>
+        <w:t>6</w:t>
+      </w:r>
+      <w:r>
+        <w:fldChar w:fldCharType="end"/>
+      </w:r>
       <w:r>
         <w:rPr>
           <w:rFonts w:hint="eastAsia"/>
@@ -9966,7 +10428,7 @@
       <w:pPr>
         <w:pStyle w:val="1"/>
       </w:pPr>
-      <w:bookmarkStart w:id="10" w:name="_Toc63195860"/>
+      <w:bookmarkStart w:id="10" w:name="_Toc63436010"/>
       <w:r>
         <w:rPr>
           <w:rFonts w:hint="eastAsia"/>
@@ -9979,7 +10441,7 @@
       <w:pPr>
         <w:pStyle w:val="2"/>
       </w:pPr>
-      <w:bookmarkStart w:id="11" w:name="_Toc63195861"/>
+      <w:bookmarkStart w:id="11" w:name="_Toc63436011"/>
       <w:r>
         <w:rPr>
           <w:rFonts w:hint="eastAsia"/>
@@ -10059,11 +10521,27 @@
       <w:r>
         <w:t xml:space="preserve">图 </w:t>
       </w:r>
-      <w:fldSimple w:instr=" SEQ 图 \* ARABIC ">
-        <w:r>
-          <w:t>7</w:t>
-        </w:r>
-      </w:fldSimple>
+      <w:r>
+        <w:fldChar w:fldCharType="begin"/>
+      </w:r>
+      <w:r>
+        <w:instrText xml:space="preserve"> SEQ </w:instrText>
+      </w:r>
+      <w:r>
+        <w:instrText>图</w:instrText>
+      </w:r>
+      <w:r>
+        <w:instrText xml:space="preserve"> \* ARABIC </w:instrText>
+      </w:r>
+      <w:r>
+        <w:fldChar w:fldCharType="separate"/>
+      </w:r>
+      <w:r>
+        <w:t>7</w:t>
+      </w:r>
+      <w:r>
+        <w:fldChar w:fldCharType="end"/>
+      </w:r>
       <w:r>
         <w:rPr>
           <w:rFonts w:hint="eastAsia"/>
@@ -10152,11 +10630,27 @@
       <w:r>
         <w:t xml:space="preserve">图 </w:t>
       </w:r>
-      <w:fldSimple w:instr=" SEQ 图 \* ARABIC ">
-        <w:r>
-          <w:t>8</w:t>
-        </w:r>
-      </w:fldSimple>
+      <w:r>
+        <w:fldChar w:fldCharType="begin"/>
+      </w:r>
+      <w:r>
+        <w:instrText xml:space="preserve"> SEQ </w:instrText>
+      </w:r>
+      <w:r>
+        <w:instrText>图</w:instrText>
+      </w:r>
+      <w:r>
+        <w:instrText xml:space="preserve"> \* ARABIC </w:instrText>
+      </w:r>
+      <w:r>
+        <w:fldChar w:fldCharType="separate"/>
+      </w:r>
+      <w:r>
+        <w:t>8</w:t>
+      </w:r>
+      <w:r>
+        <w:fldChar w:fldCharType="end"/>
+      </w:r>
       <w:r>
         <w:rPr>
           <w:rFonts w:hint="eastAsia"/>
@@ -10235,11 +10729,27 @@
       <w:r>
         <w:t xml:space="preserve">图 </w:t>
       </w:r>
-      <w:fldSimple w:instr=" SEQ 图 \* ARABIC ">
-        <w:r>
-          <w:t>9</w:t>
-        </w:r>
-      </w:fldSimple>
+      <w:r>
+        <w:fldChar w:fldCharType="begin"/>
+      </w:r>
+      <w:r>
+        <w:instrText xml:space="preserve"> SEQ </w:instrText>
+      </w:r>
+      <w:r>
+        <w:instrText>图</w:instrText>
+      </w:r>
+      <w:r>
+        <w:instrText xml:space="preserve"> \* ARABIC </w:instrText>
+      </w:r>
+      <w:r>
+        <w:fldChar w:fldCharType="separate"/>
+      </w:r>
+      <w:r>
+        <w:t>9</w:t>
+      </w:r>
+      <w:r>
+        <w:fldChar w:fldCharType="end"/>
+      </w:r>
       <w:r>
         <w:rPr>
           <w:rFonts w:hint="eastAsia"/>
@@ -10319,11 +10829,27 @@
       <w:r>
         <w:t xml:space="preserve">图 </w:t>
       </w:r>
-      <w:fldSimple w:instr=" SEQ 图 \* ARABIC ">
-        <w:r>
-          <w:t>10</w:t>
-        </w:r>
-      </w:fldSimple>
+      <w:r>
+        <w:fldChar w:fldCharType="begin"/>
+      </w:r>
+      <w:r>
+        <w:instrText xml:space="preserve"> SEQ </w:instrText>
+      </w:r>
+      <w:r>
+        <w:instrText>图</w:instrText>
+      </w:r>
+      <w:r>
+        <w:instrText xml:space="preserve"> \* ARABIC </w:instrText>
+      </w:r>
+      <w:r>
+        <w:fldChar w:fldCharType="separate"/>
+      </w:r>
+      <w:r>
+        <w:t>10</w:t>
+      </w:r>
+      <w:r>
+        <w:fldChar w:fldCharType="end"/>
+      </w:r>
     </w:p>
     <w:p>
       <w:pPr>
@@ -10396,11 +10922,27 @@
       <w:r>
         <w:t xml:space="preserve">图 </w:t>
       </w:r>
-      <w:fldSimple w:instr=" SEQ 图 \* ARABIC ">
-        <w:r>
-          <w:t>11</w:t>
-        </w:r>
-      </w:fldSimple>
+      <w:r>
+        <w:fldChar w:fldCharType="begin"/>
+      </w:r>
+      <w:r>
+        <w:instrText xml:space="preserve"> SEQ </w:instrText>
+      </w:r>
+      <w:r>
+        <w:instrText>图</w:instrText>
+      </w:r>
+      <w:r>
+        <w:instrText xml:space="preserve"> \* ARABIC </w:instrText>
+      </w:r>
+      <w:r>
+        <w:fldChar w:fldCharType="separate"/>
+      </w:r>
+      <w:r>
+        <w:t>11</w:t>
+      </w:r>
+      <w:r>
+        <w:fldChar w:fldCharType="end"/>
+      </w:r>
     </w:p>
     <w:p>
       <w:pPr>
@@ -10491,11 +11033,27 @@
       <w:r>
         <w:t xml:space="preserve">图 </w:t>
       </w:r>
-      <w:fldSimple w:instr=" SEQ 图 \* ARABIC ">
-        <w:r>
-          <w:t>12</w:t>
-        </w:r>
-      </w:fldSimple>
+      <w:r>
+        <w:fldChar w:fldCharType="begin"/>
+      </w:r>
+      <w:r>
+        <w:instrText xml:space="preserve"> SEQ </w:instrText>
+      </w:r>
+      <w:r>
+        <w:instrText>图</w:instrText>
+      </w:r>
+      <w:r>
+        <w:instrText xml:space="preserve"> \* ARABIC </w:instrText>
+      </w:r>
+      <w:r>
+        <w:fldChar w:fldCharType="separate"/>
+      </w:r>
+      <w:r>
+        <w:t>12</w:t>
+      </w:r>
+      <w:r>
+        <w:fldChar w:fldCharType="end"/>
+      </w:r>
     </w:p>
     <w:p>
       <w:pPr>
@@ -10512,7 +11070,7 @@
       <w:pPr>
         <w:pStyle w:val="2"/>
       </w:pPr>
-      <w:bookmarkStart w:id="12" w:name="_Toc63195862"/>
+      <w:bookmarkStart w:id="12" w:name="_Toc63436012"/>
       <w:r>
         <w:rPr>
           <w:rFonts w:hint="eastAsia"/>
@@ -10540,11 +11098,27 @@
       <w:r>
         <w:t xml:space="preserve">表 </w:t>
       </w:r>
-      <w:fldSimple w:instr=" SEQ 表 \* ARABIC ">
-        <w:r>
-          <w:t>9</w:t>
-        </w:r>
-      </w:fldSimple>
+      <w:r>
+        <w:fldChar w:fldCharType="begin"/>
+      </w:r>
+      <w:r>
+        <w:instrText xml:space="preserve"> SEQ </w:instrText>
+      </w:r>
+      <w:r>
+        <w:instrText>表</w:instrText>
+      </w:r>
+      <w:r>
+        <w:instrText xml:space="preserve"> \* ARABIC </w:instrText>
+      </w:r>
+      <w:r>
+        <w:fldChar w:fldCharType="separate"/>
+      </w:r>
+      <w:r>
+        <w:t>9</w:t>
+      </w:r>
+      <w:r>
+        <w:fldChar w:fldCharType="end"/>
+      </w:r>
     </w:p>
     <w:tbl>
       <w:tblPr>
@@ -11770,12 +12344,11 @@
       <w:pPr>
         <w:pStyle w:val="2"/>
       </w:pPr>
-      <w:bookmarkStart w:id="13" w:name="_Toc63195863"/>
-      <w:r>
-        <w:rPr>
-          <w:rFonts w:hint="eastAsia"/>
-        </w:rPr>
-        <w:lastRenderedPageBreak/>
+      <w:bookmarkStart w:id="13" w:name="_Toc63436013"/>
+      <w:r>
+        <w:rPr>
+          <w:rFonts w:hint="eastAsia"/>
+        </w:rPr>
         <w:t>RS232测试</w:t>
       </w:r>
       <w:bookmarkEnd w:id="13"/>
@@ -11854,11 +12427,27 @@
       <w:r>
         <w:t xml:space="preserve">图 </w:t>
       </w:r>
-      <w:fldSimple w:instr=" SEQ 图 \* ARABIC ">
-        <w:r>
-          <w:t>13</w:t>
-        </w:r>
-      </w:fldSimple>
+      <w:r>
+        <w:fldChar w:fldCharType="begin"/>
+      </w:r>
+      <w:r>
+        <w:instrText xml:space="preserve"> SEQ </w:instrText>
+      </w:r>
+      <w:r>
+        <w:instrText>图</w:instrText>
+      </w:r>
+      <w:r>
+        <w:instrText xml:space="preserve"> \* ARABIC </w:instrText>
+      </w:r>
+      <w:r>
+        <w:fldChar w:fldCharType="separate"/>
+      </w:r>
+      <w:r>
+        <w:t>13</w:t>
+      </w:r>
+      <w:r>
+        <w:fldChar w:fldCharType="end"/>
+      </w:r>
       <w:r>
         <w:rPr>
           <w:rFonts w:hint="eastAsia"/>
@@ -12035,11 +12624,27 @@
       <w:r>
         <w:t xml:space="preserve">图 </w:t>
       </w:r>
-      <w:fldSimple w:instr=" SEQ 图 \* ARABIC ">
-        <w:r>
-          <w:t>14</w:t>
-        </w:r>
-      </w:fldSimple>
+      <w:r>
+        <w:fldChar w:fldCharType="begin"/>
+      </w:r>
+      <w:r>
+        <w:instrText xml:space="preserve"> SEQ </w:instrText>
+      </w:r>
+      <w:r>
+        <w:instrText>图</w:instrText>
+      </w:r>
+      <w:r>
+        <w:instrText xml:space="preserve"> \* ARABIC </w:instrText>
+      </w:r>
+      <w:r>
+        <w:fldChar w:fldCharType="separate"/>
+      </w:r>
+      <w:r>
+        <w:t>14</w:t>
+      </w:r>
+      <w:r>
+        <w:fldChar w:fldCharType="end"/>
+      </w:r>
     </w:p>
     <w:p>
       <w:pPr>
@@ -12107,11 +12712,27 @@
       <w:r>
         <w:t xml:space="preserve">图 </w:t>
       </w:r>
-      <w:fldSimple w:instr=" SEQ 图 \* ARABIC ">
-        <w:r>
-          <w:t>15</w:t>
-        </w:r>
-      </w:fldSimple>
+      <w:r>
+        <w:fldChar w:fldCharType="begin"/>
+      </w:r>
+      <w:r>
+        <w:instrText xml:space="preserve"> SEQ </w:instrText>
+      </w:r>
+      <w:r>
+        <w:instrText>图</w:instrText>
+      </w:r>
+      <w:r>
+        <w:instrText xml:space="preserve"> \* ARABIC </w:instrText>
+      </w:r>
+      <w:r>
+        <w:fldChar w:fldCharType="separate"/>
+      </w:r>
+      <w:r>
+        <w:t>15</w:t>
+      </w:r>
+      <w:r>
+        <w:fldChar w:fldCharType="end"/>
+      </w:r>
     </w:p>
     <w:p>
       <w:pPr>
@@ -12128,7 +12749,7 @@
       <w:pPr>
         <w:pStyle w:val="2"/>
       </w:pPr>
-      <w:bookmarkStart w:id="14" w:name="_Toc63195864"/>
+      <w:bookmarkStart w:id="14" w:name="_Toc63436014"/>
       <w:r>
         <w:rPr>
           <w:rFonts w:hint="eastAsia"/>
@@ -12211,11 +12832,27 @@
       <w:r>
         <w:t xml:space="preserve">图 </w:t>
       </w:r>
-      <w:fldSimple w:instr=" SEQ 图 \* ARABIC ">
-        <w:r>
-          <w:t>16</w:t>
-        </w:r>
-      </w:fldSimple>
+      <w:r>
+        <w:fldChar w:fldCharType="begin"/>
+      </w:r>
+      <w:r>
+        <w:instrText xml:space="preserve"> SEQ </w:instrText>
+      </w:r>
+      <w:r>
+        <w:instrText>图</w:instrText>
+      </w:r>
+      <w:r>
+        <w:instrText xml:space="preserve"> \* ARABIC </w:instrText>
+      </w:r>
+      <w:r>
+        <w:fldChar w:fldCharType="separate"/>
+      </w:r>
+      <w:r>
+        <w:t>16</w:t>
+      </w:r>
+      <w:r>
+        <w:fldChar w:fldCharType="end"/>
+      </w:r>
       <w:r>
         <w:rPr>
           <w:rFonts w:hint="eastAsia"/>
@@ -12427,11 +13064,27 @@
       <w:r>
         <w:t xml:space="preserve">图 </w:t>
       </w:r>
-      <w:fldSimple w:instr=" SEQ 图 \* ARABIC ">
-        <w:r>
-          <w:t>17</w:t>
-        </w:r>
-      </w:fldSimple>
+      <w:r>
+        <w:fldChar w:fldCharType="begin"/>
+      </w:r>
+      <w:r>
+        <w:instrText xml:space="preserve"> SEQ </w:instrText>
+      </w:r>
+      <w:r>
+        <w:instrText>图</w:instrText>
+      </w:r>
+      <w:r>
+        <w:instrText xml:space="preserve"> \* ARABIC </w:instrText>
+      </w:r>
+      <w:r>
+        <w:fldChar w:fldCharType="separate"/>
+      </w:r>
+      <w:r>
+        <w:t>17</w:t>
+      </w:r>
+      <w:r>
+        <w:fldChar w:fldCharType="end"/>
+      </w:r>
     </w:p>
     <w:p>
       <w:pPr>
@@ -12585,17 +13238,33 @@
       <w:r>
         <w:t xml:space="preserve">图 </w:t>
       </w:r>
-      <w:fldSimple w:instr=" SEQ 图 \* ARABIC ">
-        <w:r>
-          <w:t>18</w:t>
-        </w:r>
-      </w:fldSimple>
+      <w:r>
+        <w:fldChar w:fldCharType="begin"/>
+      </w:r>
+      <w:r>
+        <w:instrText xml:space="preserve"> SEQ </w:instrText>
+      </w:r>
+      <w:r>
+        <w:instrText>图</w:instrText>
+      </w:r>
+      <w:r>
+        <w:instrText xml:space="preserve"> \* ARABIC </w:instrText>
+      </w:r>
+      <w:r>
+        <w:fldChar w:fldCharType="separate"/>
+      </w:r>
+      <w:r>
+        <w:t>18</w:t>
+      </w:r>
+      <w:r>
+        <w:fldChar w:fldCharType="end"/>
+      </w:r>
     </w:p>
     <w:p>
       <w:pPr>
         <w:pStyle w:val="2"/>
       </w:pPr>
-      <w:bookmarkStart w:id="15" w:name="_Toc63195865"/>
+      <w:bookmarkStart w:id="15" w:name="_Toc63436015"/>
       <w:r>
         <w:rPr>
           <w:rFonts w:hint="eastAsia"/>
@@ -12694,11 +13363,27 @@
       <w:r>
         <w:t xml:space="preserve">图 </w:t>
       </w:r>
-      <w:fldSimple w:instr=" SEQ 图 \* ARABIC ">
-        <w:r>
-          <w:t>19</w:t>
-        </w:r>
-      </w:fldSimple>
+      <w:r>
+        <w:fldChar w:fldCharType="begin"/>
+      </w:r>
+      <w:r>
+        <w:instrText xml:space="preserve"> SEQ </w:instrText>
+      </w:r>
+      <w:r>
+        <w:instrText>图</w:instrText>
+      </w:r>
+      <w:r>
+        <w:instrText xml:space="preserve"> \* ARABIC </w:instrText>
+      </w:r>
+      <w:r>
+        <w:fldChar w:fldCharType="separate"/>
+      </w:r>
+      <w:r>
+        <w:t>19</w:t>
+      </w:r>
+      <w:r>
+        <w:fldChar w:fldCharType="end"/>
+      </w:r>
       <w:r>
         <w:rPr>
           <w:rFonts w:hint="eastAsia"/>
@@ -12799,17 +13484,33 @@
       <w:r>
         <w:t xml:space="preserve">图 </w:t>
       </w:r>
-      <w:fldSimple w:instr=" SEQ 图 \* ARABIC ">
-        <w:r>
-          <w:t>20</w:t>
-        </w:r>
-      </w:fldSimple>
+      <w:r>
+        <w:fldChar w:fldCharType="begin"/>
+      </w:r>
+      <w:r>
+        <w:instrText xml:space="preserve"> SEQ </w:instrText>
+      </w:r>
+      <w:r>
+        <w:instrText>图</w:instrText>
+      </w:r>
+      <w:r>
+        <w:instrText xml:space="preserve"> \* ARABIC </w:instrText>
+      </w:r>
+      <w:r>
+        <w:fldChar w:fldCharType="separate"/>
+      </w:r>
+      <w:r>
+        <w:t>20</w:t>
+      </w:r>
+      <w:r>
+        <w:fldChar w:fldCharType="end"/>
+      </w:r>
     </w:p>
     <w:p>
       <w:pPr>
         <w:pStyle w:val="1"/>
       </w:pPr>
-      <w:bookmarkStart w:id="16" w:name="_Toc63195866"/>
+      <w:bookmarkStart w:id="16" w:name="_Toc63436016"/>
       <w:r>
         <w:rPr>
           <w:rFonts w:hint="eastAsia"/>
@@ -12826,11 +13527,27 @@
       <w:r>
         <w:t xml:space="preserve">表 </w:t>
       </w:r>
-      <w:fldSimple w:instr=" SEQ 表 \* ARABIC ">
-        <w:r>
-          <w:t>10</w:t>
-        </w:r>
-      </w:fldSimple>
+      <w:r>
+        <w:fldChar w:fldCharType="begin"/>
+      </w:r>
+      <w:r>
+        <w:instrText xml:space="preserve"> SEQ </w:instrText>
+      </w:r>
+      <w:r>
+        <w:instrText>表</w:instrText>
+      </w:r>
+      <w:r>
+        <w:instrText xml:space="preserve"> \* ARABIC </w:instrText>
+      </w:r>
+      <w:r>
+        <w:fldChar w:fldCharType="separate"/>
+      </w:r>
+      <w:r>
+        <w:t>10</w:t>
+      </w:r>
+      <w:r>
+        <w:fldChar w:fldCharType="end"/>
+      </w:r>
     </w:p>
     <w:tbl>
       <w:tblPr>
@@ -13800,7 +14517,7 @@
       <w:pPr>
         <w:pStyle w:val="1"/>
       </w:pPr>
-      <w:bookmarkStart w:id="17" w:name="_Toc63195867"/>
+      <w:bookmarkStart w:id="17" w:name="_Toc63436017"/>
       <w:r>
         <w:rPr>
           <w:rFonts w:hint="eastAsia"/>
@@ -13813,12 +14530,14 @@
       <w:pPr>
         <w:pStyle w:val="2"/>
       </w:pPr>
+      <w:bookmarkStart w:id="18" w:name="_Toc63436018"/>
       <w:r>
         <w:rPr>
           <w:rFonts w:hint="eastAsia"/>
         </w:rPr>
         <w:t>软件系统组成</w:t>
       </w:r>
+      <w:bookmarkEnd w:id="18"/>
     </w:p>
     <w:p>
       <w:pPr>
@@ -14082,9 +14801,6 @@
     <w:p>
       <w:pPr>
         <w:ind w:firstLine="560"/>
-        <w:rPr>
-          <w:rFonts w:hint="eastAsia"/>
-        </w:rPr>
       </w:pPr>
       <w:r>
         <w:rPr>
@@ -14208,9 +14924,6 @@
     <w:p>
       <w:pPr>
         <w:ind w:firstLine="560"/>
-        <w:rPr>
-          <w:rFonts w:hint="eastAsia"/>
-        </w:rPr>
       </w:pPr>
       <w:r>
         <w:rPr>
@@ -14244,12 +14957,14 @@
       <w:pPr>
         <w:pStyle w:val="2"/>
       </w:pPr>
+      <w:bookmarkStart w:id="19" w:name="_Toc63436019"/>
       <w:r>
         <w:rPr>
           <w:rFonts w:hint="eastAsia"/>
         </w:rPr>
         <w:t>配置文件</w:t>
       </w:r>
+      <w:bookmarkEnd w:id="19"/>
     </w:p>
     <w:p>
       <w:pPr>
@@ -14335,9 +15050,6 @@
           <w:p>
             <w:pPr>
               <w:ind w:firstLineChars="0" w:firstLine="0"/>
-              <w:rPr>
-                <w:rFonts w:hint="eastAsia"/>
-              </w:rPr>
             </w:pPr>
             <w:r>
               <w:rPr>
@@ -14356,9 +15068,6 @@
           <w:p>
             <w:pPr>
               <w:ind w:firstLineChars="0" w:firstLine="0"/>
-              <w:rPr>
-                <w:rFonts w:hint="eastAsia"/>
-              </w:rPr>
             </w:pPr>
             <w:r>
               <w:rPr>
@@ -14377,9 +15086,6 @@
           <w:p>
             <w:pPr>
               <w:ind w:firstLineChars="0" w:firstLine="0"/>
-              <w:rPr>
-                <w:rFonts w:hint="eastAsia"/>
-              </w:rPr>
             </w:pPr>
             <w:r>
               <w:rPr>
@@ -14403,9 +15109,6 @@
           <w:p>
             <w:pPr>
               <w:ind w:firstLineChars="0" w:firstLine="0"/>
-              <w:rPr>
-                <w:rFonts w:hint="eastAsia"/>
-              </w:rPr>
             </w:pPr>
             <w:r>
               <w:rPr>
@@ -14424,9 +15127,6 @@
           <w:p>
             <w:pPr>
               <w:ind w:firstLineChars="0" w:firstLine="0"/>
-              <w:rPr>
-                <w:rFonts w:hint="eastAsia"/>
-              </w:rPr>
             </w:pPr>
             <w:r>
               <w:rPr>
@@ -14445,9 +15145,6 @@
           <w:p>
             <w:pPr>
               <w:ind w:firstLineChars="0" w:firstLine="0"/>
-              <w:rPr>
-                <w:rFonts w:hint="eastAsia"/>
-              </w:rPr>
             </w:pPr>
             <w:r>
               <w:rPr>
@@ -14466,9 +15163,6 @@
           <w:p>
             <w:pPr>
               <w:ind w:firstLineChars="0" w:firstLine="0"/>
-              <w:rPr>
-                <w:rFonts w:hint="eastAsia"/>
-              </w:rPr>
             </w:pPr>
             <w:r>
               <w:rPr>
@@ -14492,9 +15186,6 @@
           <w:p>
             <w:pPr>
               <w:ind w:firstLineChars="0" w:firstLine="0"/>
-              <w:rPr>
-                <w:rFonts w:hint="eastAsia"/>
-              </w:rPr>
             </w:pPr>
             <w:r>
               <w:rPr>
@@ -14513,9 +15204,6 @@
           <w:p>
             <w:pPr>
               <w:ind w:firstLineChars="0" w:firstLine="0"/>
-              <w:rPr>
-                <w:rFonts w:hint="eastAsia"/>
-              </w:rPr>
             </w:pPr>
             <w:r>
               <w:rPr>
@@ -14534,9 +15222,6 @@
           <w:p>
             <w:pPr>
               <w:ind w:firstLineChars="0" w:firstLine="0"/>
-              <w:rPr>
-                <w:rFonts w:hint="eastAsia"/>
-              </w:rPr>
             </w:pPr>
             <w:r>
               <w:rPr>
@@ -14555,9 +15240,6 @@
           <w:p>
             <w:pPr>
               <w:ind w:firstLineChars="0" w:firstLine="0"/>
-              <w:rPr>
-                <w:rFonts w:hint="eastAsia"/>
-              </w:rPr>
             </w:pPr>
           </w:p>
         </w:tc>
@@ -14593,9 +15275,6 @@
           <w:p>
             <w:pPr>
               <w:ind w:firstLineChars="0" w:firstLine="0"/>
-              <w:rPr>
-                <w:rFonts w:hint="eastAsia"/>
-              </w:rPr>
             </w:pPr>
             <w:r>
               <w:rPr>
@@ -14614,9 +15293,6 @@
           <w:p>
             <w:pPr>
               <w:ind w:firstLineChars="0" w:firstLine="0"/>
-              <w:rPr>
-                <w:rFonts w:hint="eastAsia"/>
-              </w:rPr>
             </w:pPr>
             <w:r>
               <w:rPr>
@@ -14635,9 +15311,6 @@
           <w:p>
             <w:pPr>
               <w:ind w:firstLineChars="0" w:firstLine="0"/>
-              <w:rPr>
-                <w:rFonts w:hint="eastAsia"/>
-              </w:rPr>
             </w:pPr>
           </w:p>
         </w:tc>
@@ -14673,9 +15346,6 @@
           <w:p>
             <w:pPr>
               <w:ind w:firstLineChars="0" w:firstLine="0"/>
-              <w:rPr>
-                <w:rFonts w:hint="eastAsia"/>
-              </w:rPr>
             </w:pPr>
             <w:r>
               <w:rPr>
@@ -14694,9 +15364,6 @@
           <w:p>
             <w:pPr>
               <w:ind w:firstLineChars="0" w:firstLine="0"/>
-              <w:rPr>
-                <w:rFonts w:hint="eastAsia"/>
-              </w:rPr>
             </w:pPr>
             <w:r>
               <w:rPr>
@@ -14715,9 +15382,6 @@
           <w:p>
             <w:pPr>
               <w:ind w:firstLineChars="0" w:firstLine="0"/>
-              <w:rPr>
-                <w:rFonts w:hint="eastAsia"/>
-              </w:rPr>
             </w:pPr>
           </w:p>
         </w:tc>
@@ -14753,9 +15417,6 @@
           <w:p>
             <w:pPr>
               <w:ind w:firstLineChars="0" w:firstLine="0"/>
-              <w:rPr>
-                <w:rFonts w:hint="eastAsia"/>
-              </w:rPr>
             </w:pPr>
             <w:r>
               <w:rPr>
@@ -14774,9 +15435,6 @@
           <w:p>
             <w:pPr>
               <w:ind w:firstLineChars="0" w:firstLine="0"/>
-              <w:rPr>
-                <w:rFonts w:hint="eastAsia"/>
-              </w:rPr>
             </w:pPr>
             <w:r>
               <w:rPr>
@@ -14795,9 +15453,6 @@
           <w:p>
             <w:pPr>
               <w:ind w:firstLineChars="0" w:firstLine="0"/>
-              <w:rPr>
-                <w:rFonts w:hint="eastAsia"/>
-              </w:rPr>
             </w:pPr>
           </w:p>
         </w:tc>
@@ -14840,9 +15495,6 @@
           <w:p>
             <w:pPr>
               <w:ind w:firstLineChars="0" w:firstLine="0"/>
-              <w:rPr>
-                <w:rFonts w:hint="eastAsia"/>
-              </w:rPr>
             </w:pPr>
             <w:r>
               <w:rPr>
@@ -14862,9 +15514,6 @@
           <w:p>
             <w:pPr>
               <w:ind w:firstLineChars="0" w:firstLine="0"/>
-              <w:rPr>
-                <w:rFonts w:hint="eastAsia"/>
-              </w:rPr>
             </w:pPr>
             <w:r>
               <w:rPr>
@@ -14883,9 +15532,6 @@
           <w:p>
             <w:pPr>
               <w:ind w:firstLineChars="0" w:firstLine="0"/>
-              <w:rPr>
-                <w:rFonts w:hint="eastAsia"/>
-              </w:rPr>
             </w:pPr>
             <w:r>
               <w:rPr>
@@ -14909,9 +15555,6 @@
           <w:p>
             <w:pPr>
               <w:ind w:firstLineChars="0" w:firstLine="0"/>
-              <w:rPr>
-                <w:rFonts w:hint="eastAsia"/>
-              </w:rPr>
             </w:pPr>
             <w:r>
               <w:rPr>
@@ -14930,9 +15573,6 @@
           <w:p>
             <w:pPr>
               <w:ind w:firstLineChars="0" w:firstLine="0"/>
-              <w:rPr>
-                <w:rFonts w:hint="eastAsia"/>
-              </w:rPr>
             </w:pPr>
             <w:r>
               <w:rPr>
@@ -14951,9 +15591,6 @@
           <w:p>
             <w:pPr>
               <w:ind w:firstLineChars="0" w:firstLine="0"/>
-              <w:rPr>
-                <w:rFonts w:hint="eastAsia"/>
-              </w:rPr>
             </w:pPr>
             <w:r>
               <w:rPr>
@@ -14972,9 +15609,6 @@
           <w:p>
             <w:pPr>
               <w:ind w:firstLineChars="0" w:firstLine="0"/>
-              <w:rPr>
-                <w:rFonts w:hint="eastAsia"/>
-              </w:rPr>
             </w:pPr>
             <w:r>
               <w:rPr>
@@ -14998,9 +15632,6 @@
           <w:p>
             <w:pPr>
               <w:ind w:firstLineChars="0" w:firstLine="0"/>
-              <w:rPr>
-                <w:rFonts w:hint="eastAsia"/>
-              </w:rPr>
             </w:pPr>
             <w:r>
               <w:rPr>
@@ -15019,9 +15650,6 @@
           <w:p>
             <w:pPr>
               <w:ind w:firstLineChars="0" w:firstLine="0"/>
-              <w:rPr>
-                <w:rFonts w:hint="eastAsia"/>
-              </w:rPr>
             </w:pPr>
             <w:r>
               <w:rPr>
@@ -15040,9 +15668,6 @@
           <w:p>
             <w:pPr>
               <w:ind w:firstLineChars="0" w:firstLine="0"/>
-              <w:rPr>
-                <w:rFonts w:hint="eastAsia"/>
-              </w:rPr>
             </w:pPr>
             <w:r>
               <w:rPr>
@@ -15061,9 +15686,6 @@
           <w:p>
             <w:pPr>
               <w:ind w:firstLineChars="0" w:firstLine="0"/>
-              <w:rPr>
-                <w:rFonts w:hint="eastAsia"/>
-              </w:rPr>
             </w:pPr>
           </w:p>
         </w:tc>
@@ -15099,9 +15721,6 @@
           <w:p>
             <w:pPr>
               <w:ind w:firstLineChars="0" w:firstLine="0"/>
-              <w:rPr>
-                <w:rFonts w:hint="eastAsia"/>
-              </w:rPr>
             </w:pPr>
             <w:r>
               <w:rPr>
@@ -15120,9 +15739,6 @@
           <w:p>
             <w:pPr>
               <w:ind w:firstLineChars="0" w:firstLine="0"/>
-              <w:rPr>
-                <w:rFonts w:hint="eastAsia"/>
-              </w:rPr>
             </w:pPr>
             <w:r>
               <w:rPr>
@@ -15141,9 +15757,6 @@
           <w:p>
             <w:pPr>
               <w:ind w:firstLineChars="0" w:firstLine="0"/>
-              <w:rPr>
-                <w:rFonts w:hint="eastAsia"/>
-              </w:rPr>
             </w:pPr>
             <w:r>
               <w:rPr>
@@ -15167,9 +15780,6 @@
           <w:p>
             <w:pPr>
               <w:ind w:firstLineChars="0" w:firstLine="0"/>
-              <w:rPr>
-                <w:rFonts w:hint="eastAsia"/>
-              </w:rPr>
             </w:pPr>
             <w:r>
               <w:rPr>
@@ -15188,9 +15798,6 @@
           <w:p>
             <w:pPr>
               <w:ind w:firstLineChars="0" w:firstLine="0"/>
-              <w:rPr>
-                <w:rFonts w:hint="eastAsia"/>
-              </w:rPr>
             </w:pPr>
             <w:r>
               <w:rPr>
@@ -15209,9 +15816,6 @@
           <w:p>
             <w:pPr>
               <w:ind w:firstLineChars="0" w:firstLine="0"/>
-              <w:rPr>
-                <w:rFonts w:hint="eastAsia"/>
-              </w:rPr>
             </w:pPr>
             <w:r>
               <w:rPr>
@@ -15230,9 +15834,6 @@
           <w:p>
             <w:pPr>
               <w:ind w:firstLineChars="0" w:firstLine="0"/>
-              <w:rPr>
-                <w:rFonts w:hint="eastAsia"/>
-              </w:rPr>
             </w:pPr>
             <w:r>
               <w:rPr>
@@ -15256,9 +15857,6 @@
           <w:p>
             <w:pPr>
               <w:ind w:firstLineChars="0" w:firstLine="0"/>
-              <w:rPr>
-                <w:rFonts w:hint="eastAsia"/>
-              </w:rPr>
             </w:pPr>
             <w:r>
               <w:rPr>
@@ -15277,9 +15875,6 @@
           <w:p>
             <w:pPr>
               <w:ind w:firstLineChars="0" w:firstLine="0"/>
-              <w:rPr>
-                <w:rFonts w:hint="eastAsia"/>
-              </w:rPr>
             </w:pPr>
             <w:r>
               <w:rPr>
@@ -15298,9 +15893,6 @@
           <w:p>
             <w:pPr>
               <w:ind w:firstLineChars="0" w:firstLine="0"/>
-              <w:rPr>
-                <w:rFonts w:hint="eastAsia"/>
-              </w:rPr>
             </w:pPr>
             <w:r>
               <w:rPr>
@@ -15319,9 +15911,6 @@
           <w:p>
             <w:pPr>
               <w:ind w:firstLineChars="0" w:firstLine="0"/>
-              <w:rPr>
-                <w:rFonts w:hint="eastAsia"/>
-              </w:rPr>
             </w:pPr>
             <w:r>
               <w:rPr>
@@ -15345,9 +15934,6 @@
           <w:p>
             <w:pPr>
               <w:ind w:firstLineChars="0" w:firstLine="0"/>
-              <w:rPr>
-                <w:rFonts w:hint="eastAsia"/>
-              </w:rPr>
             </w:pPr>
             <w:r>
               <w:rPr>
@@ -15366,9 +15952,6 @@
           <w:p>
             <w:pPr>
               <w:ind w:firstLineChars="0" w:firstLine="0"/>
-              <w:rPr>
-                <w:rFonts w:hint="eastAsia"/>
-              </w:rPr>
             </w:pPr>
             <w:r>
               <w:rPr>
@@ -15387,9 +15970,6 @@
           <w:p>
             <w:pPr>
               <w:ind w:firstLineChars="0" w:firstLine="0"/>
-              <w:rPr>
-                <w:rFonts w:hint="eastAsia"/>
-              </w:rPr>
             </w:pPr>
             <w:r>
               <w:rPr>
@@ -15408,9 +15988,6 @@
           <w:p>
             <w:pPr>
               <w:ind w:firstLineChars="0" w:firstLine="0"/>
-              <w:rPr>
-                <w:rFonts w:hint="eastAsia"/>
-              </w:rPr>
             </w:pPr>
           </w:p>
         </w:tc>
@@ -15446,9 +16023,6 @@
           <w:p>
             <w:pPr>
               <w:ind w:firstLineChars="0" w:firstLine="0"/>
-              <w:rPr>
-                <w:rFonts w:hint="eastAsia"/>
-              </w:rPr>
             </w:pPr>
             <w:r>
               <w:rPr>
@@ -15467,9 +16041,6 @@
           <w:p>
             <w:pPr>
               <w:ind w:firstLineChars="0" w:firstLine="0"/>
-              <w:rPr>
-                <w:rFonts w:hint="eastAsia"/>
-              </w:rPr>
             </w:pPr>
             <w:r>
               <w:rPr>
@@ -15488,9 +16059,6 @@
           <w:p>
             <w:pPr>
               <w:ind w:firstLineChars="0" w:firstLine="0"/>
-              <w:rPr>
-                <w:rFonts w:hint="eastAsia"/>
-              </w:rPr>
             </w:pPr>
             <w:r>
               <w:rPr>
@@ -15514,9 +16082,6 @@
           <w:p>
             <w:pPr>
               <w:ind w:firstLineChars="0" w:firstLine="0"/>
-              <w:rPr>
-                <w:rFonts w:hint="eastAsia"/>
-              </w:rPr>
             </w:pPr>
             <w:r>
               <w:rPr>
@@ -15535,9 +16100,6 @@
           <w:p>
             <w:pPr>
               <w:ind w:firstLineChars="0" w:firstLine="0"/>
-              <w:rPr>
-                <w:rFonts w:hint="eastAsia"/>
-              </w:rPr>
             </w:pPr>
             <w:r>
               <w:rPr>
@@ -15556,9 +16118,6 @@
           <w:p>
             <w:pPr>
               <w:ind w:firstLineChars="0" w:firstLine="0"/>
-              <w:rPr>
-                <w:rFonts w:hint="eastAsia"/>
-              </w:rPr>
             </w:pPr>
             <w:r>
               <w:rPr>
@@ -15577,9 +16136,6 @@
           <w:p>
             <w:pPr>
               <w:ind w:firstLineChars="0" w:firstLine="0"/>
-              <w:rPr>
-                <w:rFonts w:hint="eastAsia"/>
-              </w:rPr>
             </w:pPr>
           </w:p>
         </w:tc>
@@ -15616,9 +16172,6 @@
           <w:p>
             <w:pPr>
               <w:ind w:firstLineChars="0" w:firstLine="0"/>
-              <w:rPr>
-                <w:rFonts w:hint="eastAsia"/>
-              </w:rPr>
             </w:pPr>
             <w:r>
               <w:rPr>
@@ -15637,9 +16190,6 @@
           <w:p>
             <w:pPr>
               <w:ind w:firstLineChars="0" w:firstLine="0"/>
-              <w:rPr>
-                <w:rFonts w:hint="eastAsia"/>
-              </w:rPr>
             </w:pPr>
             <w:r>
               <w:rPr>
@@ -15658,9 +16208,6 @@
           <w:p>
             <w:pPr>
               <w:ind w:firstLineChars="0" w:firstLine="0"/>
-              <w:rPr>
-                <w:rFonts w:hint="eastAsia"/>
-              </w:rPr>
             </w:pPr>
           </w:p>
         </w:tc>
@@ -15696,9 +16243,6 @@
           <w:p>
             <w:pPr>
               <w:ind w:firstLineChars="0" w:firstLine="0"/>
-              <w:rPr>
-                <w:rFonts w:hint="eastAsia"/>
-              </w:rPr>
             </w:pPr>
             <w:r>
               <w:rPr>
@@ -15717,9 +16261,6 @@
           <w:p>
             <w:pPr>
               <w:ind w:firstLineChars="0" w:firstLine="0"/>
-              <w:rPr>
-                <w:rFonts w:hint="eastAsia"/>
-              </w:rPr>
             </w:pPr>
             <w:r>
               <w:rPr>
@@ -15738,9 +16279,6 @@
           <w:p>
             <w:pPr>
               <w:ind w:firstLineChars="0" w:firstLine="0"/>
-              <w:rPr>
-                <w:rFonts w:hint="eastAsia"/>
-              </w:rPr>
             </w:pPr>
             <w:r>
               <w:rPr>
@@ -15764,9 +16302,6 @@
           <w:p>
             <w:pPr>
               <w:ind w:firstLineChars="0" w:firstLine="0"/>
-              <w:rPr>
-                <w:rFonts w:hint="eastAsia"/>
-              </w:rPr>
             </w:pPr>
             <w:r>
               <w:rPr>
@@ -15785,9 +16320,6 @@
           <w:p>
             <w:pPr>
               <w:ind w:firstLineChars="0" w:firstLine="0"/>
-              <w:rPr>
-                <w:rFonts w:hint="eastAsia"/>
-              </w:rPr>
             </w:pPr>
             <w:r>
               <w:rPr>
@@ -15806,9 +16338,6 @@
           <w:p>
             <w:pPr>
               <w:ind w:firstLineChars="0" w:firstLine="0"/>
-              <w:rPr>
-                <w:rFonts w:hint="eastAsia"/>
-              </w:rPr>
             </w:pPr>
             <w:r>
               <w:rPr>
@@ -15827,9 +16356,6 @@
           <w:p>
             <w:pPr>
               <w:ind w:firstLineChars="0" w:firstLine="0"/>
-              <w:rPr>
-                <w:rFonts w:hint="eastAsia"/>
-              </w:rPr>
             </w:pPr>
           </w:p>
         </w:tc>
@@ -15839,6 +16365,7 @@
       <w:pPr>
         <w:pStyle w:val="2"/>
       </w:pPr>
+      <w:bookmarkStart w:id="20" w:name="_Toc63436020"/>
       <w:r>
         <w:rPr>
           <w:rFonts w:hint="eastAsia"/>
@@ -15869,6 +16396,7 @@
         </w:rPr>
         <w:t>情况</w:t>
       </w:r>
+      <w:bookmarkEnd w:id="20"/>
     </w:p>
     <w:p>
       <w:pPr>
@@ -15883,6 +16411,203 @@
     </w:p>
     <w:p>
       <w:pPr>
+        <w:ind w:firstLine="560"/>
+      </w:pPr>
+      <w:r>
+        <w:rPr>
+          <w:rFonts w:hint="eastAsia"/>
+        </w:rPr>
+        <w:t>进入</w:t>
+      </w:r>
+      <w:r>
+        <w:rPr>
+          <w:rFonts w:hint="eastAsia"/>
+        </w:rPr>
+        <w:t>系统自检的方式有三种，分别是上电重启、单击自检按钮</w:t>
+      </w:r>
+      <w:r>
+        <w:rPr>
+          <w:rFonts w:hint="eastAsia"/>
+        </w:rPr>
+        <w:t>和上位机下发自检命令</w:t>
+      </w:r>
+      <w:r>
+        <w:rPr>
+          <w:rFonts w:hint="eastAsia"/>
+        </w:rPr>
+        <w:t>。</w:t>
+      </w:r>
+      <w:r>
+        <w:rPr>
+          <w:rFonts w:hint="eastAsia"/>
+        </w:rPr>
+        <w:t>自检开始后会关闭所有灯光，然后检测</w:t>
+      </w:r>
+      <w:r>
+        <w:t>cmos</w:t>
+      </w:r>
+      <w:r>
+        <w:rPr>
+          <w:rFonts w:hint="eastAsia"/>
+        </w:rPr>
+        <w:t>、</w:t>
+      </w:r>
+      <w:r>
+        <w:t>lcd</w:t>
+      </w:r>
+      <w:r>
+        <w:rPr>
+          <w:rFonts w:hint="eastAsia"/>
+        </w:rPr>
+        <w:t>和激光器这三个部件功能是否正常</w:t>
+      </w:r>
+      <w:r>
+        <w:rPr>
+          <w:rFonts w:hint="eastAsia"/>
+        </w:rPr>
+        <w:t>。如果所有功能正常</w:t>
+      </w:r>
+      <w:r>
+        <w:rPr>
+          <w:rFonts w:hint="eastAsia"/>
+        </w:rPr>
+        <w:t>则所有绿灯会以</w:t>
+      </w:r>
+      <w:r>
+        <w:t>500ms</w:t>
+      </w:r>
+      <w:r>
+        <w:rPr>
+          <w:rFonts w:hint="eastAsia"/>
+        </w:rPr>
+        <w:t>的频率闪烁三次。</w:t>
+      </w:r>
+      <w:r>
+        <w:rPr>
+          <w:rFonts w:hint="eastAsia"/>
+        </w:rPr>
+        <w:t>当c</w:t>
+      </w:r>
+      <w:r>
+        <w:t>mos</w:t>
+      </w:r>
+      <w:r>
+        <w:rPr>
+          <w:rFonts w:hint="eastAsia"/>
+        </w:rPr>
+        <w:t>部件功能有问题</w:t>
+      </w:r>
+      <w:r>
+        <w:rPr>
+          <w:rFonts w:hint="eastAsia"/>
+        </w:rPr>
+        <w:t>时，指示错误的红灯与c</w:t>
+      </w:r>
+      <w:r>
+        <w:t>mos</w:t>
+      </w:r>
+      <w:r>
+        <w:rPr>
+          <w:rFonts w:hint="eastAsia"/>
+        </w:rPr>
+        <w:t>对应的G</w:t>
+      </w:r>
+      <w:r>
+        <w:t>1</w:t>
+      </w:r>
+      <w:r>
+        <w:rPr>
+          <w:rFonts w:hint="eastAsia"/>
+        </w:rPr>
+        <w:t>绿</w:t>
+      </w:r>
+      <w:r>
+        <w:rPr>
+          <w:rFonts w:hint="eastAsia"/>
+        </w:rPr>
+        <w:t>灯</w:t>
+      </w:r>
+      <w:r>
+        <w:rPr>
+          <w:rFonts w:hint="eastAsia"/>
+        </w:rPr>
+        <w:t>会一同闪烁。</w:t>
+      </w:r>
+      <w:r>
+        <w:rPr>
+          <w:rFonts w:hint="eastAsia"/>
+        </w:rPr>
+        <w:t>当</w:t>
+      </w:r>
+      <w:r>
+        <w:t>lcd</w:t>
+      </w:r>
+      <w:r>
+        <w:rPr>
+          <w:rFonts w:hint="eastAsia"/>
+        </w:rPr>
+        <w:t>部件功能有问题时，指示错误的红灯与</w:t>
+      </w:r>
+      <w:r>
+        <w:t>lcd</w:t>
+      </w:r>
+      <w:r>
+        <w:rPr>
+          <w:rFonts w:hint="eastAsia"/>
+        </w:rPr>
+        <w:t>对应的G</w:t>
+      </w:r>
+      <w:r>
+        <w:t>2</w:t>
+      </w:r>
+      <w:r>
+        <w:rPr>
+          <w:rFonts w:hint="eastAsia"/>
+        </w:rPr>
+        <w:t>绿灯会一同闪烁。当</w:t>
+      </w:r>
+      <w:r>
+        <w:rPr>
+          <w:rFonts w:hint="eastAsia"/>
+        </w:rPr>
+        <w:t>激光器</w:t>
+      </w:r>
+      <w:r>
+        <w:rPr>
+          <w:rFonts w:hint="eastAsia"/>
+        </w:rPr>
+        <w:t>部件功能有问题时，指示错误的红灯与</w:t>
+      </w:r>
+      <w:r>
+        <w:rPr>
+          <w:rFonts w:hint="eastAsia"/>
+        </w:rPr>
+        <w:t>激光器</w:t>
+      </w:r>
+      <w:r>
+        <w:rPr>
+          <w:rFonts w:hint="eastAsia"/>
+        </w:rPr>
+        <w:t>对应的G</w:t>
+      </w:r>
+      <w:r>
+        <w:t>3</w:t>
+      </w:r>
+      <w:r>
+        <w:rPr>
+          <w:rFonts w:hint="eastAsia"/>
+        </w:rPr>
+        <w:t>绿灯会一同闪烁。</w:t>
+      </w:r>
+      <w:r>
+        <w:rPr>
+          <w:rFonts w:hint="eastAsia"/>
+        </w:rPr>
+        <w:t>只有正常通过了系统自检的设备才能继续进行后续的注册与认证功能。</w:t>
+      </w:r>
+    </w:p>
+    <w:p>
+      <w:pPr>
         <w:pStyle w:val="3"/>
       </w:pPr>
       <w:r>
@@ -15894,6 +16619,146 @@
     </w:p>
     <w:p>
       <w:pPr>
+        <w:ind w:firstLine="560"/>
+      </w:pPr>
+      <w:r>
+        <w:rPr>
+          <w:rFonts w:hint="eastAsia"/>
+        </w:rPr>
+        <w:t>注册功能是为了向系统数据库中添加新的数据，每次注册</w:t>
+      </w:r>
+      <w:r>
+        <w:rPr>
+          <w:rFonts w:hint="eastAsia"/>
+        </w:rPr>
+        <w:t>都</w:t>
+      </w:r>
+      <w:r>
+        <w:rPr>
+          <w:rFonts w:hint="eastAsia"/>
+        </w:rPr>
+        <w:t>会向</w:t>
+      </w:r>
+      <w:r>
+        <w:rPr>
+          <w:rFonts w:hint="eastAsia"/>
+        </w:rPr>
+        <w:lastRenderedPageBreak/>
+        <w:t>数据库添加一定数量的激励对。</w:t>
+      </w:r>
+      <w:r>
+        <w:rPr>
+          <w:rFonts w:hint="eastAsia"/>
+        </w:rPr>
+        <w:t>进入</w:t>
+      </w:r>
+      <w:r>
+        <w:rPr>
+          <w:rFonts w:hint="eastAsia"/>
+        </w:rPr>
+        <w:t>注册</w:t>
+      </w:r>
+      <w:r>
+        <w:rPr>
+          <w:rFonts w:hint="eastAsia"/>
+        </w:rPr>
+        <w:t>的方式有</w:t>
+      </w:r>
+      <w:r>
+        <w:rPr>
+          <w:rFonts w:hint="eastAsia"/>
+        </w:rPr>
+        <w:t>两</w:t>
+      </w:r>
+      <w:r>
+        <w:rPr>
+          <w:rFonts w:hint="eastAsia"/>
+        </w:rPr>
+        <w:t>种，分别是单击</w:t>
+      </w:r>
+      <w:r>
+        <w:rPr>
+          <w:rFonts w:hint="eastAsia"/>
+        </w:rPr>
+        <w:t>注册</w:t>
+      </w:r>
+      <w:r>
+        <w:rPr>
+          <w:rFonts w:hint="eastAsia"/>
+        </w:rPr>
+        <w:t>按钮和上位机下发</w:t>
+      </w:r>
+      <w:r>
+        <w:rPr>
+          <w:rFonts w:hint="eastAsia"/>
+        </w:rPr>
+        <w:t>注册</w:t>
+      </w:r>
+      <w:r>
+        <w:rPr>
+          <w:rFonts w:hint="eastAsia"/>
+        </w:rPr>
+        <w:t>命令。</w:t>
+      </w:r>
+    </w:p>
+    <w:p>
+      <w:pPr>
+        <w:ind w:firstLine="560"/>
+        <w:rPr>
+          <w:rFonts w:hint="eastAsia"/>
+        </w:rPr>
+      </w:pPr>
+      <w:r>
+        <w:rPr>
+          <w:rFonts w:hint="eastAsia"/>
+        </w:rPr>
+        <w:t>注册时首先需要插入管理员钥匙，当管理员钥匙验证通过后，系统会持续以5</w:t>
+      </w:r>
+      <w:r>
+        <w:t>00ms</w:t>
+      </w:r>
+      <w:r>
+        <w:rPr>
+          <w:rFonts w:hint="eastAsia"/>
+        </w:rPr>
+        <w:t>的频率闪烁所有绿灯</w:t>
+      </w:r>
+      <w:r>
+        <w:rPr>
+          <w:rFonts w:hint="eastAsia"/>
+        </w:rPr>
+        <w:t>一定时间。</w:t>
+      </w:r>
+      <w:r>
+        <w:rPr>
+          <w:rFonts w:hint="eastAsia"/>
+        </w:rPr>
+        <w:t>绿灯闪烁的时间可以在配置文件中修改，默认时间为2</w:t>
+      </w:r>
+      <w:r>
+        <w:t>0s</w:t>
+      </w:r>
+      <w:r>
+        <w:rPr>
+          <w:rFonts w:hint="eastAsia"/>
+        </w:rPr>
+        <w:t>。</w:t>
+      </w:r>
+      <w:r>
+        <w:rPr>
+          <w:rFonts w:hint="eastAsia"/>
+        </w:rPr>
+        <w:t>当绿灯持续闪烁时，就可以拔出管理员钥匙，然后插入需要注册的钥匙。</w:t>
+      </w:r>
+      <w:r>
+        <w:rPr>
+          <w:rFonts w:hint="eastAsia"/>
+        </w:rPr>
+        <w:t>注册成功后所有绿灯会持续点亮，直到下一个操作。</w:t>
+      </w:r>
+    </w:p>
+    <w:p>
+      <w:pPr>
         <w:pStyle w:val="3"/>
       </w:pPr>
       <w:r>
@@ -15905,16 +16770,359 @@
     </w:p>
     <w:p>
       <w:pPr>
+        <w:ind w:firstLine="560"/>
+      </w:pPr>
+      <w:r>
+        <w:rPr>
+          <w:rFonts w:hint="eastAsia"/>
+        </w:rPr>
+        <w:t>认证功能的作用是为了验证某个钥匙是否在数据库中有记录。</w:t>
+      </w:r>
+      <w:r>
+        <w:rPr>
+          <w:rFonts w:hint="eastAsia"/>
+        </w:rPr>
+        <w:t>进入</w:t>
+      </w:r>
+      <w:r>
+        <w:rPr>
+          <w:rFonts w:hint="eastAsia"/>
+        </w:rPr>
+        <w:t>认证</w:t>
+      </w:r>
+      <w:r>
+        <w:rPr>
+          <w:rFonts w:hint="eastAsia"/>
+        </w:rPr>
+        <w:t>的方式有两种，分别是单击</w:t>
+      </w:r>
+      <w:r>
+        <w:rPr>
+          <w:rFonts w:hint="eastAsia"/>
+        </w:rPr>
+        <w:t>认证</w:t>
+      </w:r>
+      <w:r>
+        <w:rPr>
+          <w:rFonts w:hint="eastAsia"/>
+        </w:rPr>
+        <w:t>按钮和上位机下发</w:t>
+      </w:r>
+      <w:r>
+        <w:rPr>
+          <w:rFonts w:hint="eastAsia"/>
+        </w:rPr>
+        <w:t>认证</w:t>
+      </w:r>
+      <w:r>
+        <w:rPr>
+          <w:rFonts w:hint="eastAsia"/>
+        </w:rPr>
+        <w:t>命令。</w:t>
+      </w:r>
+    </w:p>
+    <w:p>
+      <w:pPr>
+        <w:ind w:firstLine="560"/>
+        <w:rPr>
+          <w:rFonts w:hint="eastAsia"/>
+        </w:rPr>
+      </w:pPr>
+      <w:r>
+        <w:rPr>
+          <w:rFonts w:hint="eastAsia"/>
+        </w:rPr>
+        <w:t>认证时首先要插入待认证的钥匙，然后开始认证</w:t>
+      </w:r>
+      <w:r>
+        <w:rPr>
+          <w:rFonts w:hint="eastAsia"/>
+        </w:rPr>
+        <w:t>。认证开始后</w:t>
+      </w:r>
+      <w:r>
+        <w:rPr>
+          <w:rFonts w:hint="eastAsia"/>
+        </w:rPr>
+        <w:t>，</w:t>
+      </w:r>
+      <w:r>
+        <w:rPr>
+          <w:rFonts w:hint="eastAsia"/>
+        </w:rPr>
+        <w:t>G</w:t>
+      </w:r>
+      <w:r>
+        <w:t>1</w:t>
+      </w:r>
+      <w:r>
+        <w:rPr>
+          <w:rFonts w:hint="eastAsia"/>
+        </w:rPr>
+        <w:t>G</w:t>
+      </w:r>
+      <w:r>
+        <w:t>2</w:t>
+      </w:r>
+      <w:r>
+        <w:rPr>
+          <w:rFonts w:hint="eastAsia"/>
+        </w:rPr>
+        <w:t>G</w:t>
+      </w:r>
+      <w:r>
+        <w:t>3</w:t>
+      </w:r>
+      <w:r>
+        <w:rPr>
+          <w:rFonts w:hint="eastAsia"/>
+        </w:rPr>
+        <w:t>指示灯会</w:t>
+      </w:r>
+      <w:r>
+        <w:rPr>
+          <w:rFonts w:hint="eastAsia"/>
+        </w:rPr>
+        <w:t>按照一定规律</w:t>
+      </w:r>
+      <w:r>
+        <w:rPr>
+          <w:rFonts w:hint="eastAsia"/>
+        </w:rPr>
+        <w:t>交替闪烁，如果认证成功所有绿灯会</w:t>
+      </w:r>
+      <w:r>
+        <w:rPr>
+          <w:rFonts w:hint="eastAsia"/>
+        </w:rPr>
+        <w:t>持续亮起，认证失败则会持续亮起红灯。</w:t>
+      </w:r>
+    </w:p>
+    <w:p>
+      <w:pPr>
         <w:pStyle w:val="3"/>
-        <w:rPr>
-          <w:rFonts w:hint="eastAsia"/>
-        </w:rPr>
       </w:pPr>
       <w:r>
         <w:rPr>
           <w:rFonts w:hint="eastAsia"/>
         </w:rPr>
         <w:t>上位机控制</w:t>
+      </w:r>
+    </w:p>
+    <w:p>
+      <w:pPr>
+        <w:ind w:firstLine="560"/>
+      </w:pPr>
+      <w:r>
+        <w:rPr>
+          <w:rFonts w:hint="eastAsia"/>
+        </w:rPr>
+        <w:t>上位机控制</w:t>
+      </w:r>
+      <w:r>
+        <w:rPr>
+          <w:rFonts w:hint="eastAsia"/>
+        </w:rPr>
+        <w:t>使用的是</w:t>
+      </w:r>
+      <w:r>
+        <w:t>RS485为半双工通信总线，通信设置如下：</w:t>
+      </w:r>
+    </w:p>
+    <w:p>
+      <w:pPr>
+        <w:ind w:firstLine="560"/>
+      </w:pPr>
+      <w:r>
+        <w:rPr>
+          <w:rFonts w:hint="eastAsia"/>
+        </w:rPr>
+        <w:t>波特率：</w:t>
+      </w:r>
+      <w:r>
+        <w:t>115200bps</w:t>
+      </w:r>
+    </w:p>
+    <w:p>
+      <w:pPr>
+        <w:ind w:firstLine="560"/>
+      </w:pPr>
+      <w:r>
+        <w:rPr>
+          <w:rFonts w:hint="eastAsia"/>
+        </w:rPr>
+        <w:t>校验：</w:t>
+      </w:r>
+      <w:r>
+        <w:t>None</w:t>
+      </w:r>
+    </w:p>
+    <w:p>
+      <w:pPr>
+        <w:ind w:firstLine="560"/>
+      </w:pPr>
+      <w:r>
+        <w:rPr>
+          <w:rFonts w:hint="eastAsia"/>
+        </w:rPr>
+        <w:t>起始位：</w:t>
+      </w:r>
+      <w:r>
+        <w:t>1</w:t>
+      </w:r>
+    </w:p>
+    <w:p>
+      <w:pPr>
+        <w:ind w:firstLine="560"/>
+      </w:pPr>
+      <w:r>
+        <w:rPr>
+          <w:rFonts w:hint="eastAsia"/>
+        </w:rPr>
+        <w:t>停止位：</w:t>
+      </w:r>
+      <w:r>
+        <w:t>1</w:t>
+      </w:r>
+    </w:p>
+    <w:p>
+      <w:pPr>
+        <w:ind w:firstLine="560"/>
+      </w:pPr>
+      <w:r>
+        <w:rPr>
+          <w:rFonts w:hint="eastAsia"/>
+        </w:rPr>
+        <w:t>数据位：</w:t>
+      </w:r>
+      <w:r>
+        <w:t>8</w:t>
+      </w:r>
+    </w:p>
+    <w:p>
+      <w:pPr>
+        <w:ind w:firstLine="560"/>
+        <w:rPr>
+          <w:rFonts w:hint="eastAsia"/>
+        </w:rPr>
+      </w:pPr>
+      <w:r>
+        <w:rPr>
+          <w:rFonts w:hint="eastAsia"/>
+        </w:rPr>
+        <w:t>可使用的</w:t>
+      </w:r>
+      <w:r>
+        <w:rPr>
+          <w:rFonts w:hint="eastAsia"/>
+        </w:rPr>
+        <w:t>通讯命令有</w:t>
+      </w:r>
+      <w:r>
+        <w:rPr>
+          <w:rFonts w:hint="eastAsia"/>
+        </w:rPr>
+        <w:t>状态查询</w:t>
+      </w:r>
+      <w:r>
+        <w:rPr>
+          <w:rFonts w:hint="eastAsia"/>
+        </w:rPr>
+        <w:t>、</w:t>
+      </w:r>
+      <w:r>
+        <w:rPr>
+          <w:rFonts w:hint="eastAsia"/>
+        </w:rPr>
+        <w:t>握手确认</w:t>
+      </w:r>
+      <w:r>
+        <w:rPr>
+          <w:rFonts w:hint="eastAsia"/>
+        </w:rPr>
+        <w:t>、</w:t>
+      </w:r>
+      <w:r>
+        <w:rPr>
+          <w:rFonts w:hint="eastAsia"/>
+        </w:rPr>
+        <w:t>认证</w:t>
+      </w:r>
+      <w:r>
+        <w:rPr>
+          <w:rFonts w:hint="eastAsia"/>
+        </w:rPr>
+        <w:t>、</w:t>
+      </w:r>
+      <w:r>
+        <w:rPr>
+          <w:rFonts w:hint="eastAsia"/>
+        </w:rPr>
+        <w:t>握手取消</w:t>
+      </w:r>
+      <w:r>
+        <w:rPr>
+          <w:rFonts w:hint="eastAsia"/>
+        </w:rPr>
+        <w:t>、</w:t>
+      </w:r>
+      <w:r>
+        <w:rPr>
+          <w:rFonts w:hint="eastAsia"/>
+        </w:rPr>
+        <w:t>复位</w:t>
+      </w:r>
+      <w:r>
+        <w:rPr>
+          <w:rFonts w:hint="eastAsia"/>
+        </w:rPr>
+        <w:t>、</w:t>
+      </w:r>
+      <w:r>
+        <w:rPr>
+          <w:rFonts w:hint="eastAsia"/>
+        </w:rPr>
+        <w:t>注册</w:t>
+      </w:r>
+      <w:r>
+        <w:rPr>
+          <w:rFonts w:hint="eastAsia"/>
+        </w:rPr>
+        <w:t>和</w:t>
+      </w:r>
+      <w:r>
+        <w:rPr>
+          <w:rFonts w:hint="eastAsia"/>
+        </w:rPr>
+        <w:t>初始化</w:t>
+      </w:r>
+      <w:r>
+        <w:rPr>
+          <w:rFonts w:hint="eastAsia"/>
+        </w:rPr>
+        <w:t>。</w:t>
+      </w:r>
+      <w:r>
+        <w:rPr>
+          <w:rFonts w:hint="eastAsia"/>
+        </w:rPr>
+        <w:t>其中认证和注册需要先握手确认后才可以进行。</w:t>
+      </w:r>
+      <w:r>
+        <w:rPr>
+          <w:rFonts w:hint="eastAsia"/>
+        </w:rPr>
+        <w:lastRenderedPageBreak/>
+        <w:t>命令详细格式与内容可参考RS</w:t>
+      </w:r>
+      <w:r>
+        <w:t>485</w:t>
+      </w:r>
+      <w:r>
+        <w:rPr>
+          <w:rFonts w:hint="eastAsia"/>
+        </w:rPr>
+        <w:t>通信协议。</w:t>
       </w:r>
     </w:p>
     <w:sectPr>
@@ -16193,7 +17401,7 @@
       <mc:AlternateContent>
         <mc:Choice Requires="wps">
           <w:drawing>
-            <wp:anchor distT="0" distB="0" distL="114300" distR="114300" simplePos="0" relativeHeight="251660288" behindDoc="0" locked="0" layoutInCell="1" allowOverlap="1" wp14:anchorId="09D24CBD" wp14:editId="63D6A2BC">
+            <wp:anchor distT="0" distB="0" distL="114300" distR="114300" simplePos="0" relativeHeight="251659264" behindDoc="0" locked="0" layoutInCell="1" allowOverlap="1" wp14:anchorId="09D24CBD" wp14:editId="63D6A2BC">
               <wp:simplePos x="0" y="0"/>
               <wp:positionH relativeFrom="margin">
                 <wp:align>center</wp:align>
@@ -16292,7 +17500,7 @@
               <v:stroke joinstyle="miter"/>
               <v:path gradientshapeok="t" o:connecttype="rect"/>
             </v:shapetype>
-            <v:shape id="文本框 7" o:spid="_x0000_s1027" type="#_x0000_t202" style="position:absolute;left:0;text-align:left;margin-left:0;margin-top:0;width:2in;height:2in;z-index:251660288;visibility:visible;mso-wrap-style:none;mso-wrap-distance-left:9pt;mso-wrap-distance-top:0;mso-wrap-distance-right:9pt;mso-wrap-distance-bottom:0;mso-position-horizontal:center;mso-position-horizontal-relative:margin;mso-position-vertical:absolute;mso-position-vertical-relative:text;v-text-anchor:top" o:gfxdata="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" filled="f" stroked="f" strokeweight=".5pt">
+            <v:shape id="文本框 7" o:spid="_x0000_s1027" type="#_x0000_t202" style="position:absolute;left:0;text-align:left;margin-left:0;margin-top:0;width:2in;height:2in;z-index:251659264;visibility:visible;mso-wrap-style:none;mso-wrap-distance-left:9pt;mso-wrap-distance-top:0;mso-wrap-distance-right:9pt;mso-wrap-distance-bottom:0;mso-position-horizontal:center;mso-position-horizontal-relative:margin;mso-position-vertical:absolute;mso-position-vertical-relative:text;v-text-anchor:top" o:gfxdata="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" filled="f" stroked="f" strokeweight=".5pt">
               <v:textbox style="mso-fit-shape-to-text:t" inset="0,0,0,0">
                 <w:txbxContent>
                   <w:p>
@@ -17532,6 +18740,7 @@
   <w:style w:type="character" w:default="1" w:styleId="a1">
     <w:name w:val="Default Paragraph Font"/>
     <w:uiPriority w:val="1"/>
+    <w:semiHidden/>
     <w:unhideWhenUsed/>
   </w:style>
   <w:style w:type="table" w:default="1" w:styleId="a2">

--- a/doc/软件人员编制文档/4.微型低功耗控制处理电路板-使用说明.docx
+++ b/doc/软件人员编制文档/4.微型低功耗控制处理电路板-使用说明.docx
@@ -2018,9 +2018,6 @@
         <w:p>
           <w:pPr>
             <w:ind w:firstLine="560"/>
-            <w:rPr>
-              <w:rFonts w:hint="eastAsia"/>
-            </w:rPr>
             <w:sectPr>
               <w:footerReference w:type="default" r:id="rId11"/>
               <w:pgSz w:w="11906" w:h="16838"/>
@@ -2176,27 +2173,11 @@
       <w:r>
         <w:t xml:space="preserve">图 </w:t>
       </w:r>
-      <w:r>
-        <w:fldChar w:fldCharType="begin"/>
-      </w:r>
-      <w:r>
-        <w:instrText xml:space="preserve"> SEQ </w:instrText>
-      </w:r>
-      <w:r>
-        <w:instrText>图</w:instrText>
-      </w:r>
-      <w:r>
-        <w:instrText xml:space="preserve"> \* ARABIC </w:instrText>
-      </w:r>
-      <w:r>
-        <w:fldChar w:fldCharType="separate"/>
-      </w:r>
-      <w:r>
-        <w:t>1</w:t>
-      </w:r>
-      <w:r>
-        <w:fldChar w:fldCharType="end"/>
-      </w:r>
+      <w:fldSimple w:instr=" SEQ 图 \* ARABIC ">
+        <w:r>
+          <w:t>1</w:t>
+        </w:r>
+      </w:fldSimple>
       <w:r>
         <w:rPr>
           <w:rFonts w:hint="eastAsia"/>
@@ -2793,7 +2774,7 @@
             <v:imagedata r:id="rId13" o:title=""/>
             <o:lock v:ext="edit" aspectratio="f"/>
           </v:shape>
-          <o:OLEObject Type="Embed" ProgID="Visio.Drawing.15" ShapeID="_x0000_i1025" DrawAspect="Content" ObjectID="_1674048826" r:id="rId14"/>
+          <o:OLEObject Type="Embed" ProgID="Visio.Drawing.15" ShapeID="_x0000_i1025" DrawAspect="Content" ObjectID="_1674111626" r:id="rId14"/>
         </w:object>
       </w:r>
     </w:p>
@@ -2805,27 +2786,11 @@
       <w:r>
         <w:t xml:space="preserve">图 </w:t>
       </w:r>
-      <w:r>
-        <w:fldChar w:fldCharType="begin"/>
-      </w:r>
-      <w:r>
-        <w:instrText xml:space="preserve"> SEQ </w:instrText>
-      </w:r>
-      <w:r>
-        <w:instrText>图</w:instrText>
-      </w:r>
-      <w:r>
-        <w:instrText xml:space="preserve"> \* ARABIC </w:instrText>
-      </w:r>
-      <w:r>
-        <w:fldChar w:fldCharType="separate"/>
-      </w:r>
-      <w:r>
-        <w:t>2</w:t>
-      </w:r>
-      <w:r>
-        <w:fldChar w:fldCharType="end"/>
-      </w:r>
+      <w:fldSimple w:instr=" SEQ 图 \* ARABIC ">
+        <w:r>
+          <w:t>2</w:t>
+        </w:r>
+      </w:fldSimple>
       <w:r>
         <w:rPr>
           <w:rFonts w:hint="eastAsia"/>
@@ -2844,7 +2809,7 @@
             <v:imagedata r:id="rId15" o:title=""/>
             <o:lock v:ext="edit" aspectratio="f"/>
           </v:shape>
-          <o:OLEObject Type="Embed" ProgID="Visio.Drawing.15" ShapeID="_x0000_i1026" DrawAspect="Content" ObjectID="_1674048827" r:id="rId16"/>
+          <o:OLEObject Type="Embed" ProgID="Visio.Drawing.15" ShapeID="_x0000_i1026" DrawAspect="Content" ObjectID="_1674111627" r:id="rId16"/>
         </w:object>
       </w:r>
     </w:p>
@@ -2856,27 +2821,11 @@
       <w:r>
         <w:t xml:space="preserve">图 </w:t>
       </w:r>
-      <w:r>
-        <w:fldChar w:fldCharType="begin"/>
-      </w:r>
-      <w:r>
-        <w:instrText xml:space="preserve"> SEQ </w:instrText>
-      </w:r>
-      <w:r>
-        <w:instrText>图</w:instrText>
-      </w:r>
-      <w:r>
-        <w:instrText xml:space="preserve"> \* ARABIC </w:instrText>
-      </w:r>
-      <w:r>
-        <w:fldChar w:fldCharType="separate"/>
-      </w:r>
-      <w:r>
-        <w:t>3</w:t>
-      </w:r>
-      <w:r>
-        <w:fldChar w:fldCharType="end"/>
-      </w:r>
+      <w:fldSimple w:instr=" SEQ 图 \* ARABIC ">
+        <w:r>
+          <w:t>3</w:t>
+        </w:r>
+      </w:fldSimple>
       <w:r>
         <w:rPr>
           <w:rFonts w:hint="eastAsia"/>
@@ -2974,27 +2923,11 @@
       <w:r>
         <w:t xml:space="preserve">图 </w:t>
       </w:r>
-      <w:r>
-        <w:fldChar w:fldCharType="begin"/>
-      </w:r>
-      <w:r>
-        <w:instrText xml:space="preserve"> SEQ </w:instrText>
-      </w:r>
-      <w:r>
-        <w:instrText>图</w:instrText>
-      </w:r>
-      <w:r>
-        <w:instrText xml:space="preserve"> \* ARABIC </w:instrText>
-      </w:r>
-      <w:r>
-        <w:fldChar w:fldCharType="separate"/>
-      </w:r>
-      <w:r>
-        <w:t>4</w:t>
-      </w:r>
-      <w:r>
-        <w:fldChar w:fldCharType="end"/>
-      </w:r>
+      <w:fldSimple w:instr=" SEQ 图 \* ARABIC ">
+        <w:r>
+          <w:t>4</w:t>
+        </w:r>
+      </w:fldSimple>
       <w:r>
         <w:rPr>
           <w:rFonts w:hint="eastAsia"/>
@@ -3095,27 +3028,11 @@
       <w:r>
         <w:t xml:space="preserve">图 </w:t>
       </w:r>
-      <w:r>
-        <w:fldChar w:fldCharType="begin"/>
-      </w:r>
-      <w:r>
-        <w:instrText xml:space="preserve"> SEQ </w:instrText>
-      </w:r>
-      <w:r>
-        <w:instrText>图</w:instrText>
-      </w:r>
-      <w:r>
-        <w:instrText xml:space="preserve"> \* ARABIC </w:instrText>
-      </w:r>
-      <w:r>
-        <w:fldChar w:fldCharType="separate"/>
-      </w:r>
-      <w:r>
-        <w:t>5</w:t>
-      </w:r>
-      <w:r>
-        <w:fldChar w:fldCharType="end"/>
-      </w:r>
+      <w:fldSimple w:instr=" SEQ 图 \* ARABIC ">
+        <w:r>
+          <w:t>5</w:t>
+        </w:r>
+      </w:fldSimple>
     </w:p>
     <w:p>
       <w:pPr>
@@ -3150,27 +3067,11 @@
       <w:r>
         <w:t xml:space="preserve">表 </w:t>
       </w:r>
-      <w:r>
-        <w:fldChar w:fldCharType="begin"/>
-      </w:r>
-      <w:r>
-        <w:instrText xml:space="preserve"> SEQ </w:instrText>
-      </w:r>
-      <w:r>
-        <w:instrText>表</w:instrText>
-      </w:r>
-      <w:r>
-        <w:instrText xml:space="preserve"> \* ARABIC </w:instrText>
-      </w:r>
-      <w:r>
-        <w:fldChar w:fldCharType="separate"/>
-      </w:r>
-      <w:r>
-        <w:t>1</w:t>
-      </w:r>
-      <w:r>
-        <w:fldChar w:fldCharType="end"/>
-      </w:r>
+      <w:fldSimple w:instr=" SEQ 表 \* ARABIC ">
+        <w:r>
+          <w:t>1</w:t>
+        </w:r>
+      </w:fldSimple>
     </w:p>
     <w:tbl>
       <w:tblPr>
@@ -3495,27 +3396,11 @@
       <w:r>
         <w:t xml:space="preserve">表 </w:t>
       </w:r>
-      <w:r>
-        <w:fldChar w:fldCharType="begin"/>
-      </w:r>
-      <w:r>
-        <w:instrText xml:space="preserve"> SEQ </w:instrText>
-      </w:r>
-      <w:r>
-        <w:instrText>表</w:instrText>
-      </w:r>
-      <w:r>
-        <w:instrText xml:space="preserve"> \* ARABIC </w:instrText>
-      </w:r>
-      <w:r>
-        <w:fldChar w:fldCharType="separate"/>
-      </w:r>
-      <w:r>
-        <w:t>2</w:t>
-      </w:r>
-      <w:r>
-        <w:fldChar w:fldCharType="end"/>
-      </w:r>
+      <w:fldSimple w:instr=" SEQ 表 \* ARABIC ">
+        <w:r>
+          <w:t>2</w:t>
+        </w:r>
+      </w:fldSimple>
     </w:p>
     <w:tbl>
       <w:tblPr>
@@ -4478,27 +4363,11 @@
       <w:r>
         <w:t xml:space="preserve">表 </w:t>
       </w:r>
-      <w:r>
-        <w:fldChar w:fldCharType="begin"/>
-      </w:r>
-      <w:r>
-        <w:instrText xml:space="preserve"> SEQ </w:instrText>
-      </w:r>
-      <w:r>
-        <w:instrText>表</w:instrText>
-      </w:r>
-      <w:r>
-        <w:instrText xml:space="preserve"> \* ARABIC </w:instrText>
-      </w:r>
-      <w:r>
-        <w:fldChar w:fldCharType="separate"/>
-      </w:r>
-      <w:r>
-        <w:t>3</w:t>
-      </w:r>
-      <w:r>
-        <w:fldChar w:fldCharType="end"/>
-      </w:r>
+      <w:fldSimple w:instr=" SEQ 表 \* ARABIC ">
+        <w:r>
+          <w:t>3</w:t>
+        </w:r>
+      </w:fldSimple>
     </w:p>
     <w:tbl>
       <w:tblPr>
@@ -5046,27 +4915,11 @@
       <w:r>
         <w:t xml:space="preserve">表 </w:t>
       </w:r>
-      <w:r>
-        <w:fldChar w:fldCharType="begin"/>
-      </w:r>
-      <w:r>
-        <w:instrText xml:space="preserve"> SEQ </w:instrText>
-      </w:r>
-      <w:r>
-        <w:instrText>表</w:instrText>
-      </w:r>
-      <w:r>
-        <w:instrText xml:space="preserve"> \* ARABIC </w:instrText>
-      </w:r>
-      <w:r>
-        <w:fldChar w:fldCharType="separate"/>
-      </w:r>
-      <w:r>
-        <w:t>4</w:t>
-      </w:r>
-      <w:r>
-        <w:fldChar w:fldCharType="end"/>
-      </w:r>
+      <w:fldSimple w:instr=" SEQ 表 \* ARABIC ">
+        <w:r>
+          <w:t>4</w:t>
+        </w:r>
+      </w:fldSimple>
     </w:p>
     <w:tbl>
       <w:tblPr>
@@ -6052,27 +5905,11 @@
       <w:r>
         <w:t xml:space="preserve">表 </w:t>
       </w:r>
-      <w:r>
-        <w:fldChar w:fldCharType="begin"/>
-      </w:r>
-      <w:r>
-        <w:instrText xml:space="preserve"> SEQ </w:instrText>
-      </w:r>
-      <w:r>
-        <w:instrText>表</w:instrText>
-      </w:r>
-      <w:r>
-        <w:instrText xml:space="preserve"> \* ARABIC </w:instrText>
-      </w:r>
-      <w:r>
-        <w:fldChar w:fldCharType="separate"/>
-      </w:r>
-      <w:r>
-        <w:t>5</w:t>
-      </w:r>
-      <w:r>
-        <w:fldChar w:fldCharType="end"/>
-      </w:r>
+      <w:fldSimple w:instr=" SEQ 表 \* ARABIC ">
+        <w:r>
+          <w:t>5</w:t>
+        </w:r>
+      </w:fldSimple>
     </w:p>
     <w:tbl>
       <w:tblPr>
@@ -7388,27 +7225,11 @@
       <w:r>
         <w:t xml:space="preserve">表 </w:t>
       </w:r>
-      <w:r>
-        <w:fldChar w:fldCharType="begin"/>
-      </w:r>
-      <w:r>
-        <w:instrText xml:space="preserve"> SEQ </w:instrText>
-      </w:r>
-      <w:r>
-        <w:instrText>表</w:instrText>
-      </w:r>
-      <w:r>
-        <w:instrText xml:space="preserve"> \* ARABIC </w:instrText>
-      </w:r>
-      <w:r>
-        <w:fldChar w:fldCharType="separate"/>
-      </w:r>
-      <w:r>
-        <w:t>6</w:t>
-      </w:r>
-      <w:r>
-        <w:fldChar w:fldCharType="end"/>
-      </w:r>
+      <w:fldSimple w:instr=" SEQ 表 \* ARABIC ">
+        <w:r>
+          <w:t>6</w:t>
+        </w:r>
+      </w:fldSimple>
     </w:p>
     <w:tbl>
       <w:tblPr>
@@ -8320,27 +8141,11 @@
       <w:r>
         <w:t xml:space="preserve">表 </w:t>
       </w:r>
-      <w:r>
-        <w:fldChar w:fldCharType="begin"/>
-      </w:r>
-      <w:r>
-        <w:instrText xml:space="preserve"> SEQ </w:instrText>
-      </w:r>
-      <w:r>
-        <w:instrText>表</w:instrText>
-      </w:r>
-      <w:r>
-        <w:instrText xml:space="preserve"> \* ARABIC </w:instrText>
-      </w:r>
-      <w:r>
-        <w:fldChar w:fldCharType="separate"/>
-      </w:r>
-      <w:r>
-        <w:t>7</w:t>
-      </w:r>
-      <w:r>
-        <w:fldChar w:fldCharType="end"/>
-      </w:r>
+      <w:fldSimple w:instr=" SEQ 表 \* ARABIC ">
+        <w:r>
+          <w:t>7</w:t>
+        </w:r>
+      </w:fldSimple>
     </w:p>
     <w:tbl>
       <w:tblPr>
@@ -9304,27 +9109,11 @@
       <w:r>
         <w:t xml:space="preserve">表 </w:t>
       </w:r>
-      <w:r>
-        <w:fldChar w:fldCharType="begin"/>
-      </w:r>
-      <w:r>
-        <w:instrText xml:space="preserve"> SEQ </w:instrText>
-      </w:r>
-      <w:r>
-        <w:instrText>表</w:instrText>
-      </w:r>
-      <w:r>
-        <w:instrText xml:space="preserve"> \* ARABIC </w:instrText>
-      </w:r>
-      <w:r>
-        <w:fldChar w:fldCharType="separate"/>
-      </w:r>
-      <w:r>
-        <w:t>8</w:t>
-      </w:r>
-      <w:r>
-        <w:fldChar w:fldCharType="end"/>
-      </w:r>
+      <w:fldSimple w:instr=" SEQ 表 \* ARABIC ">
+        <w:r>
+          <w:t>8</w:t>
+        </w:r>
+      </w:fldSimple>
     </w:p>
     <w:tbl>
       <w:tblPr>
@@ -10396,27 +10185,11 @@
       <w:r>
         <w:t xml:space="preserve">图 </w:t>
       </w:r>
-      <w:r>
-        <w:fldChar w:fldCharType="begin"/>
-      </w:r>
-      <w:r>
-        <w:instrText xml:space="preserve"> SEQ </w:instrText>
-      </w:r>
-      <w:r>
-        <w:instrText>图</w:instrText>
-      </w:r>
-      <w:r>
-        <w:instrText xml:space="preserve"> \* ARABIC </w:instrText>
-      </w:r>
-      <w:r>
-        <w:fldChar w:fldCharType="separate"/>
-      </w:r>
-      <w:r>
-        <w:t>6</w:t>
-      </w:r>
-      <w:r>
-        <w:fldChar w:fldCharType="end"/>
-      </w:r>
+      <w:fldSimple w:instr=" SEQ 图 \* ARABIC ">
+        <w:r>
+          <w:t>6</w:t>
+        </w:r>
+      </w:fldSimple>
       <w:r>
         <w:rPr>
           <w:rFonts w:hint="eastAsia"/>
@@ -10521,27 +10294,11 @@
       <w:r>
         <w:t xml:space="preserve">图 </w:t>
       </w:r>
-      <w:r>
-        <w:fldChar w:fldCharType="begin"/>
-      </w:r>
-      <w:r>
-        <w:instrText xml:space="preserve"> SEQ </w:instrText>
-      </w:r>
-      <w:r>
-        <w:instrText>图</w:instrText>
-      </w:r>
-      <w:r>
-        <w:instrText xml:space="preserve"> \* ARABIC </w:instrText>
-      </w:r>
-      <w:r>
-        <w:fldChar w:fldCharType="separate"/>
-      </w:r>
-      <w:r>
-        <w:t>7</w:t>
-      </w:r>
-      <w:r>
-        <w:fldChar w:fldCharType="end"/>
-      </w:r>
+      <w:fldSimple w:instr=" SEQ 图 \* ARABIC ">
+        <w:r>
+          <w:t>7</w:t>
+        </w:r>
+      </w:fldSimple>
       <w:r>
         <w:rPr>
           <w:rFonts w:hint="eastAsia"/>
@@ -10630,27 +10387,11 @@
       <w:r>
         <w:t xml:space="preserve">图 </w:t>
       </w:r>
-      <w:r>
-        <w:fldChar w:fldCharType="begin"/>
-      </w:r>
-      <w:r>
-        <w:instrText xml:space="preserve"> SEQ </w:instrText>
-      </w:r>
-      <w:r>
-        <w:instrText>图</w:instrText>
-      </w:r>
-      <w:r>
-        <w:instrText xml:space="preserve"> \* ARABIC </w:instrText>
-      </w:r>
-      <w:r>
-        <w:fldChar w:fldCharType="separate"/>
-      </w:r>
-      <w:r>
-        <w:t>8</w:t>
-      </w:r>
-      <w:r>
-        <w:fldChar w:fldCharType="end"/>
-      </w:r>
+      <w:fldSimple w:instr=" SEQ 图 \* ARABIC ">
+        <w:r>
+          <w:t>8</w:t>
+        </w:r>
+      </w:fldSimple>
       <w:r>
         <w:rPr>
           <w:rFonts w:hint="eastAsia"/>
@@ -10729,27 +10470,11 @@
       <w:r>
         <w:t xml:space="preserve">图 </w:t>
       </w:r>
-      <w:r>
-        <w:fldChar w:fldCharType="begin"/>
-      </w:r>
-      <w:r>
-        <w:instrText xml:space="preserve"> SEQ </w:instrText>
-      </w:r>
-      <w:r>
-        <w:instrText>图</w:instrText>
-      </w:r>
-      <w:r>
-        <w:instrText xml:space="preserve"> \* ARABIC </w:instrText>
-      </w:r>
-      <w:r>
-        <w:fldChar w:fldCharType="separate"/>
-      </w:r>
-      <w:r>
-        <w:t>9</w:t>
-      </w:r>
-      <w:r>
-        <w:fldChar w:fldCharType="end"/>
-      </w:r>
+      <w:fldSimple w:instr=" SEQ 图 \* ARABIC ">
+        <w:r>
+          <w:t>9</w:t>
+        </w:r>
+      </w:fldSimple>
       <w:r>
         <w:rPr>
           <w:rFonts w:hint="eastAsia"/>
@@ -10829,27 +10554,11 @@
       <w:r>
         <w:t xml:space="preserve">图 </w:t>
       </w:r>
-      <w:r>
-        <w:fldChar w:fldCharType="begin"/>
-      </w:r>
-      <w:r>
-        <w:instrText xml:space="preserve"> SEQ </w:instrText>
-      </w:r>
-      <w:r>
-        <w:instrText>图</w:instrText>
-      </w:r>
-      <w:r>
-        <w:instrText xml:space="preserve"> \* ARABIC </w:instrText>
-      </w:r>
-      <w:r>
-        <w:fldChar w:fldCharType="separate"/>
-      </w:r>
-      <w:r>
-        <w:t>10</w:t>
-      </w:r>
-      <w:r>
-        <w:fldChar w:fldCharType="end"/>
-      </w:r>
+      <w:fldSimple w:instr=" SEQ 图 \* ARABIC ">
+        <w:r>
+          <w:t>10</w:t>
+        </w:r>
+      </w:fldSimple>
     </w:p>
     <w:p>
       <w:pPr>
@@ -10922,27 +10631,11 @@
       <w:r>
         <w:t xml:space="preserve">图 </w:t>
       </w:r>
-      <w:r>
-        <w:fldChar w:fldCharType="begin"/>
-      </w:r>
-      <w:r>
-        <w:instrText xml:space="preserve"> SEQ </w:instrText>
-      </w:r>
-      <w:r>
-        <w:instrText>图</w:instrText>
-      </w:r>
-      <w:r>
-        <w:instrText xml:space="preserve"> \* ARABIC </w:instrText>
-      </w:r>
-      <w:r>
-        <w:fldChar w:fldCharType="separate"/>
-      </w:r>
-      <w:r>
-        <w:t>11</w:t>
-      </w:r>
-      <w:r>
-        <w:fldChar w:fldCharType="end"/>
-      </w:r>
+      <w:fldSimple w:instr=" SEQ 图 \* ARABIC ">
+        <w:r>
+          <w:t>11</w:t>
+        </w:r>
+      </w:fldSimple>
     </w:p>
     <w:p>
       <w:pPr>
@@ -11033,27 +10726,11 @@
       <w:r>
         <w:t xml:space="preserve">图 </w:t>
       </w:r>
-      <w:r>
-        <w:fldChar w:fldCharType="begin"/>
-      </w:r>
-      <w:r>
-        <w:instrText xml:space="preserve"> SEQ </w:instrText>
-      </w:r>
-      <w:r>
-        <w:instrText>图</w:instrText>
-      </w:r>
-      <w:r>
-        <w:instrText xml:space="preserve"> \* ARABIC </w:instrText>
-      </w:r>
-      <w:r>
-        <w:fldChar w:fldCharType="separate"/>
-      </w:r>
-      <w:r>
-        <w:t>12</w:t>
-      </w:r>
-      <w:r>
-        <w:fldChar w:fldCharType="end"/>
-      </w:r>
+      <w:fldSimple w:instr=" SEQ 图 \* ARABIC ">
+        <w:r>
+          <w:t>12</w:t>
+        </w:r>
+      </w:fldSimple>
     </w:p>
     <w:p>
       <w:pPr>
@@ -11098,27 +10775,11 @@
       <w:r>
         <w:t xml:space="preserve">表 </w:t>
       </w:r>
-      <w:r>
-        <w:fldChar w:fldCharType="begin"/>
-      </w:r>
-      <w:r>
-        <w:instrText xml:space="preserve"> SEQ </w:instrText>
-      </w:r>
-      <w:r>
-        <w:instrText>表</w:instrText>
-      </w:r>
-      <w:r>
-        <w:instrText xml:space="preserve"> \* ARABIC </w:instrText>
-      </w:r>
-      <w:r>
-        <w:fldChar w:fldCharType="separate"/>
-      </w:r>
-      <w:r>
-        <w:t>9</w:t>
-      </w:r>
-      <w:r>
-        <w:fldChar w:fldCharType="end"/>
-      </w:r>
+      <w:fldSimple w:instr=" SEQ 表 \* ARABIC ">
+        <w:r>
+          <w:t>9</w:t>
+        </w:r>
+      </w:fldSimple>
     </w:p>
     <w:tbl>
       <w:tblPr>
@@ -12349,6 +12010,7 @@
         <w:rPr>
           <w:rFonts w:hint="eastAsia"/>
         </w:rPr>
+        <w:lastRenderedPageBreak/>
         <w:t>RS232测试</w:t>
       </w:r>
       <w:bookmarkEnd w:id="13"/>
@@ -12427,27 +12089,11 @@
       <w:r>
         <w:t xml:space="preserve">图 </w:t>
       </w:r>
-      <w:r>
-        <w:fldChar w:fldCharType="begin"/>
-      </w:r>
-      <w:r>
-        <w:instrText xml:space="preserve"> SEQ </w:instrText>
-      </w:r>
-      <w:r>
-        <w:instrText>图</w:instrText>
-      </w:r>
-      <w:r>
-        <w:instrText xml:space="preserve"> \* ARABIC </w:instrText>
-      </w:r>
-      <w:r>
-        <w:fldChar w:fldCharType="separate"/>
-      </w:r>
-      <w:r>
-        <w:t>13</w:t>
-      </w:r>
-      <w:r>
-        <w:fldChar w:fldCharType="end"/>
-      </w:r>
+      <w:fldSimple w:instr=" SEQ 图 \* ARABIC ">
+        <w:r>
+          <w:t>13</w:t>
+        </w:r>
+      </w:fldSimple>
       <w:r>
         <w:rPr>
           <w:rFonts w:hint="eastAsia"/>
@@ -12624,27 +12270,11 @@
       <w:r>
         <w:t xml:space="preserve">图 </w:t>
       </w:r>
-      <w:r>
-        <w:fldChar w:fldCharType="begin"/>
-      </w:r>
-      <w:r>
-        <w:instrText xml:space="preserve"> SEQ </w:instrText>
-      </w:r>
-      <w:r>
-        <w:instrText>图</w:instrText>
-      </w:r>
-      <w:r>
-        <w:instrText xml:space="preserve"> \* ARABIC </w:instrText>
-      </w:r>
-      <w:r>
-        <w:fldChar w:fldCharType="separate"/>
-      </w:r>
-      <w:r>
-        <w:t>14</w:t>
-      </w:r>
-      <w:r>
-        <w:fldChar w:fldCharType="end"/>
-      </w:r>
+      <w:fldSimple w:instr=" SEQ 图 \* ARABIC ">
+        <w:r>
+          <w:t>14</w:t>
+        </w:r>
+      </w:fldSimple>
     </w:p>
     <w:p>
       <w:pPr>
@@ -12712,27 +12342,11 @@
       <w:r>
         <w:t xml:space="preserve">图 </w:t>
       </w:r>
-      <w:r>
-        <w:fldChar w:fldCharType="begin"/>
-      </w:r>
-      <w:r>
-        <w:instrText xml:space="preserve"> SEQ </w:instrText>
-      </w:r>
-      <w:r>
-        <w:instrText>图</w:instrText>
-      </w:r>
-      <w:r>
-        <w:instrText xml:space="preserve"> \* ARABIC </w:instrText>
-      </w:r>
-      <w:r>
-        <w:fldChar w:fldCharType="separate"/>
-      </w:r>
-      <w:r>
-        <w:t>15</w:t>
-      </w:r>
-      <w:r>
-        <w:fldChar w:fldCharType="end"/>
-      </w:r>
+      <w:fldSimple w:instr=" SEQ 图 \* ARABIC ">
+        <w:r>
+          <w:t>15</w:t>
+        </w:r>
+      </w:fldSimple>
     </w:p>
     <w:p>
       <w:pPr>
@@ -12832,27 +12446,11 @@
       <w:r>
         <w:t xml:space="preserve">图 </w:t>
       </w:r>
-      <w:r>
-        <w:fldChar w:fldCharType="begin"/>
-      </w:r>
-      <w:r>
-        <w:instrText xml:space="preserve"> SEQ </w:instrText>
-      </w:r>
-      <w:r>
-        <w:instrText>图</w:instrText>
-      </w:r>
-      <w:r>
-        <w:instrText xml:space="preserve"> \* ARABIC </w:instrText>
-      </w:r>
-      <w:r>
-        <w:fldChar w:fldCharType="separate"/>
-      </w:r>
-      <w:r>
-        <w:t>16</w:t>
-      </w:r>
-      <w:r>
-        <w:fldChar w:fldCharType="end"/>
-      </w:r>
+      <w:fldSimple w:instr=" SEQ 图 \* ARABIC ">
+        <w:r>
+          <w:t>16</w:t>
+        </w:r>
+      </w:fldSimple>
       <w:r>
         <w:rPr>
           <w:rFonts w:hint="eastAsia"/>
@@ -13064,27 +12662,11 @@
       <w:r>
         <w:t xml:space="preserve">图 </w:t>
       </w:r>
-      <w:r>
-        <w:fldChar w:fldCharType="begin"/>
-      </w:r>
-      <w:r>
-        <w:instrText xml:space="preserve"> SEQ </w:instrText>
-      </w:r>
-      <w:r>
-        <w:instrText>图</w:instrText>
-      </w:r>
-      <w:r>
-        <w:instrText xml:space="preserve"> \* ARABIC </w:instrText>
-      </w:r>
-      <w:r>
-        <w:fldChar w:fldCharType="separate"/>
-      </w:r>
-      <w:r>
-        <w:t>17</w:t>
-      </w:r>
-      <w:r>
-        <w:fldChar w:fldCharType="end"/>
-      </w:r>
+      <w:fldSimple w:instr=" SEQ 图 \* ARABIC ">
+        <w:r>
+          <w:t>17</w:t>
+        </w:r>
+      </w:fldSimple>
     </w:p>
     <w:p>
       <w:pPr>
@@ -13238,27 +12820,11 @@
       <w:r>
         <w:t xml:space="preserve">图 </w:t>
       </w:r>
-      <w:r>
-        <w:fldChar w:fldCharType="begin"/>
-      </w:r>
-      <w:r>
-        <w:instrText xml:space="preserve"> SEQ </w:instrText>
-      </w:r>
-      <w:r>
-        <w:instrText>图</w:instrText>
-      </w:r>
-      <w:r>
-        <w:instrText xml:space="preserve"> \* ARABIC </w:instrText>
-      </w:r>
-      <w:r>
-        <w:fldChar w:fldCharType="separate"/>
-      </w:r>
-      <w:r>
-        <w:t>18</w:t>
-      </w:r>
-      <w:r>
-        <w:fldChar w:fldCharType="end"/>
-      </w:r>
+      <w:fldSimple w:instr=" SEQ 图 \* ARABIC ">
+        <w:r>
+          <w:t>18</w:t>
+        </w:r>
+      </w:fldSimple>
     </w:p>
     <w:p>
       <w:pPr>
@@ -13363,27 +12929,11 @@
       <w:r>
         <w:t xml:space="preserve">图 </w:t>
       </w:r>
-      <w:r>
-        <w:fldChar w:fldCharType="begin"/>
-      </w:r>
-      <w:r>
-        <w:instrText xml:space="preserve"> SEQ </w:instrText>
-      </w:r>
-      <w:r>
-        <w:instrText>图</w:instrText>
-      </w:r>
-      <w:r>
-        <w:instrText xml:space="preserve"> \* ARABIC </w:instrText>
-      </w:r>
-      <w:r>
-        <w:fldChar w:fldCharType="separate"/>
-      </w:r>
-      <w:r>
-        <w:t>19</w:t>
-      </w:r>
-      <w:r>
-        <w:fldChar w:fldCharType="end"/>
-      </w:r>
+      <w:fldSimple w:instr=" SEQ 图 \* ARABIC ">
+        <w:r>
+          <w:t>19</w:t>
+        </w:r>
+      </w:fldSimple>
       <w:r>
         <w:rPr>
           <w:rFonts w:hint="eastAsia"/>
@@ -13484,27 +13034,11 @@
       <w:r>
         <w:t xml:space="preserve">图 </w:t>
       </w:r>
-      <w:r>
-        <w:fldChar w:fldCharType="begin"/>
-      </w:r>
-      <w:r>
-        <w:instrText xml:space="preserve"> SEQ </w:instrText>
-      </w:r>
-      <w:r>
-        <w:instrText>图</w:instrText>
-      </w:r>
-      <w:r>
-        <w:instrText xml:space="preserve"> \* ARABIC </w:instrText>
-      </w:r>
-      <w:r>
-        <w:fldChar w:fldCharType="separate"/>
-      </w:r>
-      <w:r>
-        <w:t>20</w:t>
-      </w:r>
-      <w:r>
-        <w:fldChar w:fldCharType="end"/>
-      </w:r>
+      <w:fldSimple w:instr=" SEQ 图 \* ARABIC ">
+        <w:r>
+          <w:t>20</w:t>
+        </w:r>
+      </w:fldSimple>
     </w:p>
     <w:p>
       <w:pPr>
@@ -13527,27 +13061,11 @@
       <w:r>
         <w:t xml:space="preserve">表 </w:t>
       </w:r>
-      <w:r>
-        <w:fldChar w:fldCharType="begin"/>
-      </w:r>
-      <w:r>
-        <w:instrText xml:space="preserve"> SEQ </w:instrText>
-      </w:r>
-      <w:r>
-        <w:instrText>表</w:instrText>
-      </w:r>
-      <w:r>
-        <w:instrText xml:space="preserve"> \* ARABIC </w:instrText>
-      </w:r>
-      <w:r>
-        <w:fldChar w:fldCharType="separate"/>
-      </w:r>
-      <w:r>
-        <w:t>10</w:t>
-      </w:r>
-      <w:r>
-        <w:fldChar w:fldCharType="end"/>
-      </w:r>
+      <w:fldSimple w:instr=" SEQ 表 \* ARABIC ">
+        <w:r>
+          <w:t>10</w:t>
+        </w:r>
+      </w:fldSimple>
     </w:p>
     <w:tbl>
       <w:tblPr>
@@ -16704,9 +16222,6 @@
     <w:p>
       <w:pPr>
         <w:ind w:firstLine="560"/>
-        <w:rPr>
-          <w:rFonts w:hint="eastAsia"/>
-        </w:rPr>
       </w:pPr>
       <w:r>
         <w:rPr>
@@ -16754,7 +16269,19 @@
         <w:rPr>
           <w:rFonts w:hint="eastAsia"/>
         </w:rPr>
-        <w:t>注册成功后所有绿灯会持续点亮，直到下一个操作。</w:t>
+        <w:t>注册成功后所有绿灯会持续点亮，</w:t>
+      </w:r>
+      <w:r>
+        <w:rPr>
+          <w:rFonts w:hint="eastAsia"/>
+        </w:rPr>
+        <w:t>直到</w:t>
+      </w:r>
+      <w:r>
+        <w:rPr>
+          <w:rFonts w:hint="eastAsia"/>
+        </w:rPr>
+        <w:t>下一个操作。</w:t>
       </w:r>
     </w:p>
     <w:p>
@@ -16824,9 +16351,6 @@
     <w:p>
       <w:pPr>
         <w:ind w:firstLine="560"/>
-        <w:rPr>
-          <w:rFonts w:hint="eastAsia"/>
-        </w:rPr>
       </w:pPr>
       <w:r>
         <w:rPr>
@@ -17002,9 +16526,6 @@
     <w:p>
       <w:pPr>
         <w:ind w:firstLine="560"/>
-        <w:rPr>
-          <w:rFonts w:hint="eastAsia"/>
-        </w:rPr>
       </w:pPr>
       <w:r>
         <w:rPr>
@@ -17022,85 +16543,7 @@
         <w:rPr>
           <w:rFonts w:hint="eastAsia"/>
         </w:rPr>
-        <w:t>状态查询</w:t>
-      </w:r>
-      <w:r>
-        <w:rPr>
-          <w:rFonts w:hint="eastAsia"/>
-        </w:rPr>
-        <w:t>、</w:t>
-      </w:r>
-      <w:r>
-        <w:rPr>
-          <w:rFonts w:hint="eastAsia"/>
-        </w:rPr>
-        <w:t>握手确认</w:t>
-      </w:r>
-      <w:r>
-        <w:rPr>
-          <w:rFonts w:hint="eastAsia"/>
-        </w:rPr>
-        <w:t>、</w:t>
-      </w:r>
-      <w:r>
-        <w:rPr>
-          <w:rFonts w:hint="eastAsia"/>
-        </w:rPr>
-        <w:t>认证</w:t>
-      </w:r>
-      <w:r>
-        <w:rPr>
-          <w:rFonts w:hint="eastAsia"/>
-        </w:rPr>
-        <w:t>、</w:t>
-      </w:r>
-      <w:r>
-        <w:rPr>
-          <w:rFonts w:hint="eastAsia"/>
-        </w:rPr>
-        <w:t>握手取消</w:t>
-      </w:r>
-      <w:r>
-        <w:rPr>
-          <w:rFonts w:hint="eastAsia"/>
-        </w:rPr>
-        <w:t>、</w:t>
-      </w:r>
-      <w:r>
-        <w:rPr>
-          <w:rFonts w:hint="eastAsia"/>
-        </w:rPr>
-        <w:t>复位</w:t>
-      </w:r>
-      <w:r>
-        <w:rPr>
-          <w:rFonts w:hint="eastAsia"/>
-        </w:rPr>
-        <w:t>、</w:t>
-      </w:r>
-      <w:r>
-        <w:rPr>
-          <w:rFonts w:hint="eastAsia"/>
-        </w:rPr>
-        <w:t>注册</w:t>
-      </w:r>
-      <w:r>
-        <w:rPr>
-          <w:rFonts w:hint="eastAsia"/>
-        </w:rPr>
-        <w:t>和</w:t>
-      </w:r>
-      <w:r>
-        <w:rPr>
-          <w:rFonts w:hint="eastAsia"/>
-        </w:rPr>
-        <w:t>初始化</w:t>
-      </w:r>
-      <w:r>
-        <w:rPr>
-          <w:rFonts w:hint="eastAsia"/>
-        </w:rPr>
-        <w:t>。</w:t>
+        <w:t>状态查询、握手确认、认证、握手取消、复位、注册和初始化。</w:t>
       </w:r>
       <w:r>
         <w:rPr>
@@ -17180,7 +16623,7 @@
       <mc:AlternateContent>
         <mc:Choice Requires="wps">
           <w:drawing>
-            <wp:anchor distT="0" distB="0" distL="114300" distR="114300" simplePos="0" relativeHeight="251658240" behindDoc="0" locked="0" layoutInCell="1" allowOverlap="1" wp14:anchorId="56C27658" wp14:editId="7D42E183">
+            <wp:anchor distT="0" distB="0" distL="114300" distR="114300" simplePos="0" relativeHeight="251656704" behindDoc="0" locked="0" layoutInCell="1" allowOverlap="1" wp14:anchorId="56C27658" wp14:editId="7D42E183">
               <wp:simplePos x="0" y="0"/>
               <wp:positionH relativeFrom="margin">
                 <wp:align>center</wp:align>
@@ -17279,7 +16722,7 @@
               <v:stroke joinstyle="miter"/>
               <v:path gradientshapeok="t" o:connecttype="rect"/>
             </v:shapetype>
-            <v:shape id="文本框 3" o:spid="_x0000_s1026" type="#_x0000_t202" style="position:absolute;margin-left:0;margin-top:0;width:2in;height:2in;z-index:251658240;visibility:visible;mso-wrap-style:none;mso-wrap-distance-left:9pt;mso-wrap-distance-top:0;mso-wrap-distance-right:9pt;mso-wrap-distance-bottom:0;mso-position-horizontal:center;mso-position-horizontal-relative:margin;mso-position-vertical:absolute;mso-position-vertical-relative:text;v-text-anchor:top" o:gfxdata="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" filled="f" stroked="f" strokeweight=".5pt">
+            <v:shape id="文本框 3" o:spid="_x0000_s1026" type="#_x0000_t202" style="position:absolute;margin-left:0;margin-top:0;width:2in;height:2in;z-index:251656704;visibility:visible;mso-wrap-style:none;mso-wrap-distance-left:9pt;mso-wrap-distance-top:0;mso-wrap-distance-right:9pt;mso-wrap-distance-bottom:0;mso-position-horizontal:center;mso-position-horizontal-relative:margin;mso-position-vertical:absolute;mso-position-vertical-relative:text;v-text-anchor:top" o:gfxdata="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" filled="f" stroked="f" strokeweight=".5pt">
               <v:textbox style="mso-fit-shape-to-text:t" inset="0,0,0,0">
                 <w:txbxContent>
                   <w:p>
@@ -17401,7 +16844,7 @@
       <mc:AlternateContent>
         <mc:Choice Requires="wps">
           <w:drawing>
-            <wp:anchor distT="0" distB="0" distL="114300" distR="114300" simplePos="0" relativeHeight="251659264" behindDoc="0" locked="0" layoutInCell="1" allowOverlap="1" wp14:anchorId="09D24CBD" wp14:editId="63D6A2BC">
+            <wp:anchor distT="0" distB="0" distL="114300" distR="114300" simplePos="0" relativeHeight="251657728" behindDoc="0" locked="0" layoutInCell="1" allowOverlap="1" wp14:anchorId="09D24CBD" wp14:editId="63D6A2BC">
               <wp:simplePos x="0" y="0"/>
               <wp:positionH relativeFrom="margin">
                 <wp:align>center</wp:align>
@@ -17500,7 +16943,7 @@
               <v:stroke joinstyle="miter"/>
               <v:path gradientshapeok="t" o:connecttype="rect"/>
             </v:shapetype>
-            <v:shape id="文本框 7" o:spid="_x0000_s1027" type="#_x0000_t202" style="position:absolute;left:0;text-align:left;margin-left:0;margin-top:0;width:2in;height:2in;z-index:251659264;visibility:visible;mso-wrap-style:none;mso-wrap-distance-left:9pt;mso-wrap-distance-top:0;mso-wrap-distance-right:9pt;mso-wrap-distance-bottom:0;mso-position-horizontal:center;mso-position-horizontal-relative:margin;mso-position-vertical:absolute;mso-position-vertical-relative:text;v-text-anchor:top" o:gfxdata="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" filled="f" stroked="f" strokeweight=".5pt">
+            <v:shape id="文本框 7" o:spid="_x0000_s1027" type="#_x0000_t202" style="position:absolute;left:0;text-align:left;margin-left:0;margin-top:0;width:2in;height:2in;z-index:251657728;visibility:visible;mso-wrap-style:none;mso-wrap-distance-left:9pt;mso-wrap-distance-top:0;mso-wrap-distance-right:9pt;mso-wrap-distance-bottom:0;mso-position-horizontal:center;mso-position-horizontal-relative:margin;mso-position-vertical:absolute;mso-position-vertical-relative:text;v-text-anchor:top" o:gfxdata="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" filled="f" stroked="f" strokeweight=".5pt">
               <v:textbox style="mso-fit-shape-to-text:t" inset="0,0,0,0">
                 <w:txbxContent>
                   <w:p>
@@ -17565,7 +17008,7 @@
       <mc:AlternateContent>
         <mc:Choice Requires="wps">
           <w:drawing>
-            <wp:anchor distT="0" distB="0" distL="114300" distR="114300" simplePos="0" relativeHeight="251659264" behindDoc="0" locked="0" layoutInCell="1" allowOverlap="1" wp14:anchorId="3C2DE95A" wp14:editId="485E007B">
+            <wp:anchor distT="0" distB="0" distL="114300" distR="114300" simplePos="0" relativeHeight="251658752" behindDoc="0" locked="0" layoutInCell="1" allowOverlap="1" wp14:anchorId="3C2DE95A" wp14:editId="485E007B">
               <wp:simplePos x="0" y="0"/>
               <wp:positionH relativeFrom="margin">
                 <wp:align>center</wp:align>
@@ -17664,7 +17107,7 @@
               <v:stroke joinstyle="miter"/>
               <v:path gradientshapeok="t" o:connecttype="rect"/>
             </v:shapetype>
-            <v:shape id="文本框 5" o:spid="_x0000_s1028" type="#_x0000_t202" style="position:absolute;left:0;text-align:left;margin-left:0;margin-top:0;width:2in;height:2in;z-index:251659264;visibility:visible;mso-wrap-style:none;mso-wrap-distance-left:9pt;mso-wrap-distance-top:0;mso-wrap-distance-right:9pt;mso-wrap-distance-bottom:0;mso-position-horizontal:center;mso-position-horizontal-relative:margin;mso-position-vertical:absolute;mso-position-vertical-relative:text;v-text-anchor:top" o:gfxdata="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" filled="f" stroked="f" strokeweight=".5pt">
+            <v:shape id="文本框 5" o:spid="_x0000_s1028" type="#_x0000_t202" style="position:absolute;left:0;text-align:left;margin-left:0;margin-top:0;width:2in;height:2in;z-index:251658752;visibility:visible;mso-wrap-style:none;mso-wrap-distance-left:9pt;mso-wrap-distance-top:0;mso-wrap-distance-right:9pt;mso-wrap-distance-bottom:0;mso-position-horizontal:center;mso-position-horizontal-relative:margin;mso-position-vertical:absolute;mso-position-vertical-relative:text;v-text-anchor:top" o:gfxdata="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" filled="f" stroked="f" strokeweight=".5pt">
               <v:textbox style="mso-fit-shape-to-text:t" inset="0,0,0,0">
                 <w:txbxContent>
                   <w:p>
@@ -19382,10 +18825,6 @@
 </file>
 
 <file path=customXml/item1.xml><?xml version="1.0" encoding="utf-8"?>
-<b:Sources xmlns:b="http://schemas.openxmlformats.org/officeDocument/2006/bibliography" xmlns="http://schemas.openxmlformats.org/officeDocument/2006/bibliography" SelectedStyle="\APASixthEditionOfficeOnline.xsl" StyleName="APA" Version="6"/>
-</file>
-
-<file path=customXml/item2.xml><?xml version="1.0" encoding="utf-8"?>
 <s:customData xmlns="http://www.wps.cn/officeDocument/2013/wpsCustomData" xmlns:s="http://www.wps.cn/officeDocument/2013/wpsCustomData">
   <customSectProps>
     <customSectPr/>
@@ -19398,18 +18837,22 @@
 </s:customData>
 </file>
 
+<file path=customXml/item2.xml><?xml version="1.0" encoding="utf-8"?>
+<b:Sources xmlns:b="http://schemas.openxmlformats.org/officeDocument/2006/bibliography" xmlns="http://schemas.openxmlformats.org/officeDocument/2006/bibliography" SelectedStyle="\APASixthEditionOfficeOnline.xsl" StyleName="APA" Version="6"/>
+</file>
+
 <file path=customXml/itemProps1.xml><?xml version="1.0" encoding="utf-8"?>
+<ds:datastoreItem xmlns:ds="http://schemas.openxmlformats.org/officeDocument/2006/customXml" ds:itemID="{B1977F7D-205B-4081-913C-38D41E755F92}">
+  <ds:schemaRefs>
+    <ds:schemaRef ds:uri="http://www.wps.cn/officeDocument/2013/wpsCustomData"/>
+  </ds:schemaRefs>
+</ds:datastoreItem>
+</file>
+
+<file path=customXml/itemProps2.xml><?xml version="1.0" encoding="utf-8"?>
 <ds:datastoreItem xmlns:ds="http://schemas.openxmlformats.org/officeDocument/2006/customXml" ds:itemID="{FC4170C0-F0A4-4C1D-96C7-6440C5598DC0}">
   <ds:schemaRefs>
     <ds:schemaRef ds:uri="http://schemas.openxmlformats.org/officeDocument/2006/bibliography"/>
   </ds:schemaRefs>
 </ds:datastoreItem>
-</file>
-
-<file path=customXml/itemProps2.xml><?xml version="1.0" encoding="utf-8"?>
-<ds:datastoreItem xmlns:ds="http://schemas.openxmlformats.org/officeDocument/2006/customXml" ds:itemID="{B1977F7D-205B-4081-913C-38D41E755F92}">
-  <ds:schemaRefs>
-    <ds:schemaRef ds:uri="http://www.wps.cn/officeDocument/2013/wpsCustomData"/>
-  </ds:schemaRefs>
-</ds:datastoreItem>
 </file>
--- a/doc/软件人员编制文档/4.微型低功耗控制处理电路板-使用说明.docx
+++ b/doc/软件人员编制文档/4.微型低功耗控制处理电路板-使用说明.docx
@@ -640,10 +640,7 @@
               <w:fldChar w:fldCharType="begin"/>
             </w:r>
             <w:r>
-              <w:instrText xml:space="preserve"> PAGEREF _Toc634</w:instrText>
-            </w:r>
-            <w:r>
-              <w:instrText xml:space="preserve">36005 \h </w:instrText>
+              <w:instrText xml:space="preserve"> PAGEREF _Toc63436005 \h </w:instrText>
             </w:r>
             <w:r>
               <w:fldChar w:fldCharType="separate"/>
@@ -749,10 +746,7 @@
               <w:fldChar w:fldCharType="begin"/>
             </w:r>
             <w:r>
-              <w:instrText xml:space="preserve"> P</w:instrText>
-            </w:r>
-            <w:r>
-              <w:instrText xml:space="preserve">AGEREF _Toc63436007 \h </w:instrText>
+              <w:instrText xml:space="preserve"> PAGEREF _Toc63436007 \h </w:instrText>
             </w:r>
             <w:r>
               <w:fldChar w:fldCharType="separate"/>
@@ -1008,13 +1002,7 @@
               <w:rPr>
                 <w:rStyle w:val="af1"/>
               </w:rPr>
-              <w:t>GPIO</w:t>
-            </w:r>
-            <w:r>
-              <w:rPr>
-                <w:rStyle w:val="af1"/>
-              </w:rPr>
-              <w:t>测试</w:t>
+              <w:t>GPIO测试</w:t>
             </w:r>
             <w:r>
               <w:tab/>
@@ -1023,10 +1011,7 @@
               <w:fldChar w:fldCharType="begin"/>
             </w:r>
             <w:r>
-              <w:instrText xml:space="preserve"> PAGEREF _</w:instrText>
-            </w:r>
-            <w:r>
-              <w:instrText xml:space="preserve">Toc63436012 \h </w:instrText>
+              <w:instrText xml:space="preserve"> PAGEREF _Toc63436012 \h </w:instrText>
             </w:r>
             <w:r>
               <w:fldChar w:fldCharType="separate"/>
@@ -1070,13 +1055,7 @@
               <w:rPr>
                 <w:rStyle w:val="af1"/>
               </w:rPr>
-              <w:t>RS232</w:t>
-            </w:r>
-            <w:r>
-              <w:rPr>
-                <w:rStyle w:val="af1"/>
-              </w:rPr>
-              <w:t>测试</w:t>
+              <w:t>RS232测试</w:t>
             </w:r>
             <w:r>
               <w:tab/>
@@ -1129,13 +1108,7 @@
               <w:rPr>
                 <w:rStyle w:val="af1"/>
               </w:rPr>
-              <w:t>RS485</w:t>
-            </w:r>
-            <w:r>
-              <w:rPr>
-                <w:rStyle w:val="af1"/>
-              </w:rPr>
-              <w:t>测试</w:t>
+              <w:t>RS485测试</w:t>
             </w:r>
             <w:r>
               <w:tab/>
@@ -1188,13 +1161,7 @@
               <w:rPr>
                 <w:rStyle w:val="af1"/>
               </w:rPr>
-              <w:t>VGA</w:t>
-            </w:r>
-            <w:r>
-              <w:rPr>
-                <w:rStyle w:val="af1"/>
-              </w:rPr>
-              <w:t>测试</w:t>
+              <w:t>VGA测试</w:t>
             </w:r>
             <w:r>
               <w:tab/>
@@ -1415,10 +1382,7 @@
               <w:fldChar w:fldCharType="begin"/>
             </w:r>
             <w:r>
-              <w:instrText xml:space="preserve"> PAGEREF _To</w:instrText>
-            </w:r>
-            <w:r>
-              <w:instrText xml:space="preserve">c63436019 \h </w:instrText>
+              <w:instrText xml:space="preserve"> PAGEREF _Toc63436019 \h </w:instrText>
             </w:r>
             <w:r>
               <w:fldChar w:fldCharType="separate"/>
@@ -1541,13 +1505,7 @@
         <w:rPr>
           <w:rFonts w:hint="eastAsia"/>
         </w:rPr>
-        <w:t>CLV-M3-V1.1</w:t>
-      </w:r>
-      <w:r>
-        <w:rPr>
-          <w:rFonts w:hint="eastAsia"/>
-        </w:rPr>
-        <w:t>进行功能及使用方法阐述。</w:t>
+        <w:t>CLV-M3-V1.1进行功能及使用方法阐述。</w:t>
       </w:r>
     </w:p>
     <w:p>
@@ -1571,97 +1529,7 @@
         <w:rPr>
           <w:rFonts w:hint="eastAsia"/>
         </w:rPr>
-        <w:t>CLV-M3</w:t>
-      </w:r>
-      <w:r>
-        <w:rPr>
-          <w:rFonts w:hint="eastAsia"/>
-        </w:rPr>
-        <w:t>，采用瑞芯微公司的</w:t>
-      </w:r>
-      <w:r>
-        <w:rPr>
-          <w:rFonts w:hint="eastAsia"/>
-        </w:rPr>
-        <w:t>RK3288</w:t>
-      </w:r>
-      <w:r>
-        <w:rPr>
-          <w:rFonts w:hint="eastAsia"/>
-        </w:rPr>
-        <w:t>微型处理器，实现了包括</w:t>
-      </w:r>
-      <w:r>
-        <w:rPr>
-          <w:rFonts w:hint="eastAsia"/>
-        </w:rPr>
-        <w:t>RS232</w:t>
-      </w:r>
-      <w:r>
-        <w:rPr>
-          <w:rFonts w:hint="eastAsia"/>
-        </w:rPr>
-        <w:t>、</w:t>
-      </w:r>
-      <w:r>
-        <w:rPr>
-          <w:rFonts w:hint="eastAsia"/>
-        </w:rPr>
-        <w:t>RS485</w:t>
-      </w:r>
-      <w:r>
-        <w:rPr>
-          <w:rFonts w:hint="eastAsia"/>
-        </w:rPr>
-        <w:t>、</w:t>
-      </w:r>
-      <w:r>
-        <w:rPr>
-          <w:rFonts w:hint="eastAsia"/>
-        </w:rPr>
-        <w:t>VGA</w:t>
-      </w:r>
-      <w:r>
-        <w:rPr>
-          <w:rFonts w:hint="eastAsia"/>
-        </w:rPr>
-        <w:t>等外设接口，以及</w:t>
-      </w:r>
-      <w:r>
-        <w:rPr>
-          <w:rFonts w:hint="eastAsia"/>
-        </w:rPr>
-        <w:t>DDR3</w:t>
-      </w:r>
-      <w:r>
-        <w:rPr>
-          <w:rFonts w:hint="eastAsia"/>
-        </w:rPr>
-        <w:t>、</w:t>
-      </w:r>
-      <w:r>
-        <w:rPr>
-          <w:rFonts w:hint="eastAsia"/>
-        </w:rPr>
-        <w:t>EMMC</w:t>
-      </w:r>
-      <w:r>
-        <w:rPr>
-          <w:rFonts w:hint="eastAsia"/>
-        </w:rPr>
-        <w:t>、</w:t>
-      </w:r>
-      <w:r>
-        <w:rPr>
-          <w:rFonts w:hint="eastAsia"/>
-        </w:rPr>
-        <w:t>SDMMC</w:t>
-      </w:r>
-      <w:r>
-        <w:rPr>
-          <w:rFonts w:hint="eastAsia"/>
-        </w:rPr>
-        <w:t>等常用存储功能。</w:t>
+        <w:t>CLV-M3，采用瑞芯微公司的RK3288微型处理器，实现了包括RS232、RS485、VGA等外设接口，以及DDR3、EMMC、SDMMC等常用存储功能。</w:t>
       </w:r>
     </w:p>
     <w:p>
@@ -1736,43 +1604,18 @@
         <w:ind w:firstLineChars="0" w:firstLine="0"/>
       </w:pPr>
       <w:r>
-        <w:t>图</w:t>
-      </w:r>
-      <w:r>
-        <w:t xml:space="preserve"> </w:t>
-      </w:r>
-      <w:r>
-        <w:fldChar w:fldCharType="begin"/>
-      </w:r>
-      <w:r>
-        <w:instrText xml:space="preserve"> SEQ </w:instrText>
-      </w:r>
-      <w:r>
-        <w:instrText>图</w:instrText>
-      </w:r>
-      <w:r>
-        <w:instrText xml:space="preserve"> \* ARABIC </w:instrText>
-      </w:r>
-      <w:r>
-        <w:fldChar w:fldCharType="separate"/>
-      </w:r>
-      <w:r>
-        <w:t>1</w:t>
-      </w:r>
-      <w:r>
-        <w:fldChar w:fldCharType="end"/>
-      </w:r>
-      <w:r>
-        <w:rPr>
-          <w:rFonts w:hint="eastAsia"/>
-        </w:rPr>
-        <w:t xml:space="preserve"> </w:t>
-      </w:r>
-      <w:r>
-        <w:rPr>
-          <w:rFonts w:hint="eastAsia"/>
-        </w:rPr>
-        <w:t>电路板实拍</w:t>
+        <w:t xml:space="preserve">图 </w:t>
+      </w:r>
+      <w:fldSimple w:instr=" SEQ 图 \* ARABIC ">
+        <w:r>
+          <w:t>1</w:t>
+        </w:r>
+      </w:fldSimple>
+      <w:r>
+        <w:rPr>
+          <w:rFonts w:hint="eastAsia"/>
+        </w:rPr>
+        <w:t xml:space="preserve"> 电路板实拍</w:t>
       </w:r>
     </w:p>
     <w:p>
@@ -1796,37 +1639,7 @@
         <w:rPr>
           <w:rFonts w:hint="eastAsia"/>
         </w:rPr>
-        <w:t xml:space="preserve">RK3288 </w:t>
-      </w:r>
-      <w:r>
-        <w:rPr>
-          <w:rFonts w:hint="eastAsia"/>
-        </w:rPr>
-        <w:t>是一个高性能平台，拥有强大的多线程运算能力、图形处理能力以及硬件解码能力，而且支持</w:t>
-      </w:r>
-      <w:r>
-        <w:rPr>
-          <w:rFonts w:hint="eastAsia"/>
-        </w:rPr>
-        <w:t>Android</w:t>
-      </w:r>
-      <w:r>
-        <w:rPr>
-          <w:rFonts w:hint="eastAsia"/>
-        </w:rPr>
-        <w:t>和</w:t>
-      </w:r>
-      <w:r>
-        <w:rPr>
-          <w:rFonts w:hint="eastAsia"/>
-        </w:rPr>
-        <w:t>Ubuntu</w:t>
-      </w:r>
-      <w:r>
-        <w:rPr>
-          <w:rFonts w:hint="eastAsia"/>
-        </w:rPr>
-        <w:t>双系统，所以它也是一台强大的小型电脑，它可嵌入到很多产品中。</w:t>
+        <w:t>RK3288 是一个高性能平台，拥有强大的多线程运算能力、图形处理能力以及硬件解码能力，而且支持Android和Ubuntu双系统，所以它也是一台强大的小型电脑，它可嵌入到很多产品中。</w:t>
       </w:r>
     </w:p>
     <w:p>
@@ -1834,50 +1647,11 @@
         <w:ind w:firstLine="560"/>
       </w:pPr>
       <w:r>
-        <w:t>全新</w:t>
-      </w:r>
-      <w:r>
-        <w:t>Cortex-A17</w:t>
-      </w:r>
-      <w:r>
-        <w:t>架构四核处理器。拥有四个</w:t>
-      </w:r>
-      <w:r>
-        <w:t>ARM Cortex-A17</w:t>
-      </w:r>
-      <w:r>
-        <w:t>核</w:t>
+        <w:t>全新Cortex-A17架构四核处理器。拥有四个ARM Cortex-A17核</w:t>
       </w:r>
       <w:r>
         <w:lastRenderedPageBreak/>
-        <w:t>心，最高频率</w:t>
-      </w:r>
-      <w:r>
-        <w:t>可达</w:t>
-      </w:r>
-      <w:r>
-        <w:t>1.8GHz</w:t>
-      </w:r>
-      <w:r>
-        <w:t>，</w:t>
-      </w:r>
-      <w:r>
-        <w:t>Cortex-A17</w:t>
-      </w:r>
-      <w:r>
-        <w:t>性能相对</w:t>
-      </w:r>
-      <w:r>
-        <w:t>Cortex-A9</w:t>
-      </w:r>
-      <w:r>
-        <w:t>有</w:t>
-      </w:r>
-      <w:r>
-        <w:t>60%</w:t>
-      </w:r>
-      <w:r>
-        <w:t>的提升。</w:t>
+        <w:t>心，最高频率可达1.8GHz，Cortex-A17性能相对Cortex-A9有60%的提升。</w:t>
       </w:r>
     </w:p>
     <w:p>
@@ -1885,73 +1659,7 @@
         <w:ind w:firstLine="560"/>
       </w:pPr>
       <w:r>
-        <w:t>Mali-T760 MP4</w:t>
-      </w:r>
-      <w:r>
-        <w:t>图形处理，支持</w:t>
-      </w:r>
-      <w:r>
-        <w:t>OpenGL ES1.1/2.0/3.0</w:t>
-      </w:r>
-      <w:r>
-        <w:t>，</w:t>
-      </w:r>
-      <w:r>
-        <w:t xml:space="preserve"> OpenVG1.1</w:t>
-      </w:r>
-      <w:r>
-        <w:t>，</w:t>
-      </w:r>
-      <w:r>
-        <w:t xml:space="preserve"> OpenCL</w:t>
-      </w:r>
-      <w:r>
-        <w:t>，</w:t>
-      </w:r>
-      <w:r>
-        <w:t xml:space="preserve"> Directx11</w:t>
-      </w:r>
-      <w:r>
-        <w:t>，</w:t>
-      </w:r>
-      <w:r>
-        <w:t xml:space="preserve"> </w:t>
-      </w:r>
-      <w:r>
-        <w:t>并能实现</w:t>
-      </w:r>
-      <w:r>
-        <w:t>4Kx2K</w:t>
-      </w:r>
-      <w:r>
-        <w:t>的</w:t>
-      </w:r>
-      <w:r>
-        <w:t>H.264</w:t>
-      </w:r>
-      <w:r>
-        <w:t>和</w:t>
-      </w:r>
-      <w:r>
-        <w:t>10bits H.265</w:t>
-      </w:r>
-      <w:r>
-        <w:t>视频硬解码，</w:t>
-      </w:r>
-      <w:r>
-        <w:t xml:space="preserve"> </w:t>
-      </w:r>
-      <w:r>
-        <w:t>相对</w:t>
-      </w:r>
-      <w:r>
-        <w:t xml:space="preserve"> Mail-400</w:t>
-      </w:r>
-      <w:r>
-        <w:t>提升</w:t>
-      </w:r>
-      <w:r>
-        <w:t>500%.</w:t>
+        <w:t>Mali-T760 MP4图形处理，支持OpenGL ES1.1/2.0/3.0， OpenVG1.1， OpenCL， Directx11， 并能实现4Kx2K的H.264和10bits H.265视频硬解码， 相对 Mail-400提升500%.</w:t>
       </w:r>
     </w:p>
     <w:p>
@@ -2002,19 +1710,7 @@
         <w:rPr>
           <w:rFonts w:hint="eastAsia"/>
         </w:rPr>
-        <w:t>尺寸≤</w:t>
-      </w:r>
-      <w:r>
-        <w:rPr>
-          <w:rFonts w:hint="eastAsia"/>
-        </w:rPr>
-        <w:t>75*75*10(mm)</w:t>
-      </w:r>
-      <w:r>
-        <w:rPr>
-          <w:rFonts w:hint="eastAsia"/>
-        </w:rPr>
-        <w:t>；</w:t>
+        <w:t>尺寸≤75*75*10(mm)；</w:t>
       </w:r>
     </w:p>
     <w:p>
@@ -2029,25 +1725,10 @@
         <w:rPr>
           <w:rFonts w:hint="eastAsia"/>
         </w:rPr>
-        <w:t>CPU</w:t>
-      </w:r>
-      <w:r>
-        <w:rPr>
-          <w:rFonts w:hint="eastAsia"/>
-        </w:rPr>
-        <w:t>：</w:t>
-      </w:r>
-      <w:r>
-        <w:t>Rockchip RK3288 (28</w:t>
-      </w:r>
-      <w:r>
-        <w:t>纳米</w:t>
-      </w:r>
-      <w:r>
-        <w:t>HKMG</w:t>
-      </w:r>
-      <w:r>
-        <w:t>制程）</w:t>
+        <w:t>CPU：</w:t>
+      </w:r>
+      <w:r>
+        <w:t>Rockchip RK3288 (28纳米HKMG制程）</w:t>
       </w:r>
       <w:r>
         <w:rPr>
@@ -2068,37 +1749,7 @@
         <w:rPr>
           <w:rFonts w:hint="eastAsia"/>
         </w:rPr>
-        <w:t>处理器：</w:t>
-      </w:r>
-      <w:r>
-        <w:rPr>
-          <w:rFonts w:hint="eastAsia"/>
-        </w:rPr>
-        <w:t>ARM® Cortex-A17</w:t>
-      </w:r>
-      <w:r>
-        <w:rPr>
-          <w:rFonts w:hint="eastAsia"/>
-        </w:rPr>
-        <w:t>四核处理器，主</w:t>
-      </w:r>
-      <w:r>
-        <w:rPr>
-          <w:rFonts w:hint="eastAsia"/>
-        </w:rPr>
-        <w:t>频高达</w:t>
-      </w:r>
-      <w:r>
-        <w:rPr>
-          <w:rFonts w:hint="eastAsia"/>
-        </w:rPr>
-        <w:t>1.8GHz</w:t>
-      </w:r>
-      <w:r>
-        <w:rPr>
-          <w:rFonts w:hint="eastAsia"/>
-        </w:rPr>
-        <w:t>；</w:t>
+        <w:t>处理器：ARM® Cortex-A17四核处理器，主频高达1.8GHz；</w:t>
       </w:r>
     </w:p>
     <w:p>
@@ -2113,67 +1764,7 @@
         <w:rPr>
           <w:rFonts w:hint="eastAsia"/>
         </w:rPr>
-        <w:t>图形处理器：</w:t>
-      </w:r>
-      <w:r>
-        <w:rPr>
-          <w:rFonts w:hint="eastAsia"/>
-        </w:rPr>
-        <w:t xml:space="preserve">ARM® Mali-T760 MP4 </w:t>
-      </w:r>
-      <w:r>
-        <w:rPr>
-          <w:rFonts w:hint="eastAsia"/>
-        </w:rPr>
-        <w:t>四核</w:t>
-      </w:r>
-      <w:r>
-        <w:rPr>
-          <w:rFonts w:hint="eastAsia"/>
-        </w:rPr>
-        <w:t>GPU</w:t>
-      </w:r>
-      <w:r>
-        <w:rPr>
-          <w:rFonts w:hint="eastAsia"/>
-        </w:rPr>
-        <w:t>，支持</w:t>
-      </w:r>
-      <w:r>
-        <w:rPr>
-          <w:rFonts w:hint="eastAsia"/>
-        </w:rPr>
-        <w:t>AFBC</w:t>
-      </w:r>
-      <w:r>
-        <w:rPr>
-          <w:rFonts w:hint="eastAsia"/>
-        </w:rPr>
-        <w:t>（帧缓冲压缩）。支持</w:t>
-      </w:r>
-      <w:r>
-        <w:rPr>
-          <w:rFonts w:hint="eastAsia"/>
-        </w:rPr>
-        <w:t>OpenGL ES1.1/2.0/3.0/3.1, OpenVG1.1, OpenCL, DX11</w:t>
-      </w:r>
-      <w:r>
-        <w:rPr>
-          <w:rFonts w:hint="eastAsia"/>
-        </w:rPr>
-        <w:t>。内嵌高性能</w:t>
-      </w:r>
-      <w:r>
-        <w:rPr>
-          <w:rFonts w:hint="eastAsia"/>
-        </w:rPr>
-        <w:t xml:space="preserve">2D </w:t>
-      </w:r>
-      <w:r>
-        <w:rPr>
-          <w:rFonts w:hint="eastAsia"/>
-        </w:rPr>
-        <w:t>加速硬件；</w:t>
+        <w:t>图形处理器：ARM® Mali-T760 MP4 四核GPU，支持AFBC（帧缓冲压缩）。支持OpenGL ES1.1/2.0/3.0/3.1, OpenVG1.1, OpenCL, DX11。内嵌高性能2D 加速硬件；</w:t>
       </w:r>
     </w:p>
     <w:p>
@@ -2188,115 +1779,7 @@
         <w:rPr>
           <w:rFonts w:hint="eastAsia"/>
         </w:rPr>
-        <w:t>视频处理器：支持</w:t>
-      </w:r>
-      <w:r>
-        <w:rPr>
-          <w:rFonts w:hint="eastAsia"/>
-        </w:rPr>
-        <w:t xml:space="preserve">4K 10bits VP9/H265/H264 </w:t>
-      </w:r>
-      <w:r>
-        <w:rPr>
-          <w:rFonts w:hint="eastAsia"/>
-        </w:rPr>
-        <w:t>视频解码，高达</w:t>
-      </w:r>
-      <w:r>
-        <w:rPr>
-          <w:rFonts w:hint="eastAsia"/>
-        </w:rPr>
-        <w:t>60fps</w:t>
-      </w:r>
-      <w:r>
-        <w:rPr>
-          <w:rFonts w:hint="eastAsia"/>
-        </w:rPr>
-        <w:t>。</w:t>
-      </w:r>
-      <w:r>
-        <w:rPr>
-          <w:rFonts w:hint="eastAsia"/>
-        </w:rPr>
-        <w:t xml:space="preserve">1080P </w:t>
-      </w:r>
-      <w:r>
-        <w:rPr>
-          <w:rFonts w:hint="eastAsia"/>
-        </w:rPr>
-        <w:t>多格式视频解码</w:t>
-      </w:r>
-      <w:r>
-        <w:rPr>
-          <w:rFonts w:hint="eastAsia"/>
-        </w:rPr>
-        <w:t xml:space="preserve"> (VC-1, MPEG-1/2/4, VP8)</w:t>
-      </w:r>
-      <w:r>
-        <w:rPr>
-          <w:rFonts w:hint="eastAsia"/>
-        </w:rPr>
-        <w:t>。</w:t>
-      </w:r>
-      <w:r>
-        <w:rPr>
-          <w:rFonts w:hint="eastAsia"/>
-        </w:rPr>
-        <w:t xml:space="preserve">1080P </w:t>
-      </w:r>
-      <w:r>
-        <w:rPr>
-          <w:rFonts w:hint="eastAsia"/>
-        </w:rPr>
-        <w:t>视频编码，支持</w:t>
-      </w:r>
-      <w:r>
-        <w:rPr>
-          <w:rFonts w:hint="eastAsia"/>
-        </w:rPr>
-        <w:t>H.264</w:t>
-      </w:r>
-      <w:r>
-        <w:rPr>
-          <w:rFonts w:hint="eastAsia"/>
-        </w:rPr>
-        <w:t>，</w:t>
-      </w:r>
-      <w:r>
-        <w:rPr>
-          <w:rFonts w:hint="eastAsia"/>
-        </w:rPr>
-        <w:t>VP8</w:t>
-      </w:r>
-      <w:r>
-        <w:rPr>
-          <w:rFonts w:hint="eastAsia"/>
-        </w:rPr>
-        <w:t>格式。视频后期处理器：反交错、去噪、边缘</w:t>
-      </w:r>
-      <w:r>
-        <w:rPr>
-          <w:rFonts w:hint="eastAsia"/>
-        </w:rPr>
-        <w:t>/</w:t>
-      </w:r>
-      <w:r>
-        <w:rPr>
-          <w:rFonts w:hint="eastAsia"/>
-        </w:rPr>
-        <w:t>细节</w:t>
-      </w:r>
-      <w:r>
-        <w:rPr>
-          <w:rFonts w:hint="eastAsia"/>
-        </w:rPr>
-        <w:t>/</w:t>
-      </w:r>
-      <w:r>
-        <w:rPr>
-          <w:rFonts w:hint="eastAsia"/>
-        </w:rPr>
-        <w:t>色彩优化；</w:t>
+        <w:t>视频处理器：支持4K 10bits VP9/H265/H264 视频解码，高达60fps。1080P 多格式视频解码 (VC-1, MPEG-1/2/4, VP8)。1080P 视频编码，支持H.264，VP8格式。视频后期处理器：反交错、去噪、边缘/细节/色彩优化；</w:t>
       </w:r>
     </w:p>
     <w:p>
@@ -2311,13 +1794,7 @@
         <w:rPr>
           <w:rFonts w:hint="eastAsia"/>
         </w:rPr>
-        <w:t>电源管理：</w:t>
-      </w:r>
-      <w:r>
-        <w:rPr>
-          <w:rFonts w:hint="eastAsia"/>
-        </w:rPr>
-        <w:t>ACT8846;</w:t>
+        <w:t>电源管理：ACT8846;</w:t>
       </w:r>
     </w:p>
     <w:p>
@@ -2343,13 +1820,7 @@
         <w:rPr>
           <w:rFonts w:hint="eastAsia"/>
         </w:rPr>
-        <w:t xml:space="preserve">RS232 </w:t>
-      </w:r>
-      <w:r>
-        <w:rPr>
-          <w:rFonts w:hint="eastAsia"/>
-        </w:rPr>
-        <w:t>一个：</w:t>
+        <w:t>RS232 一个：</w:t>
       </w:r>
     </w:p>
     <w:p>
@@ -2364,25 +1835,7 @@
         <w:rPr>
           <w:rFonts w:hint="eastAsia"/>
         </w:rPr>
-        <w:t>RS232</w:t>
-      </w:r>
-      <w:r>
-        <w:rPr>
-          <w:rFonts w:hint="eastAsia"/>
-        </w:rPr>
-        <w:t>接口</w:t>
-      </w:r>
-      <w:r>
-        <w:rPr>
-          <w:rFonts w:hint="eastAsia"/>
-        </w:rPr>
-        <w:t>DB9</w:t>
-      </w:r>
-      <w:r>
-        <w:rPr>
-          <w:rFonts w:hint="eastAsia"/>
-        </w:rPr>
-        <w:t>连接器应包括对外供电的引脚：</w:t>
+        <w:t>RS232接口DB9连接器应包括对外供电的引脚：</w:t>
       </w:r>
     </w:p>
     <w:p>
@@ -2397,13 +1850,7 @@
         <w:rPr>
           <w:rFonts w:hint="eastAsia"/>
         </w:rPr>
-        <w:t>VCC5V</w:t>
-      </w:r>
-      <w:r>
-        <w:rPr>
-          <w:rFonts w:hint="eastAsia"/>
-        </w:rPr>
-        <w:t>；</w:t>
+        <w:t>VCC5V；</w:t>
       </w:r>
     </w:p>
     <w:p>
@@ -2418,13 +1865,7 @@
         <w:rPr>
           <w:rFonts w:hint="eastAsia"/>
         </w:rPr>
-        <w:t xml:space="preserve">GND </w:t>
-      </w:r>
-      <w:r>
-        <w:rPr>
-          <w:rFonts w:hint="eastAsia"/>
-        </w:rPr>
-        <w:t>激光光源供电地；</w:t>
+        <w:t>GND 激光光源供电地；</w:t>
       </w:r>
     </w:p>
     <w:p>
@@ -2439,13 +1880,7 @@
         <w:rPr>
           <w:rFonts w:hint="eastAsia"/>
         </w:rPr>
-        <w:t>TX</w:t>
-      </w:r>
-      <w:r>
-        <w:rPr>
-          <w:rFonts w:hint="eastAsia"/>
-        </w:rPr>
-        <w:t>；</w:t>
+        <w:t>TX；</w:t>
       </w:r>
     </w:p>
     <w:p>
@@ -2471,13 +1906,7 @@
         <w:rPr>
           <w:rFonts w:hint="eastAsia"/>
         </w:rPr>
-        <w:t xml:space="preserve">RS485 </w:t>
-      </w:r>
-      <w:r>
-        <w:rPr>
-          <w:rFonts w:hint="eastAsia"/>
-        </w:rPr>
-        <w:t>一个；</w:t>
+        <w:t>RS485 一个；</w:t>
       </w:r>
     </w:p>
     <w:p>
@@ -2504,25 +1933,7 @@
           <w:rFonts w:hint="eastAsia"/>
         </w:rPr>
         <w:lastRenderedPageBreak/>
-        <w:t>USB</w:t>
-      </w:r>
-      <w:r>
-        <w:rPr>
-          <w:rFonts w:hint="eastAsia"/>
-        </w:rPr>
-        <w:t>：</w:t>
-      </w:r>
-      <w:r>
-        <w:rPr>
-          <w:rFonts w:hint="eastAsia"/>
-        </w:rPr>
-        <w:t>2*USB2.0</w:t>
-      </w:r>
-      <w:r>
-        <w:rPr>
-          <w:rFonts w:hint="eastAsia"/>
-        </w:rPr>
-        <w:t>；</w:t>
+        <w:t>USB：2*USB2.0；</w:t>
       </w:r>
     </w:p>
     <w:p>
@@ -2537,19 +1948,7 @@
         <w:rPr>
           <w:rFonts w:hint="eastAsia"/>
         </w:rPr>
-        <w:t>显示：</w:t>
-      </w:r>
-      <w:r>
-        <w:rPr>
-          <w:rFonts w:hint="eastAsia"/>
-        </w:rPr>
-        <w:t>VGA</w:t>
-      </w:r>
-      <w:r>
-        <w:rPr>
-          <w:rFonts w:hint="eastAsia"/>
-        </w:rPr>
-        <w:t>；</w:t>
+        <w:t>显示：VGA；</w:t>
       </w:r>
     </w:p>
     <w:p>
@@ -2564,43 +1963,7 @@
         <w:rPr>
           <w:rFonts w:hint="eastAsia"/>
         </w:rPr>
-        <w:t>输入电压：</w:t>
-      </w:r>
-      <w:r>
-        <w:rPr>
-          <w:rFonts w:hint="eastAsia"/>
-        </w:rPr>
-        <w:t>5V(</w:t>
-      </w:r>
-      <w:r>
-        <w:rPr>
-          <w:rFonts w:hint="eastAsia"/>
-        </w:rPr>
-        <w:t>±</w:t>
-      </w:r>
-      <w:r>
-        <w:rPr>
-          <w:rFonts w:hint="eastAsia"/>
-        </w:rPr>
-        <w:t>5%)</w:t>
-      </w:r>
-      <w:r>
-        <w:rPr>
-          <w:rFonts w:hint="eastAsia"/>
-        </w:rPr>
-        <w:t>，纹波系数＜</w:t>
-      </w:r>
-      <w:r>
-        <w:rPr>
-          <w:rFonts w:hint="eastAsia"/>
-        </w:rPr>
-        <w:t>50mV</w:t>
-      </w:r>
-      <w:r>
-        <w:rPr>
-          <w:rFonts w:hint="eastAsia"/>
-        </w:rPr>
-        <w:t>；</w:t>
+        <w:t>输入电压：5V(±5%)，纹波系数＜50mV；</w:t>
       </w:r>
     </w:p>
     <w:p>
@@ -2615,19 +1978,7 @@
         <w:rPr>
           <w:rFonts w:hint="eastAsia"/>
         </w:rPr>
-        <w:t>工作功耗：≤</w:t>
-      </w:r>
-      <w:r>
-        <w:rPr>
-          <w:rFonts w:hint="eastAsia"/>
-        </w:rPr>
-        <w:t>5W</w:t>
-      </w:r>
-      <w:r>
-        <w:rPr>
-          <w:rFonts w:hint="eastAsia"/>
-        </w:rPr>
-        <w:t>；</w:t>
+        <w:t>工作功耗：≤5W；</w:t>
       </w:r>
     </w:p>
     <w:p>
@@ -2642,31 +1993,7 @@
         <w:rPr>
           <w:rFonts w:hint="eastAsia"/>
         </w:rPr>
-        <w:t>内存：</w:t>
-      </w:r>
-      <w:r>
-        <w:rPr>
-          <w:rFonts w:hint="eastAsia"/>
-        </w:rPr>
-        <w:t>DDR3(1GB/2GB/4GB</w:t>
-      </w:r>
-      <w:r>
-        <w:rPr>
-          <w:rFonts w:hint="eastAsia"/>
-        </w:rPr>
-        <w:t>可选</w:t>
-      </w:r>
-      <w:r>
-        <w:rPr>
-          <w:rFonts w:hint="eastAsia"/>
-        </w:rPr>
-        <w:t>)</w:t>
-      </w:r>
-      <w:r>
-        <w:rPr>
-          <w:rFonts w:hint="eastAsia"/>
-        </w:rPr>
-        <w:t>；</w:t>
+        <w:t>内存：DDR3(1GB/2GB/4GB可选)；</w:t>
       </w:r>
     </w:p>
     <w:p>
@@ -2681,31 +2008,7 @@
         <w:rPr>
           <w:rFonts w:hint="eastAsia"/>
         </w:rPr>
-        <w:t>存储器：高速</w:t>
-      </w:r>
-      <w:r>
-        <w:rPr>
-          <w:rFonts w:hint="eastAsia"/>
-        </w:rPr>
-        <w:t>eMMC 5.1(8GB/16GB/32GB/64GB/128GB</w:t>
-      </w:r>
-      <w:r>
-        <w:rPr>
-          <w:rFonts w:hint="eastAsia"/>
-        </w:rPr>
-        <w:t>可选</w:t>
-      </w:r>
-      <w:r>
-        <w:rPr>
-          <w:rFonts w:hint="eastAsia"/>
-        </w:rPr>
-        <w:t>)</w:t>
-      </w:r>
-      <w:r>
-        <w:rPr>
-          <w:rFonts w:hint="eastAsia"/>
-        </w:rPr>
-        <w:t>；</w:t>
+        <w:t>存储器：高速eMMC 5.1(8GB/16GB/32GB/64GB/128GB可选)；</w:t>
       </w:r>
     </w:p>
     <w:p>
@@ -2720,13 +2023,7 @@
         <w:rPr>
           <w:rFonts w:hint="eastAsia"/>
         </w:rPr>
-        <w:t>TF</w:t>
-      </w:r>
-      <w:r>
-        <w:rPr>
-          <w:rFonts w:hint="eastAsia"/>
-        </w:rPr>
-        <w:t>卡扩展；</w:t>
+        <w:t>TF卡扩展；</w:t>
       </w:r>
     </w:p>
     <w:p>
@@ -2741,25 +2038,7 @@
         <w:rPr>
           <w:rFonts w:hint="eastAsia"/>
         </w:rPr>
-        <w:t>8</w:t>
-      </w:r>
-      <w:r>
-        <w:rPr>
-          <w:rFonts w:hint="eastAsia"/>
-        </w:rPr>
-        <w:t>路</w:t>
-      </w:r>
-      <w:r>
-        <w:rPr>
-          <w:rFonts w:hint="eastAsia"/>
-        </w:rPr>
-        <w:t>GPIO</w:t>
-      </w:r>
-      <w:r>
-        <w:rPr>
-          <w:rFonts w:hint="eastAsia"/>
-        </w:rPr>
-        <w:t>；</w:t>
+        <w:t>8路GPIO；</w:t>
       </w:r>
     </w:p>
     <w:p>
@@ -2774,37 +2053,7 @@
         <w:rPr>
           <w:rFonts w:hint="eastAsia"/>
         </w:rPr>
-        <w:t>PCB</w:t>
-      </w:r>
-      <w:r>
-        <w:rPr>
-          <w:rFonts w:hint="eastAsia"/>
-        </w:rPr>
-        <w:t>规格：板厚</w:t>
-      </w:r>
-      <w:r>
-        <w:rPr>
-          <w:rFonts w:hint="eastAsia"/>
-        </w:rPr>
-        <w:t>1.6mm</w:t>
-      </w:r>
-      <w:r>
-        <w:rPr>
-          <w:rFonts w:hint="eastAsia"/>
-        </w:rPr>
-        <w:t>，</w:t>
-      </w:r>
-      <w:r>
-        <w:rPr>
-          <w:rFonts w:hint="eastAsia"/>
-        </w:rPr>
-        <w:t>6</w:t>
-      </w:r>
-      <w:r>
-        <w:rPr>
-          <w:rFonts w:hint="eastAsia"/>
-        </w:rPr>
-        <w:t>层板设计，沉金工艺；</w:t>
+        <w:t>PCB规格：板厚1.6mm，6层板设计，沉金工艺；</w:t>
       </w:r>
     </w:p>
     <w:p>
@@ -2819,13 +2068,7 @@
         <w:rPr>
           <w:rFonts w:hint="eastAsia"/>
         </w:rPr>
-        <w:t>工作温度：</w:t>
-      </w:r>
-      <w:r>
-        <w:rPr>
-          <w:rFonts w:hint="eastAsia"/>
-        </w:rPr>
-        <w:t>-40</w:t>
+        <w:t>工作温度：-40</w:t>
       </w:r>
       <w:r>
         <w:rPr>
@@ -2837,19 +2080,7 @@
         <w:rPr>
           <w:rFonts w:hint="eastAsia"/>
         </w:rPr>
-        <w:t>60</w:t>
-      </w:r>
-      <w:r>
-        <w:rPr>
-          <w:rFonts w:hint="eastAsia"/>
-        </w:rPr>
-        <w:t>℃</w:t>
-      </w:r>
-      <w:r>
-        <w:rPr>
-          <w:rFonts w:hint="eastAsia"/>
-        </w:rPr>
-        <w:t>.</w:t>
+        <w:t>60℃.</w:t>
       </w:r>
     </w:p>
     <w:p>
@@ -2875,19 +2106,7 @@
         <w:rPr>
           <w:rFonts w:hint="eastAsia"/>
         </w:rPr>
-        <w:t>操作系统：</w:t>
-      </w:r>
-      <w:r>
-        <w:rPr>
-          <w:rFonts w:hint="eastAsia"/>
-        </w:rPr>
-        <w:t>Linux</w:t>
-      </w:r>
-      <w:r>
-        <w:rPr>
-          <w:rFonts w:hint="eastAsia"/>
-        </w:rPr>
-        <w:t>；</w:t>
+        <w:t>操作系统：Linux；</w:t>
       </w:r>
     </w:p>
     <w:p>
@@ -2902,19 +2121,7 @@
         <w:rPr>
           <w:rFonts w:hint="eastAsia"/>
         </w:rPr>
-        <w:t>上电至待机时间≤</w:t>
-      </w:r>
-      <w:r>
-        <w:rPr>
-          <w:rFonts w:hint="eastAsia"/>
-        </w:rPr>
-        <w:t>15s</w:t>
-      </w:r>
-      <w:r>
-        <w:rPr>
-          <w:rFonts w:hint="eastAsia"/>
-        </w:rPr>
-        <w:t>；</w:t>
+        <w:t>上电至待机时间≤15s；</w:t>
       </w:r>
     </w:p>
     <w:p>
@@ -2929,25 +2136,7 @@
         <w:rPr>
           <w:rFonts w:hint="eastAsia"/>
         </w:rPr>
-        <w:t>单次图片处理时间（像素≥</w:t>
-      </w:r>
-      <w:r>
-        <w:rPr>
-          <w:rFonts w:hint="eastAsia"/>
-        </w:rPr>
-        <w:t>800*600</w:t>
-      </w:r>
-      <w:r>
-        <w:rPr>
-          <w:rFonts w:hint="eastAsia"/>
-        </w:rPr>
-        <w:t>）≤</w:t>
-      </w:r>
-      <w:r>
-        <w:rPr>
-          <w:rFonts w:hint="eastAsia"/>
-        </w:rPr>
-        <w:t>200ms.</w:t>
+        <w:t>单次图片处理时间（像素≥800*600）≤200ms.</w:t>
       </w:r>
     </w:p>
     <w:p>
@@ -3030,7 +2219,7 @@
             <v:imagedata r:id="rId13" o:title=""/>
             <o:lock v:ext="edit" aspectratio="f"/>
           </v:shape>
-          <o:OLEObject Type="Embed" ProgID="Visio.Drawing.15" ShapeID="_x0000_i1025" DrawAspect="Content" ObjectID="_1674221080" r:id="rId14"/>
+          <o:OLEObject Type="Embed" ProgID="Visio.Drawing.15" ShapeID="_x0000_i1025" DrawAspect="Content" ObjectID="_1674234631" r:id="rId14"/>
         </w:object>
       </w:r>
     </w:p>
@@ -3040,43 +2229,18 @@
         <w:ind w:firstLine="480"/>
       </w:pPr>
       <w:r>
-        <w:t>图</w:t>
-      </w:r>
-      <w:r>
-        <w:t xml:space="preserve"> </w:t>
-      </w:r>
-      <w:r>
-        <w:fldChar w:fldCharType="begin"/>
-      </w:r>
-      <w:r>
-        <w:instrText xml:space="preserve"> SEQ </w:instrText>
-      </w:r>
-      <w:r>
-        <w:instrText>图</w:instrText>
-      </w:r>
-      <w:r>
-        <w:instrText xml:space="preserve"> \* ARABIC </w:instrText>
-      </w:r>
-      <w:r>
-        <w:fldChar w:fldCharType="separate"/>
-      </w:r>
-      <w:r>
-        <w:t>2</w:t>
-      </w:r>
-      <w:r>
-        <w:fldChar w:fldCharType="end"/>
-      </w:r>
-      <w:r>
-        <w:rPr>
-          <w:rFonts w:hint="eastAsia"/>
-        </w:rPr>
-        <w:t xml:space="preserve"> </w:t>
-      </w:r>
-      <w:r>
-        <w:rPr>
-          <w:rFonts w:hint="eastAsia"/>
-        </w:rPr>
-        <w:t>系统功能框图</w:t>
+        <w:t xml:space="preserve">图 </w:t>
+      </w:r>
+      <w:fldSimple w:instr=" SEQ 图 \* ARABIC ">
+        <w:r>
+          <w:t>2</w:t>
+        </w:r>
+      </w:fldSimple>
+      <w:r>
+        <w:rPr>
+          <w:rFonts w:hint="eastAsia"/>
+        </w:rPr>
+        <w:t xml:space="preserve"> 系统功能框图</w:t>
       </w:r>
     </w:p>
     <w:p>
@@ -3090,7 +2254,7 @@
             <v:imagedata r:id="rId15" o:title=""/>
             <o:lock v:ext="edit" aspectratio="f"/>
           </v:shape>
-          <o:OLEObject Type="Embed" ProgID="Visio.Drawing.15" ShapeID="_x0000_i1026" DrawAspect="Content" ObjectID="_1674221081" r:id="rId16"/>
+          <o:OLEObject Type="Embed" ProgID="Visio.Drawing.15" ShapeID="_x0000_i1026" DrawAspect="Content" ObjectID="_1674234632" r:id="rId16"/>
         </w:object>
       </w:r>
     </w:p>
@@ -3100,43 +2264,18 @@
         <w:ind w:firstLineChars="0" w:firstLine="0"/>
       </w:pPr>
       <w:r>
-        <w:t>图</w:t>
-      </w:r>
-      <w:r>
-        <w:t xml:space="preserve"> </w:t>
-      </w:r>
-      <w:r>
-        <w:fldChar w:fldCharType="begin"/>
-      </w:r>
-      <w:r>
-        <w:instrText xml:space="preserve"> SEQ </w:instrText>
-      </w:r>
-      <w:r>
-        <w:instrText>图</w:instrText>
-      </w:r>
-      <w:r>
-        <w:instrText xml:space="preserve"> \* ARABIC </w:instrText>
-      </w:r>
-      <w:r>
-        <w:fldChar w:fldCharType="separate"/>
-      </w:r>
-      <w:r>
-        <w:t>3</w:t>
-      </w:r>
-      <w:r>
-        <w:fldChar w:fldCharType="end"/>
-      </w:r>
-      <w:r>
-        <w:rPr>
-          <w:rFonts w:hint="eastAsia"/>
-        </w:rPr>
-        <w:t xml:space="preserve"> </w:t>
-      </w:r>
-      <w:r>
-        <w:rPr>
-          <w:rFonts w:hint="eastAsia"/>
-        </w:rPr>
-        <w:t>电路板布局</w:t>
+        <w:t xml:space="preserve">图 </w:t>
+      </w:r>
+      <w:fldSimple w:instr=" SEQ 图 \* ARABIC ">
+        <w:r>
+          <w:t>3</w:t>
+        </w:r>
+      </w:fldSimple>
+      <w:r>
+        <w:rPr>
+          <w:rFonts w:hint="eastAsia"/>
+        </w:rPr>
+        <w:t xml:space="preserve"> 电路板布局</w:t>
       </w:r>
     </w:p>
     <w:p>
@@ -3152,15 +2291,7 @@
           <w:sz w:val="24"/>
           <w:szCs w:val="24"/>
         </w:rPr>
-        <w:t>注：布局图中，黑色点仅表示对接线缆插头对接标记，不代表信号定义</w:t>
-      </w:r>
-      <w:r>
-        <w:rPr>
-          <w:rFonts w:hint="eastAsia"/>
-          <w:sz w:val="24"/>
-          <w:szCs w:val="24"/>
-        </w:rPr>
-        <w:t>1pin.</w:t>
+        <w:t>注：布局图中，黑色点仅表示对接线缆插头对接标记，不代表信号定义1pin.</w:t>
       </w:r>
     </w:p>
     <w:p>
@@ -3235,43 +2366,18 @@
         <w:ind w:firstLineChars="0" w:firstLine="0"/>
       </w:pPr>
       <w:r>
-        <w:t>图</w:t>
-      </w:r>
-      <w:r>
-        <w:t xml:space="preserve"> </w:t>
-      </w:r>
-      <w:r>
-        <w:fldChar w:fldCharType="begin"/>
-      </w:r>
-      <w:r>
-        <w:instrText xml:space="preserve"> SEQ </w:instrText>
-      </w:r>
-      <w:r>
-        <w:instrText>图</w:instrText>
-      </w:r>
-      <w:r>
-        <w:instrText xml:space="preserve"> \* ARABIC </w:instrText>
-      </w:r>
-      <w:r>
-        <w:fldChar w:fldCharType="separate"/>
-      </w:r>
-      <w:r>
-        <w:t>4</w:t>
-      </w:r>
-      <w:r>
-        <w:fldChar w:fldCharType="end"/>
-      </w:r>
-      <w:r>
-        <w:rPr>
-          <w:rFonts w:hint="eastAsia"/>
-        </w:rPr>
-        <w:t xml:space="preserve"> </w:t>
-      </w:r>
-      <w:r>
-        <w:rPr>
-          <w:rFonts w:hint="eastAsia"/>
-        </w:rPr>
-        <w:t>机械尺寸</w:t>
+        <w:t xml:space="preserve">图 </w:t>
+      </w:r>
+      <w:fldSimple w:instr=" SEQ 图 \* ARABIC ">
+        <w:r>
+          <w:t>4</w:t>
+        </w:r>
+      </w:fldSimple>
+      <w:r>
+        <w:rPr>
+          <w:rFonts w:hint="eastAsia"/>
+        </w:rPr>
+        <w:t xml:space="preserve"> 机械尺寸</w:t>
       </w:r>
     </w:p>
     <w:p>
@@ -3295,55 +2401,7 @@
         <w:rPr>
           <w:rFonts w:hint="eastAsia"/>
         </w:rPr>
-        <w:t>微型低功耗控制处理电路板为</w:t>
-      </w:r>
-      <w:r>
-        <w:rPr>
-          <w:rFonts w:hint="eastAsia"/>
-        </w:rPr>
-        <w:t>+5V</w:t>
-      </w:r>
-      <w:r>
-        <w:rPr>
-          <w:rFonts w:hint="eastAsia"/>
-        </w:rPr>
-        <w:t>直流供电，供电电源电流不小于</w:t>
-      </w:r>
-      <w:r>
-        <w:rPr>
-          <w:rFonts w:hint="eastAsia"/>
-        </w:rPr>
-        <w:t>1A</w:t>
-      </w:r>
-      <w:r>
-        <w:rPr>
-          <w:rFonts w:hint="eastAsia"/>
-        </w:rPr>
-        <w:t>，电源连接器为</w:t>
-      </w:r>
-      <w:r>
-        <w:rPr>
-          <w:rFonts w:hint="eastAsia"/>
-        </w:rPr>
-        <w:t>D005</w:t>
-      </w:r>
-      <w:r>
-        <w:rPr>
-          <w:rFonts w:hint="eastAsia"/>
-        </w:rPr>
-        <w:t>插座，建议使用</w:t>
-      </w:r>
-      <w:r>
-        <w:rPr>
-          <w:rFonts w:hint="eastAsia"/>
-        </w:rPr>
-        <w:t>5V-3A</w:t>
-      </w:r>
-      <w:r>
-        <w:rPr>
-          <w:rFonts w:hint="eastAsia"/>
-        </w:rPr>
-        <w:t>电源模块为本电路板供电。</w:t>
+        <w:t>微型低功耗控制处理电路板为+5V直流供电，供电电源电流不小于1A，电源连接器为D005插座，建议使用5V-3A电源模块为本电路板供电。</w:t>
       </w:r>
     </w:p>
     <w:p>
@@ -3413,32 +2471,13 @@
         <w:ind w:firstLineChars="0" w:firstLine="0"/>
       </w:pPr>
       <w:r>
-        <w:t>图</w:t>
-      </w:r>
-      <w:r>
-        <w:t xml:space="preserve"> </w:t>
-      </w:r>
-      <w:r>
-        <w:fldChar w:fldCharType="begin"/>
-      </w:r>
-      <w:r>
-        <w:instrText xml:space="preserve"> SEQ </w:instrText>
-      </w:r>
-      <w:r>
-        <w:instrText>图</w:instrText>
-      </w:r>
-      <w:r>
-        <w:instrText xml:space="preserve"> \* ARABIC </w:instrText>
-      </w:r>
-      <w:r>
-        <w:fldChar w:fldCharType="separate"/>
-      </w:r>
-      <w:r>
-        <w:t>5</w:t>
-      </w:r>
-      <w:r>
-        <w:fldChar w:fldCharType="end"/>
-      </w:r>
+        <w:t xml:space="preserve">图 </w:t>
+      </w:r>
+      <w:fldSimple w:instr=" SEQ 图 \* ARABIC ">
+        <w:r>
+          <w:t>5</w:t>
+        </w:r>
+      </w:fldSimple>
     </w:p>
     <w:p>
       <w:pPr>
@@ -3471,35 +2510,13 @@
         <w:ind w:firstLine="480"/>
       </w:pPr>
       <w:r>
-        <w:t>表</w:t>
-      </w:r>
-      <w:r>
-        <w:t xml:space="preserve"> </w:t>
-      </w:r>
-      <w:r>
-        <w:fldChar w:fldCharType="begin"/>
-      </w:r>
-      <w:r>
-        <w:instrText xml:space="preserve"> SEQ </w:instrText>
-      </w:r>
-      <w:r>
-        <w:instrText>表</w:instrText>
-      </w:r>
-      <w:r>
-        <w:instrText xml:space="preserve"> \* A</w:instrText>
-      </w:r>
-      <w:r>
-        <w:instrText xml:space="preserve">RABIC </w:instrText>
-      </w:r>
-      <w:r>
-        <w:fldChar w:fldCharType="separate"/>
-      </w:r>
-      <w:r>
-        <w:t>1</w:t>
-      </w:r>
-      <w:r>
-        <w:fldChar w:fldCharType="end"/>
-      </w:r>
+        <w:t xml:space="preserve">表 </w:t>
+      </w:r>
+      <w:fldSimple w:instr=" SEQ 表 \* ARABIC ">
+        <w:r>
+          <w:t>1</w:t>
+        </w:r>
+      </w:fldSimple>
     </w:p>
     <w:tbl>
       <w:tblPr>
@@ -3813,43 +2830,7 @@
         <w:rPr>
           <w:rFonts w:hint="eastAsia"/>
         </w:rPr>
-        <w:t>RS232</w:t>
-      </w:r>
-      <w:r>
-        <w:rPr>
-          <w:rFonts w:hint="eastAsia"/>
-        </w:rPr>
-        <w:t>接口使用</w:t>
-      </w:r>
-      <w:r>
-        <w:rPr>
-          <w:rFonts w:hint="eastAsia"/>
-        </w:rPr>
-        <w:t>RK3288 UART0</w:t>
-      </w:r>
-      <w:r>
-        <w:rPr>
-          <w:rFonts w:hint="eastAsia"/>
-        </w:rPr>
-        <w:t>，管脚编号</w:t>
-      </w:r>
-      <w:r>
-        <w:rPr>
-          <w:rFonts w:hint="eastAsia"/>
-        </w:rPr>
-        <w:t>AH11</w:t>
-      </w:r>
-      <w:r>
-        <w:rPr>
-          <w:rFonts w:hint="eastAsia"/>
-        </w:rPr>
-        <w:t>、</w:t>
-      </w:r>
-      <w:r>
-        <w:rPr>
-          <w:rFonts w:hint="eastAsia"/>
-        </w:rPr>
-        <w:t>AG10.</w:t>
+        <w:t>RS232接口使用RK3288 UART0，管脚编号AH11、AG10.</w:t>
       </w:r>
     </w:p>
     <w:p>
@@ -3858,32 +2839,13 @@
         <w:ind w:firstLine="480"/>
       </w:pPr>
       <w:r>
-        <w:t>表</w:t>
-      </w:r>
-      <w:r>
-        <w:t xml:space="preserve"> </w:t>
-      </w:r>
-      <w:r>
-        <w:fldChar w:fldCharType="begin"/>
-      </w:r>
-      <w:r>
-        <w:instrText xml:space="preserve"> SEQ </w:instrText>
-      </w:r>
-      <w:r>
-        <w:instrText>表</w:instrText>
-      </w:r>
-      <w:r>
-        <w:instrText xml:space="preserve"> \* ARABIC </w:instrText>
-      </w:r>
-      <w:r>
-        <w:fldChar w:fldCharType="separate"/>
-      </w:r>
-      <w:r>
-        <w:t>2</w:t>
-      </w:r>
-      <w:r>
-        <w:fldChar w:fldCharType="end"/>
-      </w:r>
+        <w:t xml:space="preserve">表 </w:t>
+      </w:r>
+      <w:fldSimple w:instr=" SEQ 表 \* ARABIC ">
+        <w:r>
+          <w:t>2</w:t>
+        </w:r>
+      </w:fldSimple>
     </w:p>
     <w:tbl>
       <w:tblPr>
@@ -4835,43 +3797,7 @@
         <w:rPr>
           <w:rFonts w:hint="eastAsia"/>
         </w:rPr>
-        <w:t>RS485</w:t>
-      </w:r>
-      <w:r>
-        <w:rPr>
-          <w:rFonts w:hint="eastAsia"/>
-        </w:rPr>
-        <w:t>接口使用</w:t>
-      </w:r>
-      <w:r>
-        <w:rPr>
-          <w:rFonts w:hint="eastAsia"/>
-        </w:rPr>
-        <w:t>RK3288 UART1</w:t>
-      </w:r>
-      <w:r>
-        <w:rPr>
-          <w:rFonts w:hint="eastAsia"/>
-        </w:rPr>
-        <w:t>，管脚编号</w:t>
-      </w:r>
-      <w:r>
-        <w:rPr>
-          <w:rFonts w:hint="eastAsia"/>
-        </w:rPr>
-        <w:t>AF5</w:t>
-      </w:r>
-      <w:r>
-        <w:rPr>
-          <w:rFonts w:hint="eastAsia"/>
-        </w:rPr>
-        <w:t>、</w:t>
-      </w:r>
-      <w:r>
-        <w:rPr>
-          <w:rFonts w:hint="eastAsia"/>
-        </w:rPr>
-        <w:t>AA7.</w:t>
+        <w:t>RS485接口使用RK3288 UART1，管脚编号AF5、AA7.</w:t>
       </w:r>
     </w:p>
     <w:p>
@@ -4880,32 +3806,13 @@
         <w:ind w:firstLine="480"/>
       </w:pPr>
       <w:r>
-        <w:t>表</w:t>
-      </w:r>
-      <w:r>
-        <w:t xml:space="preserve"> </w:t>
-      </w:r>
-      <w:r>
-        <w:fldChar w:fldCharType="begin"/>
-      </w:r>
-      <w:r>
-        <w:instrText xml:space="preserve"> SEQ </w:instrText>
-      </w:r>
-      <w:r>
-        <w:instrText>表</w:instrText>
-      </w:r>
-      <w:r>
-        <w:instrText xml:space="preserve"> \* ARABIC </w:instrText>
-      </w:r>
-      <w:r>
-        <w:fldChar w:fldCharType="separate"/>
-      </w:r>
-      <w:r>
-        <w:t>3</w:t>
-      </w:r>
-      <w:r>
-        <w:fldChar w:fldCharType="end"/>
-      </w:r>
+        <w:t xml:space="preserve">表 </w:t>
+      </w:r>
+      <w:fldSimple w:instr=" SEQ 表 \* ARABIC ">
+        <w:r>
+          <w:t>3</w:t>
+        </w:r>
+      </w:fldSimple>
     </w:p>
     <w:tbl>
       <w:tblPr>
@@ -5442,25 +4349,7 @@
         <w:rPr>
           <w:rFonts w:hint="eastAsia"/>
         </w:rPr>
-        <w:t>USB</w:t>
-      </w:r>
-      <w:r>
-        <w:rPr>
-          <w:rFonts w:hint="eastAsia"/>
-        </w:rPr>
-        <w:t>使用</w:t>
-      </w:r>
-      <w:r>
-        <w:rPr>
-          <w:rFonts w:hint="eastAsia"/>
-        </w:rPr>
-        <w:t>RK3288</w:t>
-      </w:r>
-      <w:r>
-        <w:rPr>
-          <w:rFonts w:hint="eastAsia"/>
-        </w:rPr>
-        <w:t>的全部两组信号。</w:t>
+        <w:t>USB使用RK3288的全部两组信号。</w:t>
       </w:r>
     </w:p>
     <w:p>
@@ -5469,32 +4358,13 @@
         <w:ind w:firstLine="480"/>
       </w:pPr>
       <w:r>
-        <w:t>表</w:t>
-      </w:r>
-      <w:r>
-        <w:t xml:space="preserve"> </w:t>
-      </w:r>
-      <w:r>
-        <w:fldChar w:fldCharType="begin"/>
-      </w:r>
-      <w:r>
-        <w:instrText xml:space="preserve"> SEQ </w:instrText>
-      </w:r>
-      <w:r>
-        <w:instrText>表</w:instrText>
-      </w:r>
-      <w:r>
-        <w:instrText xml:space="preserve"> \* ARABIC </w:instrText>
-      </w:r>
-      <w:r>
-        <w:fldChar w:fldCharType="separate"/>
-      </w:r>
-      <w:r>
-        <w:t>4</w:t>
-      </w:r>
-      <w:r>
-        <w:fldChar w:fldCharType="end"/>
-      </w:r>
+        <w:t xml:space="preserve">表 </w:t>
+      </w:r>
+      <w:fldSimple w:instr=" SEQ 表 \* ARABIC ">
+        <w:r>
+          <w:t>4</w:t>
+        </w:r>
+      </w:fldSimple>
     </w:p>
     <w:tbl>
       <w:tblPr>
@@ -6458,25 +5328,7 @@
         <w:rPr>
           <w:rFonts w:hint="eastAsia"/>
         </w:rPr>
-        <w:t>VGA</w:t>
-      </w:r>
-      <w:r>
-        <w:rPr>
-          <w:rFonts w:hint="eastAsia"/>
-        </w:rPr>
-        <w:t>使用</w:t>
-      </w:r>
-      <w:r>
-        <w:rPr>
-          <w:rFonts w:hint="eastAsia"/>
-        </w:rPr>
-        <w:t>FPC</w:t>
-      </w:r>
-      <w:r>
-        <w:rPr>
-          <w:rFonts w:hint="eastAsia"/>
-        </w:rPr>
-        <w:t>同向软排线连接。</w:t>
+        <w:t>VGA使用FPC同向软排线连接。</w:t>
       </w:r>
     </w:p>
     <w:p>
@@ -6487,37 +5339,7 @@
         <w:rPr>
           <w:rFonts w:hint="eastAsia"/>
         </w:rPr>
-        <w:t>本板卡采用</w:t>
-      </w:r>
-      <w:r>
-        <w:rPr>
-          <w:rFonts w:hint="eastAsia"/>
-        </w:rPr>
-        <w:t>SDA7123</w:t>
-      </w:r>
-      <w:r>
-        <w:rPr>
-          <w:rFonts w:hint="eastAsia"/>
-        </w:rPr>
-        <w:t>实现</w:t>
-      </w:r>
-      <w:r>
-        <w:rPr>
-          <w:rFonts w:hint="eastAsia"/>
-        </w:rPr>
-        <w:t>RK3288 LCD</w:t>
-      </w:r>
-      <w:r>
-        <w:rPr>
-          <w:rFonts w:hint="eastAsia"/>
-        </w:rPr>
-        <w:t>转</w:t>
-      </w:r>
-      <w:r>
-        <w:rPr>
-          <w:rFonts w:hint="eastAsia"/>
-        </w:rPr>
-        <w:t>VGA.</w:t>
+        <w:t>本板卡采用SDA7123实现RK3288 LCD转VGA.</w:t>
       </w:r>
     </w:p>
     <w:p>
@@ -6526,32 +5348,13 @@
         <w:ind w:firstLine="480"/>
       </w:pPr>
       <w:r>
-        <w:t>表</w:t>
-      </w:r>
-      <w:r>
-        <w:t xml:space="preserve"> </w:t>
-      </w:r>
-      <w:r>
-        <w:fldChar w:fldCharType="begin"/>
-      </w:r>
-      <w:r>
-        <w:instrText xml:space="preserve"> SEQ </w:instrText>
-      </w:r>
-      <w:r>
-        <w:instrText>表</w:instrText>
-      </w:r>
-      <w:r>
-        <w:instrText xml:space="preserve"> \* ARABIC </w:instrText>
-      </w:r>
-      <w:r>
-        <w:fldChar w:fldCharType="separate"/>
-      </w:r>
-      <w:r>
-        <w:t>5</w:t>
-      </w:r>
-      <w:r>
-        <w:fldChar w:fldCharType="end"/>
-      </w:r>
+        <w:t xml:space="preserve">表 </w:t>
+      </w:r>
+      <w:fldSimple w:instr=" SEQ 表 \* ARABIC ">
+        <w:r>
+          <w:t>5</w:t>
+        </w:r>
+      </w:fldSimple>
     </w:p>
     <w:tbl>
       <w:tblPr>
@@ -7856,43 +6659,7 @@
         <w:rPr>
           <w:rFonts w:hint="eastAsia"/>
         </w:rPr>
-        <w:t>本板卡引出了</w:t>
-      </w:r>
-      <w:r>
-        <w:rPr>
-          <w:rFonts w:hint="eastAsia"/>
-        </w:rPr>
-        <w:t>8</w:t>
-      </w:r>
-      <w:r>
-        <w:rPr>
-          <w:rFonts w:hint="eastAsia"/>
-        </w:rPr>
-        <w:t>个</w:t>
-      </w:r>
-      <w:r>
-        <w:rPr>
-          <w:rFonts w:hint="eastAsia"/>
-        </w:rPr>
-        <w:t>GPIO</w:t>
-      </w:r>
-      <w:r>
-        <w:rPr>
-          <w:rFonts w:hint="eastAsia"/>
-        </w:rPr>
-        <w:t>信号，在</w:t>
-      </w:r>
-      <w:r>
-        <w:rPr>
-          <w:rFonts w:hint="eastAsia"/>
-        </w:rPr>
-        <w:t>RK3288</w:t>
-      </w:r>
-      <w:r>
-        <w:rPr>
-          <w:rFonts w:hint="eastAsia"/>
-        </w:rPr>
-        <w:t>上的分布如下所示：</w:t>
+        <w:t>本板卡引出了8个GPIO信号，在RK3288上的分布如下所示：</w:t>
       </w:r>
     </w:p>
     <w:p>
@@ -7901,32 +6668,13 @@
         <w:ind w:firstLine="480"/>
       </w:pPr>
       <w:r>
-        <w:t>表</w:t>
-      </w:r>
-      <w:r>
-        <w:t xml:space="preserve"> </w:t>
-      </w:r>
-      <w:r>
-        <w:fldChar w:fldCharType="begin"/>
-      </w:r>
-      <w:r>
-        <w:instrText xml:space="preserve"> SEQ </w:instrText>
-      </w:r>
-      <w:r>
-        <w:instrText>表</w:instrText>
-      </w:r>
-      <w:r>
-        <w:instrText xml:space="preserve"> \* ARABIC </w:instrText>
-      </w:r>
-      <w:r>
-        <w:fldChar w:fldCharType="separate"/>
-      </w:r>
-      <w:r>
-        <w:t>6</w:t>
-      </w:r>
-      <w:r>
-        <w:fldChar w:fldCharType="end"/>
-      </w:r>
+        <w:t xml:space="preserve">表 </w:t>
+      </w:r>
+      <w:fldSimple w:instr=" SEQ 表 \* ARABIC ">
+        <w:r>
+          <w:t>6</w:t>
+        </w:r>
+      </w:fldSimple>
     </w:p>
     <w:tbl>
       <w:tblPr>
@@ -8816,25 +7564,7 @@
         <w:rPr>
           <w:rFonts w:hint="eastAsia"/>
         </w:rPr>
-        <w:t>8</w:t>
-      </w:r>
-      <w:r>
-        <w:rPr>
-          <w:rFonts w:hint="eastAsia"/>
-        </w:rPr>
-        <w:t>个</w:t>
-      </w:r>
-      <w:r>
-        <w:rPr>
-          <w:rFonts w:hint="eastAsia"/>
-        </w:rPr>
-        <w:t>GPIO</w:t>
-      </w:r>
-      <w:r>
-        <w:rPr>
-          <w:rFonts w:hint="eastAsia"/>
-        </w:rPr>
-        <w:t>信号在板边连接器的管脚分配如下表所示：</w:t>
+        <w:t>8个GPIO信号在板边连接器的管脚分配如下表所示：</w:t>
       </w:r>
     </w:p>
     <w:p>
@@ -8845,13 +7575,7 @@
         <w:rPr>
           <w:rFonts w:hint="eastAsia"/>
         </w:rPr>
-        <w:t>GPIO1-4</w:t>
-      </w:r>
-      <w:r>
-        <w:rPr>
-          <w:rFonts w:hint="eastAsia"/>
-        </w:rPr>
-        <w:t>：</w:t>
+        <w:t>GPIO1-4：</w:t>
       </w:r>
     </w:p>
     <w:p>
@@ -8860,32 +7584,13 @@
         <w:ind w:firstLine="480"/>
       </w:pPr>
       <w:r>
-        <w:t>表</w:t>
-      </w:r>
-      <w:r>
-        <w:t xml:space="preserve"> </w:t>
-      </w:r>
-      <w:r>
-        <w:fldChar w:fldCharType="begin"/>
-      </w:r>
-      <w:r>
-        <w:instrText xml:space="preserve"> SEQ </w:instrText>
-      </w:r>
-      <w:r>
-        <w:instrText>表</w:instrText>
-      </w:r>
-      <w:r>
-        <w:instrText xml:space="preserve"> \* ARABIC </w:instrText>
-      </w:r>
-      <w:r>
-        <w:fldChar w:fldCharType="separate"/>
-      </w:r>
-      <w:r>
-        <w:t>7</w:t>
-      </w:r>
-      <w:r>
-        <w:fldChar w:fldCharType="end"/>
-      </w:r>
+        <w:t xml:space="preserve">表 </w:t>
+      </w:r>
+      <w:fldSimple w:instr=" SEQ 表 \* ARABIC ">
+        <w:r>
+          <w:t>7</w:t>
+        </w:r>
+      </w:fldSimple>
     </w:p>
     <w:tbl>
       <w:tblPr>
@@ -9838,13 +8543,7 @@
           <w:rFonts w:hint="eastAsia"/>
         </w:rPr>
         <w:lastRenderedPageBreak/>
-        <w:t>GPIO5-8</w:t>
-      </w:r>
-      <w:r>
-        <w:rPr>
-          <w:rFonts w:hint="eastAsia"/>
-        </w:rPr>
-        <w:t>：</w:t>
+        <w:t>GPIO5-8：</w:t>
       </w:r>
     </w:p>
     <w:p>
@@ -9853,32 +8552,13 @@
         <w:ind w:firstLine="480"/>
       </w:pPr>
       <w:r>
-        <w:t>表</w:t>
-      </w:r>
-      <w:r>
-        <w:t xml:space="preserve"> </w:t>
-      </w:r>
-      <w:r>
-        <w:fldChar w:fldCharType="begin"/>
-      </w:r>
-      <w:r>
-        <w:instrText xml:space="preserve"> SEQ </w:instrText>
-      </w:r>
-      <w:r>
-        <w:instrText>表</w:instrText>
-      </w:r>
-      <w:r>
-        <w:instrText xml:space="preserve"> \* ARABIC </w:instrText>
-      </w:r>
-      <w:r>
-        <w:fldChar w:fldCharType="separate"/>
-      </w:r>
-      <w:r>
-        <w:t>8</w:t>
-      </w:r>
-      <w:r>
-        <w:fldChar w:fldCharType="end"/>
-      </w:r>
+        <w:t xml:space="preserve">表 </w:t>
+      </w:r>
+      <w:fldSimple w:instr=" SEQ 表 \* ARABIC ">
+        <w:r>
+          <w:t>8</w:t>
+        </w:r>
+      </w:fldSimple>
     </w:p>
     <w:tbl>
       <w:tblPr>
@@ -10872,91 +9552,7 @@
         <w:rPr>
           <w:rFonts w:hint="eastAsia"/>
         </w:rPr>
-        <w:t>外设测试板用于引出相关外设接口，包括</w:t>
-      </w:r>
-      <w:r>
-        <w:rPr>
-          <w:rFonts w:hint="eastAsia"/>
-        </w:rPr>
-        <w:t>8</w:t>
-      </w:r>
-      <w:r>
-        <w:rPr>
-          <w:rFonts w:hint="eastAsia"/>
-        </w:rPr>
-        <w:t>个</w:t>
-      </w:r>
-      <w:r>
-        <w:rPr>
-          <w:rFonts w:hint="eastAsia"/>
-        </w:rPr>
-        <w:t>GPIO</w:t>
-      </w:r>
-      <w:r>
-        <w:rPr>
-          <w:rFonts w:hint="eastAsia"/>
-        </w:rPr>
-        <w:t>分别连于</w:t>
-      </w:r>
-      <w:r>
-        <w:rPr>
-          <w:rFonts w:hint="eastAsia"/>
-        </w:rPr>
-        <w:t>4</w:t>
-      </w:r>
-      <w:r>
-        <w:rPr>
-          <w:rFonts w:hint="eastAsia"/>
-        </w:rPr>
-        <w:t>个</w:t>
-      </w:r>
-      <w:r>
-        <w:rPr>
-          <w:rFonts w:hint="eastAsia"/>
-        </w:rPr>
-        <w:t>LED</w:t>
-      </w:r>
-      <w:r>
-        <w:rPr>
-          <w:rFonts w:hint="eastAsia"/>
-        </w:rPr>
-        <w:t>和</w:t>
-      </w:r>
-      <w:r>
-        <w:rPr>
-          <w:rFonts w:hint="eastAsia"/>
-        </w:rPr>
-        <w:t>4</w:t>
-      </w:r>
-      <w:r>
-        <w:rPr>
-          <w:rFonts w:hint="eastAsia"/>
-        </w:rPr>
-        <w:t>个轻触按键，</w:t>
-      </w:r>
-      <w:r>
-        <w:rPr>
-          <w:rFonts w:hint="eastAsia"/>
-        </w:rPr>
-        <w:t>2</w:t>
-      </w:r>
-      <w:r>
-        <w:rPr>
-          <w:rFonts w:hint="eastAsia"/>
-        </w:rPr>
-        <w:t>个</w:t>
-      </w:r>
-      <w:r>
-        <w:rPr>
-          <w:rFonts w:hint="eastAsia"/>
-        </w:rPr>
-        <w:t>USB</w:t>
-      </w:r>
-      <w:r>
-        <w:rPr>
-          <w:rFonts w:hint="eastAsia"/>
-        </w:rPr>
-        <w:t>，测试板实物如下图所示：</w:t>
+        <w:t>外设测试板用于引出相关外设接口，包括8个GPIO分别连于4个LED和4个轻触按键，2个USB，测试板实物如下图所示：</w:t>
       </w:r>
     </w:p>
     <w:p>
@@ -11032,43 +9628,18 @@
         </w:rPr>
       </w:pPr>
       <w:r>
-        <w:t>图</w:t>
-      </w:r>
-      <w:r>
-        <w:t xml:space="preserve"> </w:t>
-      </w:r>
-      <w:r>
-        <w:fldChar w:fldCharType="begin"/>
-      </w:r>
-      <w:r>
-        <w:instrText xml:space="preserve"> SEQ </w:instrText>
-      </w:r>
-      <w:r>
-        <w:instrText>图</w:instrText>
-      </w:r>
-      <w:r>
-        <w:instrText xml:space="preserve"> \* ARABIC </w:instrText>
-      </w:r>
-      <w:r>
-        <w:fldChar w:fldCharType="separate"/>
-      </w:r>
-      <w:r>
-        <w:t>6</w:t>
-      </w:r>
-      <w:r>
-        <w:fldChar w:fldCharType="end"/>
-      </w:r>
-      <w:r>
-        <w:rPr>
-          <w:rFonts w:hint="eastAsia"/>
-        </w:rPr>
-        <w:t xml:space="preserve"> </w:t>
-      </w:r>
-      <w:r>
-        <w:rPr>
-          <w:rFonts w:hint="eastAsia"/>
-        </w:rPr>
-        <w:t>测试板板图</w:t>
+        <w:t xml:space="preserve">图 </w:t>
+      </w:r>
+      <w:fldSimple w:instr=" SEQ 图 \* ARABIC ">
+        <w:r>
+          <w:t>6</w:t>
+        </w:r>
+      </w:fldSimple>
+      <w:r>
+        <w:rPr>
+          <w:rFonts w:hint="eastAsia"/>
+        </w:rPr>
+        <w:t xml:space="preserve"> 测试板板图</w:t>
       </w:r>
     </w:p>
     <w:p>
@@ -11117,31 +9688,7 @@
         <w:rPr>
           <w:rFonts w:hint="eastAsia"/>
         </w:rPr>
-        <w:t>连接串口助手至主机</w:t>
-      </w:r>
-      <w:r>
-        <w:rPr>
-          <w:rFonts w:hint="eastAsia"/>
-        </w:rPr>
-        <w:t>UART</w:t>
-      </w:r>
-      <w:r>
-        <w:rPr>
-          <w:rFonts w:hint="eastAsia"/>
-        </w:rPr>
-        <w:t>，</w:t>
-      </w:r>
-      <w:r>
-        <w:rPr>
-          <w:rFonts w:hint="eastAsia"/>
-        </w:rPr>
-        <w:t>UART</w:t>
-      </w:r>
-      <w:r>
-        <w:rPr>
-          <w:rFonts w:hint="eastAsia"/>
-        </w:rPr>
-        <w:t>线序如下图所示：</w:t>
+        <w:t>连接串口助手至主机UART，UART线序如下图所示：</w:t>
       </w:r>
     </w:p>
     <w:p>
@@ -11202,43 +9749,18 @@
         <w:ind w:firstLineChars="0" w:firstLine="0"/>
       </w:pPr>
       <w:r>
-        <w:t>图</w:t>
-      </w:r>
-      <w:r>
-        <w:t xml:space="preserve"> </w:t>
-      </w:r>
-      <w:r>
-        <w:fldChar w:fldCharType="begin"/>
-      </w:r>
-      <w:r>
-        <w:instrText xml:space="preserve"> SEQ </w:instrText>
-      </w:r>
-      <w:r>
-        <w:instrText>图</w:instrText>
-      </w:r>
-      <w:r>
-        <w:instrText xml:space="preserve"> \* ARABIC </w:instrText>
-      </w:r>
-      <w:r>
-        <w:fldChar w:fldCharType="separate"/>
-      </w:r>
-      <w:r>
-        <w:t>7</w:t>
-      </w:r>
-      <w:r>
-        <w:fldChar w:fldCharType="end"/>
-      </w:r>
-      <w:r>
-        <w:rPr>
-          <w:rFonts w:hint="eastAsia"/>
-        </w:rPr>
-        <w:t xml:space="preserve"> </w:t>
-      </w:r>
-      <w:r>
-        <w:rPr>
-          <w:rFonts w:hint="eastAsia"/>
-        </w:rPr>
-        <w:t>调试串口信号线序</w:t>
+        <w:t xml:space="preserve">图 </w:t>
+      </w:r>
+      <w:fldSimple w:instr=" SEQ 图 \* ARABIC ">
+        <w:r>
+          <w:t>7</w:t>
+        </w:r>
+      </w:fldSimple>
+      <w:r>
+        <w:rPr>
+          <w:rFonts w:hint="eastAsia"/>
+        </w:rPr>
+        <w:t xml:space="preserve"> 调试串口信号线序</w:t>
       </w:r>
     </w:p>
     <w:p>
@@ -11319,55 +9841,18 @@
         </w:rPr>
       </w:pPr>
       <w:r>
-        <w:t>图</w:t>
-      </w:r>
-      <w:r>
-        <w:t xml:space="preserve"> </w:t>
-      </w:r>
-      <w:r>
-        <w:fldChar w:fldCharType="begin"/>
-      </w:r>
-      <w:r>
-        <w:instrText xml:space="preserve"> SEQ </w:instrText>
-      </w:r>
-      <w:r>
-        <w:instrText>图</w:instrText>
-      </w:r>
-      <w:r>
-        <w:instrText xml:space="preserve"> \* ARABIC </w:instrText>
-      </w:r>
-      <w:r>
-        <w:fldChar w:fldCharType="separate"/>
-      </w:r>
-      <w:r>
-        <w:t>8</w:t>
-      </w:r>
-      <w:r>
-        <w:fldChar w:fldCharType="end"/>
-      </w:r>
-      <w:r>
-        <w:rPr>
-          <w:rFonts w:hint="eastAsia"/>
-        </w:rPr>
-        <w:t xml:space="preserve"> UART</w:t>
-      </w:r>
-      <w:r>
-        <w:rPr>
-          <w:rFonts w:hint="eastAsia"/>
-        </w:rPr>
-        <w:t>转</w:t>
-      </w:r>
-      <w:r>
-        <w:rPr>
-          <w:rFonts w:hint="eastAsia"/>
-        </w:rPr>
-        <w:t>USB</w:t>
-      </w:r>
-      <w:r>
-        <w:rPr>
-          <w:rFonts w:hint="eastAsia"/>
-        </w:rPr>
-        <w:t>设备</w:t>
+        <w:t xml:space="preserve">图 </w:t>
+      </w:r>
+      <w:fldSimple w:instr=" SEQ 图 \* ARABIC ">
+        <w:r>
+          <w:t>8</w:t>
+        </w:r>
+      </w:fldSimple>
+      <w:r>
+        <w:rPr>
+          <w:rFonts w:hint="eastAsia"/>
+        </w:rPr>
+        <w:t xml:space="preserve"> UART转USB设备</w:t>
       </w:r>
     </w:p>
     <w:p>
@@ -11439,43 +9924,18 @@
         <w:ind w:firstLineChars="0" w:firstLine="0"/>
       </w:pPr>
       <w:r>
-        <w:t>图</w:t>
-      </w:r>
-      <w:r>
-        <w:t xml:space="preserve"> </w:t>
-      </w:r>
-      <w:r>
-        <w:fldChar w:fldCharType="begin"/>
-      </w:r>
-      <w:r>
-        <w:instrText xml:space="preserve"> SEQ </w:instrText>
-      </w:r>
-      <w:r>
-        <w:instrText>图</w:instrText>
-      </w:r>
-      <w:r>
-        <w:instrText xml:space="preserve"> \* ARABIC </w:instrText>
-      </w:r>
-      <w:r>
-        <w:fldChar w:fldCharType="separate"/>
-      </w:r>
-      <w:r>
-        <w:t>9</w:t>
-      </w:r>
-      <w:r>
-        <w:fldChar w:fldCharType="end"/>
-      </w:r>
-      <w:r>
-        <w:rPr>
-          <w:rFonts w:hint="eastAsia"/>
-        </w:rPr>
-        <w:t xml:space="preserve"> </w:t>
-      </w:r>
-      <w:r>
-        <w:rPr>
-          <w:rFonts w:hint="eastAsia"/>
-        </w:rPr>
-        <w:t>串口调试助手图标</w:t>
+        <w:t xml:space="preserve">图 </w:t>
+      </w:r>
+      <w:fldSimple w:instr=" SEQ 图 \* ARABIC ">
+        <w:r>
+          <w:t>9</w:t>
+        </w:r>
+      </w:fldSimple>
+      <w:r>
+        <w:rPr>
+          <w:rFonts w:hint="eastAsia"/>
+        </w:rPr>
+        <w:t xml:space="preserve"> 串口调试助手图标</w:t>
       </w:r>
     </w:p>
     <w:p>
@@ -11548,32 +10008,13 @@
         <w:ind w:firstLineChars="0" w:firstLine="0"/>
       </w:pPr>
       <w:r>
-        <w:t>图</w:t>
-      </w:r>
-      <w:r>
-        <w:t xml:space="preserve"> </w:t>
-      </w:r>
-      <w:r>
-        <w:fldChar w:fldCharType="begin"/>
-      </w:r>
-      <w:r>
-        <w:instrText xml:space="preserve"> SEQ </w:instrText>
-      </w:r>
-      <w:r>
-        <w:instrText>图</w:instrText>
-      </w:r>
-      <w:r>
-        <w:instrText xml:space="preserve"> \* ARABIC </w:instrText>
-      </w:r>
-      <w:r>
-        <w:fldChar w:fldCharType="separate"/>
-      </w:r>
-      <w:r>
-        <w:t>10</w:t>
-      </w:r>
-      <w:r>
-        <w:fldChar w:fldCharType="end"/>
-      </w:r>
+        <w:t xml:space="preserve">图 </w:t>
+      </w:r>
+      <w:fldSimple w:instr=" SEQ 图 \* ARABIC ">
+        <w:r>
+          <w:t>10</w:t>
+        </w:r>
+      </w:fldSimple>
     </w:p>
     <w:p>
       <w:pPr>
@@ -11644,32 +10085,13 @@
         <w:ind w:firstLineChars="0" w:firstLine="0"/>
       </w:pPr>
       <w:r>
-        <w:t>图</w:t>
-      </w:r>
-      <w:r>
-        <w:t xml:space="preserve"> </w:t>
-      </w:r>
-      <w:r>
-        <w:fldChar w:fldCharType="begin"/>
-      </w:r>
-      <w:r>
-        <w:instrText xml:space="preserve"> SEQ </w:instrText>
-      </w:r>
-      <w:r>
-        <w:instrText>图</w:instrText>
-      </w:r>
-      <w:r>
-        <w:instrText xml:space="preserve"> \* ARABIC </w:instrText>
-      </w:r>
-      <w:r>
-        <w:fldChar w:fldCharType="separate"/>
-      </w:r>
-      <w:r>
-        <w:t>11</w:t>
-      </w:r>
-      <w:r>
-        <w:fldChar w:fldCharType="end"/>
-      </w:r>
+        <w:t xml:space="preserve">图 </w:t>
+      </w:r>
+      <w:fldSimple w:instr=" SEQ 图 \* ARABIC ">
+        <w:r>
+          <w:t>11</w:t>
+        </w:r>
+      </w:fldSimple>
     </w:p>
     <w:p>
       <w:pPr>
@@ -11758,32 +10180,13 @@
         <w:ind w:firstLineChars="0" w:firstLine="0"/>
       </w:pPr>
       <w:r>
-        <w:t>图</w:t>
-      </w:r>
-      <w:r>
-        <w:t xml:space="preserve"> </w:t>
-      </w:r>
-      <w:r>
-        <w:fldChar w:fldCharType="begin"/>
-      </w:r>
-      <w:r>
-        <w:instrText xml:space="preserve"> SEQ </w:instrText>
-      </w:r>
-      <w:r>
-        <w:instrText>图</w:instrText>
-      </w:r>
-      <w:r>
-        <w:instrText xml:space="preserve"> \* ARABIC </w:instrText>
-      </w:r>
-      <w:r>
-        <w:fldChar w:fldCharType="separate"/>
-      </w:r>
-      <w:r>
-        <w:t>12</w:t>
-      </w:r>
-      <w:r>
-        <w:fldChar w:fldCharType="end"/>
-      </w:r>
+        <w:t xml:space="preserve">图 </w:t>
+      </w:r>
+      <w:fldSimple w:instr=" SEQ 图 \* ARABIC ">
+        <w:r>
+          <w:t>12</w:t>
+        </w:r>
+      </w:fldSimple>
     </w:p>
     <w:p>
       <w:pPr>
@@ -11805,13 +10208,7 @@
         <w:rPr>
           <w:rFonts w:hint="eastAsia"/>
         </w:rPr>
-        <w:t>GPIO</w:t>
-      </w:r>
-      <w:r>
-        <w:rPr>
-          <w:rFonts w:hint="eastAsia"/>
-        </w:rPr>
-        <w:t>测试</w:t>
+        <w:t>GPIO测试</w:t>
       </w:r>
       <w:bookmarkEnd w:id="12"/>
     </w:p>
@@ -11823,13 +10220,7 @@
         <w:rPr>
           <w:rFonts w:hint="eastAsia"/>
         </w:rPr>
-        <w:t>IO</w:t>
-      </w:r>
-      <w:r>
-        <w:rPr>
-          <w:rFonts w:hint="eastAsia"/>
-        </w:rPr>
-        <w:t>对应关系：</w:t>
+        <w:t>IO对应关系：</w:t>
       </w:r>
     </w:p>
     <w:p>
@@ -11838,32 +10229,13 @@
         <w:ind w:firstLine="480"/>
       </w:pPr>
       <w:r>
-        <w:t>表</w:t>
-      </w:r>
-      <w:r>
-        <w:t xml:space="preserve"> </w:t>
-      </w:r>
-      <w:r>
-        <w:fldChar w:fldCharType="begin"/>
-      </w:r>
-      <w:r>
-        <w:instrText xml:space="preserve"> SEQ </w:instrText>
-      </w:r>
-      <w:r>
-        <w:instrText>表</w:instrText>
-      </w:r>
-      <w:r>
-        <w:instrText xml:space="preserve"> \* ARABIC </w:instrText>
-      </w:r>
-      <w:r>
-        <w:fldChar w:fldCharType="separate"/>
-      </w:r>
-      <w:r>
-        <w:t>9</w:t>
-      </w:r>
-      <w:r>
-        <w:fldChar w:fldCharType="end"/>
-      </w:r>
+        <w:t xml:space="preserve">表 </w:t>
+      </w:r>
+      <w:fldSimple w:instr=" SEQ 表 \* ARABIC ">
+        <w:r>
+          <w:t>9</w:t>
+        </w:r>
+      </w:fldSimple>
     </w:p>
     <w:tbl>
       <w:tblPr>
@@ -12008,34 +10380,81 @@
                 <w:rFonts w:asciiTheme="minorHAnsi" w:eastAsiaTheme="minorEastAsia" w:hAnsiTheme="minorHAnsi" w:hint="eastAsia"/>
                 <w:sz w:val="21"/>
               </w:rPr>
-              <w:t>IO5</w:t>
-            </w:r>
+              <w:t>IO5（GPIO8_B1）</w:t>
+            </w:r>
+          </w:p>
+        </w:tc>
+        <w:tc>
+          <w:tcPr>
+            <w:tcW w:w="1988" w:type="dxa"/>
+          </w:tcPr>
+          <w:p>
+            <w:pPr>
+              <w:ind w:firstLineChars="0" w:firstLine="0"/>
+              <w:jc w:val="center"/>
+              <w:rPr>
+                <w:rFonts w:asciiTheme="minorHAnsi" w:eastAsiaTheme="minorEastAsia" w:hAnsiTheme="minorHAnsi"/>
+                <w:sz w:val="21"/>
+              </w:rPr>
+            </w:pPr>
             <w:r>
               <w:rPr>
                 <w:rFonts w:asciiTheme="minorHAnsi" w:eastAsiaTheme="minorEastAsia" w:hAnsiTheme="minorHAnsi" w:hint="eastAsia"/>
                 <w:sz w:val="21"/>
               </w:rPr>
-              <w:t>（</w:t>
-            </w:r>
+              <w:t>257</w:t>
+            </w:r>
+          </w:p>
+        </w:tc>
+        <w:tc>
+          <w:tcPr>
+            <w:tcW w:w="1880" w:type="dxa"/>
+          </w:tcPr>
+          <w:p>
+            <w:pPr>
+              <w:ind w:firstLineChars="0" w:firstLine="0"/>
+              <w:jc w:val="center"/>
+              <w:rPr>
+                <w:rFonts w:asciiTheme="minorHAnsi" w:eastAsiaTheme="minorEastAsia" w:hAnsiTheme="minorHAnsi"/>
+                <w:sz w:val="21"/>
+              </w:rPr>
+            </w:pPr>
             <w:r>
               <w:rPr>
                 <w:rFonts w:asciiTheme="minorHAnsi" w:eastAsiaTheme="minorEastAsia" w:hAnsiTheme="minorHAnsi" w:hint="eastAsia"/>
                 <w:sz w:val="21"/>
               </w:rPr>
-              <w:t>GPIO8_B1</w:t>
-            </w:r>
+              <w:t>J10.1</w:t>
+            </w:r>
+          </w:p>
+        </w:tc>
+      </w:tr>
+      <w:tr>
+        <w:tc>
+          <w:tcPr>
+            <w:tcW w:w="1178" w:type="dxa"/>
+          </w:tcPr>
+          <w:p>
+            <w:pPr>
+              <w:ind w:firstLineChars="0" w:firstLine="0"/>
+              <w:jc w:val="center"/>
+              <w:rPr>
+                <w:rFonts w:asciiTheme="minorHAnsi" w:eastAsiaTheme="minorEastAsia" w:hAnsiTheme="minorHAnsi"/>
+                <w:sz w:val="21"/>
+              </w:rPr>
+            </w:pPr>
             <w:r>
               <w:rPr>
                 <w:rFonts w:asciiTheme="minorHAnsi" w:eastAsiaTheme="minorEastAsia" w:hAnsiTheme="minorHAnsi" w:hint="eastAsia"/>
                 <w:sz w:val="21"/>
               </w:rPr>
-              <w:t>）</w:t>
-            </w:r>
-          </w:p>
-        </w:tc>
-        <w:tc>
-          <w:tcPr>
-            <w:tcW w:w="1988" w:type="dxa"/>
+              <w:t>2</w:t>
+            </w:r>
+          </w:p>
+        </w:tc>
+        <w:tc>
+          <w:tcPr>
+            <w:tcW w:w="3474" w:type="dxa"/>
           </w:tcPr>
           <w:p>
             <w:pPr>
@@ -12051,13 +10470,13 @@
                 <w:rFonts w:asciiTheme="minorHAnsi" w:eastAsiaTheme="minorEastAsia" w:hAnsiTheme="minorHAnsi" w:hint="eastAsia"/>
                 <w:sz w:val="21"/>
               </w:rPr>
-              <w:t>257</w:t>
-            </w:r>
-          </w:p>
-        </w:tc>
-        <w:tc>
-          <w:tcPr>
-            <w:tcW w:w="1880" w:type="dxa"/>
+              <w:t>IO6（GPIO8_A4）</w:t>
+            </w:r>
+          </w:p>
+        </w:tc>
+        <w:tc>
+          <w:tcPr>
+            <w:tcW w:w="1988" w:type="dxa"/>
           </w:tcPr>
           <w:p>
             <w:pPr>
@@ -12073,7 +10492,29 @@
                 <w:rFonts w:asciiTheme="minorHAnsi" w:eastAsiaTheme="minorEastAsia" w:hAnsiTheme="minorHAnsi" w:hint="eastAsia"/>
                 <w:sz w:val="21"/>
               </w:rPr>
-              <w:t>J10.1</w:t>
+              <w:t>252</w:t>
+            </w:r>
+          </w:p>
+        </w:tc>
+        <w:tc>
+          <w:tcPr>
+            <w:tcW w:w="1880" w:type="dxa"/>
+          </w:tcPr>
+          <w:p>
+            <w:pPr>
+              <w:ind w:firstLineChars="0" w:firstLine="0"/>
+              <w:jc w:val="center"/>
+              <w:rPr>
+                <w:rFonts w:asciiTheme="minorHAnsi" w:eastAsiaTheme="minorEastAsia" w:hAnsiTheme="minorHAnsi"/>
+                <w:sz w:val="21"/>
+              </w:rPr>
+            </w:pPr>
+            <w:r>
+              <w:rPr>
+                <w:rFonts w:asciiTheme="minorHAnsi" w:eastAsiaTheme="minorEastAsia" w:hAnsiTheme="minorHAnsi" w:hint="eastAsia"/>
+                <w:sz w:val="21"/>
+              </w:rPr>
+              <w:t>J10.2</w:t>
             </w:r>
           </w:p>
         </w:tc>
@@ -12097,7 +10538,7 @@
                 <w:rFonts w:asciiTheme="minorHAnsi" w:eastAsiaTheme="minorEastAsia" w:hAnsiTheme="minorHAnsi" w:hint="eastAsia"/>
                 <w:sz w:val="21"/>
               </w:rPr>
-              <w:t>2</w:t>
+              <w:t>3</w:t>
             </w:r>
           </w:p>
         </w:tc>
@@ -12119,34 +10560,81 @@
                 <w:rFonts w:asciiTheme="minorHAnsi" w:eastAsiaTheme="minorEastAsia" w:hAnsiTheme="minorHAnsi" w:hint="eastAsia"/>
                 <w:sz w:val="21"/>
               </w:rPr>
-              <w:t>IO6</w:t>
-            </w:r>
+              <w:t>IO7（GPIO7_A2）</w:t>
+            </w:r>
+          </w:p>
+        </w:tc>
+        <w:tc>
+          <w:tcPr>
+            <w:tcW w:w="1988" w:type="dxa"/>
+          </w:tcPr>
+          <w:p>
+            <w:pPr>
+              <w:ind w:firstLineChars="0" w:firstLine="0"/>
+              <w:jc w:val="center"/>
+              <w:rPr>
+                <w:rFonts w:asciiTheme="minorHAnsi" w:eastAsiaTheme="minorEastAsia" w:hAnsiTheme="minorHAnsi"/>
+                <w:sz w:val="21"/>
+              </w:rPr>
+            </w:pPr>
             <w:r>
               <w:rPr>
                 <w:rFonts w:asciiTheme="minorHAnsi" w:eastAsiaTheme="minorEastAsia" w:hAnsiTheme="minorHAnsi" w:hint="eastAsia"/>
                 <w:sz w:val="21"/>
               </w:rPr>
-              <w:t>（</w:t>
-            </w:r>
+              <w:t>218</w:t>
+            </w:r>
+          </w:p>
+        </w:tc>
+        <w:tc>
+          <w:tcPr>
+            <w:tcW w:w="1880" w:type="dxa"/>
+          </w:tcPr>
+          <w:p>
+            <w:pPr>
+              <w:ind w:firstLineChars="0" w:firstLine="0"/>
+              <w:jc w:val="center"/>
+              <w:rPr>
+                <w:rFonts w:asciiTheme="minorHAnsi" w:eastAsiaTheme="minorEastAsia" w:hAnsiTheme="minorHAnsi"/>
+                <w:sz w:val="21"/>
+              </w:rPr>
+            </w:pPr>
             <w:r>
               <w:rPr>
                 <w:rFonts w:asciiTheme="minorHAnsi" w:eastAsiaTheme="minorEastAsia" w:hAnsiTheme="minorHAnsi" w:hint="eastAsia"/>
                 <w:sz w:val="21"/>
               </w:rPr>
-              <w:t>GPIO8_A4</w:t>
-            </w:r>
+              <w:t>J10.3</w:t>
+            </w:r>
+          </w:p>
+        </w:tc>
+      </w:tr>
+      <w:tr>
+        <w:tc>
+          <w:tcPr>
+            <w:tcW w:w="1178" w:type="dxa"/>
+          </w:tcPr>
+          <w:p>
+            <w:pPr>
+              <w:ind w:firstLineChars="0" w:firstLine="0"/>
+              <w:jc w:val="center"/>
+              <w:rPr>
+                <w:rFonts w:asciiTheme="minorHAnsi" w:eastAsiaTheme="minorEastAsia" w:hAnsiTheme="minorHAnsi"/>
+                <w:sz w:val="21"/>
+              </w:rPr>
+            </w:pPr>
             <w:r>
               <w:rPr>
                 <w:rFonts w:asciiTheme="minorHAnsi" w:eastAsiaTheme="minorEastAsia" w:hAnsiTheme="minorHAnsi" w:hint="eastAsia"/>
                 <w:sz w:val="21"/>
               </w:rPr>
-              <w:t>）</w:t>
-            </w:r>
-          </w:p>
-        </w:tc>
-        <w:tc>
-          <w:tcPr>
-            <w:tcW w:w="1988" w:type="dxa"/>
+              <w:t>4</w:t>
+            </w:r>
+          </w:p>
+        </w:tc>
+        <w:tc>
+          <w:tcPr>
+            <w:tcW w:w="3474" w:type="dxa"/>
           </w:tcPr>
           <w:p>
             <w:pPr>
@@ -12162,13 +10650,13 @@
                 <w:rFonts w:asciiTheme="minorHAnsi" w:eastAsiaTheme="minorEastAsia" w:hAnsiTheme="minorHAnsi" w:hint="eastAsia"/>
                 <w:sz w:val="21"/>
               </w:rPr>
-              <w:t>252</w:t>
-            </w:r>
-          </w:p>
-        </w:tc>
-        <w:tc>
-          <w:tcPr>
-            <w:tcW w:w="1880" w:type="dxa"/>
+              <w:t>IO8（GPIO8_A3）</w:t>
+            </w:r>
+          </w:p>
+        </w:tc>
+        <w:tc>
+          <w:tcPr>
+            <w:tcW w:w="1988" w:type="dxa"/>
           </w:tcPr>
           <w:p>
             <w:pPr>
@@ -12184,7 +10672,29 @@
                 <w:rFonts w:asciiTheme="minorHAnsi" w:eastAsiaTheme="minorEastAsia" w:hAnsiTheme="minorHAnsi" w:hint="eastAsia"/>
                 <w:sz w:val="21"/>
               </w:rPr>
-              <w:t>J10.2</w:t>
+              <w:t>251</w:t>
+            </w:r>
+          </w:p>
+        </w:tc>
+        <w:tc>
+          <w:tcPr>
+            <w:tcW w:w="1880" w:type="dxa"/>
+          </w:tcPr>
+          <w:p>
+            <w:pPr>
+              <w:ind w:firstLineChars="0" w:firstLine="0"/>
+              <w:jc w:val="center"/>
+              <w:rPr>
+                <w:rFonts w:asciiTheme="minorHAnsi" w:eastAsiaTheme="minorEastAsia" w:hAnsiTheme="minorHAnsi"/>
+                <w:sz w:val="21"/>
+              </w:rPr>
+            </w:pPr>
+            <w:r>
+              <w:rPr>
+                <w:rFonts w:asciiTheme="minorHAnsi" w:eastAsiaTheme="minorEastAsia" w:hAnsiTheme="minorHAnsi" w:hint="eastAsia"/>
+                <w:sz w:val="21"/>
+              </w:rPr>
+              <w:t>J10.4</w:t>
             </w:r>
           </w:p>
         </w:tc>
@@ -12208,7 +10718,7 @@
                 <w:rFonts w:asciiTheme="minorHAnsi" w:eastAsiaTheme="minorEastAsia" w:hAnsiTheme="minorHAnsi" w:hint="eastAsia"/>
                 <w:sz w:val="21"/>
               </w:rPr>
-              <w:t>3</w:t>
+              <w:t>5</w:t>
             </w:r>
           </w:p>
         </w:tc>
@@ -12230,34 +10740,81 @@
                 <w:rFonts w:asciiTheme="minorHAnsi" w:eastAsiaTheme="minorEastAsia" w:hAnsiTheme="minorHAnsi" w:hint="eastAsia"/>
                 <w:sz w:val="21"/>
               </w:rPr>
-              <w:t>IO7</w:t>
-            </w:r>
+              <w:t>IO1（GPIO7_A7）</w:t>
+            </w:r>
+          </w:p>
+        </w:tc>
+        <w:tc>
+          <w:tcPr>
+            <w:tcW w:w="1988" w:type="dxa"/>
+          </w:tcPr>
+          <w:p>
+            <w:pPr>
+              <w:ind w:firstLineChars="0" w:firstLine="0"/>
+              <w:jc w:val="center"/>
+              <w:rPr>
+                <w:rFonts w:asciiTheme="minorHAnsi" w:eastAsiaTheme="minorEastAsia" w:hAnsiTheme="minorHAnsi"/>
+                <w:sz w:val="21"/>
+              </w:rPr>
+            </w:pPr>
             <w:r>
               <w:rPr>
                 <w:rFonts w:asciiTheme="minorHAnsi" w:eastAsiaTheme="minorEastAsia" w:hAnsiTheme="minorHAnsi" w:hint="eastAsia"/>
                 <w:sz w:val="21"/>
               </w:rPr>
-              <w:t>（</w:t>
-            </w:r>
+              <w:t>223</w:t>
+            </w:r>
+          </w:p>
+        </w:tc>
+        <w:tc>
+          <w:tcPr>
+            <w:tcW w:w="1880" w:type="dxa"/>
+          </w:tcPr>
+          <w:p>
+            <w:pPr>
+              <w:ind w:firstLineChars="0" w:firstLine="0"/>
+              <w:jc w:val="center"/>
+              <w:rPr>
+                <w:rFonts w:asciiTheme="minorHAnsi" w:eastAsiaTheme="minorEastAsia" w:hAnsiTheme="minorHAnsi"/>
+                <w:sz w:val="21"/>
+              </w:rPr>
+            </w:pPr>
             <w:r>
               <w:rPr>
                 <w:rFonts w:asciiTheme="minorHAnsi" w:eastAsiaTheme="minorEastAsia" w:hAnsiTheme="minorHAnsi" w:hint="eastAsia"/>
                 <w:sz w:val="21"/>
               </w:rPr>
-              <w:t>GPIO7_A2</w:t>
-            </w:r>
+              <w:t>J3.5</w:t>
+            </w:r>
+          </w:p>
+        </w:tc>
+      </w:tr>
+      <w:tr>
+        <w:tc>
+          <w:tcPr>
+            <w:tcW w:w="1178" w:type="dxa"/>
+          </w:tcPr>
+          <w:p>
+            <w:pPr>
+              <w:ind w:firstLineChars="0" w:firstLine="0"/>
+              <w:jc w:val="center"/>
+              <w:rPr>
+                <w:rFonts w:asciiTheme="minorHAnsi" w:eastAsiaTheme="minorEastAsia" w:hAnsiTheme="minorHAnsi"/>
+                <w:sz w:val="21"/>
+              </w:rPr>
+            </w:pPr>
             <w:r>
               <w:rPr>
                 <w:rFonts w:asciiTheme="minorHAnsi" w:eastAsiaTheme="minorEastAsia" w:hAnsiTheme="minorHAnsi" w:hint="eastAsia"/>
                 <w:sz w:val="21"/>
               </w:rPr>
-              <w:t>）</w:t>
-            </w:r>
-          </w:p>
-        </w:tc>
-        <w:tc>
-          <w:tcPr>
-            <w:tcW w:w="1988" w:type="dxa"/>
+              <w:t>7</w:t>
+            </w:r>
+          </w:p>
+        </w:tc>
+        <w:tc>
+          <w:tcPr>
+            <w:tcW w:w="3474" w:type="dxa"/>
           </w:tcPr>
           <w:p>
             <w:pPr>
@@ -12273,13 +10830,13 @@
                 <w:rFonts w:asciiTheme="minorHAnsi" w:eastAsiaTheme="minorEastAsia" w:hAnsiTheme="minorHAnsi" w:hint="eastAsia"/>
                 <w:sz w:val="21"/>
               </w:rPr>
-              <w:t>218</w:t>
-            </w:r>
-          </w:p>
-        </w:tc>
-        <w:tc>
-          <w:tcPr>
-            <w:tcW w:w="1880" w:type="dxa"/>
+              <w:t>IO3（GPIO8_A7）</w:t>
+            </w:r>
+          </w:p>
+        </w:tc>
+        <w:tc>
+          <w:tcPr>
+            <w:tcW w:w="1988" w:type="dxa"/>
           </w:tcPr>
           <w:p>
             <w:pPr>
@@ -12295,7 +10852,29 @@
                 <w:rFonts w:asciiTheme="minorHAnsi" w:eastAsiaTheme="minorEastAsia" w:hAnsiTheme="minorHAnsi" w:hint="eastAsia"/>
                 <w:sz w:val="21"/>
               </w:rPr>
-              <w:t>J10.3</w:t>
+              <w:t>255</w:t>
+            </w:r>
+          </w:p>
+        </w:tc>
+        <w:tc>
+          <w:tcPr>
+            <w:tcW w:w="1880" w:type="dxa"/>
+          </w:tcPr>
+          <w:p>
+            <w:pPr>
+              <w:ind w:firstLineChars="0" w:firstLine="0"/>
+              <w:jc w:val="center"/>
+              <w:rPr>
+                <w:rFonts w:asciiTheme="minorHAnsi" w:eastAsiaTheme="minorEastAsia" w:hAnsiTheme="minorHAnsi"/>
+                <w:sz w:val="21"/>
+              </w:rPr>
+            </w:pPr>
+            <w:r>
+              <w:rPr>
+                <w:rFonts w:asciiTheme="minorHAnsi" w:eastAsiaTheme="minorEastAsia" w:hAnsiTheme="minorHAnsi" w:hint="eastAsia"/>
+                <w:sz w:val="21"/>
+              </w:rPr>
+              <w:t>J3.7</w:t>
             </w:r>
           </w:p>
         </w:tc>
@@ -12319,7 +10898,7 @@
                 <w:rFonts w:asciiTheme="minorHAnsi" w:eastAsiaTheme="minorEastAsia" w:hAnsiTheme="minorHAnsi" w:hint="eastAsia"/>
                 <w:sz w:val="21"/>
               </w:rPr>
-              <w:t>4</w:t>
+              <w:t>8</w:t>
             </w:r>
           </w:p>
         </w:tc>
@@ -12341,34 +10920,81 @@
                 <w:rFonts w:asciiTheme="minorHAnsi" w:eastAsiaTheme="minorEastAsia" w:hAnsiTheme="minorHAnsi" w:hint="eastAsia"/>
                 <w:sz w:val="21"/>
               </w:rPr>
-              <w:t>IO8</w:t>
-            </w:r>
+              <w:t>IO4（GPIO8_A6）</w:t>
+            </w:r>
+          </w:p>
+        </w:tc>
+        <w:tc>
+          <w:tcPr>
+            <w:tcW w:w="1988" w:type="dxa"/>
+          </w:tcPr>
+          <w:p>
+            <w:pPr>
+              <w:ind w:firstLineChars="0" w:firstLine="0"/>
+              <w:jc w:val="center"/>
+              <w:rPr>
+                <w:rFonts w:asciiTheme="minorHAnsi" w:eastAsiaTheme="minorEastAsia" w:hAnsiTheme="minorHAnsi"/>
+                <w:sz w:val="21"/>
+              </w:rPr>
+            </w:pPr>
             <w:r>
               <w:rPr>
                 <w:rFonts w:asciiTheme="minorHAnsi" w:eastAsiaTheme="minorEastAsia" w:hAnsiTheme="minorHAnsi" w:hint="eastAsia"/>
                 <w:sz w:val="21"/>
               </w:rPr>
-              <w:t>（</w:t>
-            </w:r>
+              <w:t>254</w:t>
+            </w:r>
+          </w:p>
+        </w:tc>
+        <w:tc>
+          <w:tcPr>
+            <w:tcW w:w="1880" w:type="dxa"/>
+          </w:tcPr>
+          <w:p>
+            <w:pPr>
+              <w:ind w:firstLineChars="0" w:firstLine="0"/>
+              <w:jc w:val="center"/>
+              <w:rPr>
+                <w:rFonts w:asciiTheme="minorHAnsi" w:eastAsiaTheme="minorEastAsia" w:hAnsiTheme="minorHAnsi"/>
+                <w:sz w:val="21"/>
+              </w:rPr>
+            </w:pPr>
             <w:r>
               <w:rPr>
                 <w:rFonts w:asciiTheme="minorHAnsi" w:eastAsiaTheme="minorEastAsia" w:hAnsiTheme="minorHAnsi" w:hint="eastAsia"/>
                 <w:sz w:val="21"/>
               </w:rPr>
-              <w:t>GPIO8_A3</w:t>
-            </w:r>
+              <w:t>J3.8</w:t>
+            </w:r>
+          </w:p>
+        </w:tc>
+      </w:tr>
+      <w:tr>
+        <w:tc>
+          <w:tcPr>
+            <w:tcW w:w="1178" w:type="dxa"/>
+          </w:tcPr>
+          <w:p>
+            <w:pPr>
+              <w:ind w:firstLineChars="0" w:firstLine="0"/>
+              <w:jc w:val="center"/>
+              <w:rPr>
+                <w:rFonts w:asciiTheme="minorHAnsi" w:eastAsiaTheme="minorEastAsia" w:hAnsiTheme="minorHAnsi"/>
+                <w:sz w:val="21"/>
+              </w:rPr>
+            </w:pPr>
             <w:r>
               <w:rPr>
                 <w:rFonts w:asciiTheme="minorHAnsi" w:eastAsiaTheme="minorEastAsia" w:hAnsiTheme="minorHAnsi" w:hint="eastAsia"/>
                 <w:sz w:val="21"/>
               </w:rPr>
-              <w:t>）</w:t>
-            </w:r>
-          </w:p>
-        </w:tc>
-        <w:tc>
-          <w:tcPr>
-            <w:tcW w:w="1988" w:type="dxa"/>
+              <w:t>9</w:t>
+            </w:r>
+          </w:p>
+        </w:tc>
+        <w:tc>
+          <w:tcPr>
+            <w:tcW w:w="3474" w:type="dxa"/>
           </w:tcPr>
           <w:p>
             <w:pPr>
@@ -12384,13 +11010,13 @@
                 <w:rFonts w:asciiTheme="minorHAnsi" w:eastAsiaTheme="minorEastAsia" w:hAnsiTheme="minorHAnsi" w:hint="eastAsia"/>
                 <w:sz w:val="21"/>
               </w:rPr>
-              <w:t>251</w:t>
-            </w:r>
-          </w:p>
-        </w:tc>
-        <w:tc>
-          <w:tcPr>
-            <w:tcW w:w="1880" w:type="dxa"/>
+              <w:t>IO9（GPIO4_C2）</w:t>
+            </w:r>
+          </w:p>
+        </w:tc>
+        <w:tc>
+          <w:tcPr>
+            <w:tcW w:w="1988" w:type="dxa"/>
           </w:tcPr>
           <w:p>
             <w:pPr>
@@ -12406,7 +11032,29 @@
                 <w:rFonts w:asciiTheme="minorHAnsi" w:eastAsiaTheme="minorEastAsia" w:hAnsiTheme="minorHAnsi" w:hint="eastAsia"/>
                 <w:sz w:val="21"/>
               </w:rPr>
-              <w:t>J10.4</w:t>
+              <w:t>138</w:t>
+            </w:r>
+          </w:p>
+        </w:tc>
+        <w:tc>
+          <w:tcPr>
+            <w:tcW w:w="1880" w:type="dxa"/>
+          </w:tcPr>
+          <w:p>
+            <w:pPr>
+              <w:ind w:firstLineChars="0" w:firstLine="0"/>
+              <w:jc w:val="center"/>
+              <w:rPr>
+                <w:rFonts w:asciiTheme="minorHAnsi" w:eastAsiaTheme="minorEastAsia" w:hAnsiTheme="minorHAnsi"/>
+                <w:sz w:val="21"/>
+              </w:rPr>
+            </w:pPr>
+            <w:r>
+              <w:rPr>
+                <w:rFonts w:asciiTheme="minorHAnsi" w:eastAsiaTheme="minorEastAsia" w:hAnsiTheme="minorHAnsi" w:hint="eastAsia"/>
+                <w:sz w:val="21"/>
+              </w:rPr>
+              <w:t>J7.2</w:t>
             </w:r>
           </w:p>
         </w:tc>
@@ -12430,7 +11078,7 @@
                 <w:rFonts w:asciiTheme="minorHAnsi" w:eastAsiaTheme="minorEastAsia" w:hAnsiTheme="minorHAnsi" w:hint="eastAsia"/>
                 <w:sz w:val="21"/>
               </w:rPr>
-              <w:t>5</w:t>
+              <w:t>10</w:t>
             </w:r>
           </w:p>
         </w:tc>
@@ -12452,515 +11100,50 @@
                 <w:rFonts w:asciiTheme="minorHAnsi" w:eastAsiaTheme="minorEastAsia" w:hAnsiTheme="minorHAnsi" w:hint="eastAsia"/>
                 <w:sz w:val="21"/>
               </w:rPr>
-              <w:t>IO1</w:t>
-            </w:r>
+              <w:t>IO10（GPIO4_C3）</w:t>
+            </w:r>
+          </w:p>
+        </w:tc>
+        <w:tc>
+          <w:tcPr>
+            <w:tcW w:w="1988" w:type="dxa"/>
+          </w:tcPr>
+          <w:p>
+            <w:pPr>
+              <w:ind w:firstLineChars="0" w:firstLine="0"/>
+              <w:jc w:val="center"/>
+              <w:rPr>
+                <w:rFonts w:asciiTheme="minorHAnsi" w:eastAsiaTheme="minorEastAsia" w:hAnsiTheme="minorHAnsi"/>
+                <w:sz w:val="21"/>
+              </w:rPr>
+            </w:pPr>
             <w:r>
               <w:rPr>
                 <w:rFonts w:asciiTheme="minorHAnsi" w:eastAsiaTheme="minorEastAsia" w:hAnsiTheme="minorHAnsi" w:hint="eastAsia"/>
                 <w:sz w:val="21"/>
               </w:rPr>
-              <w:t>（</w:t>
-            </w:r>
+              <w:t>139</w:t>
+            </w:r>
+          </w:p>
+        </w:tc>
+        <w:tc>
+          <w:tcPr>
+            <w:tcW w:w="1880" w:type="dxa"/>
+          </w:tcPr>
+          <w:p>
+            <w:pPr>
+              <w:ind w:firstLineChars="0" w:firstLine="0"/>
+              <w:jc w:val="center"/>
+              <w:rPr>
+                <w:rFonts w:asciiTheme="minorHAnsi" w:eastAsiaTheme="minorEastAsia" w:hAnsiTheme="minorHAnsi"/>
+                <w:sz w:val="21"/>
+              </w:rPr>
+            </w:pPr>
             <w:r>
               <w:rPr>
                 <w:rFonts w:asciiTheme="minorHAnsi" w:eastAsiaTheme="minorEastAsia" w:hAnsiTheme="minorHAnsi" w:hint="eastAsia"/>
                 <w:sz w:val="21"/>
               </w:rPr>
-              <w:t>GPIO7_A7</w:t>
-            </w:r>
-            <w:r>
-              <w:rPr>
-                <w:rFonts w:asciiTheme="minorHAnsi" w:eastAsiaTheme="minorEastAsia" w:hAnsiTheme="minorHAnsi" w:hint="eastAsia"/>
-                <w:sz w:val="21"/>
-              </w:rPr>
-              <w:t>）</w:t>
-            </w:r>
-          </w:p>
-        </w:tc>
-        <w:tc>
-          <w:tcPr>
-            <w:tcW w:w="1988" w:type="dxa"/>
-          </w:tcPr>
-          <w:p>
-            <w:pPr>
-              <w:ind w:firstLineChars="0" w:firstLine="0"/>
-              <w:jc w:val="center"/>
-              <w:rPr>
-                <w:rFonts w:asciiTheme="minorHAnsi" w:eastAsiaTheme="minorEastAsia" w:hAnsiTheme="minorHAnsi"/>
-                <w:sz w:val="21"/>
-              </w:rPr>
-            </w:pPr>
-            <w:r>
-              <w:rPr>
-                <w:rFonts w:asciiTheme="minorHAnsi" w:eastAsiaTheme="minorEastAsia" w:hAnsiTheme="minorHAnsi" w:hint="eastAsia"/>
-                <w:sz w:val="21"/>
-              </w:rPr>
-              <w:t>223</w:t>
-            </w:r>
-          </w:p>
-        </w:tc>
-        <w:tc>
-          <w:tcPr>
-            <w:tcW w:w="1880" w:type="dxa"/>
-          </w:tcPr>
-          <w:p>
-            <w:pPr>
-              <w:ind w:firstLineChars="0" w:firstLine="0"/>
-              <w:jc w:val="center"/>
-              <w:rPr>
-                <w:rFonts w:asciiTheme="minorHAnsi" w:eastAsiaTheme="minorEastAsia" w:hAnsiTheme="minorHAnsi"/>
-                <w:sz w:val="21"/>
-              </w:rPr>
-            </w:pPr>
-            <w:r>
-              <w:rPr>
-                <w:rFonts w:asciiTheme="minorHAnsi" w:eastAsiaTheme="minorEastAsia" w:hAnsiTheme="minorHAnsi" w:hint="eastAsia"/>
-                <w:sz w:val="21"/>
-              </w:rPr>
-              <w:t>J3.5</w:t>
-            </w:r>
-          </w:p>
-        </w:tc>
-      </w:tr>
-      <w:tr>
-        <w:tc>
-          <w:tcPr>
-            <w:tcW w:w="1178" w:type="dxa"/>
-          </w:tcPr>
-          <w:p>
-            <w:pPr>
-              <w:ind w:firstLineChars="0" w:firstLine="0"/>
-              <w:jc w:val="center"/>
-              <w:rPr>
-                <w:rFonts w:asciiTheme="minorHAnsi" w:eastAsiaTheme="minorEastAsia" w:hAnsiTheme="minorHAnsi"/>
-                <w:sz w:val="21"/>
-              </w:rPr>
-            </w:pPr>
-            <w:r>
-              <w:rPr>
-                <w:rFonts w:asciiTheme="minorHAnsi" w:eastAsiaTheme="minorEastAsia" w:hAnsiTheme="minorHAnsi" w:hint="eastAsia"/>
-                <w:sz w:val="21"/>
-              </w:rPr>
-              <w:t>7</w:t>
-            </w:r>
-          </w:p>
-        </w:tc>
-        <w:tc>
-          <w:tcPr>
-            <w:tcW w:w="3474" w:type="dxa"/>
-          </w:tcPr>
-          <w:p>
-            <w:pPr>
-              <w:ind w:firstLineChars="0" w:firstLine="0"/>
-              <w:jc w:val="center"/>
-              <w:rPr>
-                <w:rFonts w:asciiTheme="minorHAnsi" w:eastAsiaTheme="minorEastAsia" w:hAnsiTheme="minorHAnsi"/>
-                <w:sz w:val="21"/>
-              </w:rPr>
-            </w:pPr>
-            <w:r>
-              <w:rPr>
-                <w:rFonts w:asciiTheme="minorHAnsi" w:eastAsiaTheme="minorEastAsia" w:hAnsiTheme="minorHAnsi" w:hint="eastAsia"/>
-                <w:sz w:val="21"/>
-              </w:rPr>
-              <w:t>IO3</w:t>
-            </w:r>
-            <w:r>
-              <w:rPr>
-                <w:rFonts w:asciiTheme="minorHAnsi" w:eastAsiaTheme="minorEastAsia" w:hAnsiTheme="minorHAnsi" w:hint="eastAsia"/>
-                <w:sz w:val="21"/>
-              </w:rPr>
-              <w:t>（</w:t>
-            </w:r>
-            <w:r>
-              <w:rPr>
-                <w:rFonts w:asciiTheme="minorHAnsi" w:eastAsiaTheme="minorEastAsia" w:hAnsiTheme="minorHAnsi" w:hint="eastAsia"/>
-                <w:sz w:val="21"/>
-              </w:rPr>
-              <w:t>GPIO8_A7</w:t>
-            </w:r>
-            <w:r>
-              <w:rPr>
-                <w:rFonts w:asciiTheme="minorHAnsi" w:eastAsiaTheme="minorEastAsia" w:hAnsiTheme="minorHAnsi" w:hint="eastAsia"/>
-                <w:sz w:val="21"/>
-              </w:rPr>
-              <w:t>）</w:t>
-            </w:r>
-          </w:p>
-        </w:tc>
-        <w:tc>
-          <w:tcPr>
-            <w:tcW w:w="1988" w:type="dxa"/>
-          </w:tcPr>
-          <w:p>
-            <w:pPr>
-              <w:ind w:firstLineChars="0" w:firstLine="0"/>
-              <w:jc w:val="center"/>
-              <w:rPr>
-                <w:rFonts w:asciiTheme="minorHAnsi" w:eastAsiaTheme="minorEastAsia" w:hAnsiTheme="minorHAnsi"/>
-                <w:sz w:val="21"/>
-              </w:rPr>
-            </w:pPr>
-            <w:r>
-              <w:rPr>
-                <w:rFonts w:asciiTheme="minorHAnsi" w:eastAsiaTheme="minorEastAsia" w:hAnsiTheme="minorHAnsi" w:hint="eastAsia"/>
-                <w:sz w:val="21"/>
-              </w:rPr>
-              <w:t>255</w:t>
-            </w:r>
-          </w:p>
-        </w:tc>
-        <w:tc>
-          <w:tcPr>
-            <w:tcW w:w="1880" w:type="dxa"/>
-          </w:tcPr>
-          <w:p>
-            <w:pPr>
-              <w:ind w:firstLineChars="0" w:firstLine="0"/>
-              <w:jc w:val="center"/>
-              <w:rPr>
-                <w:rFonts w:asciiTheme="minorHAnsi" w:eastAsiaTheme="minorEastAsia" w:hAnsiTheme="minorHAnsi"/>
-                <w:sz w:val="21"/>
-              </w:rPr>
-            </w:pPr>
-            <w:r>
-              <w:rPr>
-                <w:rFonts w:asciiTheme="minorHAnsi" w:eastAsiaTheme="minorEastAsia" w:hAnsiTheme="minorHAnsi" w:hint="eastAsia"/>
-                <w:sz w:val="21"/>
-              </w:rPr>
-              <w:t>J3.7</w:t>
-            </w:r>
-          </w:p>
-        </w:tc>
-      </w:tr>
-      <w:tr>
-        <w:tc>
-          <w:tcPr>
-            <w:tcW w:w="1178" w:type="dxa"/>
-          </w:tcPr>
-          <w:p>
-            <w:pPr>
-              <w:ind w:firstLineChars="0" w:firstLine="0"/>
-              <w:jc w:val="center"/>
-              <w:rPr>
-                <w:rFonts w:asciiTheme="minorHAnsi" w:eastAsiaTheme="minorEastAsia" w:hAnsiTheme="minorHAnsi"/>
-                <w:sz w:val="21"/>
-              </w:rPr>
-            </w:pPr>
-            <w:r>
-              <w:rPr>
-                <w:rFonts w:asciiTheme="minorHAnsi" w:eastAsiaTheme="minorEastAsia" w:hAnsiTheme="minorHAnsi" w:hint="eastAsia"/>
-                <w:sz w:val="21"/>
-              </w:rPr>
-              <w:t>8</w:t>
-            </w:r>
-          </w:p>
-        </w:tc>
-        <w:tc>
-          <w:tcPr>
-            <w:tcW w:w="3474" w:type="dxa"/>
-          </w:tcPr>
-          <w:p>
-            <w:pPr>
-              <w:ind w:firstLineChars="0" w:firstLine="0"/>
-              <w:jc w:val="center"/>
-              <w:rPr>
-                <w:rFonts w:asciiTheme="minorHAnsi" w:eastAsiaTheme="minorEastAsia" w:hAnsiTheme="minorHAnsi"/>
-                <w:sz w:val="21"/>
-              </w:rPr>
-            </w:pPr>
-            <w:r>
-              <w:rPr>
-                <w:rFonts w:asciiTheme="minorHAnsi" w:eastAsiaTheme="minorEastAsia" w:hAnsiTheme="minorHAnsi" w:hint="eastAsia"/>
-                <w:sz w:val="21"/>
-              </w:rPr>
-              <w:t>IO4</w:t>
-            </w:r>
-            <w:r>
-              <w:rPr>
-                <w:rFonts w:asciiTheme="minorHAnsi" w:eastAsiaTheme="minorEastAsia" w:hAnsiTheme="minorHAnsi" w:hint="eastAsia"/>
-                <w:sz w:val="21"/>
-              </w:rPr>
-              <w:t>（</w:t>
-            </w:r>
-            <w:r>
-              <w:rPr>
-                <w:rFonts w:asciiTheme="minorHAnsi" w:eastAsiaTheme="minorEastAsia" w:hAnsiTheme="minorHAnsi" w:hint="eastAsia"/>
-                <w:sz w:val="21"/>
-              </w:rPr>
-              <w:t>GPIO8_A6</w:t>
-            </w:r>
-            <w:r>
-              <w:rPr>
-                <w:rFonts w:asciiTheme="minorHAnsi" w:eastAsiaTheme="minorEastAsia" w:hAnsiTheme="minorHAnsi" w:hint="eastAsia"/>
-                <w:sz w:val="21"/>
-              </w:rPr>
-              <w:t>）</w:t>
-            </w:r>
-          </w:p>
-        </w:tc>
-        <w:tc>
-          <w:tcPr>
-            <w:tcW w:w="1988" w:type="dxa"/>
-          </w:tcPr>
-          <w:p>
-            <w:pPr>
-              <w:ind w:firstLineChars="0" w:firstLine="0"/>
-              <w:jc w:val="center"/>
-              <w:rPr>
-                <w:rFonts w:asciiTheme="minorHAnsi" w:eastAsiaTheme="minorEastAsia" w:hAnsiTheme="minorHAnsi"/>
-                <w:sz w:val="21"/>
-              </w:rPr>
-            </w:pPr>
-            <w:r>
-              <w:rPr>
-                <w:rFonts w:asciiTheme="minorHAnsi" w:eastAsiaTheme="minorEastAsia" w:hAnsiTheme="minorHAnsi" w:hint="eastAsia"/>
-                <w:sz w:val="21"/>
-              </w:rPr>
-              <w:t>254</w:t>
-            </w:r>
-          </w:p>
-        </w:tc>
-        <w:tc>
-          <w:tcPr>
-            <w:tcW w:w="1880" w:type="dxa"/>
-          </w:tcPr>
-          <w:p>
-            <w:pPr>
-              <w:ind w:firstLineChars="0" w:firstLine="0"/>
-              <w:jc w:val="center"/>
-              <w:rPr>
-                <w:rFonts w:asciiTheme="minorHAnsi" w:eastAsiaTheme="minorEastAsia" w:hAnsiTheme="minorHAnsi"/>
-                <w:sz w:val="21"/>
-              </w:rPr>
-            </w:pPr>
-            <w:r>
-              <w:rPr>
-                <w:rFonts w:asciiTheme="minorHAnsi" w:eastAsiaTheme="minorEastAsia" w:hAnsiTheme="minorHAnsi" w:hint="eastAsia"/>
-                <w:sz w:val="21"/>
-              </w:rPr>
-              <w:t>J3.8</w:t>
-            </w:r>
-          </w:p>
-        </w:tc>
-      </w:tr>
-      <w:tr>
-        <w:tc>
-          <w:tcPr>
-            <w:tcW w:w="1178" w:type="dxa"/>
-          </w:tcPr>
-          <w:p>
-            <w:pPr>
-              <w:ind w:firstLineChars="0" w:firstLine="0"/>
-              <w:jc w:val="center"/>
-              <w:rPr>
-                <w:rFonts w:asciiTheme="minorHAnsi" w:eastAsiaTheme="minorEastAsia" w:hAnsiTheme="minorHAnsi"/>
-                <w:sz w:val="21"/>
-              </w:rPr>
-            </w:pPr>
-            <w:r>
-              <w:rPr>
-                <w:rFonts w:asciiTheme="minorHAnsi" w:eastAsiaTheme="minorEastAsia" w:hAnsiTheme="minorHAnsi" w:hint="eastAsia"/>
-                <w:sz w:val="21"/>
-              </w:rPr>
-              <w:t>9</w:t>
-            </w:r>
-          </w:p>
-        </w:tc>
-        <w:tc>
-          <w:tcPr>
-            <w:tcW w:w="3474" w:type="dxa"/>
-          </w:tcPr>
-          <w:p>
-            <w:pPr>
-              <w:ind w:firstLineChars="0" w:firstLine="0"/>
-              <w:jc w:val="center"/>
-              <w:rPr>
-                <w:rFonts w:asciiTheme="minorHAnsi" w:eastAsiaTheme="minorEastAsia" w:hAnsiTheme="minorHAnsi"/>
-                <w:sz w:val="21"/>
-              </w:rPr>
-            </w:pPr>
-            <w:r>
-              <w:rPr>
-                <w:rFonts w:asciiTheme="minorHAnsi" w:eastAsiaTheme="minorEastAsia" w:hAnsiTheme="minorHAnsi" w:hint="eastAsia"/>
-                <w:sz w:val="21"/>
-              </w:rPr>
-              <w:t>IO9</w:t>
-            </w:r>
-            <w:r>
-              <w:rPr>
-                <w:rFonts w:asciiTheme="minorHAnsi" w:eastAsiaTheme="minorEastAsia" w:hAnsiTheme="minorHAnsi" w:hint="eastAsia"/>
-                <w:sz w:val="21"/>
-              </w:rPr>
-              <w:t>（</w:t>
-            </w:r>
-            <w:r>
-              <w:rPr>
-                <w:rFonts w:asciiTheme="minorHAnsi" w:eastAsiaTheme="minorEastAsia" w:hAnsiTheme="minorHAnsi" w:hint="eastAsia"/>
-                <w:sz w:val="21"/>
-              </w:rPr>
-              <w:t>GPIO4_C2</w:t>
-            </w:r>
-            <w:r>
-              <w:rPr>
-                <w:rFonts w:asciiTheme="minorHAnsi" w:eastAsiaTheme="minorEastAsia" w:hAnsiTheme="minorHAnsi" w:hint="eastAsia"/>
-                <w:sz w:val="21"/>
-              </w:rPr>
-              <w:t>）</w:t>
-            </w:r>
-          </w:p>
-        </w:tc>
-        <w:tc>
-          <w:tcPr>
-            <w:tcW w:w="1988" w:type="dxa"/>
-          </w:tcPr>
-          <w:p>
-            <w:pPr>
-              <w:ind w:firstLineChars="0" w:firstLine="0"/>
-              <w:jc w:val="center"/>
-              <w:rPr>
-                <w:rFonts w:asciiTheme="minorHAnsi" w:eastAsiaTheme="minorEastAsia" w:hAnsiTheme="minorHAnsi"/>
-                <w:sz w:val="21"/>
-              </w:rPr>
-            </w:pPr>
-            <w:r>
-              <w:rPr>
-                <w:rFonts w:asciiTheme="minorHAnsi" w:eastAsiaTheme="minorEastAsia" w:hAnsiTheme="minorHAnsi" w:hint="eastAsia"/>
-                <w:sz w:val="21"/>
-              </w:rPr>
-              <w:t>138</w:t>
-            </w:r>
-          </w:p>
-        </w:tc>
-        <w:tc>
-          <w:tcPr>
-            <w:tcW w:w="1880" w:type="dxa"/>
-          </w:tcPr>
-          <w:p>
-            <w:pPr>
-              <w:ind w:firstLineChars="0" w:firstLine="0"/>
-              <w:jc w:val="center"/>
-              <w:rPr>
-                <w:rFonts w:asciiTheme="minorHAnsi" w:eastAsiaTheme="minorEastAsia" w:hAnsiTheme="minorHAnsi"/>
-                <w:sz w:val="21"/>
-              </w:rPr>
-            </w:pPr>
-            <w:r>
-              <w:rPr>
-                <w:rFonts w:asciiTheme="minorHAnsi" w:eastAsiaTheme="minorEastAsia" w:hAnsiTheme="minorHAnsi" w:hint="eastAsia"/>
-                <w:sz w:val="21"/>
-              </w:rPr>
-              <w:t>J7.2</w:t>
-            </w:r>
-          </w:p>
-        </w:tc>
-      </w:tr>
-      <w:tr>
-        <w:tc>
-          <w:tcPr>
-            <w:tcW w:w="1178" w:type="dxa"/>
-          </w:tcPr>
-          <w:p>
-            <w:pPr>
-              <w:ind w:firstLineChars="0" w:firstLine="0"/>
-              <w:jc w:val="center"/>
-              <w:rPr>
-                <w:rFonts w:asciiTheme="minorHAnsi" w:eastAsiaTheme="minorEastAsia" w:hAnsiTheme="minorHAnsi"/>
-                <w:sz w:val="21"/>
-              </w:rPr>
-            </w:pPr>
-            <w:r>
-              <w:rPr>
-                <w:rFonts w:asciiTheme="minorHAnsi" w:eastAsiaTheme="minorEastAsia" w:hAnsiTheme="minorHAnsi" w:hint="eastAsia"/>
-                <w:sz w:val="21"/>
-              </w:rPr>
-              <w:t>10</w:t>
-            </w:r>
-          </w:p>
-        </w:tc>
-        <w:tc>
-          <w:tcPr>
-            <w:tcW w:w="3474" w:type="dxa"/>
-          </w:tcPr>
-          <w:p>
-            <w:pPr>
-              <w:ind w:firstLineChars="0" w:firstLine="0"/>
-              <w:jc w:val="center"/>
-              <w:rPr>
-                <w:rFonts w:asciiTheme="minorHAnsi" w:eastAsiaTheme="minorEastAsia" w:hAnsiTheme="minorHAnsi"/>
-                <w:sz w:val="21"/>
-              </w:rPr>
-            </w:pPr>
-            <w:r>
-              <w:rPr>
-                <w:rFonts w:asciiTheme="minorHAnsi" w:eastAsiaTheme="minorEastAsia" w:hAnsiTheme="minorHAnsi" w:hint="eastAsia"/>
-                <w:sz w:val="21"/>
-              </w:rPr>
-              <w:t>IO10</w:t>
-            </w:r>
-            <w:r>
-              <w:rPr>
-                <w:rFonts w:asciiTheme="minorHAnsi" w:eastAsiaTheme="minorEastAsia" w:hAnsiTheme="minorHAnsi" w:hint="eastAsia"/>
-                <w:sz w:val="21"/>
-              </w:rPr>
-              <w:t>（</w:t>
-            </w:r>
-            <w:r>
-              <w:rPr>
-                <w:rFonts w:asciiTheme="minorHAnsi" w:eastAsiaTheme="minorEastAsia" w:hAnsiTheme="minorHAnsi" w:hint="eastAsia"/>
-                <w:sz w:val="21"/>
-              </w:rPr>
-              <w:t>GPIO4_C3</w:t>
-            </w:r>
-            <w:r>
-              <w:rPr>
-                <w:rFonts w:asciiTheme="minorHAnsi" w:eastAsiaTheme="minorEastAsia" w:hAnsiTheme="minorHAnsi" w:hint="eastAsia"/>
-                <w:sz w:val="21"/>
-              </w:rPr>
-              <w:t>）</w:t>
-            </w:r>
-          </w:p>
-        </w:tc>
-        <w:tc>
-          <w:tcPr>
-            <w:tcW w:w="1988" w:type="dxa"/>
-          </w:tcPr>
-          <w:p>
-            <w:pPr>
-              <w:ind w:firstLineChars="0" w:firstLine="0"/>
-              <w:jc w:val="center"/>
-              <w:rPr>
-                <w:rFonts w:asciiTheme="minorHAnsi" w:eastAsiaTheme="minorEastAsia" w:hAnsiTheme="minorHAnsi"/>
-                <w:sz w:val="21"/>
-              </w:rPr>
-            </w:pPr>
-            <w:r>
-              <w:rPr>
-                <w:rFonts w:asciiTheme="minorHAnsi" w:eastAsiaTheme="minorEastAsia" w:hAnsiTheme="minorHAnsi" w:hint="eastAsia"/>
-                <w:sz w:val="21"/>
-              </w:rPr>
-              <w:t>139</w:t>
-            </w:r>
-          </w:p>
-        </w:tc>
-        <w:tc>
-          <w:tcPr>
-            <w:tcW w:w="1880" w:type="dxa"/>
-          </w:tcPr>
-          <w:p>
-            <w:pPr>
-              <w:ind w:firstLineChars="0" w:firstLine="0"/>
-              <w:jc w:val="center"/>
-              <w:rPr>
-                <w:rFonts w:asciiTheme="minorHAnsi" w:eastAsiaTheme="minorEastAsia" w:hAnsiTheme="minorHAnsi"/>
-                <w:sz w:val="21"/>
-              </w:rPr>
-            </w:pPr>
-            <w:r>
-              <w:rPr>
-                <w:rFonts w:asciiTheme="minorHAnsi" w:eastAsiaTheme="minorEastAsia" w:hAnsiTheme="minorHAnsi" w:hint="eastAsia"/>
-                <w:sz w:val="21"/>
-              </w:rPr>
               <w:t>J7.4</w:t>
             </w:r>
           </w:p>
@@ -12975,13 +11158,7 @@
         <w:rPr>
           <w:rFonts w:hint="eastAsia"/>
         </w:rPr>
-        <w:t>IO</w:t>
-      </w:r>
-      <w:r>
-        <w:rPr>
-          <w:rFonts w:hint="eastAsia"/>
-        </w:rPr>
-        <w:t>测试命令</w:t>
+        <w:t>IO测试命令</w:t>
       </w:r>
     </w:p>
     <w:tbl>
@@ -13027,49 +11204,155 @@
                 <w:rFonts w:asciiTheme="minorHAnsi" w:eastAsiaTheme="minorEastAsia" w:hAnsiTheme="minorHAnsi" w:hint="eastAsia"/>
                 <w:sz w:val="21"/>
               </w:rPr>
-              <w:t>//</w:t>
-            </w:r>
+              <w:t>//导出IO口，加入对IO1操作，根据上表IO1-&gt;257</w:t>
+            </w:r>
+          </w:p>
+          <w:p>
+            <w:pPr>
+              <w:ind w:firstLineChars="0" w:firstLine="0"/>
+              <w:rPr>
+                <w:rFonts w:asciiTheme="minorHAnsi" w:eastAsiaTheme="minorEastAsia" w:hAnsiTheme="minorHAnsi"/>
+                <w:sz w:val="21"/>
+              </w:rPr>
+            </w:pPr>
+            <w:r>
+              <w:rPr>
+                <w:rFonts w:asciiTheme="minorHAnsi" w:eastAsiaTheme="minorEastAsia" w:hAnsiTheme="minorHAnsi"/>
+                <w:sz w:val="21"/>
+              </w:rPr>
+              <w:t>echo 257 &gt; export</w:t>
+            </w:r>
+          </w:p>
+          <w:p>
+            <w:pPr>
+              <w:ind w:firstLineChars="0" w:firstLine="0"/>
+              <w:rPr>
+                <w:rFonts w:asciiTheme="minorHAnsi" w:eastAsiaTheme="minorEastAsia" w:hAnsiTheme="minorHAnsi"/>
+                <w:sz w:val="21"/>
+              </w:rPr>
+            </w:pPr>
             <w:r>
               <w:rPr>
                 <w:rFonts w:asciiTheme="minorHAnsi" w:eastAsiaTheme="minorEastAsia" w:hAnsiTheme="minorHAnsi" w:hint="eastAsia"/>
                 <w:sz w:val="21"/>
               </w:rPr>
-              <w:t>导出</w:t>
+              <w:lastRenderedPageBreak/>
+              <w:t>//进入管脚文件夹</w:t>
+            </w:r>
+          </w:p>
+          <w:p>
+            <w:pPr>
+              <w:ind w:firstLineChars="0" w:firstLine="0"/>
+              <w:rPr>
+                <w:rFonts w:asciiTheme="minorHAnsi" w:eastAsiaTheme="minorEastAsia" w:hAnsiTheme="minorHAnsi"/>
+                <w:sz w:val="21"/>
+              </w:rPr>
+            </w:pPr>
+            <w:r>
+              <w:rPr>
+                <w:rFonts w:asciiTheme="minorHAnsi" w:eastAsiaTheme="minorEastAsia" w:hAnsiTheme="minorHAnsi"/>
+                <w:sz w:val="21"/>
+              </w:rPr>
+              <w:t>cd /sys/class/gpio257</w:t>
+            </w:r>
+          </w:p>
+          <w:p>
+            <w:pPr>
+              <w:ind w:firstLineChars="0" w:firstLine="0"/>
+              <w:rPr>
+                <w:rFonts w:asciiTheme="minorHAnsi" w:eastAsiaTheme="minorEastAsia" w:hAnsiTheme="minorHAnsi"/>
+                <w:sz w:val="21"/>
+              </w:rPr>
+            </w:pPr>
+            <w:r>
+              <w:rPr>
+                <w:rFonts w:asciiTheme="minorHAnsi" w:eastAsiaTheme="minorEastAsia" w:hAnsiTheme="minorHAnsi"/>
+                <w:sz w:val="21"/>
+              </w:rPr>
+              <w:t>//</w:t>
             </w:r>
             <w:r>
               <w:rPr>
                 <w:rFonts w:asciiTheme="minorHAnsi" w:eastAsiaTheme="minorEastAsia" w:hAnsiTheme="minorHAnsi" w:hint="eastAsia"/>
                 <w:sz w:val="21"/>
               </w:rPr>
-              <w:t>IO</w:t>
+              <w:t>设置管脚方向(测试时设置为输出)</w:t>
+            </w:r>
+          </w:p>
+          <w:p>
+            <w:pPr>
+              <w:ind w:firstLineChars="0" w:firstLine="0"/>
+              <w:rPr>
+                <w:rFonts w:asciiTheme="minorHAnsi" w:eastAsiaTheme="minorEastAsia" w:hAnsiTheme="minorHAnsi"/>
+                <w:sz w:val="21"/>
+              </w:rPr>
+            </w:pPr>
+            <w:r>
+              <w:rPr>
+                <w:rFonts w:asciiTheme="minorHAnsi" w:eastAsiaTheme="minorEastAsia" w:hAnsiTheme="minorHAnsi"/>
+                <w:sz w:val="21"/>
+              </w:rPr>
+              <w:t>echo out &gt; direction</w:t>
             </w:r>
             <w:r>
               <w:rPr>
                 <w:rFonts w:asciiTheme="minorHAnsi" w:eastAsiaTheme="minorEastAsia" w:hAnsiTheme="minorHAnsi" w:hint="eastAsia"/>
                 <w:sz w:val="21"/>
               </w:rPr>
-              <w:t>口，加入对</w:t>
+              <w:t xml:space="preserve"> //设置输出</w:t>
+            </w:r>
+          </w:p>
+          <w:p>
+            <w:pPr>
+              <w:ind w:firstLineChars="0" w:firstLine="0"/>
+              <w:rPr>
+                <w:rFonts w:asciiTheme="minorHAnsi" w:eastAsiaTheme="minorEastAsia" w:hAnsiTheme="minorHAnsi"/>
+                <w:sz w:val="21"/>
+              </w:rPr>
+            </w:pPr>
+            <w:r>
+              <w:rPr>
+                <w:rFonts w:asciiTheme="minorHAnsi" w:eastAsiaTheme="minorEastAsia" w:hAnsiTheme="minorHAnsi"/>
+                <w:sz w:val="21"/>
+              </w:rPr>
+              <w:t xml:space="preserve">echo </w:t>
             </w:r>
             <w:r>
               <w:rPr>
                 <w:rFonts w:asciiTheme="minorHAnsi" w:eastAsiaTheme="minorEastAsia" w:hAnsiTheme="minorHAnsi" w:hint="eastAsia"/>
                 <w:sz w:val="21"/>
               </w:rPr>
-              <w:t>IO1</w:t>
+              <w:t>in</w:t>
+            </w:r>
+            <w:r>
+              <w:rPr>
+                <w:rFonts w:asciiTheme="minorHAnsi" w:eastAsiaTheme="minorEastAsia" w:hAnsiTheme="minorHAnsi"/>
+                <w:sz w:val="21"/>
+              </w:rPr>
+              <w:t xml:space="preserve"> &gt; direction</w:t>
             </w:r>
             <w:r>
               <w:rPr>
                 <w:rFonts w:asciiTheme="minorHAnsi" w:eastAsiaTheme="minorEastAsia" w:hAnsiTheme="minorHAnsi" w:hint="eastAsia"/>
                 <w:sz w:val="21"/>
               </w:rPr>
-              <w:t>操作，根据上表</w:t>
-            </w:r>
+              <w:t xml:space="preserve">  //设置输入</w:t>
+            </w:r>
+          </w:p>
+          <w:p>
+            <w:pPr>
+              <w:ind w:firstLineChars="0" w:firstLine="0"/>
+              <w:rPr>
+                <w:rFonts w:asciiTheme="minorHAnsi" w:eastAsiaTheme="minorEastAsia" w:hAnsiTheme="minorHAnsi"/>
+                <w:sz w:val="21"/>
+              </w:rPr>
+            </w:pPr>
             <w:r>
               <w:rPr>
                 <w:rFonts w:asciiTheme="minorHAnsi" w:eastAsiaTheme="minorEastAsia" w:hAnsiTheme="minorHAnsi" w:hint="eastAsia"/>
                 <w:sz w:val="21"/>
               </w:rPr>
-              <w:t>IO1-&gt;257</w:t>
+              <w:t>//查看管脚方向</w:t>
             </w:r>
           </w:p>
           <w:p>
@@ -13085,7 +11368,7 @@
                 <w:rFonts w:asciiTheme="minorHAnsi" w:eastAsiaTheme="minorEastAsia" w:hAnsiTheme="minorHAnsi"/>
                 <w:sz w:val="21"/>
               </w:rPr>
-              <w:t>echo 257 &gt; export</w:t>
+              <w:t>cat direction</w:t>
             </w:r>
           </w:p>
           <w:p>
@@ -13098,18 +11381,33 @@
             </w:pPr>
             <w:r>
               <w:rPr>
+                <w:rFonts w:asciiTheme="minorHAnsi" w:eastAsiaTheme="minorEastAsia" w:hAnsiTheme="minorHAnsi"/>
+                <w:sz w:val="21"/>
+              </w:rPr>
+              <w:t>//</w:t>
+            </w:r>
+            <w:r>
+              <w:rPr>
                 <w:rFonts w:asciiTheme="minorHAnsi" w:eastAsiaTheme="minorEastAsia" w:hAnsiTheme="minorHAnsi" w:hint="eastAsia"/>
                 <w:sz w:val="21"/>
               </w:rPr>
-              <w:lastRenderedPageBreak/>
-              <w:t>//</w:t>
-            </w:r>
+              <w:t>设置管脚电平</w:t>
+            </w:r>
+          </w:p>
+          <w:p>
+            <w:pPr>
+              <w:ind w:firstLineChars="0" w:firstLine="0"/>
+              <w:rPr>
+                <w:rFonts w:asciiTheme="minorHAnsi" w:eastAsiaTheme="minorEastAsia" w:hAnsiTheme="minorHAnsi"/>
+                <w:sz w:val="21"/>
+              </w:rPr>
+            </w:pPr>
             <w:r>
               <w:rPr>
                 <w:rFonts w:asciiTheme="minorHAnsi" w:eastAsiaTheme="minorEastAsia" w:hAnsiTheme="minorHAnsi" w:hint="eastAsia"/>
                 <w:sz w:val="21"/>
               </w:rPr>
-              <w:t>进入管脚文件夹</w:t>
+              <w:t>echo 1 &gt; value  //设置为高电平</w:t>
             </w:r>
           </w:p>
           <w:p>
@@ -13122,270 +11420,37 @@
             </w:pPr>
             <w:r>
               <w:rPr>
+                <w:rFonts w:asciiTheme="minorHAnsi" w:eastAsiaTheme="minorEastAsia" w:hAnsiTheme="minorHAnsi" w:hint="eastAsia"/>
+                <w:sz w:val="21"/>
+              </w:rPr>
+              <w:t>echo 0 &gt; value  //设置为低电平</w:t>
+            </w:r>
+          </w:p>
+          <w:p>
+            <w:pPr>
+              <w:ind w:firstLineChars="0" w:firstLine="0"/>
+              <w:rPr>
                 <w:rFonts w:asciiTheme="minorHAnsi" w:eastAsiaTheme="minorEastAsia" w:hAnsiTheme="minorHAnsi"/>
                 <w:sz w:val="21"/>
               </w:rPr>
-              <w:t>cd /sys/class/gpio257</w:t>
-            </w:r>
-          </w:p>
-          <w:p>
-            <w:pPr>
-              <w:ind w:firstLineChars="0" w:firstLine="0"/>
-              <w:rPr>
-                <w:rFonts w:asciiTheme="minorHAnsi" w:eastAsiaTheme="minorEastAsia" w:hAnsiTheme="minorHAnsi"/>
-                <w:sz w:val="21"/>
-              </w:rPr>
-            </w:pPr>
-            <w:r>
-              <w:rPr>
-                <w:rFonts w:asciiTheme="minorHAnsi" w:eastAsiaTheme="minorEastAsia" w:hAnsiTheme="minorHAnsi"/>
-                <w:sz w:val="21"/>
-              </w:rPr>
-              <w:t>//</w:t>
-            </w:r>
+            </w:pPr>
             <w:r>
               <w:rPr>
                 <w:rFonts w:asciiTheme="minorHAnsi" w:eastAsiaTheme="minorEastAsia" w:hAnsiTheme="minorHAnsi" w:hint="eastAsia"/>
                 <w:sz w:val="21"/>
               </w:rPr>
-              <w:t>设置管脚方向</w:t>
-            </w:r>
+              <w:t>//查看管脚电平</w:t>
+            </w:r>
+          </w:p>
+          <w:p>
+            <w:pPr>
+              <w:ind w:firstLineChars="0" w:firstLine="0"/>
+            </w:pPr>
             <w:r>
               <w:rPr>
                 <w:rFonts w:asciiTheme="minorHAnsi" w:eastAsiaTheme="minorEastAsia" w:hAnsiTheme="minorHAnsi" w:hint="eastAsia"/>
                 <w:sz w:val="21"/>
               </w:rPr>
-              <w:t>(</w:t>
-            </w:r>
-            <w:r>
-              <w:rPr>
-                <w:rFonts w:asciiTheme="minorHAnsi" w:eastAsiaTheme="minorEastAsia" w:hAnsiTheme="minorHAnsi" w:hint="eastAsia"/>
-                <w:sz w:val="21"/>
-              </w:rPr>
-              <w:t>测试时设置为输出</w:t>
-            </w:r>
-            <w:r>
-              <w:rPr>
-                <w:rFonts w:asciiTheme="minorHAnsi" w:eastAsiaTheme="minorEastAsia" w:hAnsiTheme="minorHAnsi" w:hint="eastAsia"/>
-                <w:sz w:val="21"/>
-              </w:rPr>
-              <w:t>)</w:t>
-            </w:r>
-          </w:p>
-          <w:p>
-            <w:pPr>
-              <w:ind w:firstLineChars="0" w:firstLine="0"/>
-              <w:rPr>
-                <w:rFonts w:asciiTheme="minorHAnsi" w:eastAsiaTheme="minorEastAsia" w:hAnsiTheme="minorHAnsi"/>
-                <w:sz w:val="21"/>
-              </w:rPr>
-            </w:pPr>
-            <w:r>
-              <w:rPr>
-                <w:rFonts w:asciiTheme="minorHAnsi" w:eastAsiaTheme="minorEastAsia" w:hAnsiTheme="minorHAnsi"/>
-                <w:sz w:val="21"/>
-              </w:rPr>
-              <w:t>echo out &gt; direction</w:t>
-            </w:r>
-            <w:r>
-              <w:rPr>
-                <w:rFonts w:asciiTheme="minorHAnsi" w:eastAsiaTheme="minorEastAsia" w:hAnsiTheme="minorHAnsi" w:hint="eastAsia"/>
-                <w:sz w:val="21"/>
-              </w:rPr>
-              <w:t xml:space="preserve"> //</w:t>
-            </w:r>
-            <w:r>
-              <w:rPr>
-                <w:rFonts w:asciiTheme="minorHAnsi" w:eastAsiaTheme="minorEastAsia" w:hAnsiTheme="minorHAnsi" w:hint="eastAsia"/>
-                <w:sz w:val="21"/>
-              </w:rPr>
-              <w:t>设置输出</w:t>
-            </w:r>
-          </w:p>
-          <w:p>
-            <w:pPr>
-              <w:ind w:firstLineChars="0" w:firstLine="0"/>
-              <w:rPr>
-                <w:rFonts w:asciiTheme="minorHAnsi" w:eastAsiaTheme="minorEastAsia" w:hAnsiTheme="minorHAnsi"/>
-                <w:sz w:val="21"/>
-              </w:rPr>
-            </w:pPr>
-            <w:r>
-              <w:rPr>
-                <w:rFonts w:asciiTheme="minorHAnsi" w:eastAsiaTheme="minorEastAsia" w:hAnsiTheme="minorHAnsi"/>
-                <w:sz w:val="21"/>
-              </w:rPr>
-              <w:t xml:space="preserve">echo </w:t>
-            </w:r>
-            <w:r>
-              <w:rPr>
-                <w:rFonts w:asciiTheme="minorHAnsi" w:eastAsiaTheme="minorEastAsia" w:hAnsiTheme="minorHAnsi" w:hint="eastAsia"/>
-                <w:sz w:val="21"/>
-              </w:rPr>
-              <w:t>in</w:t>
-            </w:r>
-            <w:r>
-              <w:rPr>
-                <w:rFonts w:asciiTheme="minorHAnsi" w:eastAsiaTheme="minorEastAsia" w:hAnsiTheme="minorHAnsi"/>
-                <w:sz w:val="21"/>
-              </w:rPr>
-              <w:t xml:space="preserve"> &gt; direction</w:t>
-            </w:r>
-            <w:r>
-              <w:rPr>
-                <w:rFonts w:asciiTheme="minorHAnsi" w:eastAsiaTheme="minorEastAsia" w:hAnsiTheme="minorHAnsi" w:hint="eastAsia"/>
-                <w:sz w:val="21"/>
-              </w:rPr>
-              <w:t xml:space="preserve">  //</w:t>
-            </w:r>
-            <w:r>
-              <w:rPr>
-                <w:rFonts w:asciiTheme="minorHAnsi" w:eastAsiaTheme="minorEastAsia" w:hAnsiTheme="minorHAnsi" w:hint="eastAsia"/>
-                <w:sz w:val="21"/>
-              </w:rPr>
-              <w:t>设置输入</w:t>
-            </w:r>
-          </w:p>
-          <w:p>
-            <w:pPr>
-              <w:ind w:firstLineChars="0" w:firstLine="0"/>
-              <w:rPr>
-                <w:rFonts w:asciiTheme="minorHAnsi" w:eastAsiaTheme="minorEastAsia" w:hAnsiTheme="minorHAnsi"/>
-                <w:sz w:val="21"/>
-              </w:rPr>
-            </w:pPr>
-            <w:r>
-              <w:rPr>
-                <w:rFonts w:asciiTheme="minorHAnsi" w:eastAsiaTheme="minorEastAsia" w:hAnsiTheme="minorHAnsi" w:hint="eastAsia"/>
-                <w:sz w:val="21"/>
-              </w:rPr>
-              <w:t>//</w:t>
-            </w:r>
-            <w:r>
-              <w:rPr>
-                <w:rFonts w:asciiTheme="minorHAnsi" w:eastAsiaTheme="minorEastAsia" w:hAnsiTheme="minorHAnsi" w:hint="eastAsia"/>
-                <w:sz w:val="21"/>
-              </w:rPr>
-              <w:t>查看管脚方向</w:t>
-            </w:r>
-          </w:p>
-          <w:p>
-            <w:pPr>
-              <w:ind w:firstLineChars="0" w:firstLine="0"/>
-              <w:rPr>
-                <w:rFonts w:asciiTheme="minorHAnsi" w:eastAsiaTheme="minorEastAsia" w:hAnsiTheme="minorHAnsi"/>
-                <w:sz w:val="21"/>
-              </w:rPr>
-            </w:pPr>
-            <w:r>
-              <w:rPr>
-                <w:rFonts w:asciiTheme="minorHAnsi" w:eastAsiaTheme="minorEastAsia" w:hAnsiTheme="minorHAnsi"/>
-                <w:sz w:val="21"/>
-              </w:rPr>
-              <w:t>cat direction</w:t>
-            </w:r>
-          </w:p>
-          <w:p>
-            <w:pPr>
-              <w:ind w:firstLineChars="0" w:firstLine="0"/>
-              <w:rPr>
-                <w:rFonts w:asciiTheme="minorHAnsi" w:eastAsiaTheme="minorEastAsia" w:hAnsiTheme="minorHAnsi"/>
-                <w:sz w:val="21"/>
-              </w:rPr>
-            </w:pPr>
-            <w:r>
-              <w:rPr>
-                <w:rFonts w:asciiTheme="minorHAnsi" w:eastAsiaTheme="minorEastAsia" w:hAnsiTheme="minorHAnsi"/>
-                <w:sz w:val="21"/>
-              </w:rPr>
-              <w:t>//</w:t>
-            </w:r>
-            <w:r>
-              <w:rPr>
-                <w:rFonts w:asciiTheme="minorHAnsi" w:eastAsiaTheme="minorEastAsia" w:hAnsiTheme="minorHAnsi" w:hint="eastAsia"/>
-                <w:sz w:val="21"/>
-              </w:rPr>
-              <w:t>设置管脚电平</w:t>
-            </w:r>
-          </w:p>
-          <w:p>
-            <w:pPr>
-              <w:ind w:firstLineChars="0" w:firstLine="0"/>
-              <w:rPr>
-                <w:rFonts w:asciiTheme="minorHAnsi" w:eastAsiaTheme="minorEastAsia" w:hAnsiTheme="minorHAnsi"/>
-                <w:sz w:val="21"/>
-              </w:rPr>
-            </w:pPr>
-            <w:r>
-              <w:rPr>
-                <w:rFonts w:asciiTheme="minorHAnsi" w:eastAsiaTheme="minorEastAsia" w:hAnsiTheme="minorHAnsi" w:hint="eastAsia"/>
-                <w:sz w:val="21"/>
-              </w:rPr>
-              <w:t>echo 1 &gt; value  //</w:t>
-            </w:r>
-            <w:r>
-              <w:rPr>
-                <w:rFonts w:asciiTheme="minorHAnsi" w:eastAsiaTheme="minorEastAsia" w:hAnsiTheme="minorHAnsi" w:hint="eastAsia"/>
-                <w:sz w:val="21"/>
-              </w:rPr>
-              <w:t>设置为高电平</w:t>
-            </w:r>
-          </w:p>
-          <w:p>
-            <w:pPr>
-              <w:ind w:firstLineChars="0" w:firstLine="0"/>
-              <w:rPr>
-                <w:rFonts w:asciiTheme="minorHAnsi" w:eastAsiaTheme="minorEastAsia" w:hAnsiTheme="minorHAnsi"/>
-                <w:sz w:val="21"/>
-              </w:rPr>
-            </w:pPr>
-            <w:r>
-              <w:rPr>
-                <w:rFonts w:asciiTheme="minorHAnsi" w:eastAsiaTheme="minorEastAsia" w:hAnsiTheme="minorHAnsi" w:hint="eastAsia"/>
-                <w:sz w:val="21"/>
-              </w:rPr>
-              <w:t>echo 0 &gt; value  //</w:t>
-            </w:r>
-            <w:r>
-              <w:rPr>
-                <w:rFonts w:asciiTheme="minorHAnsi" w:eastAsiaTheme="minorEastAsia" w:hAnsiTheme="minorHAnsi" w:hint="eastAsia"/>
-                <w:sz w:val="21"/>
-              </w:rPr>
-              <w:t>设置为低电平</w:t>
-            </w:r>
-          </w:p>
-          <w:p>
-            <w:pPr>
-              <w:ind w:firstLineChars="0" w:firstLine="0"/>
-              <w:rPr>
-                <w:rFonts w:asciiTheme="minorHAnsi" w:eastAsiaTheme="minorEastAsia" w:hAnsiTheme="minorHAnsi"/>
-                <w:sz w:val="21"/>
-              </w:rPr>
-            </w:pPr>
-            <w:r>
-              <w:rPr>
-                <w:rFonts w:asciiTheme="minorHAnsi" w:eastAsiaTheme="minorEastAsia" w:hAnsiTheme="minorHAnsi" w:hint="eastAsia"/>
-                <w:sz w:val="21"/>
-              </w:rPr>
-              <w:t>//</w:t>
-            </w:r>
-            <w:r>
-              <w:rPr>
-                <w:rFonts w:asciiTheme="minorHAnsi" w:eastAsiaTheme="minorEastAsia" w:hAnsiTheme="minorHAnsi" w:hint="eastAsia"/>
-                <w:sz w:val="21"/>
-              </w:rPr>
-              <w:t>查看管脚电平</w:t>
-            </w:r>
-          </w:p>
-          <w:p>
-            <w:pPr>
-              <w:ind w:firstLineChars="0" w:firstLine="0"/>
-            </w:pPr>
-            <w:r>
-              <w:rPr>
-                <w:rFonts w:asciiTheme="minorHAnsi" w:eastAsiaTheme="minorEastAsia" w:hAnsiTheme="minorHAnsi" w:hint="eastAsia"/>
-                <w:sz w:val="21"/>
-              </w:rPr>
               <w:t>cat value</w:t>
             </w:r>
           </w:p>
@@ -13402,13 +11467,7 @@
           <w:rFonts w:hint="eastAsia"/>
         </w:rPr>
         <w:lastRenderedPageBreak/>
-        <w:t>RS232</w:t>
-      </w:r>
-      <w:r>
-        <w:rPr>
-          <w:rFonts w:hint="eastAsia"/>
-        </w:rPr>
-        <w:t>测试</w:t>
+        <w:t>RS232测试</w:t>
       </w:r>
       <w:bookmarkEnd w:id="13"/>
     </w:p>
@@ -13484,55 +11543,18 @@
         <w:ind w:firstLineChars="0" w:firstLine="0"/>
       </w:pPr>
       <w:r>
-        <w:t>图</w:t>
-      </w:r>
-      <w:r>
-        <w:t xml:space="preserve"> </w:t>
-      </w:r>
-      <w:r>
-        <w:fldChar w:fldCharType="begin"/>
-      </w:r>
-      <w:r>
-        <w:instrText xml:space="preserve"> SEQ </w:instrText>
-      </w:r>
-      <w:r>
-        <w:instrText>图</w:instrText>
-      </w:r>
-      <w:r>
-        <w:instrText xml:space="preserve"> \* ARABIC </w:instrText>
-      </w:r>
-      <w:r>
-        <w:fldChar w:fldCharType="separate"/>
-      </w:r>
-      <w:r>
-        <w:t>13</w:t>
-      </w:r>
-      <w:r>
-        <w:fldChar w:fldCharType="end"/>
-      </w:r>
-      <w:r>
-        <w:rPr>
-          <w:rFonts w:hint="eastAsia"/>
-        </w:rPr>
-        <w:t xml:space="preserve"> USB</w:t>
-      </w:r>
-      <w:r>
-        <w:rPr>
-          <w:rFonts w:hint="eastAsia"/>
-        </w:rPr>
-        <w:t>转</w:t>
-      </w:r>
-      <w:r>
-        <w:rPr>
-          <w:rFonts w:hint="eastAsia"/>
-        </w:rPr>
-        <w:t>RS232</w:t>
-      </w:r>
-      <w:r>
-        <w:rPr>
-          <w:rFonts w:hint="eastAsia"/>
-        </w:rPr>
-        <w:t>设备</w:t>
+        <w:t xml:space="preserve">图 </w:t>
+      </w:r>
+      <w:fldSimple w:instr=" SEQ 图 \* ARABIC ">
+        <w:r>
+          <w:t>13</w:t>
+        </w:r>
+      </w:fldSimple>
+      <w:r>
+        <w:rPr>
+          <w:rFonts w:hint="eastAsia"/>
+        </w:rPr>
+        <w:t xml:space="preserve"> USB转RS232设备</w:t>
       </w:r>
     </w:p>
     <w:p>
@@ -13573,67 +11595,53 @@
                 <w:rFonts w:asciiTheme="minorHAnsi" w:eastAsiaTheme="minorEastAsia" w:hAnsiTheme="minorHAnsi" w:hint="eastAsia"/>
                 <w:sz w:val="21"/>
               </w:rPr>
-              <w:t>//</w:t>
-            </w:r>
+              <w:t>//发送</w:t>
+            </w:r>
+          </w:p>
+          <w:p>
+            <w:pPr>
+              <w:ind w:firstLineChars="0" w:firstLine="0"/>
+              <w:rPr>
+                <w:rFonts w:asciiTheme="minorHAnsi" w:eastAsiaTheme="minorEastAsia" w:hAnsiTheme="minorHAnsi"/>
+                <w:sz w:val="21"/>
+              </w:rPr>
+            </w:pPr>
             <w:r>
               <w:rPr>
                 <w:rFonts w:asciiTheme="minorHAnsi" w:eastAsiaTheme="minorEastAsia" w:hAnsiTheme="minorHAnsi" w:hint="eastAsia"/>
                 <w:sz w:val="21"/>
               </w:rPr>
-              <w:t>发送</w:t>
-            </w:r>
-          </w:p>
-          <w:p>
-            <w:pPr>
-              <w:ind w:firstLineChars="0" w:firstLine="0"/>
+              <w:t>echo uart test</w:t>
+            </w:r>
+            <w:r>
               <w:rPr>
                 <w:rFonts w:asciiTheme="minorHAnsi" w:eastAsiaTheme="minorEastAsia" w:hAnsiTheme="minorHAnsi"/>
                 <w:sz w:val="21"/>
               </w:rPr>
-            </w:pPr>
+              <w:t>…</w:t>
+            </w:r>
             <w:r>
               <w:rPr>
                 <w:rFonts w:asciiTheme="minorHAnsi" w:eastAsiaTheme="minorEastAsia" w:hAnsiTheme="minorHAnsi" w:hint="eastAsia"/>
                 <w:sz w:val="21"/>
               </w:rPr>
-              <w:t>echo uart test</w:t>
-            </w:r>
-            <w:r>
+              <w:t xml:space="preserve"> &gt; /dev/ttyS0</w:t>
+            </w:r>
+          </w:p>
+          <w:p>
+            <w:pPr>
+              <w:ind w:firstLineChars="0" w:firstLine="0"/>
               <w:rPr>
                 <w:rFonts w:asciiTheme="minorHAnsi" w:eastAsiaTheme="minorEastAsia" w:hAnsiTheme="minorHAnsi"/>
                 <w:sz w:val="21"/>
               </w:rPr>
-              <w:t>…</w:t>
-            </w:r>
+            </w:pPr>
             <w:r>
               <w:rPr>
                 <w:rFonts w:asciiTheme="minorHAnsi" w:eastAsiaTheme="minorEastAsia" w:hAnsiTheme="minorHAnsi" w:hint="eastAsia"/>
                 <w:sz w:val="21"/>
               </w:rPr>
-              <w:t xml:space="preserve"> &gt; /dev/ttyS0</w:t>
-            </w:r>
-          </w:p>
-          <w:p>
-            <w:pPr>
-              <w:ind w:firstLineChars="0" w:firstLine="0"/>
-              <w:rPr>
-                <w:rFonts w:asciiTheme="minorHAnsi" w:eastAsiaTheme="minorEastAsia" w:hAnsiTheme="minorHAnsi"/>
-                <w:sz w:val="21"/>
-              </w:rPr>
-            </w:pPr>
-            <w:r>
-              <w:rPr>
-                <w:rFonts w:asciiTheme="minorHAnsi" w:eastAsiaTheme="minorEastAsia" w:hAnsiTheme="minorHAnsi" w:hint="eastAsia"/>
-                <w:sz w:val="21"/>
-              </w:rPr>
-              <w:t>//</w:t>
-            </w:r>
-            <w:r>
-              <w:rPr>
-                <w:rFonts w:asciiTheme="minorHAnsi" w:eastAsiaTheme="minorEastAsia" w:hAnsiTheme="minorHAnsi" w:hint="eastAsia"/>
-                <w:sz w:val="21"/>
-              </w:rPr>
-              <w:t>接收</w:t>
+              <w:t>//接收</w:t>
             </w:r>
           </w:p>
           <w:p>
@@ -13716,32 +11724,13 @@
         <w:ind w:firstLineChars="0" w:firstLine="0"/>
       </w:pPr>
       <w:r>
-        <w:t>图</w:t>
-      </w:r>
-      <w:r>
-        <w:t xml:space="preserve"> </w:t>
-      </w:r>
-      <w:r>
-        <w:fldChar w:fldCharType="begin"/>
-      </w:r>
-      <w:r>
-        <w:instrText xml:space="preserve"> SEQ </w:instrText>
-      </w:r>
-      <w:r>
-        <w:instrText>图</w:instrText>
-      </w:r>
-      <w:r>
-        <w:instrText xml:space="preserve"> \* ARABIC </w:instrText>
-      </w:r>
-      <w:r>
-        <w:fldChar w:fldCharType="separate"/>
-      </w:r>
-      <w:r>
-        <w:t>14</w:t>
-      </w:r>
-      <w:r>
-        <w:fldChar w:fldCharType="end"/>
-      </w:r>
+        <w:t xml:space="preserve">图 </w:t>
+      </w:r>
+      <w:fldSimple w:instr=" SEQ 图 \* ARABIC ">
+        <w:r>
+          <w:t>14</w:t>
+        </w:r>
+      </w:fldSimple>
     </w:p>
     <w:p>
       <w:pPr>
@@ -13807,32 +11796,13 @@
         <w:ind w:firstLineChars="0" w:firstLine="0"/>
       </w:pPr>
       <w:r>
-        <w:t>图</w:t>
-      </w:r>
-      <w:r>
-        <w:t xml:space="preserve"> </w:t>
-      </w:r>
-      <w:r>
-        <w:fldChar w:fldCharType="begin"/>
-      </w:r>
-      <w:r>
-        <w:instrText xml:space="preserve"> SEQ </w:instrText>
-      </w:r>
-      <w:r>
-        <w:instrText>图</w:instrText>
-      </w:r>
-      <w:r>
-        <w:instrText xml:space="preserve"> \* ARABIC </w:instrText>
-      </w:r>
-      <w:r>
-        <w:fldChar w:fldCharType="separate"/>
-      </w:r>
-      <w:r>
-        <w:t>15</w:t>
-      </w:r>
-      <w:r>
-        <w:fldChar w:fldCharType="end"/>
-      </w:r>
+        <w:t xml:space="preserve">图 </w:t>
+      </w:r>
+      <w:fldSimple w:instr=" SEQ 图 \* ARABIC ">
+        <w:r>
+          <w:t>15</w:t>
+        </w:r>
+      </w:fldSimple>
     </w:p>
     <w:p>
       <w:pPr>
@@ -13855,13 +11825,7 @@
           <w:rFonts w:hint="eastAsia"/>
         </w:rPr>
         <w:lastRenderedPageBreak/>
-        <w:t>RS485</w:t>
-      </w:r>
-      <w:r>
-        <w:rPr>
-          <w:rFonts w:hint="eastAsia"/>
-        </w:rPr>
-        <w:t>测试</w:t>
+        <w:t>RS485测试</w:t>
       </w:r>
       <w:bookmarkEnd w:id="14"/>
     </w:p>
@@ -13936,55 +11900,18 @@
         <w:ind w:firstLine="480"/>
       </w:pPr>
       <w:r>
-        <w:t>图</w:t>
-      </w:r>
-      <w:r>
-        <w:t xml:space="preserve"> </w:t>
-      </w:r>
-      <w:r>
-        <w:fldChar w:fldCharType="begin"/>
-      </w:r>
-      <w:r>
-        <w:instrText xml:space="preserve"> SEQ </w:instrText>
-      </w:r>
-      <w:r>
-        <w:instrText>图</w:instrText>
-      </w:r>
-      <w:r>
-        <w:instrText xml:space="preserve"> \* ARABIC </w:instrText>
-      </w:r>
-      <w:r>
-        <w:fldChar w:fldCharType="separate"/>
-      </w:r>
-      <w:r>
-        <w:t>16</w:t>
-      </w:r>
-      <w:r>
-        <w:fldChar w:fldCharType="end"/>
-      </w:r>
-      <w:r>
-        <w:rPr>
-          <w:rFonts w:hint="eastAsia"/>
-        </w:rPr>
-        <w:t xml:space="preserve"> USB</w:t>
-      </w:r>
-      <w:r>
-        <w:rPr>
-          <w:rFonts w:hint="eastAsia"/>
-        </w:rPr>
-        <w:t>转</w:t>
-      </w:r>
-      <w:r>
-        <w:rPr>
-          <w:rFonts w:hint="eastAsia"/>
-        </w:rPr>
-        <w:t>RS485</w:t>
-      </w:r>
-      <w:r>
-        <w:rPr>
-          <w:rFonts w:hint="eastAsia"/>
-        </w:rPr>
-        <w:t>设备</w:t>
+        <w:t xml:space="preserve">图 </w:t>
+      </w:r>
+      <w:fldSimple w:instr=" SEQ 图 \* ARABIC ">
+        <w:r>
+          <w:t>16</w:t>
+        </w:r>
+      </w:fldSimple>
+      <w:r>
+        <w:rPr>
+          <w:rFonts w:hint="eastAsia"/>
+        </w:rPr>
+        <w:t xml:space="preserve"> USB转RS485设备</w:t>
       </w:r>
     </w:p>
     <w:p>
@@ -14036,28 +11963,55 @@
                 <w:rFonts w:asciiTheme="minorHAnsi" w:eastAsiaTheme="minorEastAsia" w:hAnsiTheme="minorHAnsi" w:hint="eastAsia"/>
                 <w:sz w:val="21"/>
               </w:rPr>
-              <w:t>//</w:t>
-            </w:r>
+              <w:t>//切换485至发送</w:t>
+            </w:r>
+          </w:p>
+          <w:p>
+            <w:pPr>
+              <w:ind w:firstLineChars="0" w:firstLine="0"/>
+              <w:rPr>
+                <w:rFonts w:asciiTheme="minorHAnsi" w:eastAsiaTheme="minorEastAsia" w:hAnsiTheme="minorHAnsi"/>
+                <w:sz w:val="21"/>
+              </w:rPr>
+            </w:pPr>
             <w:r>
               <w:rPr>
                 <w:rFonts w:asciiTheme="minorHAnsi" w:eastAsiaTheme="minorEastAsia" w:hAnsiTheme="minorHAnsi" w:hint="eastAsia"/>
                 <w:sz w:val="21"/>
               </w:rPr>
-              <w:t>切换</w:t>
-            </w:r>
+              <w:t>echo 164 &gt; /sys/class/gpio/export</w:t>
+            </w:r>
+          </w:p>
+          <w:p>
+            <w:pPr>
+              <w:ind w:firstLineChars="0" w:firstLine="0"/>
+              <w:rPr>
+                <w:rFonts w:asciiTheme="minorHAnsi" w:eastAsiaTheme="minorEastAsia" w:hAnsiTheme="minorHAnsi"/>
+                <w:sz w:val="21"/>
+              </w:rPr>
+            </w:pPr>
             <w:r>
               <w:rPr>
                 <w:rFonts w:asciiTheme="minorHAnsi" w:eastAsiaTheme="minorEastAsia" w:hAnsiTheme="minorHAnsi" w:hint="eastAsia"/>
                 <w:sz w:val="21"/>
               </w:rPr>
-              <w:t>485</w:t>
-            </w:r>
+              <w:t>echo out &gt; /sys/class/gpio/gpio164/direction</w:t>
+            </w:r>
+          </w:p>
+          <w:p>
+            <w:pPr>
+              <w:ind w:firstLineChars="0" w:firstLine="0"/>
+              <w:rPr>
+                <w:rFonts w:asciiTheme="minorHAnsi" w:eastAsiaTheme="minorEastAsia" w:hAnsiTheme="minorHAnsi"/>
+                <w:sz w:val="21"/>
+              </w:rPr>
+            </w:pPr>
             <w:r>
               <w:rPr>
                 <w:rFonts w:asciiTheme="minorHAnsi" w:eastAsiaTheme="minorEastAsia" w:hAnsiTheme="minorHAnsi" w:hint="eastAsia"/>
                 <w:sz w:val="21"/>
               </w:rPr>
-              <w:t>至发送</w:t>
+              <w:t>echo 1 &gt; /sys/class/gpio/gpio164/value</w:t>
             </w:r>
           </w:p>
           <w:p>
@@ -14073,69 +12027,7 @@
                 <w:rFonts w:asciiTheme="minorHAnsi" w:eastAsiaTheme="minorEastAsia" w:hAnsiTheme="minorHAnsi" w:hint="eastAsia"/>
                 <w:sz w:val="21"/>
               </w:rPr>
-              <w:t>echo 164 &gt; /sys/class/gpio/export</w:t>
-            </w:r>
-          </w:p>
-          <w:p>
-            <w:pPr>
-              <w:ind w:firstLineChars="0" w:firstLine="0"/>
-              <w:rPr>
-                <w:rFonts w:asciiTheme="minorHAnsi" w:eastAsiaTheme="minorEastAsia" w:hAnsiTheme="minorHAnsi"/>
-                <w:sz w:val="21"/>
-              </w:rPr>
-            </w:pPr>
-            <w:r>
-              <w:rPr>
-                <w:rFonts w:asciiTheme="minorHAnsi" w:eastAsiaTheme="minorEastAsia" w:hAnsiTheme="minorHAnsi" w:hint="eastAsia"/>
-                <w:sz w:val="21"/>
-              </w:rPr>
-              <w:t xml:space="preserve">echo out &gt; </w:t>
-            </w:r>
-            <w:r>
-              <w:rPr>
-                <w:rFonts w:asciiTheme="minorHAnsi" w:eastAsiaTheme="minorEastAsia" w:hAnsiTheme="minorHAnsi" w:hint="eastAsia"/>
-                <w:sz w:val="21"/>
-              </w:rPr>
-              <w:t>/sys/class/gpio/gpio164/direction</w:t>
-            </w:r>
-          </w:p>
-          <w:p>
-            <w:pPr>
-              <w:ind w:firstLineChars="0" w:firstLine="0"/>
-              <w:rPr>
-                <w:rFonts w:asciiTheme="minorHAnsi" w:eastAsiaTheme="minorEastAsia" w:hAnsiTheme="minorHAnsi"/>
-                <w:sz w:val="21"/>
-              </w:rPr>
-            </w:pPr>
-            <w:r>
-              <w:rPr>
-                <w:rFonts w:asciiTheme="minorHAnsi" w:eastAsiaTheme="minorEastAsia" w:hAnsiTheme="minorHAnsi" w:hint="eastAsia"/>
-                <w:sz w:val="21"/>
-              </w:rPr>
-              <w:t>echo 1 &gt; /sys/class/gpio/gpio164/value</w:t>
-            </w:r>
-          </w:p>
-          <w:p>
-            <w:pPr>
-              <w:ind w:firstLineChars="0" w:firstLine="0"/>
-              <w:rPr>
-                <w:rFonts w:asciiTheme="minorHAnsi" w:eastAsiaTheme="minorEastAsia" w:hAnsiTheme="minorHAnsi"/>
-                <w:sz w:val="21"/>
-              </w:rPr>
-            </w:pPr>
-            <w:r>
-              <w:rPr>
-                <w:rFonts w:asciiTheme="minorHAnsi" w:eastAsiaTheme="minorEastAsia" w:hAnsiTheme="minorHAnsi" w:hint="eastAsia"/>
-                <w:sz w:val="21"/>
-              </w:rPr>
-              <w:t>//</w:t>
-            </w:r>
-            <w:r>
-              <w:rPr>
-                <w:rFonts w:asciiTheme="minorHAnsi" w:eastAsiaTheme="minorEastAsia" w:hAnsiTheme="minorHAnsi" w:hint="eastAsia"/>
-                <w:sz w:val="21"/>
-              </w:rPr>
-              <w:t>发送</w:t>
+              <w:t>//发送</w:t>
             </w:r>
           </w:p>
           <w:p>
@@ -14224,32 +12116,13 @@
         <w:ind w:firstLineChars="0" w:firstLine="0"/>
       </w:pPr>
       <w:r>
-        <w:t>图</w:t>
-      </w:r>
-      <w:r>
-        <w:t xml:space="preserve"> </w:t>
-      </w:r>
-      <w:r>
-        <w:fldChar w:fldCharType="begin"/>
-      </w:r>
-      <w:r>
-        <w:instrText xml:space="preserve"> SEQ </w:instrText>
-      </w:r>
-      <w:r>
-        <w:instrText>图</w:instrText>
-      </w:r>
-      <w:r>
-        <w:instrText xml:space="preserve"> \* ARABIC </w:instrText>
-      </w:r>
-      <w:r>
-        <w:fldChar w:fldCharType="separate"/>
-      </w:r>
-      <w:r>
-        <w:t>17</w:t>
-      </w:r>
-      <w:r>
-        <w:fldChar w:fldCharType="end"/>
-      </w:r>
+        <w:t xml:space="preserve">图 </w:t>
+      </w:r>
+      <w:fldSimple w:instr=" SEQ 图 \* ARABIC ">
+        <w:r>
+          <w:t>17</w:t>
+        </w:r>
+      </w:fldSimple>
     </w:p>
     <w:p>
       <w:pPr>
@@ -14289,67 +12162,39 @@
                 <w:rFonts w:asciiTheme="minorHAnsi" w:eastAsiaTheme="minorEastAsia" w:hAnsiTheme="minorHAnsi" w:hint="eastAsia"/>
                 <w:sz w:val="21"/>
               </w:rPr>
-              <w:t>//</w:t>
-            </w:r>
+              <w:t>//切换485至接收</w:t>
+            </w:r>
+          </w:p>
+          <w:p>
+            <w:pPr>
+              <w:ind w:firstLineChars="0" w:firstLine="0"/>
+              <w:rPr>
+                <w:rFonts w:asciiTheme="minorHAnsi" w:eastAsiaTheme="minorEastAsia" w:hAnsiTheme="minorHAnsi"/>
+                <w:sz w:val="21"/>
+              </w:rPr>
+            </w:pPr>
             <w:r>
               <w:rPr>
                 <w:rFonts w:asciiTheme="minorHAnsi" w:eastAsiaTheme="minorEastAsia" w:hAnsiTheme="minorHAnsi" w:hint="eastAsia"/>
                 <w:sz w:val="21"/>
               </w:rPr>
-              <w:t>切换</w:t>
-            </w:r>
+              <w:t>echo 0 &gt; /sys/class/gpio/gpio164/value</w:t>
+            </w:r>
+          </w:p>
+          <w:p>
+            <w:pPr>
+              <w:ind w:firstLineChars="0" w:firstLine="0"/>
+              <w:rPr>
+                <w:rFonts w:asciiTheme="minorHAnsi" w:eastAsiaTheme="minorEastAsia" w:hAnsiTheme="minorHAnsi"/>
+                <w:sz w:val="21"/>
+              </w:rPr>
+            </w:pPr>
             <w:r>
               <w:rPr>
                 <w:rFonts w:asciiTheme="minorHAnsi" w:eastAsiaTheme="minorEastAsia" w:hAnsiTheme="minorHAnsi" w:hint="eastAsia"/>
                 <w:sz w:val="21"/>
               </w:rPr>
-              <w:t>485</w:t>
-            </w:r>
-            <w:r>
-              <w:rPr>
-                <w:rFonts w:asciiTheme="minorHAnsi" w:eastAsiaTheme="minorEastAsia" w:hAnsiTheme="minorHAnsi" w:hint="eastAsia"/>
-                <w:sz w:val="21"/>
-              </w:rPr>
-              <w:t>至接收</w:t>
-            </w:r>
-          </w:p>
-          <w:p>
-            <w:pPr>
-              <w:ind w:firstLineChars="0" w:firstLine="0"/>
-              <w:rPr>
-                <w:rFonts w:asciiTheme="minorHAnsi" w:eastAsiaTheme="minorEastAsia" w:hAnsiTheme="minorHAnsi"/>
-                <w:sz w:val="21"/>
-              </w:rPr>
-            </w:pPr>
-            <w:r>
-              <w:rPr>
-                <w:rFonts w:asciiTheme="minorHAnsi" w:eastAsiaTheme="minorEastAsia" w:hAnsiTheme="minorHAnsi" w:hint="eastAsia"/>
-                <w:sz w:val="21"/>
-              </w:rPr>
-              <w:t>echo 0 &gt; /sys/class/gpio/gpio164/value</w:t>
-            </w:r>
-          </w:p>
-          <w:p>
-            <w:pPr>
-              <w:ind w:firstLineChars="0" w:firstLine="0"/>
-              <w:rPr>
-                <w:rFonts w:asciiTheme="minorHAnsi" w:eastAsiaTheme="minorEastAsia" w:hAnsiTheme="minorHAnsi"/>
-                <w:sz w:val="21"/>
-              </w:rPr>
-            </w:pPr>
-            <w:r>
-              <w:rPr>
-                <w:rFonts w:asciiTheme="minorHAnsi" w:eastAsiaTheme="minorEastAsia" w:hAnsiTheme="minorHAnsi" w:hint="eastAsia"/>
-                <w:sz w:val="21"/>
-              </w:rPr>
-              <w:t>//</w:t>
-            </w:r>
-            <w:r>
-              <w:rPr>
-                <w:rFonts w:asciiTheme="minorHAnsi" w:eastAsiaTheme="minorEastAsia" w:hAnsiTheme="minorHAnsi" w:hint="eastAsia"/>
-                <w:sz w:val="21"/>
-              </w:rPr>
-              <w:t>接收</w:t>
+              <w:t>//接收</w:t>
             </w:r>
           </w:p>
           <w:p>
@@ -14429,32 +12274,13 @@
         <w:ind w:firstLineChars="0" w:firstLine="0"/>
       </w:pPr>
       <w:r>
-        <w:t>图</w:t>
-      </w:r>
-      <w:r>
-        <w:t xml:space="preserve"> </w:t>
-      </w:r>
-      <w:r>
-        <w:fldChar w:fldCharType="begin"/>
-      </w:r>
-      <w:r>
-        <w:instrText xml:space="preserve"> SEQ </w:instrText>
-      </w:r>
-      <w:r>
-        <w:instrText>图</w:instrText>
-      </w:r>
-      <w:r>
-        <w:instrText xml:space="preserve"> \* ARABIC </w:instrText>
-      </w:r>
-      <w:r>
-        <w:fldChar w:fldCharType="separate"/>
-      </w:r>
-      <w:r>
-        <w:t>18</w:t>
-      </w:r>
-      <w:r>
-        <w:fldChar w:fldCharType="end"/>
-      </w:r>
+        <w:t xml:space="preserve">图 </w:t>
+      </w:r>
+      <w:fldSimple w:instr=" SEQ 图 \* ARABIC ">
+        <w:r>
+          <w:t>18</w:t>
+        </w:r>
+      </w:fldSimple>
     </w:p>
     <w:p>
       <w:pPr>
@@ -14465,13 +12291,7 @@
         <w:rPr>
           <w:rFonts w:hint="eastAsia"/>
         </w:rPr>
-        <w:t>VGA</w:t>
-      </w:r>
-      <w:r>
-        <w:rPr>
-          <w:rFonts w:hint="eastAsia"/>
-        </w:rPr>
-        <w:t>测试</w:t>
+        <w:t>VGA测试</w:t>
       </w:r>
       <w:bookmarkEnd w:id="15"/>
     </w:p>
@@ -14483,19 +12303,7 @@
         <w:rPr>
           <w:rFonts w:hint="eastAsia"/>
         </w:rPr>
-        <w:t>连接小显示屏至板卡上，启动电源；正常启动后加载</w:t>
-      </w:r>
-      <w:r>
-        <w:rPr>
-          <w:rFonts w:hint="eastAsia"/>
-        </w:rPr>
-        <w:t>Ubuntu</w:t>
-      </w:r>
-      <w:r>
-        <w:rPr>
-          <w:rFonts w:hint="eastAsia"/>
-        </w:rPr>
-        <w:t>桌面系统，显示屏连接方式如下图所示：</w:t>
+        <w:t>连接小显示屏至板卡上，启动电源；正常启动后加载Ubuntu桌面系统，显示屏连接方式如下图所示：</w:t>
       </w:r>
     </w:p>
     <w:p>
@@ -14575,43 +12383,18 @@
         </w:rPr>
       </w:pPr>
       <w:r>
-        <w:t>图</w:t>
-      </w:r>
-      <w:r>
-        <w:t xml:space="preserve"> </w:t>
-      </w:r>
-      <w:r>
-        <w:fldChar w:fldCharType="begin"/>
-      </w:r>
-      <w:r>
-        <w:instrText xml:space="preserve"> SEQ </w:instrText>
-      </w:r>
-      <w:r>
-        <w:instrText>图</w:instrText>
-      </w:r>
-      <w:r>
-        <w:instrText xml:space="preserve"> \* ARABIC </w:instrText>
-      </w:r>
-      <w:r>
-        <w:fldChar w:fldCharType="separate"/>
-      </w:r>
-      <w:r>
-        <w:t>19</w:t>
-      </w:r>
-      <w:r>
-        <w:fldChar w:fldCharType="end"/>
-      </w:r>
-      <w:r>
-        <w:rPr>
-          <w:rFonts w:hint="eastAsia"/>
-        </w:rPr>
-        <w:t xml:space="preserve"> </w:t>
-      </w:r>
-      <w:r>
-        <w:rPr>
-          <w:rFonts w:hint="eastAsia"/>
-        </w:rPr>
-        <w:t>显示屏连接方式</w:t>
+        <w:t xml:space="preserve">图 </w:t>
+      </w:r>
+      <w:fldSimple w:instr=" SEQ 图 \* ARABIC ">
+        <w:r>
+          <w:t>19</w:t>
+        </w:r>
+      </w:fldSimple>
+      <w:r>
+        <w:rPr>
+          <w:rFonts w:hint="eastAsia"/>
+        </w:rPr>
+        <w:t xml:space="preserve"> 显示屏连接方式</w:t>
       </w:r>
     </w:p>
     <w:p>
@@ -14705,32 +12488,13 @@
         <w:ind w:firstLineChars="0" w:firstLine="0"/>
       </w:pPr>
       <w:r>
-        <w:t>图</w:t>
-      </w:r>
-      <w:r>
-        <w:t xml:space="preserve"> </w:t>
-      </w:r>
-      <w:r>
-        <w:fldChar w:fldCharType="begin"/>
-      </w:r>
-      <w:r>
-        <w:instrText xml:space="preserve"> SEQ </w:instrText>
-      </w:r>
-      <w:r>
-        <w:instrText>图</w:instrText>
-      </w:r>
-      <w:r>
-        <w:instrText xml:space="preserve"> \* ARABIC </w:instrText>
-      </w:r>
-      <w:r>
-        <w:fldChar w:fldCharType="separate"/>
-      </w:r>
-      <w:r>
-        <w:t>20</w:t>
-      </w:r>
-      <w:r>
-        <w:fldChar w:fldCharType="end"/>
-      </w:r>
+        <w:t xml:space="preserve">图 </w:t>
+      </w:r>
+      <w:fldSimple w:instr=" SEQ 图 \* ARABIC ">
+        <w:r>
+          <w:t>20</w:t>
+        </w:r>
+      </w:fldSimple>
     </w:p>
     <w:p>
       <w:pPr>
@@ -14809,13 +12573,7 @@
         <w:rPr>
           <w:rFonts w:hint="eastAsia"/>
         </w:rPr>
-        <w:t>、</w:t>
-      </w:r>
-      <w:r>
-        <w:rPr>
-          <w:rFonts w:hint="eastAsia"/>
-        </w:rPr>
-        <w:t>B</w:t>
+        <w:t>、B</w:t>
       </w:r>
       <w:r>
         <w:t>oost</w:t>
@@ -14824,13 +12582,7 @@
         <w:rPr>
           <w:rFonts w:hint="eastAsia"/>
         </w:rPr>
-        <w:t>和</w:t>
-      </w:r>
-      <w:r>
-        <w:rPr>
-          <w:rFonts w:hint="eastAsia"/>
-        </w:rPr>
-        <w:t>C</w:t>
+        <w:t>和C</w:t>
       </w:r>
       <w:r>
         <w:t>KCamera</w:t>
@@ -14861,13 +12613,7 @@
         <w:rPr>
           <w:rFonts w:hint="eastAsia"/>
         </w:rPr>
-        <w:t>这是</w:t>
-      </w:r>
-      <w:r>
-        <w:rPr>
-          <w:rFonts w:hint="eastAsia"/>
-        </w:rPr>
-        <w:t>L</w:t>
+        <w:t>这是L</w:t>
       </w:r>
       <w:r>
         <w:t>inux</w:t>
@@ -14876,13 +12622,7 @@
         <w:rPr>
           <w:rFonts w:hint="eastAsia"/>
         </w:rPr>
-        <w:t>系统中</w:t>
-      </w:r>
-      <w:r>
-        <w:rPr>
-          <w:rFonts w:hint="eastAsia"/>
-        </w:rPr>
-        <w:t>S</w:t>
+        <w:t>系统中S</w:t>
       </w:r>
       <w:r>
         <w:t>ystemd</w:t>
@@ -14931,19 +12671,7 @@
         <w:rPr>
           <w:rFonts w:hint="eastAsia"/>
         </w:rPr>
-        <w:t>这是主程序启</w:t>
-      </w:r>
-      <w:r>
-        <w:rPr>
-          <w:rFonts w:hint="eastAsia"/>
-        </w:rPr>
-        <w:t>动前用于配置相关环境变量的脚本，此脚本会在运行结束后自动启动主程序，脚本名为</w:t>
-      </w:r>
-      <w:r>
-        <w:rPr>
-          <w:rFonts w:hint="eastAsia"/>
-        </w:rPr>
-        <w:t>r</w:t>
+        <w:t>这是主程序启动前用于配置相关环境变量的脚本，此脚本会在运行结束后自动启动主程序，脚本名为r</w:t>
       </w:r>
       <w:r>
         <w:t>un.sh</w:t>
@@ -14952,13 +12680,7 @@
         <w:rPr>
           <w:rFonts w:hint="eastAsia"/>
         </w:rPr>
-        <w:t>，位于</w:t>
-      </w:r>
-      <w:r>
-        <w:rPr>
-          <w:rFonts w:hint="eastAsia"/>
-        </w:rPr>
-        <w:t>/</w:t>
+        <w:t>，位于/</w:t>
       </w:r>
       <w:r>
         <w:t>root/checksystem/</w:t>
@@ -14998,13 +12720,7 @@
         <w:rPr>
           <w:rFonts w:hint="eastAsia"/>
         </w:rPr>
-        <w:t>，位于</w:t>
-      </w:r>
-      <w:r>
-        <w:rPr>
-          <w:rFonts w:hint="eastAsia"/>
-        </w:rPr>
-        <w:t>/</w:t>
+        <w:t>，位于/</w:t>
       </w:r>
       <w:r>
         <w:t>root/checksystem/config</w:t>
@@ -15013,13 +12729,7 @@
         <w:rPr>
           <w:rFonts w:hint="eastAsia"/>
         </w:rPr>
-        <w:t>/</w:t>
-      </w:r>
-      <w:r>
-        <w:rPr>
-          <w:rFonts w:hint="eastAsia"/>
-        </w:rPr>
-        <w:t>文件夹下。</w:t>
+        <w:t>/文件夹下。</w:t>
       </w:r>
     </w:p>
     <w:p>
@@ -15030,13 +12740,7 @@
         <w:rPr>
           <w:rFonts w:hint="eastAsia"/>
         </w:rPr>
-        <w:t>主程序</w:t>
-      </w:r>
-      <w:r>
-        <w:rPr>
-          <w:rFonts w:hint="eastAsia"/>
-        </w:rPr>
-        <w:t xml:space="preserve"> </w:t>
+        <w:t xml:space="preserve">主程序 </w:t>
       </w:r>
     </w:p>
     <w:p>
@@ -15063,13 +12767,7 @@
         <w:rPr>
           <w:rFonts w:hint="eastAsia"/>
         </w:rPr>
-        <w:t>，位于</w:t>
-      </w:r>
-      <w:r>
-        <w:rPr>
-          <w:rFonts w:hint="eastAsia"/>
-        </w:rPr>
-        <w:t>/</w:t>
+        <w:t>，位于/</w:t>
       </w:r>
       <w:r>
         <w:t>root/checksystem/</w:t>
@@ -15100,13 +12798,7 @@
         <w:rPr>
           <w:rFonts w:hint="eastAsia"/>
         </w:rPr>
-        <w:t>用于存储主程序运行过程中需要使用的重要数据。这是一个文件夹，内容包含很多子文件，文件夹名字为</w:t>
-      </w:r>
-      <w:r>
-        <w:rPr>
-          <w:rFonts w:hint="eastAsia"/>
-        </w:rPr>
-        <w:t>PUF</w:t>
+        <w:t>用于存储主程序运行过程中需要使用的重要数据。这是一个文件夹，内容包含很多子文件，文件夹名字为PUF</w:t>
       </w:r>
       <w:r>
         <w:t>Data,</w:t>
@@ -15115,13 +12807,7 @@
         <w:rPr>
           <w:rFonts w:hint="eastAsia"/>
         </w:rPr>
-        <w:t>位于</w:t>
-      </w:r>
-      <w:r>
-        <w:rPr>
-          <w:rFonts w:hint="eastAsia"/>
-        </w:rPr>
-        <w:t>/</w:t>
+        <w:t>位于/</w:t>
       </w:r>
       <w:r>
         <w:t>root/checksystem/resource/</w:t>
@@ -15310,13 +12996,7 @@
               <w:rPr>
                 <w:rFonts w:hint="eastAsia"/>
               </w:rPr>
-              <w:t>可选项包括</w:t>
-            </w:r>
-            <w:r>
-              <w:rPr>
-                <w:rFonts w:hint="eastAsia"/>
-              </w:rPr>
-              <w:t>4=1280x720 8=320x240 15=1920x1080 19=640x360</w:t>
+              <w:t>可选项包括4=1280x720 8=320x240 15=1920x1080 19=640x360</w:t>
             </w:r>
           </w:p>
         </w:tc>
@@ -15338,13 +13018,7 @@
               <w:rPr>
                 <w:rFonts w:hint="eastAsia"/>
               </w:rPr>
-              <w:t>兴趣区域</w:t>
-            </w:r>
-            <w:r>
-              <w:rPr>
-                <w:rFonts w:hint="eastAsia"/>
-              </w:rPr>
-              <w:t>x</w:t>
+              <w:t>兴趣区域x</w:t>
             </w:r>
           </w:p>
         </w:tc>
@@ -15411,13 +13085,7 @@
               <w:rPr>
                 <w:rFonts w:hint="eastAsia"/>
               </w:rPr>
-              <w:t>兴趣区域</w:t>
-            </w:r>
-            <w:r>
-              <w:rPr>
-                <w:rFonts w:hint="eastAsia"/>
-              </w:rPr>
-              <w:t>y</w:t>
+              <w:t>兴趣区域y</w:t>
             </w:r>
           </w:p>
         </w:tc>
@@ -15484,13 +13152,7 @@
               <w:rPr>
                 <w:rFonts w:hint="eastAsia"/>
               </w:rPr>
-              <w:t>兴趣区域</w:t>
-            </w:r>
-            <w:r>
-              <w:rPr>
-                <w:rFonts w:hint="eastAsia"/>
-              </w:rPr>
-              <w:t>w</w:t>
+              <w:t>兴趣区域w</w:t>
             </w:r>
           </w:p>
         </w:tc>
@@ -15524,13 +13186,7 @@
               <w:rPr>
                 <w:rFonts w:hint="eastAsia"/>
               </w:rPr>
-              <w:t>同分辨率</w:t>
-            </w:r>
-            <w:r>
-              <w:rPr>
-                <w:rFonts w:hint="eastAsia"/>
-              </w:rPr>
-              <w:t>w</w:t>
+              <w:t>同分辨率w</w:t>
             </w:r>
           </w:p>
         </w:tc>
@@ -15563,13 +13219,7 @@
               <w:rPr>
                 <w:rFonts w:hint="eastAsia"/>
               </w:rPr>
-              <w:t>兴趣区域</w:t>
-            </w:r>
-            <w:r>
-              <w:rPr>
-                <w:rFonts w:hint="eastAsia"/>
-              </w:rPr>
-              <w:t>h</w:t>
+              <w:t>兴趣区域h</w:t>
             </w:r>
           </w:p>
         </w:tc>
@@ -15603,13 +13253,7 @@
               <w:rPr>
                 <w:rFonts w:hint="eastAsia"/>
               </w:rPr>
-              <w:t>同分辨率</w:t>
-            </w:r>
-            <w:r>
-              <w:rPr>
-                <w:rFonts w:hint="eastAsia"/>
-              </w:rPr>
-              <w:t>h</w:t>
+              <w:t>同分辨率h</w:t>
             </w:r>
           </w:p>
         </w:tc>
@@ -15693,13 +13337,7 @@
               <w:rPr>
                 <w:rFonts w:hint="eastAsia"/>
               </w:rPr>
-              <w:t>单位为</w:t>
-            </w:r>
-            <w:r>
-              <w:rPr>
-                <w:rFonts w:hint="eastAsia"/>
-              </w:rPr>
-              <w:t>us</w:t>
+              <w:t>单位为us</w:t>
             </w:r>
           </w:p>
         </w:tc>
@@ -15795,13 +13433,7 @@
                 <w:rFonts w:hint="eastAsia"/>
               </w:rPr>
               <w:lastRenderedPageBreak/>
-              <w:t>lcd</w:t>
-            </w:r>
-            <w:r>
-              <w:rPr>
-                <w:rFonts w:hint="eastAsia"/>
-              </w:rPr>
-              <w:t>最小像素块</w:t>
+              <w:t>lcd最小像素块</w:t>
             </w:r>
           </w:p>
         </w:tc>
@@ -15992,19 +13624,7 @@
               <w:rPr>
                 <w:rFonts w:hint="eastAsia"/>
               </w:rPr>
-              <w:t>判断</w:t>
-            </w:r>
-            <w:r>
-              <w:rPr>
-                <w:rFonts w:hint="eastAsia"/>
-              </w:rPr>
-              <w:t>key</w:t>
-            </w:r>
-            <w:r>
-              <w:rPr>
-                <w:rFonts w:hint="eastAsia"/>
-              </w:rPr>
-              <w:t>验证通过时的阈值</w:t>
+              <w:t>判断key验证通过时的阈值</w:t>
             </w:r>
           </w:p>
         </w:tc>
@@ -16306,19 +13926,7 @@
               <w:rPr>
                 <w:rFonts w:hint="eastAsia"/>
               </w:rPr>
-              <w:t>验证</w:t>
-            </w:r>
-            <w:r>
-              <w:rPr>
-                <w:rFonts w:hint="eastAsia"/>
-              </w:rPr>
-              <w:t>key</w:t>
-            </w:r>
-            <w:r>
-              <w:rPr>
-                <w:rFonts w:hint="eastAsia"/>
-              </w:rPr>
-              <w:t>轮询最大次数</w:t>
+              <w:t>验证key轮询最大次数</w:t>
             </w:r>
           </w:p>
         </w:tc>
@@ -16386,19 +13994,7 @@
                 <w:rFonts w:hint="eastAsia"/>
               </w:rPr>
               <w:lastRenderedPageBreak/>
-              <w:t>注册时等待新</w:t>
-            </w:r>
-            <w:r>
-              <w:rPr>
-                <w:rFonts w:hint="eastAsia"/>
-              </w:rPr>
-              <w:t>key</w:t>
-            </w:r>
-            <w:r>
-              <w:rPr>
-                <w:rFonts w:hint="eastAsia"/>
-              </w:rPr>
-              <w:t>插入时间</w:t>
+              <w:t>注册时等待新key插入时间</w:t>
             </w:r>
           </w:p>
         </w:tc>
@@ -16559,70 +14155,762 @@
     </w:p>
     <w:p>
       <w:pPr>
+        <w:pStyle w:val="af4"/>
+        <w:numPr>
+          <w:ilvl w:val="0"/>
+          <w:numId w:val="8"/>
+        </w:numPr>
+        <w:ind w:firstLineChars="0"/>
+      </w:pPr>
+      <w:r>
+        <w:rPr>
+          <w:rFonts w:hint="eastAsia"/>
+        </w:rPr>
+        <w:t>自检开始后会关闭所有灯光</w:t>
+      </w:r>
+      <w:r>
+        <w:rPr>
+          <w:rFonts w:hint="eastAsia"/>
+        </w:rPr>
+        <w:t>，</w:t>
+      </w:r>
+      <w:r>
+        <w:rPr>
+          <w:rFonts w:hint="eastAsia"/>
+        </w:rPr>
+        <w:t>如图2</w:t>
+      </w:r>
+      <w:r>
+        <w:t>1</w:t>
+      </w:r>
+      <w:r>
+        <w:rPr>
+          <w:rFonts w:hint="eastAsia"/>
+        </w:rPr>
+        <w:t>所示。</w:t>
+      </w:r>
+    </w:p>
+    <w:p>
+      <w:pPr>
+        <w:ind w:firstLineChars="0" w:firstLine="0"/>
+        <w:jc w:val="center"/>
+      </w:pPr>
+      <w:r>
+        <w:rPr>
+          <w:noProof/>
+        </w:rPr>
+        <w:drawing>
+          <wp:inline distT="0" distB="0" distL="0" distR="0" wp14:anchorId="7FFC4E2D" wp14:editId="51718D69">
+            <wp:extent cx="5274310" cy="2143760"/>
+            <wp:effectExtent l="0" t="0" r="2540" b="8890"/>
+            <wp:docPr id="15" name="图片 15"/>
+            <wp:cNvGraphicFramePr>
+              <a:graphicFrameLocks xmlns:a="http://schemas.openxmlformats.org/drawingml/2006/main" noChangeAspect="1"/>
+            </wp:cNvGraphicFramePr>
+            <a:graphic xmlns:a="http://schemas.openxmlformats.org/drawingml/2006/main">
+              <a:graphicData uri="http://schemas.openxmlformats.org/drawingml/2006/picture">
+                <pic:pic xmlns:pic="http://schemas.openxmlformats.org/drawingml/2006/picture">
+                  <pic:nvPicPr>
+                    <pic:cNvPr id="1" name=""/>
+                    <pic:cNvPicPr/>
+                  </pic:nvPicPr>
+                  <pic:blipFill>
+                    <a:blip r:embed="rId34"/>
+                    <a:stretch>
+                      <a:fillRect/>
+                    </a:stretch>
+                  </pic:blipFill>
+                  <pic:spPr>
+                    <a:xfrm>
+                      <a:off x="0" y="0"/>
+                      <a:ext cx="5274310" cy="2143760"/>
+                    </a:xfrm>
+                    <a:prstGeom prst="rect">
+                      <a:avLst/>
+                    </a:prstGeom>
+                  </pic:spPr>
+                </pic:pic>
+              </a:graphicData>
+            </a:graphic>
+          </wp:inline>
+        </w:drawing>
+      </w:r>
+    </w:p>
+    <w:p>
+      <w:pPr>
+        <w:ind w:firstLineChars="0" w:firstLine="0"/>
+        <w:jc w:val="center"/>
+        <w:rPr>
+          <w:rFonts w:hint="eastAsia"/>
+          <w:b/>
+          <w:bCs/>
+        </w:rPr>
+      </w:pPr>
+      <w:r>
+        <w:rPr>
+          <w:rFonts w:hint="eastAsia"/>
+          <w:b/>
+          <w:bCs/>
+        </w:rPr>
+        <w:t>图2</w:t>
+      </w:r>
+      <w:r>
+        <w:rPr>
+          <w:b/>
+          <w:bCs/>
+        </w:rPr>
+        <w:t xml:space="preserve">1 </w:t>
+      </w:r>
+      <w:r>
+        <w:rPr>
+          <w:rFonts w:hint="eastAsia"/>
+          <w:b/>
+          <w:bCs/>
+        </w:rPr>
+        <w:t>开始自检前</w:t>
+      </w:r>
+    </w:p>
+    <w:p>
+      <w:pPr>
+        <w:pStyle w:val="af4"/>
+        <w:numPr>
+          <w:ilvl w:val="0"/>
+          <w:numId w:val="8"/>
+        </w:numPr>
+        <w:ind w:firstLineChars="0"/>
+      </w:pPr>
+      <w:r>
+        <w:rPr>
+          <w:rFonts w:hint="eastAsia"/>
+        </w:rPr>
+        <w:t>开始后</w:t>
+      </w:r>
+      <w:r>
+        <w:rPr>
+          <w:rFonts w:hint="eastAsia"/>
+        </w:rPr>
+        <w:t>会先闪烁一次G</w:t>
+      </w:r>
+      <w:r>
+        <w:t>2</w:t>
+      </w:r>
+      <w:r>
+        <w:rPr>
+          <w:rFonts w:hint="eastAsia"/>
+        </w:rPr>
+        <w:t>灯，表示</w:t>
+      </w:r>
+      <w:r>
+        <w:t>lcd</w:t>
+      </w:r>
+      <w:r>
+        <w:rPr>
+          <w:rFonts w:hint="eastAsia"/>
+        </w:rPr>
+        <w:t>正常刷新了随机图</w:t>
+      </w:r>
+      <w:r>
+        <w:rPr>
+          <w:rFonts w:hint="eastAsia"/>
+        </w:rPr>
+        <w:t>，如图2</w:t>
+      </w:r>
+      <w:r>
+        <w:t>2</w:t>
+      </w:r>
+      <w:r>
+        <w:rPr>
+          <w:rFonts w:hint="eastAsia"/>
+        </w:rPr>
+        <w:t>所示</w:t>
+      </w:r>
+      <w:r>
+        <w:rPr>
+          <w:rFonts w:hint="eastAsia"/>
+        </w:rPr>
+        <w:t>。</w:t>
+      </w:r>
+    </w:p>
+    <w:p>
+      <w:pPr>
+        <w:ind w:firstLineChars="0" w:firstLine="0"/>
+        <w:jc w:val="center"/>
+      </w:pPr>
+      <w:r>
+        <w:rPr>
+          <w:noProof/>
+        </w:rPr>
+        <w:lastRenderedPageBreak/>
+        <w:drawing>
+          <wp:inline distT="0" distB="0" distL="0" distR="0" wp14:anchorId="61A26BA5" wp14:editId="400E5262">
+            <wp:extent cx="5274310" cy="2392680"/>
+            <wp:effectExtent l="0" t="0" r="2540" b="7620"/>
+            <wp:docPr id="17" name="图片 17"/>
+            <wp:cNvGraphicFramePr>
+              <a:graphicFrameLocks xmlns:a="http://schemas.openxmlformats.org/drawingml/2006/main" noChangeAspect="1"/>
+            </wp:cNvGraphicFramePr>
+            <a:graphic xmlns:a="http://schemas.openxmlformats.org/drawingml/2006/main">
+              <a:graphicData uri="http://schemas.openxmlformats.org/drawingml/2006/picture">
+                <pic:pic xmlns:pic="http://schemas.openxmlformats.org/drawingml/2006/picture">
+                  <pic:nvPicPr>
+                    <pic:cNvPr id="1" name=""/>
+                    <pic:cNvPicPr/>
+                  </pic:nvPicPr>
+                  <pic:blipFill>
+                    <a:blip r:embed="rId35"/>
+                    <a:stretch>
+                      <a:fillRect/>
+                    </a:stretch>
+                  </pic:blipFill>
+                  <pic:spPr>
+                    <a:xfrm>
+                      <a:off x="0" y="0"/>
+                      <a:ext cx="5274310" cy="2392680"/>
+                    </a:xfrm>
+                    <a:prstGeom prst="rect">
+                      <a:avLst/>
+                    </a:prstGeom>
+                  </pic:spPr>
+                </pic:pic>
+              </a:graphicData>
+            </a:graphic>
+          </wp:inline>
+        </w:drawing>
+      </w:r>
+    </w:p>
+    <w:p>
+      <w:pPr>
+        <w:ind w:firstLineChars="0" w:firstLine="0"/>
+        <w:jc w:val="center"/>
+        <w:rPr>
+          <w:rFonts w:hint="eastAsia"/>
+          <w:b/>
+          <w:bCs/>
+        </w:rPr>
+      </w:pPr>
+      <w:r>
+        <w:rPr>
+          <w:rFonts w:hint="eastAsia"/>
+          <w:b/>
+          <w:bCs/>
+        </w:rPr>
+        <w:t>图2</w:t>
+      </w:r>
+      <w:r>
+        <w:rPr>
+          <w:b/>
+          <w:bCs/>
+        </w:rPr>
+        <w:t>2 lcd</w:t>
+      </w:r>
+      <w:r>
+        <w:rPr>
+          <w:rFonts w:hint="eastAsia"/>
+          <w:b/>
+          <w:bCs/>
+        </w:rPr>
+        <w:t>工作</w:t>
+      </w:r>
+    </w:p>
+    <w:p>
+      <w:pPr>
+        <w:pStyle w:val="af4"/>
+        <w:numPr>
+          <w:ilvl w:val="0"/>
+          <w:numId w:val="8"/>
+        </w:numPr>
+        <w:ind w:firstLineChars="0"/>
+      </w:pPr>
+      <w:r>
+        <w:rPr>
+          <w:rFonts w:hint="eastAsia"/>
+        </w:rPr>
+        <w:t>然后G</w:t>
+      </w:r>
+      <w:r>
+        <w:t>1</w:t>
+      </w:r>
+      <w:r>
+        <w:rPr>
+          <w:rFonts w:hint="eastAsia"/>
+        </w:rPr>
+        <w:t>灯会闪烁一次</w:t>
+      </w:r>
+      <w:r>
+        <w:rPr>
+          <w:rFonts w:hint="eastAsia"/>
+        </w:rPr>
+        <w:t>，表示</w:t>
+      </w:r>
+      <w:r>
+        <w:t>cmos</w:t>
+      </w:r>
+      <w:r>
+        <w:rPr>
+          <w:rFonts w:hint="eastAsia"/>
+        </w:rPr>
+        <w:t>工作</w:t>
+      </w:r>
+      <w:r>
+        <w:rPr>
+          <w:rFonts w:hint="eastAsia"/>
+        </w:rPr>
+        <w:t>，如图2</w:t>
+      </w:r>
+      <w:r>
+        <w:t>3</w:t>
+      </w:r>
+      <w:r>
+        <w:rPr>
+          <w:rFonts w:hint="eastAsia"/>
+        </w:rPr>
+        <w:t>。</w:t>
+      </w:r>
+    </w:p>
+    <w:p>
+      <w:pPr>
+        <w:ind w:firstLineChars="0" w:firstLine="0"/>
+        <w:jc w:val="center"/>
+      </w:pPr>
+      <w:r>
+        <w:rPr>
+          <w:noProof/>
+        </w:rPr>
+        <w:drawing>
+          <wp:inline distT="0" distB="0" distL="0" distR="0" wp14:anchorId="0037B86E" wp14:editId="7C90B91D">
+            <wp:extent cx="5274310" cy="2410460"/>
+            <wp:effectExtent l="0" t="0" r="2540" b="8890"/>
+            <wp:docPr id="18" name="图片 18"/>
+            <wp:cNvGraphicFramePr>
+              <a:graphicFrameLocks xmlns:a="http://schemas.openxmlformats.org/drawingml/2006/main" noChangeAspect="1"/>
+            </wp:cNvGraphicFramePr>
+            <a:graphic xmlns:a="http://schemas.openxmlformats.org/drawingml/2006/main">
+              <a:graphicData uri="http://schemas.openxmlformats.org/drawingml/2006/picture">
+                <pic:pic xmlns:pic="http://schemas.openxmlformats.org/drawingml/2006/picture">
+                  <pic:nvPicPr>
+                    <pic:cNvPr id="1" name=""/>
+                    <pic:cNvPicPr/>
+                  </pic:nvPicPr>
+                  <pic:blipFill>
+                    <a:blip r:embed="rId36"/>
+                    <a:stretch>
+                      <a:fillRect/>
+                    </a:stretch>
+                  </pic:blipFill>
+                  <pic:spPr>
+                    <a:xfrm>
+                      <a:off x="0" y="0"/>
+                      <a:ext cx="5274310" cy="2410460"/>
+                    </a:xfrm>
+                    <a:prstGeom prst="rect">
+                      <a:avLst/>
+                    </a:prstGeom>
+                  </pic:spPr>
+                </pic:pic>
+              </a:graphicData>
+            </a:graphic>
+          </wp:inline>
+        </w:drawing>
+      </w:r>
+    </w:p>
+    <w:p>
+      <w:pPr>
+        <w:ind w:firstLineChars="0" w:firstLine="0"/>
+        <w:jc w:val="center"/>
+        <w:rPr>
+          <w:rFonts w:hint="eastAsia"/>
+          <w:b/>
+          <w:bCs/>
+        </w:rPr>
+      </w:pPr>
+      <w:r>
+        <w:rPr>
+          <w:rFonts w:hint="eastAsia"/>
+          <w:b/>
+          <w:bCs/>
+        </w:rPr>
+        <w:t>图2</w:t>
+      </w:r>
+      <w:r>
+        <w:rPr>
+          <w:b/>
+          <w:bCs/>
+        </w:rPr>
+        <w:t>3 cmos</w:t>
+      </w:r>
+      <w:r>
+        <w:rPr>
+          <w:rFonts w:hint="eastAsia"/>
+          <w:b/>
+          <w:bCs/>
+        </w:rPr>
+        <w:t>工作</w:t>
+      </w:r>
+    </w:p>
+    <w:p>
+      <w:pPr>
+        <w:pStyle w:val="af4"/>
+        <w:numPr>
+          <w:ilvl w:val="0"/>
+          <w:numId w:val="8"/>
+        </w:numPr>
+        <w:ind w:firstLineChars="0"/>
+      </w:pPr>
+      <w:r>
+        <w:rPr>
+          <w:rFonts w:hint="eastAsia"/>
+        </w:rPr>
+        <w:t>如果所有功能正常则所有绿灯会以</w:t>
+      </w:r>
+      <w:r>
+        <w:t>500ms</w:t>
+      </w:r>
+      <w:r>
+        <w:rPr>
+          <w:rFonts w:hint="eastAsia"/>
+        </w:rPr>
+        <w:t>的频率闪烁三次</w:t>
+      </w:r>
+      <w:r>
+        <w:rPr>
+          <w:rFonts w:hint="eastAsia"/>
+        </w:rPr>
+        <w:t>,如图2</w:t>
+      </w:r>
+      <w:r>
+        <w:t>4</w:t>
+      </w:r>
+      <w:r>
+        <w:rPr>
+          <w:rFonts w:hint="eastAsia"/>
+        </w:rPr>
+        <w:t>。当c</w:t>
+      </w:r>
+      <w:r>
+        <w:t>mos</w:t>
+      </w:r>
+      <w:r>
+        <w:rPr>
+          <w:rFonts w:hint="eastAsia"/>
+        </w:rPr>
+        <w:t>部件功能有问题时，指示错误的红灯与c</w:t>
+      </w:r>
+      <w:r>
+        <w:t>mos</w:t>
+      </w:r>
+      <w:r>
+        <w:rPr>
+          <w:rFonts w:hint="eastAsia"/>
+        </w:rPr>
+        <w:t>对应的G</w:t>
+      </w:r>
+      <w:r>
+        <w:t>1</w:t>
+      </w:r>
+      <w:r>
+        <w:rPr>
+          <w:rFonts w:hint="eastAsia"/>
+        </w:rPr>
+        <w:t>绿灯会一同闪烁。当</w:t>
+      </w:r>
+      <w:r>
+        <w:t>lcd</w:t>
+      </w:r>
+      <w:r>
+        <w:rPr>
+          <w:rFonts w:hint="eastAsia"/>
+        </w:rPr>
+        <w:t>部件功能有问题时，指示错误的红灯与</w:t>
+      </w:r>
+      <w:r>
+        <w:t>lcd</w:t>
+      </w:r>
+      <w:r>
+        <w:rPr>
+          <w:rFonts w:hint="eastAsia"/>
+        </w:rPr>
+        <w:t>对应的G</w:t>
+      </w:r>
+      <w:r>
+        <w:t>2</w:t>
+      </w:r>
+      <w:r>
+        <w:rPr>
+          <w:rFonts w:hint="eastAsia"/>
+        </w:rPr>
+        <w:t>绿灯会一同闪烁。当激光器部件功能有问题时，指示错误的红灯与激光器对应的G</w:t>
+      </w:r>
+      <w:r>
+        <w:t>3</w:t>
+      </w:r>
+      <w:r>
+        <w:rPr>
+          <w:rFonts w:hint="eastAsia"/>
+        </w:rPr>
+        <w:t>绿灯会一同闪烁。只有正常通过了系统自检的设备才能继续进行后续的注册与认证</w:t>
+      </w:r>
+      <w:r>
+        <w:rPr>
+          <w:rFonts w:hint="eastAsia"/>
+        </w:rPr>
+        <w:lastRenderedPageBreak/>
+        <w:t>功能。</w:t>
+      </w:r>
+    </w:p>
+    <w:p>
+      <w:pPr>
+        <w:ind w:firstLineChars="0" w:firstLine="0"/>
+        <w:jc w:val="center"/>
+      </w:pPr>
+      <w:r>
+        <w:rPr>
+          <w:noProof/>
+        </w:rPr>
+        <w:drawing>
+          <wp:inline distT="0" distB="0" distL="0" distR="0" wp14:anchorId="30E0C723" wp14:editId="7E76B0FF">
+            <wp:extent cx="5274310" cy="2440940"/>
+            <wp:effectExtent l="0" t="0" r="2540" b="0"/>
+            <wp:docPr id="19" name="图片 19"/>
+            <wp:cNvGraphicFramePr>
+              <a:graphicFrameLocks xmlns:a="http://schemas.openxmlformats.org/drawingml/2006/main" noChangeAspect="1"/>
+            </wp:cNvGraphicFramePr>
+            <a:graphic xmlns:a="http://schemas.openxmlformats.org/drawingml/2006/main">
+              <a:graphicData uri="http://schemas.openxmlformats.org/drawingml/2006/picture">
+                <pic:pic xmlns:pic="http://schemas.openxmlformats.org/drawingml/2006/picture">
+                  <pic:nvPicPr>
+                    <pic:cNvPr id="1" name=""/>
+                    <pic:cNvPicPr/>
+                  </pic:nvPicPr>
+                  <pic:blipFill>
+                    <a:blip r:embed="rId37"/>
+                    <a:stretch>
+                      <a:fillRect/>
+                    </a:stretch>
+                  </pic:blipFill>
+                  <pic:spPr>
+                    <a:xfrm>
+                      <a:off x="0" y="0"/>
+                      <a:ext cx="5274310" cy="2440940"/>
+                    </a:xfrm>
+                    <a:prstGeom prst="rect">
+                      <a:avLst/>
+                    </a:prstGeom>
+                  </pic:spPr>
+                </pic:pic>
+              </a:graphicData>
+            </a:graphic>
+          </wp:inline>
+        </w:drawing>
+      </w:r>
+    </w:p>
+    <w:p>
+      <w:pPr>
+        <w:ind w:firstLineChars="0" w:firstLine="0"/>
+        <w:jc w:val="center"/>
+        <w:rPr>
+          <w:b/>
+          <w:bCs/>
+        </w:rPr>
+      </w:pPr>
+      <w:r>
+        <w:rPr>
+          <w:rFonts w:hint="eastAsia"/>
+          <w:b/>
+          <w:bCs/>
+        </w:rPr>
+        <w:t>图2</w:t>
+      </w:r>
+      <w:r>
+        <w:rPr>
+          <w:b/>
+          <w:bCs/>
+        </w:rPr>
+        <w:t xml:space="preserve">4 </w:t>
+      </w:r>
+      <w:r>
+        <w:rPr>
+          <w:rFonts w:hint="eastAsia"/>
+          <w:b/>
+          <w:bCs/>
+        </w:rPr>
+        <w:t>自检通过</w:t>
+      </w:r>
+    </w:p>
+    <w:p>
+      <w:pPr>
+        <w:ind w:firstLineChars="0" w:firstLine="0"/>
+        <w:rPr>
+          <w:b/>
+          <w:bCs/>
+        </w:rPr>
+      </w:pPr>
+      <w:r>
+        <w:rPr>
+          <w:noProof/>
+        </w:rPr>
+        <w:drawing>
+          <wp:inline distT="0" distB="0" distL="0" distR="0" wp14:anchorId="3ADABFED" wp14:editId="7BFF4D60">
+            <wp:extent cx="5274310" cy="2174875"/>
+            <wp:effectExtent l="0" t="0" r="2540" b="0"/>
+            <wp:docPr id="20" name="图片 20"/>
+            <wp:cNvGraphicFramePr>
+              <a:graphicFrameLocks xmlns:a="http://schemas.openxmlformats.org/drawingml/2006/main" noChangeAspect="1"/>
+            </wp:cNvGraphicFramePr>
+            <a:graphic xmlns:a="http://schemas.openxmlformats.org/drawingml/2006/main">
+              <a:graphicData uri="http://schemas.openxmlformats.org/drawingml/2006/picture">
+                <pic:pic xmlns:pic="http://schemas.openxmlformats.org/drawingml/2006/picture">
+                  <pic:nvPicPr>
+                    <pic:cNvPr id="1" name=""/>
+                    <pic:cNvPicPr/>
+                  </pic:nvPicPr>
+                  <pic:blipFill>
+                    <a:blip r:embed="rId38"/>
+                    <a:stretch>
+                      <a:fillRect/>
+                    </a:stretch>
+                  </pic:blipFill>
+                  <pic:spPr>
+                    <a:xfrm>
+                      <a:off x="0" y="0"/>
+                      <a:ext cx="5274310" cy="2174875"/>
+                    </a:xfrm>
+                    <a:prstGeom prst="rect">
+                      <a:avLst/>
+                    </a:prstGeom>
+                  </pic:spPr>
+                </pic:pic>
+              </a:graphicData>
+            </a:graphic>
+          </wp:inline>
+        </w:drawing>
+      </w:r>
+    </w:p>
+    <w:p>
+      <w:pPr>
+        <w:ind w:firstLineChars="0" w:firstLine="0"/>
+        <w:jc w:val="center"/>
+        <w:rPr>
+          <w:rFonts w:hint="eastAsia"/>
+          <w:b/>
+          <w:bCs/>
+        </w:rPr>
+      </w:pPr>
+      <w:r>
+        <w:rPr>
+          <w:rFonts w:hint="eastAsia"/>
+          <w:b/>
+          <w:bCs/>
+        </w:rPr>
+        <w:t>图2</w:t>
+      </w:r>
+      <w:r>
+        <w:rPr>
+          <w:b/>
+          <w:bCs/>
+        </w:rPr>
+        <w:t>5 lcd</w:t>
+      </w:r>
+      <w:r>
+        <w:rPr>
+          <w:rFonts w:hint="eastAsia"/>
+          <w:b/>
+          <w:bCs/>
+        </w:rPr>
+        <w:t>错误</w:t>
+      </w:r>
+    </w:p>
+    <w:p>
+      <w:pPr>
+        <w:pStyle w:val="3"/>
+      </w:pPr>
+      <w:r>
+        <w:rPr>
+          <w:rFonts w:hint="eastAsia"/>
+        </w:rPr>
+        <w:t>注册</w:t>
+      </w:r>
+    </w:p>
+    <w:p>
+      <w:pPr>
         <w:ind w:firstLine="560"/>
       </w:pPr>
       <w:r>
         <w:rPr>
           <w:rFonts w:hint="eastAsia"/>
         </w:rPr>
-        <w:t>自检开始后会关闭所有灯光，然后检测</w:t>
-      </w:r>
-      <w:r>
-        <w:t>cmos</w:t>
-      </w:r>
-      <w:r>
-        <w:rPr>
-          <w:rFonts w:hint="eastAsia"/>
-        </w:rPr>
-        <w:t>、</w:t>
-      </w:r>
-      <w:r>
-        <w:t>lcd</w:t>
-      </w:r>
-      <w:r>
-        <w:rPr>
-          <w:rFonts w:hint="eastAsia"/>
-        </w:rPr>
-        <w:t>和激光器这三个部件功能是否正常。如果所有功能正常则所有绿灯会以</w:t>
-      </w:r>
-      <w:r>
-        <w:t>500ms</w:t>
-      </w:r>
-      <w:r>
-        <w:rPr>
-          <w:rFonts w:hint="eastAsia"/>
-        </w:rPr>
-        <w:t>的频率闪烁三次。当</w:t>
-      </w:r>
-      <w:r>
-        <w:rPr>
-          <w:rFonts w:hint="eastAsia"/>
-        </w:rPr>
-        <w:t>c</w:t>
-      </w:r>
-      <w:r>
-        <w:t>mos</w:t>
-      </w:r>
-      <w:r>
-        <w:rPr>
-          <w:rFonts w:hint="eastAsia"/>
-        </w:rPr>
-        <w:t>部件功能有问题时，指示错误的红灯与</w:t>
-      </w:r>
-      <w:r>
-        <w:rPr>
-          <w:rFonts w:hint="eastAsia"/>
-        </w:rPr>
-        <w:t>c</w:t>
-      </w:r>
-      <w:r>
-        <w:t>mos</w:t>
-      </w:r>
-      <w:r>
-        <w:rPr>
-          <w:rFonts w:hint="eastAsia"/>
-        </w:rPr>
-        <w:t>对应的</w:t>
+        <w:t>注册功能是为了向系统数据库中添加新的数据，每次注册都会向数据库添加一定数量的激励对。进入注册的方式有两种，分别是单击注册按钮和上位机下发注册命令。</w:t>
+      </w:r>
+    </w:p>
+    <w:p>
+      <w:pPr>
+        <w:ind w:firstLine="560"/>
+      </w:pPr>
+      <w:r>
+        <w:rPr>
+          <w:rFonts w:hint="eastAsia"/>
+        </w:rPr>
+        <w:t>注册时首先需要插入管理员钥匙，当管理员钥匙验证通过后，系统会持续以5</w:t>
+      </w:r>
+      <w:r>
+        <w:t>00ms</w:t>
+      </w:r>
+      <w:r>
+        <w:rPr>
+          <w:rFonts w:hint="eastAsia"/>
+        </w:rPr>
+        <w:t>的频率闪烁所有绿灯一定时间。绿灯闪烁的时间可以在配置文件中修改，默认时间为2</w:t>
+      </w:r>
+      <w:r>
+        <w:t>0s</w:t>
+      </w:r>
+      <w:r>
+        <w:rPr>
+          <w:rFonts w:hint="eastAsia"/>
+        </w:rPr>
+        <w:t>。当绿灯持续闪烁时，就可以</w:t>
+      </w:r>
+      <w:r>
+        <w:rPr>
+          <w:rFonts w:hint="eastAsia"/>
+        </w:rPr>
+        <w:lastRenderedPageBreak/>
+        <w:t>拔出管理员钥匙，然后插入需要注册的钥匙。注册成功后所有绿灯会持续点亮，直到下一个操作。</w:t>
+      </w:r>
+    </w:p>
+    <w:p>
+      <w:pPr>
+        <w:pStyle w:val="3"/>
+      </w:pPr>
+      <w:r>
+        <w:rPr>
+          <w:rFonts w:hint="eastAsia"/>
+        </w:rPr>
+        <w:t>认证</w:t>
+      </w:r>
+    </w:p>
+    <w:p>
+      <w:pPr>
+        <w:ind w:firstLine="560"/>
+      </w:pPr>
+      <w:r>
+        <w:rPr>
+          <w:rFonts w:hint="eastAsia"/>
+        </w:rPr>
+        <w:t>认证功能的作用是为了验证某个钥匙是否在数据库中有记录。进入认证的方式有两种，分别是单击认证按钮和上位机下发认证命令。</w:t>
+      </w:r>
+    </w:p>
+    <w:p>
+      <w:pPr>
+        <w:ind w:firstLine="560"/>
+      </w:pPr>
+      <w:r>
+        <w:rPr>
+          <w:rFonts w:hint="eastAsia"/>
+        </w:rPr>
+        <w:t>认证时首先要插入待认证的钥匙，然后开始认证。认证开始后，G</w:t>
+      </w:r>
+      <w:r>
+        <w:t>1</w:t>
       </w:r>
       <w:r>
         <w:rPr>
@@ -16631,73 +14919,90 @@
         <w:t>G</w:t>
       </w:r>
       <w:r>
+        <w:t>2</w:t>
+      </w:r>
+      <w:r>
+        <w:rPr>
+          <w:rFonts w:hint="eastAsia"/>
+        </w:rPr>
+        <w:t>G</w:t>
+      </w:r>
+      <w:r>
+        <w:t>3</w:t>
+      </w:r>
+      <w:r>
+        <w:rPr>
+          <w:rFonts w:hint="eastAsia"/>
+        </w:rPr>
+        <w:t>指示灯会按照一定规律交替闪烁，如果认证成功所有绿灯会持续亮起，认证失败则会持续亮起红灯。</w:t>
+      </w:r>
+    </w:p>
+    <w:p>
+      <w:pPr>
+        <w:pStyle w:val="3"/>
+      </w:pPr>
+      <w:r>
+        <w:rPr>
+          <w:rFonts w:hint="eastAsia"/>
+        </w:rPr>
+        <w:t>上位机控制</w:t>
+      </w:r>
+    </w:p>
+    <w:p>
+      <w:pPr>
+        <w:ind w:firstLine="560"/>
+      </w:pPr>
+      <w:r>
+        <w:rPr>
+          <w:rFonts w:hint="eastAsia"/>
+        </w:rPr>
+        <w:t>上位机控制使用的是</w:t>
+      </w:r>
+      <w:r>
+        <w:t>RS485为半双工通信总线，通信设置如下：</w:t>
+      </w:r>
+    </w:p>
+    <w:p>
+      <w:pPr>
+        <w:ind w:firstLine="560"/>
+      </w:pPr>
+      <w:r>
+        <w:rPr>
+          <w:rFonts w:hint="eastAsia"/>
+        </w:rPr>
+        <w:t>波特率：</w:t>
+      </w:r>
+      <w:r>
+        <w:t>115200bps</w:t>
+      </w:r>
+    </w:p>
+    <w:p>
+      <w:pPr>
+        <w:ind w:firstLine="560"/>
+      </w:pPr>
+      <w:r>
+        <w:rPr>
+          <w:rFonts w:hint="eastAsia"/>
+        </w:rPr>
+        <w:t>校验：</w:t>
+      </w:r>
+      <w:r>
+        <w:t>None</w:t>
+      </w:r>
+    </w:p>
+    <w:p>
+      <w:pPr>
+        <w:ind w:firstLine="560"/>
+      </w:pPr>
+      <w:r>
+        <w:rPr>
+          <w:rFonts w:hint="eastAsia"/>
+        </w:rPr>
+        <w:t>起始位：</w:t>
+      </w:r>
+      <w:r>
         <w:t>1</w:t>
       </w:r>
-      <w:r>
-        <w:rPr>
-          <w:rFonts w:hint="eastAsia"/>
-        </w:rPr>
-        <w:t>绿灯会一同闪烁。当</w:t>
-      </w:r>
-      <w:r>
-        <w:t>lcd</w:t>
-      </w:r>
-      <w:r>
-        <w:rPr>
-          <w:rFonts w:hint="eastAsia"/>
-        </w:rPr>
-        <w:t>部件功能有问题时，指示错误的红灯与</w:t>
-      </w:r>
-      <w:r>
-        <w:t>lcd</w:t>
-      </w:r>
-      <w:r>
-        <w:rPr>
-          <w:rFonts w:hint="eastAsia"/>
-        </w:rPr>
-        <w:t>对应的</w:t>
-      </w:r>
-      <w:r>
-        <w:rPr>
-          <w:rFonts w:hint="eastAsia"/>
-        </w:rPr>
-        <w:t>G</w:t>
-      </w:r>
-      <w:r>
-        <w:t>2</w:t>
-      </w:r>
-      <w:r>
-        <w:rPr>
-          <w:rFonts w:hint="eastAsia"/>
-        </w:rPr>
-        <w:t>绿灯会一同闪烁。当激光器部件功能有问题时，指示错误的红灯与激光器对应的</w:t>
-      </w:r>
-      <w:r>
-        <w:rPr>
-          <w:rFonts w:hint="eastAsia"/>
-        </w:rPr>
-        <w:t>G</w:t>
-      </w:r>
-      <w:r>
-        <w:t>3</w:t>
-      </w:r>
-      <w:r>
-        <w:rPr>
-          <w:rFonts w:hint="eastAsia"/>
-        </w:rPr>
-        <w:t>绿灯会一同闪烁。只有正常通过了系统自检的设备才能继续进行后续的注册与认证功能。</w:t>
-      </w:r>
-    </w:p>
-    <w:p>
-      <w:pPr>
-        <w:pStyle w:val="3"/>
-      </w:pPr>
-      <w:r>
-        <w:rPr>
-          <w:rFonts w:hint="eastAsia"/>
-        </w:rPr>
-        <w:t>注册</w:t>
-      </w:r>
     </w:p>
     <w:p>
       <w:pPr>
@@ -16707,13 +15012,10 @@
         <w:rPr>
           <w:rFonts w:hint="eastAsia"/>
         </w:rPr>
-        <w:t>注</w:t>
-      </w:r>
-      <w:r>
-        <w:rPr>
-          <w:rFonts w:hint="eastAsia"/>
-        </w:rPr>
-        <w:t>册功能是为了向系统数据库中添加新的数据，每次注册都会向数据库添加一定数量的激励对。进入注册的方式有两种，分别是单击注册按钮和上位机下发注册命令。</w:t>
+        <w:t>停止位：</w:t>
+      </w:r>
+      <w:r>
+        <w:t>1</w:t>
       </w:r>
     </w:p>
     <w:p>
@@ -16724,55 +15026,10 @@
         <w:rPr>
           <w:rFonts w:hint="eastAsia"/>
         </w:rPr>
-        <w:t>注册时首先需要插入管理员钥匙，当管理员钥匙验证通过后，系</w:t>
-      </w:r>
-      <w:r>
-        <w:rPr>
-          <w:rFonts w:hint="eastAsia"/>
-        </w:rPr>
-        <w:lastRenderedPageBreak/>
-        <w:t>统会持续以</w:t>
-      </w:r>
-      <w:r>
-        <w:rPr>
-          <w:rFonts w:hint="eastAsia"/>
-        </w:rPr>
-        <w:t>5</w:t>
-      </w:r>
-      <w:r>
-        <w:t>00ms</w:t>
-      </w:r>
-      <w:r>
-        <w:rPr>
-          <w:rFonts w:hint="eastAsia"/>
-        </w:rPr>
-        <w:t>的频率闪烁所有绿灯一定时间。绿灯闪烁的时间可以在配置文件中修改，默认时间为</w:t>
-      </w:r>
-      <w:r>
-        <w:rPr>
-          <w:rFonts w:hint="eastAsia"/>
-        </w:rPr>
-        <w:t>2</w:t>
-      </w:r>
-      <w:r>
-        <w:t>0s</w:t>
-      </w:r>
-      <w:r>
-        <w:rPr>
-          <w:rFonts w:hint="eastAsia"/>
-        </w:rPr>
-        <w:t>。当绿灯持续闪烁时，就可以拔出管理员钥匙，然后插入需要注册的钥匙。注册成功后所有绿灯会持续点亮，直到下一个操作。</w:t>
-      </w:r>
-    </w:p>
-    <w:p>
-      <w:pPr>
-        <w:pStyle w:val="3"/>
-      </w:pPr>
-      <w:r>
-        <w:rPr>
-          <w:rFonts w:hint="eastAsia"/>
-        </w:rPr>
-        <w:t>认证</w:t>
+        <w:t>数据位：</w:t>
+      </w:r>
+      <w:r>
+        <w:t>8</w:t>
       </w:r>
     </w:p>
     <w:p>
@@ -16783,172 +15040,7 @@
         <w:rPr>
           <w:rFonts w:hint="eastAsia"/>
         </w:rPr>
-        <w:t>认证功能的作用是为了验证某个钥匙是否在数据库中有记录。进入认证的方式有两种，分别是单击认证</w:t>
-      </w:r>
-      <w:r>
-        <w:rPr>
-          <w:rFonts w:hint="eastAsia"/>
-        </w:rPr>
-        <w:t>按钮和上位机下发认证命令。</w:t>
-      </w:r>
-    </w:p>
-    <w:p>
-      <w:pPr>
-        <w:ind w:firstLine="560"/>
-      </w:pPr>
-      <w:r>
-        <w:rPr>
-          <w:rFonts w:hint="eastAsia"/>
-        </w:rPr>
-        <w:t>认证时首先要插入待认证的钥匙，然后开始认证。认证开始后，</w:t>
-      </w:r>
-      <w:r>
-        <w:rPr>
-          <w:rFonts w:hint="eastAsia"/>
-        </w:rPr>
-        <w:t>G</w:t>
-      </w:r>
-      <w:r>
-        <w:t>1</w:t>
-      </w:r>
-      <w:r>
-        <w:rPr>
-          <w:rFonts w:hint="eastAsia"/>
-        </w:rPr>
-        <w:t>G</w:t>
-      </w:r>
-      <w:r>
-        <w:t>2</w:t>
-      </w:r>
-      <w:r>
-        <w:rPr>
-          <w:rFonts w:hint="eastAsia"/>
-        </w:rPr>
-        <w:t>G</w:t>
-      </w:r>
-      <w:r>
-        <w:t>3</w:t>
-      </w:r>
-      <w:r>
-        <w:rPr>
-          <w:rFonts w:hint="eastAsia"/>
-        </w:rPr>
-        <w:t>指示灯会按照一定规律交替闪烁，如果认证成功所有绿灯会持续亮起，认证失败则会持续亮起红灯。</w:t>
-      </w:r>
-    </w:p>
-    <w:p>
-      <w:pPr>
-        <w:pStyle w:val="3"/>
-      </w:pPr>
-      <w:r>
-        <w:rPr>
-          <w:rFonts w:hint="eastAsia"/>
-        </w:rPr>
-        <w:t>上位机控制</w:t>
-      </w:r>
-    </w:p>
-    <w:p>
-      <w:pPr>
-        <w:ind w:firstLine="560"/>
-      </w:pPr>
-      <w:r>
-        <w:rPr>
-          <w:rFonts w:hint="eastAsia"/>
-        </w:rPr>
-        <w:t>上位机控制使用的是</w:t>
-      </w:r>
-      <w:r>
-        <w:t>RS485</w:t>
-      </w:r>
-      <w:r>
-        <w:t>为半双工通信总线，通信设置如下：</w:t>
-      </w:r>
-    </w:p>
-    <w:p>
-      <w:pPr>
-        <w:ind w:firstLine="560"/>
-      </w:pPr>
-      <w:r>
-        <w:rPr>
-          <w:rFonts w:hint="eastAsia"/>
-        </w:rPr>
-        <w:t>波特率：</w:t>
-      </w:r>
-      <w:r>
-        <w:t>115200bps</w:t>
-      </w:r>
-    </w:p>
-    <w:p>
-      <w:pPr>
-        <w:ind w:firstLine="560"/>
-      </w:pPr>
-      <w:r>
-        <w:rPr>
-          <w:rFonts w:hint="eastAsia"/>
-        </w:rPr>
-        <w:t>校验：</w:t>
-      </w:r>
-      <w:r>
-        <w:t>None</w:t>
-      </w:r>
-    </w:p>
-    <w:p>
-      <w:pPr>
-        <w:ind w:firstLine="560"/>
-      </w:pPr>
-      <w:r>
-        <w:rPr>
-          <w:rFonts w:hint="eastAsia"/>
-        </w:rPr>
-        <w:t>起始位：</w:t>
-      </w:r>
-      <w:r>
-        <w:t>1</w:t>
-      </w:r>
-    </w:p>
-    <w:p>
-      <w:pPr>
-        <w:ind w:firstLine="560"/>
-      </w:pPr>
-      <w:r>
-        <w:rPr>
-          <w:rFonts w:hint="eastAsia"/>
-        </w:rPr>
-        <w:t>停止位：</w:t>
-      </w:r>
-      <w:r>
-        <w:t>1</w:t>
-      </w:r>
-    </w:p>
-    <w:p>
-      <w:pPr>
-        <w:ind w:firstLine="560"/>
-      </w:pPr>
-      <w:r>
-        <w:rPr>
-          <w:rFonts w:hint="eastAsia"/>
-        </w:rPr>
-        <w:t>数据位：</w:t>
-      </w:r>
-      <w:r>
-        <w:t>8</w:t>
-      </w:r>
-    </w:p>
-    <w:p>
-      <w:pPr>
-        <w:ind w:firstLine="560"/>
-      </w:pPr>
-      <w:r>
-        <w:rPr>
-          <w:rFonts w:hint="eastAsia"/>
-        </w:rPr>
-        <w:t>可使用的通讯命令有状态查询、握手确认、认证、握手取消、复位、注册和初始化。其中认证和注册需要先握手确认后才可以进行。命令详细格式与内容可参考</w:t>
-      </w:r>
-      <w:r>
-        <w:rPr>
-          <w:rFonts w:hint="eastAsia"/>
-        </w:rPr>
-        <w:t>RS</w:t>
+        <w:t>可使用的通讯命令有状态查询、握手确认、认证、握手取消、复位、注册和初始化。其中认证和注册需要先握手确认后才可以进行。命令详细格式与内容可参考RS</w:t>
       </w:r>
       <w:r>
         <w:t>485</w:t>
@@ -16991,32 +15083,13 @@
         <w:ind w:firstLine="480"/>
       </w:pPr>
       <w:r>
-        <w:t>表</w:t>
-      </w:r>
-      <w:r>
-        <w:t xml:space="preserve"> </w:t>
-      </w:r>
-      <w:r>
-        <w:fldChar w:fldCharType="begin"/>
-      </w:r>
-      <w:r>
-        <w:instrText xml:space="preserve"> SEQ </w:instrText>
-      </w:r>
-      <w:r>
-        <w:instrText>表</w:instrText>
-      </w:r>
-      <w:r>
-        <w:instrText xml:space="preserve"> \* ARABIC </w:instrText>
-      </w:r>
-      <w:r>
-        <w:fldChar w:fldCharType="separate"/>
-      </w:r>
-      <w:r>
-        <w:t>10</w:t>
-      </w:r>
-      <w:r>
-        <w:fldChar w:fldCharType="end"/>
-      </w:r>
+        <w:t xml:space="preserve">表 </w:t>
+      </w:r>
+      <w:fldSimple w:instr=" SEQ 表 \* ARABIC ">
+        <w:r>
+          <w:t>10</w:t>
+        </w:r>
+      </w:fldSimple>
     </w:p>
     <w:tbl>
       <w:tblPr>
@@ -17259,13 +15332,7 @@
               <w:rPr>
                 <w:rFonts w:hint="eastAsia"/>
               </w:rPr>
-              <w:t>RS232</w:t>
-            </w:r>
-            <w:r>
-              <w:rPr>
-                <w:rFonts w:hint="eastAsia"/>
-              </w:rPr>
-              <w:t>线缆</w:t>
+              <w:t>RS232线缆</w:t>
             </w:r>
           </w:p>
         </w:tc>
@@ -17360,13 +15427,7 @@
               <w:rPr>
                 <w:rFonts w:hint="eastAsia"/>
               </w:rPr>
-              <w:t>RS485</w:t>
-            </w:r>
-            <w:r>
-              <w:rPr>
-                <w:rFonts w:hint="eastAsia"/>
-              </w:rPr>
-              <w:t>线缆</w:t>
+              <w:t>RS485线缆</w:t>
             </w:r>
           </w:p>
         </w:tc>
@@ -17461,13 +15522,7 @@
               <w:rPr>
                 <w:rFonts w:hint="eastAsia"/>
               </w:rPr>
-              <w:t>USB</w:t>
-            </w:r>
-            <w:r>
-              <w:rPr>
-                <w:rFonts w:hint="eastAsia"/>
-              </w:rPr>
-              <w:t>线缆</w:t>
+              <w:t>USB线缆</w:t>
             </w:r>
           </w:p>
         </w:tc>
@@ -17562,13 +15617,7 @@
               <w:rPr>
                 <w:rFonts w:hint="eastAsia"/>
               </w:rPr>
-              <w:t>VGA</w:t>
-            </w:r>
-            <w:r>
-              <w:rPr>
-                <w:rFonts w:hint="eastAsia"/>
-              </w:rPr>
-              <w:t>排线</w:t>
+              <w:t>VGA排线</w:t>
             </w:r>
           </w:p>
         </w:tc>
@@ -17663,13 +15712,7 @@
               <w:rPr>
                 <w:rFonts w:hint="eastAsia"/>
               </w:rPr>
-              <w:t>GPIO1-4</w:t>
-            </w:r>
-            <w:r>
-              <w:rPr>
-                <w:rFonts w:hint="eastAsia"/>
-              </w:rPr>
-              <w:t>线缆</w:t>
+              <w:t>GPIO1-4线缆</w:t>
             </w:r>
           </w:p>
         </w:tc>
@@ -17764,13 +15807,7 @@
               <w:rPr>
                 <w:rFonts w:hint="eastAsia"/>
               </w:rPr>
-              <w:t>GPIO5-8</w:t>
-            </w:r>
-            <w:r>
-              <w:rPr>
-                <w:rFonts w:hint="eastAsia"/>
-              </w:rPr>
-              <w:t>线缆</w:t>
+              <w:t>GPIO5-8线缆</w:t>
             </w:r>
           </w:p>
         </w:tc>
@@ -18032,7 +16069,7 @@
       </w:pPr>
     </w:p>
     <w:sectPr>
-      <w:footerReference w:type="default" r:id="rId34"/>
+      <w:footerReference w:type="default" r:id="rId39"/>
       <w:pgSz w:w="11906" w:h="16838"/>
       <w:pgMar w:top="1440" w:right="1800" w:bottom="1440" w:left="1800" w:header="993" w:footer="992" w:gutter="0"/>
       <w:pgNumType w:start="1"/>
@@ -18238,55 +16275,7 @@
         <w:b/>
         <w:bCs/>
       </w:rPr>
-      <w:t>成都科洛威尔科技有限公司</w:t>
-    </w:r>
-    <w:r>
-      <w:rPr>
-        <w:rFonts w:hint="eastAsia"/>
-        <w:b/>
-        <w:bCs/>
-      </w:rPr>
-      <w:t xml:space="preserve"> </w:t>
-    </w:r>
-    <w:r>
-      <w:rPr>
-        <w:rFonts w:hint="eastAsia"/>
-        <w:b/>
-        <w:bCs/>
-      </w:rPr>
-      <w:t xml:space="preserve">www.clvtech.net    </w:t>
-    </w:r>
-    <w:r>
-      <w:rPr>
-        <w:rFonts w:hint="eastAsia"/>
-        <w:b/>
-        <w:bCs/>
-      </w:rPr>
-      <w:t>技术支持：</w:t>
-    </w:r>
-    <w:r>
-      <w:rPr>
-        <w:rFonts w:hint="eastAsia"/>
-        <w:b/>
-        <w:bCs/>
-      </w:rPr>
-      <w:t xml:space="preserve">19136216517  </w:t>
-    </w:r>
-    <w:r>
-      <w:rPr>
-        <w:rFonts w:hint="eastAsia"/>
-        <w:b/>
-        <w:bCs/>
-      </w:rPr>
-      <w:t>市场热线</w:t>
-    </w:r>
-    <w:r>
-      <w:rPr>
-        <w:rFonts w:hint="eastAsia"/>
-        <w:b/>
-        <w:bCs/>
-      </w:rPr>
-      <w:t>: 18780222336</w:t>
+      <w:t>成都科洛威尔科技有限公司 www.clvtech.net    技术支持：19136216517  市场热线: 18780222336</w:t>
     </w:r>
   </w:p>
   <w:p>
@@ -18300,23 +16289,7 @@
         <w:b/>
         <w:bCs/>
       </w:rPr>
-      <w:t>邮</w:t>
-    </w:r>
-    <w:r>
-      <w:rPr>
-        <w:rFonts w:hint="eastAsia"/>
-        <w:b/>
-        <w:bCs/>
-      </w:rPr>
-      <w:t xml:space="preserve">    </w:t>
-    </w:r>
-    <w:r>
-      <w:rPr>
-        <w:rFonts w:hint="eastAsia"/>
-        <w:b/>
-        <w:bCs/>
-      </w:rPr>
-      <w:t>箱：</w:t>
+      <w:t>邮    箱：</w:t>
     </w:r>
     <w:hyperlink r:id="rId1" w:history="1">
       <w:r>
@@ -18345,31 +16318,7 @@
         <w:b/>
         <w:bCs/>
       </w:rPr>
-      <w:t>地</w:t>
-    </w:r>
-    <w:r>
-      <w:rPr>
-        <w:rFonts w:hint="eastAsia"/>
-        <w:b/>
-        <w:bCs/>
-      </w:rPr>
-      <w:t xml:space="preserve">    </w:t>
-    </w:r>
-    <w:r>
-      <w:rPr>
-        <w:rFonts w:hint="eastAsia"/>
-        <w:b/>
-        <w:bCs/>
-      </w:rPr>
-      <w:t>址：四川省成都市郫都区港通北三路</w:t>
-    </w:r>
-    <w:r>
-      <w:rPr>
-        <w:rFonts w:hint="eastAsia"/>
-        <w:b/>
-        <w:bCs/>
-      </w:rPr>
-      <w:t>589</w:t>
+      <w:t>地    址：四川省成都市郫都区港通北三路589</w:t>
     </w:r>
     <w:r>
       <w:rPr>
@@ -19090,6 +17039,273 @@
       </w:pPr>
     </w:lvl>
   </w:abstractNum>
+  <w:abstractNum w:abstractNumId="5" w15:restartNumberingAfterBreak="0">
+    <w:nsid w:val="55073D0D"/>
+    <w:multiLevelType w:val="hybridMultilevel"/>
+    <w:tmpl w:val="A6929EB6"/>
+    <w:lvl w:ilvl="0" w:tplc="CAA4848E">
+      <w:start w:val="1"/>
+      <w:numFmt w:val="decimal"/>
+      <w:lvlText w:val="%1、"/>
+      <w:lvlJc w:val="left"/>
+      <w:pPr>
+        <w:ind w:left="720" w:hanging="720"/>
+      </w:pPr>
+      <w:rPr>
+        <w:rFonts w:hint="default"/>
+      </w:rPr>
+    </w:lvl>
+    <w:lvl w:ilvl="1" w:tplc="04090019" w:tentative="1">
+      <w:start w:val="1"/>
+      <w:numFmt w:val="lowerLetter"/>
+      <w:lvlText w:val="%2)"/>
+      <w:lvlJc w:val="left"/>
+      <w:pPr>
+        <w:ind w:left="840" w:hanging="420"/>
+      </w:pPr>
+    </w:lvl>
+    <w:lvl w:ilvl="2" w:tplc="0409001B" w:tentative="1">
+      <w:start w:val="1"/>
+      <w:numFmt w:val="lowerRoman"/>
+      <w:lvlText w:val="%3."/>
+      <w:lvlJc w:val="right"/>
+      <w:pPr>
+        <w:ind w:left="1260" w:hanging="420"/>
+      </w:pPr>
+    </w:lvl>
+    <w:lvl w:ilvl="3" w:tplc="0409000F" w:tentative="1">
+      <w:start w:val="1"/>
+      <w:numFmt w:val="decimal"/>
+      <w:lvlText w:val="%4."/>
+      <w:lvlJc w:val="left"/>
+      <w:pPr>
+        <w:ind w:left="1680" w:hanging="420"/>
+      </w:pPr>
+    </w:lvl>
+    <w:lvl w:ilvl="4" w:tplc="04090019" w:tentative="1">
+      <w:start w:val="1"/>
+      <w:numFmt w:val="lowerLetter"/>
+      <w:lvlText w:val="%5)"/>
+      <w:lvlJc w:val="left"/>
+      <w:pPr>
+        <w:ind w:left="2100" w:hanging="420"/>
+      </w:pPr>
+    </w:lvl>
+    <w:lvl w:ilvl="5" w:tplc="0409001B" w:tentative="1">
+      <w:start w:val="1"/>
+      <w:numFmt w:val="lowerRoman"/>
+      <w:lvlText w:val="%6."/>
+      <w:lvlJc w:val="right"/>
+      <w:pPr>
+        <w:ind w:left="2520" w:hanging="420"/>
+      </w:pPr>
+    </w:lvl>
+    <w:lvl w:ilvl="6" w:tplc="0409000F" w:tentative="1">
+      <w:start w:val="1"/>
+      <w:numFmt w:val="decimal"/>
+      <w:lvlText w:val="%7."/>
+      <w:lvlJc w:val="left"/>
+      <w:pPr>
+        <w:ind w:left="2940" w:hanging="420"/>
+      </w:pPr>
+    </w:lvl>
+    <w:lvl w:ilvl="7" w:tplc="04090019" w:tentative="1">
+      <w:start w:val="1"/>
+      <w:numFmt w:val="lowerLetter"/>
+      <w:lvlText w:val="%8)"/>
+      <w:lvlJc w:val="left"/>
+      <w:pPr>
+        <w:ind w:left="3360" w:hanging="420"/>
+      </w:pPr>
+    </w:lvl>
+    <w:lvl w:ilvl="8" w:tplc="0409001B" w:tentative="1">
+      <w:start w:val="1"/>
+      <w:numFmt w:val="lowerRoman"/>
+      <w:lvlText w:val="%9."/>
+      <w:lvlJc w:val="right"/>
+      <w:pPr>
+        <w:ind w:left="3780" w:hanging="420"/>
+      </w:pPr>
+    </w:lvl>
+  </w:abstractNum>
+  <w:abstractNum w:abstractNumId="6" w15:restartNumberingAfterBreak="0">
+    <w:nsid w:val="685B30BA"/>
+    <w:multiLevelType w:val="hybridMultilevel"/>
+    <w:tmpl w:val="164A9AD0"/>
+    <w:lvl w:ilvl="0" w:tplc="CAA4848E">
+      <w:start w:val="1"/>
+      <w:numFmt w:val="decimal"/>
+      <w:lvlText w:val="%1、"/>
+      <w:lvlJc w:val="left"/>
+      <w:pPr>
+        <w:ind w:left="720" w:hanging="720"/>
+      </w:pPr>
+      <w:rPr>
+        <w:rFonts w:hint="default"/>
+      </w:rPr>
+    </w:lvl>
+    <w:lvl w:ilvl="1" w:tplc="04090019" w:tentative="1">
+      <w:start w:val="1"/>
+      <w:numFmt w:val="lowerLetter"/>
+      <w:lvlText w:val="%2)"/>
+      <w:lvlJc w:val="left"/>
+      <w:pPr>
+        <w:ind w:left="840" w:hanging="420"/>
+      </w:pPr>
+    </w:lvl>
+    <w:lvl w:ilvl="2" w:tplc="0409001B" w:tentative="1">
+      <w:start w:val="1"/>
+      <w:numFmt w:val="lowerRoman"/>
+      <w:lvlText w:val="%3."/>
+      <w:lvlJc w:val="right"/>
+      <w:pPr>
+        <w:ind w:left="1260" w:hanging="420"/>
+      </w:pPr>
+    </w:lvl>
+    <w:lvl w:ilvl="3" w:tplc="0409000F" w:tentative="1">
+      <w:start w:val="1"/>
+      <w:numFmt w:val="decimal"/>
+      <w:lvlText w:val="%4."/>
+      <w:lvlJc w:val="left"/>
+      <w:pPr>
+        <w:ind w:left="1680" w:hanging="420"/>
+      </w:pPr>
+    </w:lvl>
+    <w:lvl w:ilvl="4" w:tplc="04090019" w:tentative="1">
+      <w:start w:val="1"/>
+      <w:numFmt w:val="lowerLetter"/>
+      <w:lvlText w:val="%5)"/>
+      <w:lvlJc w:val="left"/>
+      <w:pPr>
+        <w:ind w:left="2100" w:hanging="420"/>
+      </w:pPr>
+    </w:lvl>
+    <w:lvl w:ilvl="5" w:tplc="0409001B" w:tentative="1">
+      <w:start w:val="1"/>
+      <w:numFmt w:val="lowerRoman"/>
+      <w:lvlText w:val="%6."/>
+      <w:lvlJc w:val="right"/>
+      <w:pPr>
+        <w:ind w:left="2520" w:hanging="420"/>
+      </w:pPr>
+    </w:lvl>
+    <w:lvl w:ilvl="6" w:tplc="0409000F" w:tentative="1">
+      <w:start w:val="1"/>
+      <w:numFmt w:val="decimal"/>
+      <w:lvlText w:val="%7."/>
+      <w:lvlJc w:val="left"/>
+      <w:pPr>
+        <w:ind w:left="2940" w:hanging="420"/>
+      </w:pPr>
+    </w:lvl>
+    <w:lvl w:ilvl="7" w:tplc="04090019" w:tentative="1">
+      <w:start w:val="1"/>
+      <w:numFmt w:val="lowerLetter"/>
+      <w:lvlText w:val="%8)"/>
+      <w:lvlJc w:val="left"/>
+      <w:pPr>
+        <w:ind w:left="3360" w:hanging="420"/>
+      </w:pPr>
+    </w:lvl>
+    <w:lvl w:ilvl="8" w:tplc="0409001B" w:tentative="1">
+      <w:start w:val="1"/>
+      <w:numFmt w:val="lowerRoman"/>
+      <w:lvlText w:val="%9."/>
+      <w:lvlJc w:val="right"/>
+      <w:pPr>
+        <w:ind w:left="3780" w:hanging="420"/>
+      </w:pPr>
+    </w:lvl>
+  </w:abstractNum>
+  <w:abstractNum w:abstractNumId="7" w15:restartNumberingAfterBreak="0">
+    <w:nsid w:val="75353854"/>
+    <w:multiLevelType w:val="hybridMultilevel"/>
+    <w:tmpl w:val="7AF46884"/>
+    <w:lvl w:ilvl="0" w:tplc="04090011">
+      <w:start w:val="1"/>
+      <w:numFmt w:val="decimal"/>
+      <w:lvlText w:val="%1)"/>
+      <w:lvlJc w:val="left"/>
+      <w:pPr>
+        <w:ind w:left="720" w:hanging="720"/>
+      </w:pPr>
+      <w:rPr>
+        <w:rFonts w:hint="default"/>
+      </w:rPr>
+    </w:lvl>
+    <w:lvl w:ilvl="1" w:tplc="04090019" w:tentative="1">
+      <w:start w:val="1"/>
+      <w:numFmt w:val="lowerLetter"/>
+      <w:lvlText w:val="%2)"/>
+      <w:lvlJc w:val="left"/>
+      <w:pPr>
+        <w:ind w:left="840" w:hanging="420"/>
+      </w:pPr>
+    </w:lvl>
+    <w:lvl w:ilvl="2" w:tplc="0409001B" w:tentative="1">
+      <w:start w:val="1"/>
+      <w:numFmt w:val="lowerRoman"/>
+      <w:lvlText w:val="%3."/>
+      <w:lvlJc w:val="right"/>
+      <w:pPr>
+        <w:ind w:left="1260" w:hanging="420"/>
+      </w:pPr>
+    </w:lvl>
+    <w:lvl w:ilvl="3" w:tplc="0409000F" w:tentative="1">
+      <w:start w:val="1"/>
+      <w:numFmt w:val="decimal"/>
+      <w:lvlText w:val="%4."/>
+      <w:lvlJc w:val="left"/>
+      <w:pPr>
+        <w:ind w:left="1680" w:hanging="420"/>
+      </w:pPr>
+    </w:lvl>
+    <w:lvl w:ilvl="4" w:tplc="04090019" w:tentative="1">
+      <w:start w:val="1"/>
+      <w:numFmt w:val="lowerLetter"/>
+      <w:lvlText w:val="%5)"/>
+      <w:lvlJc w:val="left"/>
+      <w:pPr>
+        <w:ind w:left="2100" w:hanging="420"/>
+      </w:pPr>
+    </w:lvl>
+    <w:lvl w:ilvl="5" w:tplc="0409001B" w:tentative="1">
+      <w:start w:val="1"/>
+      <w:numFmt w:val="lowerRoman"/>
+      <w:lvlText w:val="%6."/>
+      <w:lvlJc w:val="right"/>
+      <w:pPr>
+        <w:ind w:left="2520" w:hanging="420"/>
+      </w:pPr>
+    </w:lvl>
+    <w:lvl w:ilvl="6" w:tplc="0409000F" w:tentative="1">
+      <w:start w:val="1"/>
+      <w:numFmt w:val="decimal"/>
+      <w:lvlText w:val="%7."/>
+      <w:lvlJc w:val="left"/>
+      <w:pPr>
+        <w:ind w:left="2940" w:hanging="420"/>
+      </w:pPr>
+    </w:lvl>
+    <w:lvl w:ilvl="7" w:tplc="04090019" w:tentative="1">
+      <w:start w:val="1"/>
+      <w:numFmt w:val="lowerLetter"/>
+      <w:lvlText w:val="%8)"/>
+      <w:lvlJc w:val="left"/>
+      <w:pPr>
+        <w:ind w:left="3360" w:hanging="420"/>
+      </w:pPr>
+    </w:lvl>
+    <w:lvl w:ilvl="8" w:tplc="0409001B" w:tentative="1">
+      <w:start w:val="1"/>
+      <w:numFmt w:val="lowerRoman"/>
+      <w:lvlText w:val="%9."/>
+      <w:lvlJc w:val="right"/>
+      <w:pPr>
+        <w:ind w:left="3780" w:hanging="420"/>
+      </w:pPr>
+    </w:lvl>
+  </w:abstractNum>
   <w:num w:numId="1">
     <w:abstractNumId w:val="1"/>
   </w:num>
@@ -19104,6 +17320,15 @@
   </w:num>
   <w:num w:numId="5">
     <w:abstractNumId w:val="2"/>
+  </w:num>
+  <w:num w:numId="6">
+    <w:abstractNumId w:val="5"/>
+  </w:num>
+  <w:num w:numId="7">
+    <w:abstractNumId w:val="6"/>
+  </w:num>
+  <w:num w:numId="8">
+    <w:abstractNumId w:val="7"/>
   </w:num>
 </w:numbering>
 </file>
@@ -20376,10 +18601,6 @@
 </file>
 
 <file path=customXml/item1.xml><?xml version="1.0" encoding="utf-8"?>
-<b:Sources xmlns:b="http://schemas.openxmlformats.org/officeDocument/2006/bibliography" xmlns="http://schemas.openxmlformats.org/officeDocument/2006/bibliography" SelectedStyle="\APASixthEditionOfficeOnline.xsl" StyleName="APA" Version="6"/>
-</file>
-
-<file path=customXml/item2.xml><?xml version="1.0" encoding="utf-8"?>
 <s:customData xmlns="http://www.wps.cn/officeDocument/2013/wpsCustomData" xmlns:s="http://www.wps.cn/officeDocument/2013/wpsCustomData">
   <customSectProps>
     <customSectPr/>
@@ -20392,18 +18613,22 @@
 </s:customData>
 </file>
 
+<file path=customXml/item2.xml><?xml version="1.0" encoding="utf-8"?>
+<b:Sources xmlns:b="http://schemas.openxmlformats.org/officeDocument/2006/bibliography" xmlns="http://schemas.openxmlformats.org/officeDocument/2006/bibliography" SelectedStyle="\APASixthEditionOfficeOnline.xsl" StyleName="APA" Version="6"/>
+</file>
+
 <file path=customXml/itemProps1.xml><?xml version="1.0" encoding="utf-8"?>
+<ds:datastoreItem xmlns:ds="http://schemas.openxmlformats.org/officeDocument/2006/customXml" ds:itemID="{B1977F7D-205B-4081-913C-38D41E755F92}">
+  <ds:schemaRefs>
+    <ds:schemaRef ds:uri="http://www.wps.cn/officeDocument/2013/wpsCustomData"/>
+  </ds:schemaRefs>
+</ds:datastoreItem>
+</file>
+
+<file path=customXml/itemProps2.xml><?xml version="1.0" encoding="utf-8"?>
 <ds:datastoreItem xmlns:ds="http://schemas.openxmlformats.org/officeDocument/2006/customXml" ds:itemID="{FC4170C0-F0A4-4C1D-96C7-6440C5598DC0}">
   <ds:schemaRefs>
     <ds:schemaRef ds:uri="http://schemas.openxmlformats.org/officeDocument/2006/bibliography"/>
   </ds:schemaRefs>
 </ds:datastoreItem>
-</file>
-
-<file path=customXml/itemProps2.xml><?xml version="1.0" encoding="utf-8"?>
-<ds:datastoreItem xmlns:ds="http://schemas.openxmlformats.org/officeDocument/2006/customXml" ds:itemID="{B1977F7D-205B-4081-913C-38D41E755F92}">
-  <ds:schemaRefs>
-    <ds:schemaRef ds:uri="http://www.wps.cn/officeDocument/2013/wpsCustomData"/>
-  </ds:schemaRefs>
-</ds:datastoreItem>
 </file>